--- a/dashboard/public/iran-war/reports/03_supply_chain_transmission_v3.docx
+++ b/dashboard/public/iran-war/reports/03_supply_chain_transmission_v3.docx
@@ -2,7 +2,7 @@
 <file path=word/document.xml><?xml version="1.0" encoding="utf-8"?>
 <w:document xmlns:w="http://schemas.openxmlformats.org/wordprocessingml/2006/main" xmlns:m="http://schemas.openxmlformats.org/officeDocument/2006/math" xmlns:r="http://schemas.openxmlformats.org/officeDocument/2006/relationships" xmlns:o="urn:schemas-microsoft-com:office:office" xmlns:v="urn:schemas-microsoft-com:vml" xmlns:w10="urn:schemas-microsoft-com:office:word" xmlns:a="http://schemas.openxmlformats.org/drawingml/2006/main" xmlns:pic="http://schemas.openxmlformats.org/drawingml/2006/picture" xmlns:wp="http://schemas.openxmlformats.org/drawingml/2006/wordprocessingDrawing">
   <w:body>
-    <w:bookmarkStart w:id="21" w:name="霍尔木兹海峡危机的全球供应链传导"/>
+    <w:bookmarkStart w:id="51" w:name="霍尔木兹海峡危机的全球供应链传导"/>
     <w:p>
       <w:pPr>
         <w:pStyle w:val="Heading1"/>
@@ -95,82 +95,7 @@
           <w:i/>
           <w:iCs/>
         </w:rPr>
-        <w:t xml:space="preserve">年伊朗战争与霍尔木兹海峡通行中断对全球供应链的影响。数据以一手机构为准(美国能源信息署</w:t>
-      </w:r>
-      <w:r>
-        <w:rPr>
-          <w:i/>
-          <w:iCs/>
-        </w:rPr>
-        <w:t xml:space="preserve"> </w:t>
-      </w:r>
-      <w:r>
-        <w:rPr>
-          <w:rFonts w:hint="eastAsia"/>
-          <w:i/>
-          <w:iCs/>
-        </w:rPr>
-        <w:t xml:space="preserve">EIA、国际能源署</w:t>
-      </w:r>
-      <w:r>
-        <w:rPr>
-          <w:i/>
-          <w:iCs/>
-        </w:rPr>
-        <w:t xml:space="preserve"> </w:t>
-      </w:r>
-      <w:r>
-        <w:rPr>
-          <w:rFonts w:hint="eastAsia"/>
-          <w:i/>
-          <w:iCs/>
-        </w:rPr>
-        <w:t xml:space="preserve">IEA、牛津能源研究所</w:t>
-      </w:r>
-      <w:r>
-        <w:rPr>
-          <w:i/>
-          <w:iCs/>
-        </w:rPr>
-        <w:t xml:space="preserve"> </w:t>
-      </w:r>
-      <w:r>
-        <w:rPr>
-          <w:rFonts w:hint="eastAsia"/>
-          <w:i/>
-          <w:iCs/>
-        </w:rPr>
-        <w:t xml:space="preserve">OIES、国际货币基金组织</w:t>
-      </w:r>
-      <w:r>
-        <w:rPr>
-          <w:i/>
-          <w:iCs/>
-        </w:rPr>
-        <w:t xml:space="preserve"> </w:t>
-      </w:r>
-      <w:r>
-        <w:rPr>
-          <w:rFonts w:hint="eastAsia"/>
-          <w:i/>
-          <w:iCs/>
-        </w:rPr>
-        <w:t xml:space="preserve">IMF、世界银行、美国外交关系协会</w:t>
-      </w:r>
-      <w:r>
-        <w:rPr>
-          <w:i/>
-          <w:iCs/>
-        </w:rPr>
-        <w:t xml:space="preserve"> CFR </w:t>
-      </w:r>
-      <w:r>
-        <w:rPr>
-          <w:rFonts w:hint="eastAsia"/>
-          <w:i/>
-          <w:iCs/>
-        </w:rPr>
-        <w:t xml:space="preserve">等),媒体仅作旁证。全文区分【已发生的事实】与【基于机制的推断】。</w:t>
+        <w:t xml:space="preserve">年伊朗战争与霍尔木兹海峡通行中断对全球供应链的影响。数据以一手机构为准,媒体仅作旁证。全文区分【已发生的事实】与【基于机制的推断】。所有图表的底层数据经独立核查,口径与边界已在图注与正文标明。</w:t>
       </w:r>
     </w:p>
     <w:p>
@@ -313,16 +238,57 @@
           <w:b/>
           <w:bCs/>
         </w:rPr>
-        <w:t xml:space="preserve">这场危机最危险的尾部风险不在石油,而在半导体。</w:t>
-      </w:r>
-      <w:r>
-        <w:t xml:space="preserve"> </w:t>
-      </w:r>
-      <w:r>
-        <w:rPr>
-          <w:rFonts w:hint="eastAsia"/>
-        </w:rPr>
-        <w:t xml:space="preserve">当卡塔尔的氦气、卡塔尔的液化天然气、以及由油价推高的航运保险</w:t>
+        <w:t xml:space="preserve">市场普遍高估了半导体环节的”灾难”。</w:t>
+      </w:r>
+      <w:r>
+        <w:t xml:space="preserve"> </w:t>
+      </w:r>
+      <w:r>
+        <w:rPr>
+          <w:rFonts w:hint="eastAsia"/>
+        </w:rPr>
+        <w:t xml:space="preserve">流行的”断气几周、芯片厂停产”叙事并不成立——氦气不到芯片厂成本的</w:t>
+      </w:r>
+      <w:r>
+        <w:t xml:space="preserve"> </w:t>
+      </w:r>
+      <w:r>
+        <w:rPr>
+          <w:rFonts w:hint="eastAsia"/>
+        </w:rPr>
+        <w:t xml:space="preserve">1%、九成以上可回收,2022</w:t>
+      </w:r>
+      <w:r>
+        <w:t xml:space="preserve"> </w:t>
+      </w:r>
+      <w:r>
+        <w:rPr>
+          <w:rFonts w:hint="eastAsia"/>
+        </w:rPr>
+        <w:t xml:space="preserve">年乌克兰氖气断供超过一半时,顶级芯片厂也没有停产。真正值得警惕的尾部风险是</w:t>
+      </w:r>
+      <w:r>
+        <w:rPr>
+          <w:rFonts w:hint="eastAsia"/>
+          <w:b/>
+          <w:bCs/>
+        </w:rPr>
+        <w:t xml:space="preserve">条件性的</w:t>
+      </w:r>
+      <w:r>
+        <w:rPr>
+          <w:rFonts w:hint="eastAsia"/>
+        </w:rPr>
+        <w:t xml:space="preserve">:只有当卡塔尔</w:t>
+      </w:r>
+      <w:r>
+        <w:t xml:space="preserve"> Ras Laffan </w:t>
+      </w:r>
+      <w:r>
+        <w:rPr>
+          <w:rFonts w:hint="eastAsia"/>
+        </w:rPr>
+        <w:t xml:space="preserve">设施长期(数个季度)停产、各类缓冲渐次耗尽时,氦气、液化天然气与航运成本才会</w:t>
       </w:r>
       <w:r>
         <w:rPr>
@@ -336,7 +302,56 @@
         <w:rPr>
           <w:rFonts w:hint="eastAsia"/>
         </w:rPr>
-        <w:t xml:space="preserve">冲击台积电(TSMC)这一个节点时,造成的连锁损害远超任何单一商品的中断。</w:t>
+        <w:t xml:space="preserve">压向台积电(TSMC)这一个节点。这个风险的结构性根源,是</w:t>
+      </w:r>
+      <w:r>
+        <w:t xml:space="preserve"> Ras Laffan </w:t>
+      </w:r>
+      <w:r>
+        <w:rPr>
+          <w:rFonts w:hint="eastAsia"/>
+        </w:rPr>
+        <w:t xml:space="preserve">同时是全球氦气与液化天然气的关键节点——一次打击同时击中多条链。</w:t>
+      </w:r>
+    </w:p>
+    <w:p>
+      <w:pPr>
+        <w:pStyle w:val="BodyText"/>
+      </w:pPr>
+      <w:r>
+        <w:rPr>
+          <w:rFonts w:hint="eastAsia"/>
+        </w:rPr>
+        <w:t xml:space="preserve">贯穿这两个结论的,是同一条主线:</w:t>
+      </w:r>
+      <w:r>
+        <w:rPr>
+          <w:rFonts w:hint="eastAsia"/>
+          <w:b/>
+          <w:bCs/>
+        </w:rPr>
+        <w:t xml:space="preserve">在能源与供应链上,市场的适应能力往往强于直觉,灾难叙事则往往被高估。</w:t>
+      </w:r>
+      <w:r>
+        <w:t xml:space="preserve"> </w:t>
+      </w:r>
+      <w:r>
+        <w:rPr>
+          <w:rFonts w:hint="eastAsia"/>
+        </w:rPr>
+        <w:t xml:space="preserve">本报告反复出现的几处纠正——发电可以从天然气改回煤、红海航运早已改道好望角、</w:t>
+      </w:r>
+      <w:r>
+        <w:rPr>
+          <w:rFonts w:hint="eastAsia"/>
+        </w:rPr>
+        <w:t xml:space="preserve">“伊朗战争补贴俄罗斯”</w:t>
+      </w:r>
+      <w:r>
+        <w:rPr>
+          <w:rFonts w:hint="eastAsia"/>
+        </w:rPr>
+        <w:t xml:space="preserve">被夸大——都是这条主线的例证。</w:t>
       </w:r>
     </w:p>
     <w:p>
@@ -347,7 +362,7 @@
       </w:r>
     </w:p>
     <w:bookmarkEnd w:id="9"/>
-    <w:bookmarkStart w:id="10" w:name="一地理决定了什么"/>
+    <w:bookmarkStart w:id="15" w:name="一地理决定了什么"/>
     <w:p>
       <w:pPr>
         <w:pStyle w:val="Heading2"/>
@@ -388,7 +403,7 @@
         <w:t xml:space="preserve">米。战前,全球约</w:t>
       </w:r>
       <w:r>
-        <w:t xml:space="preserve"> 20–21 </w:t>
+        <w:t xml:space="preserve"> 20 </w:t>
       </w:r>
       <w:r>
         <w:rPr>
@@ -412,16 +427,28 @@
         <w:rPr>
           <w:rFonts w:hint="eastAsia"/>
         </w:rPr>
-        <w:t xml:space="preserve">的液化天然气贸易(EIA,2024</w:t>
-      </w:r>
-      <w:r>
-        <w:t xml:space="preserve"> </w:t>
-      </w:r>
-      <w:r>
-        <w:rPr>
-          <w:rFonts w:hint="eastAsia"/>
-        </w:rPr>
-        <w:t xml:space="preserve">年数据)。其中</w:t>
+        <w:t xml:space="preserve">的液化天然气贸易(</w:t>
+      </w:r>
+      <w:hyperlink r:id="rId10">
+        <w:r>
+          <w:rPr>
+            <w:rStyle w:val="Hyperlink"/>
+          </w:rPr>
+          <w:t xml:space="preserve">EIA,2024 </w:t>
+        </w:r>
+        <w:r>
+          <w:rPr>
+            <w:rStyle w:val="Hyperlink"/>
+            <w:rFonts w:hint="eastAsia"/>
+          </w:rPr>
+          <w:t xml:space="preserve">年数据</w:t>
+        </w:r>
+      </w:hyperlink>
+      <w:r>
+        <w:rPr>
+          <w:rFonts w:hint="eastAsia"/>
+        </w:rPr>
+        <w:t xml:space="preserve">)。其中</w:t>
       </w:r>
       <w:r>
         <w:t xml:space="preserve"> 84% </w:t>
@@ -502,15 +529,6 @@
         <w:rPr>
           <w:rFonts w:hint="eastAsia"/>
         </w:rPr>
-        <w:t xml:space="preserve">百万桶/天,紧急情况下也只能提到</w:t>
-      </w:r>
-      <w:r>
-        <w:t xml:space="preserve"> 3.5–5 </w:t>
-      </w:r>
-      <w:r>
-        <w:rPr>
-          <w:rFonts w:hint="eastAsia"/>
-        </w:rPr>
         <w:t xml:space="preserve">百万桶/天;阿联酋的</w:t>
       </w:r>
       <w:r>
@@ -520,7 +538,7 @@
         <w:rPr>
           <w:rFonts w:hint="eastAsia"/>
         </w:rPr>
-        <w:t xml:space="preserve">管线实际可用约</w:t>
+        <w:t xml:space="preserve">管线可用约</w:t>
       </w:r>
       <w:r>
         <w:t xml:space="preserve"> 1.5 </w:t>
@@ -529,7 +547,123 @@
         <w:rPr>
           <w:rFonts w:hint="eastAsia"/>
         </w:rPr>
-        <w:t xml:space="preserve">百万桶/天。两者相加,绕行能力不到海峡通行量的三分之一。</w:t>
+        <w:t xml:space="preserve">百万桶/天。把两条管线的可用余量合起来,牛津能源研究所(</w:t>
+      </w:r>
+      <w:hyperlink r:id="rId11">
+        <w:r>
+          <w:rPr>
+            <w:rStyle w:val="Hyperlink"/>
+          </w:rPr>
+          <w:t xml:space="preserve">OIES</w:t>
+        </w:r>
+      </w:hyperlink>
+      <w:r>
+        <w:rPr>
+          <w:rFonts w:hint="eastAsia"/>
+        </w:rPr>
+        <w:t xml:space="preserve">)给出的乐观估计是</w:t>
+      </w:r>
+      <w:r>
+        <w:t xml:space="preserve"> 3.5–5.5 </w:t>
+      </w:r>
+      <w:r>
+        <w:rPr>
+          <w:rFonts w:hint="eastAsia"/>
+        </w:rPr>
+        <w:t xml:space="preserve">百万桶/天,而美国能源信息署(</w:t>
+      </w:r>
+      <w:hyperlink r:id="rId10">
+        <w:r>
+          <w:rPr>
+            <w:rStyle w:val="Hyperlink"/>
+          </w:rPr>
+          <w:t xml:space="preserve">EIA</w:t>
+        </w:r>
+      </w:hyperlink>
+      <w:r>
+        <w:rPr>
+          <w:rFonts w:hint="eastAsia"/>
+        </w:rPr>
+        <w:t xml:space="preserve">)给出的保守估计只有约</w:t>
+      </w:r>
+      <w:r>
+        <w:t xml:space="preserve"> 2.6 </w:t>
+      </w:r>
+      <w:r>
+        <w:rPr>
+          <w:rFonts w:hint="eastAsia"/>
+        </w:rPr>
+        <w:t xml:space="preserve">百万桶/天。即便取最乐观的上限,绕行能力也不到海峡通行量的三分之一(见图</w:t>
+      </w:r>
+      <w:r>
+        <w:t xml:space="preserve"> 1)。</w:t>
+      </w:r>
+    </w:p>
+    <w:p>
+      <w:pPr>
+        <w:pStyle w:val="CaptionedFigure"/>
+      </w:pPr>
+      <w:r>
+        <w:drawing>
+          <wp:inline>
+            <wp:extent cx="5334000" cy="2590800"/>
+            <wp:effectExtent b="0" l="0" r="0" t="0"/>
+            <wp:docPr descr="图1 绕行能力远不足海峡通行量" title="" id="13" name="Picture"/>
+            <a:graphic>
+              <a:graphicData uri="http://schemas.openxmlformats.org/drawingml/2006/picture">
+                <pic:pic>
+                  <pic:nvPicPr>
+                    <pic:cNvPr descr="assets/fig1_bypass.png" id="14" name="Picture"/>
+                    <pic:cNvPicPr>
+                      <a:picLocks noChangeArrowheads="1" noChangeAspect="1"/>
+                    </pic:cNvPicPr>
+                  </pic:nvPicPr>
+                  <pic:blipFill>
+                    <a:blip r:embed="rId12"/>
+                    <a:stretch>
+                      <a:fillRect/>
+                    </a:stretch>
+                  </pic:blipFill>
+                  <pic:spPr bwMode="auto">
+                    <a:xfrm>
+                      <a:off x="0" y="0"/>
+                      <a:ext cx="5334000" cy="2590800"/>
+                    </a:xfrm>
+                    <a:prstGeom prst="rect">
+                      <a:avLst/>
+                    </a:prstGeom>
+                    <a:noFill/>
+                    <a:ln w="9525">
+                      <a:noFill/>
+                      <a:headEnd/>
+                      <a:tailEnd/>
+                    </a:ln>
+                  </pic:spPr>
+                </pic:pic>
+              </a:graphicData>
+            </a:graphic>
+          </wp:inline>
+        </w:drawing>
+      </w:r>
+    </w:p>
+    <w:p>
+      <w:pPr>
+        <w:pStyle w:val="ImageCaption"/>
+      </w:pPr>
+      <w:r>
+        <w:rPr>
+          <w:rFonts w:hint="eastAsia"/>
+        </w:rPr>
+        <w:t xml:space="preserve">图1</w:t>
+      </w:r>
+      <w:r>
+        <w:t xml:space="preserve"> </w:t>
+      </w:r>
+      <w:r>
+        <w:rPr>
+          <w:rFonts w:hint="eastAsia"/>
+        </w:rPr>
+        <w:t xml:space="preserve">绕行能力远不足海峡通行量</w:t>
       </w:r>
     </w:p>
     <w:p>
@@ -537,10 +671,13 @@
         <w:pStyle w:val="BodyText"/>
       </w:pPr>
       <w:r>
-        <w:rPr>
-          <w:rFonts w:hint="eastAsia"/>
-        </w:rPr>
-        <w:t xml:space="preserve">牛津能源研究所(OIES)的</w:t>
+        <w:t xml:space="preserve">OIES </w:t>
+      </w:r>
+      <w:r>
+        <w:rPr>
+          <w:rFonts w:hint="eastAsia"/>
+        </w:rPr>
+        <w:t xml:space="preserve">的</w:t>
       </w:r>
       <w:r>
         <w:t xml:space="preserve"> Bassam Fattouh </w:t>
@@ -613,8 +750,8 @@
         </w:pict>
       </w:r>
     </w:p>
-    <w:bookmarkEnd w:id="10"/>
-    <w:bookmarkStart w:id="11" w:name="二决定损害的是买方不是伊朗"/>
+    <w:bookmarkEnd w:id="15"/>
+    <w:bookmarkStart w:id="16" w:name="二决定损害的是买方不是伊朗"/>
     <w:p>
       <w:pPr>
         <w:pStyle w:val="Heading2"/>
@@ -776,8 +913,8 @@
         </w:pict>
       </w:r>
     </w:p>
-    <w:bookmarkEnd w:id="11"/>
-    <w:bookmarkStart w:id="12" w:name="三为什么维持可能比崩溃更伤"/>
+    <w:bookmarkEnd w:id="16"/>
+    <w:bookmarkStart w:id="17" w:name="三为什么维持可能比崩溃更伤"/>
     <w:p>
       <w:pPr>
         <w:pStyle w:val="Heading2"/>
@@ -822,16 +959,16 @@
         <w:rPr>
           <w:rFonts w:hint="eastAsia"/>
         </w:rPr>
-        <w:t xml:space="preserve">理解这一点,可以借用经济学家</w:t>
-      </w:r>
-      <w:r>
-        <w:t xml:space="preserve"> Mancur Olson </w:t>
-      </w:r>
-      <w:r>
-        <w:rPr>
-          <w:rFonts w:hint="eastAsia"/>
-        </w:rPr>
-        <w:t xml:space="preserve">的”坐寇”概念。一个四处劫掠的流寇,抢完就走;而一个定居下来、靠抽税维生的”坐寇”,反而希望商队继续通过——因为他要靠持续的过路费养活自己。</w:t>
+        <w:t xml:space="preserve">理解这一点,可以借用经济学家曼瑟·奥尔森(Mancur</w:t>
+      </w:r>
+      <w:r>
+        <w:t xml:space="preserve"> </w:t>
+      </w:r>
+      <w:r>
+        <w:rPr>
+          <w:rFonts w:hint="eastAsia"/>
+        </w:rPr>
+        <w:t xml:space="preserve">Olson)的”坐寇”概念。一个四处劫掠的流寇,抢完就走;而一个定居下来、靠抽税维生的”坐寇”,反而希望商队继续通过——因为他要靠持续的过路费养活自己。</w:t>
       </w:r>
       <w:r>
         <w:rPr>
@@ -1035,8 +1172,8 @@
         </w:pict>
       </w:r>
     </w:p>
-    <w:bookmarkEnd w:id="12"/>
-    <w:bookmarkStart w:id="13" w:name="四五条供应链现状与数据"/>
+    <w:bookmarkEnd w:id="17"/>
+    <w:bookmarkStart w:id="21" w:name="四五条供应链现状与数据"/>
     <w:p>
       <w:pPr>
         <w:pStyle w:val="Heading2"/>
@@ -1067,10 +1204,10 @@
         <w:rPr>
           <w:rFonts w:hint="eastAsia"/>
         </w:rPr>
-        <w:t xml:space="preserve">通行量从战前的</w:t>
-      </w:r>
-      <w:r>
-        <w:t xml:space="preserve"> 20.9 </w:t>
+        <w:t xml:space="preserve">通行量从战前的约</w:t>
+      </w:r>
+      <w:r>
+        <w:t xml:space="preserve"> 20 </w:t>
       </w:r>
       <w:r>
         <w:rPr>
@@ -1103,16 +1240,7 @@
         <w:rPr>
           <w:rFonts w:hint="eastAsia"/>
         </w:rPr>
-        <w:t xml:space="preserve">美元。中国是名义上暴露最大的买家——约</w:t>
-      </w:r>
-      <w:r>
-        <w:t xml:space="preserve"> 37.7% </w:t>
-      </w:r>
-      <w:r>
-        <w:rPr>
-          <w:rFonts w:hint="eastAsia"/>
-        </w:rPr>
-        <w:t xml:space="preserve">的海峡原油运往中国——但它同时也是韧性最强的(详见第六节)。</w:t>
+        <w:t xml:space="preserve">美元。中国是名义上暴露最大的买家——约一半的石油进口经过海峡——但它同时也是韧性最强的(详见第六节)。</w:t>
       </w:r>
     </w:p>
     <w:p>
@@ -1188,10 +1316,18 @@
         <w:rPr>
           <w:rFonts w:hint="eastAsia"/>
         </w:rPr>
-        <w:t xml:space="preserve">后盾安排(《Insurance</w:t>
-      </w:r>
-      <w:r>
-        <w:t xml:space="preserve"> Journal》2026-03-19)。</w:t>
+        <w:t xml:space="preserve">后盾安排(</w:t>
+      </w:r>
+      <w:hyperlink r:id="rId18">
+        <w:r>
+          <w:rPr>
+            <w:rStyle w:val="Hyperlink"/>
+          </w:rPr>
+          <w:t xml:space="preserve">《Insurance Journal》2026-03-19</w:t>
+        </w:r>
+      </w:hyperlink>
+      <w:r>
+        <w:t xml:space="preserve">)。</w:t>
       </w:r>
     </w:p>
     <w:p>
@@ -1240,34 +1376,34 @@
         <w:rPr>
           <w:rFonts w:hint="eastAsia"/>
         </w:rPr>
-        <w:t xml:space="preserve">的”爱国者”拦截弹(CSIS</w:t>
-      </w:r>
-      <w:r>
-        <w:t xml:space="preserve"> </w:t>
-      </w:r>
-      <w:r>
-        <w:rPr>
-          <w:rFonts w:hint="eastAsia"/>
-        </w:rPr>
-        <w:t xml:space="preserve">的</w:t>
-      </w:r>
-      <w:r>
-        <w:t xml:space="preserve"> Cancian </w:t>
-      </w:r>
-      <w:r>
-        <w:rPr>
-          <w:rFonts w:hint="eastAsia"/>
-        </w:rPr>
-        <w:t xml:space="preserve">与</w:t>
-      </w:r>
-      <w:r>
-        <w:t xml:space="preserve"> Park《Last </w:t>
-      </w:r>
-      <w:r>
-        <w:rPr>
-          <w:rFonts w:hint="eastAsia"/>
-        </w:rPr>
-        <w:t xml:space="preserve">Rounds》报告)。伊朗一侧弹道导弹库存被打掉约一半、发射架损毁</w:t>
+        <w:t xml:space="preserve">的”爱国者”拦截弹(</w:t>
+      </w:r>
+      <w:hyperlink r:id="rId19">
+        <w:r>
+          <w:rPr>
+            <w:rStyle w:val="Hyperlink"/>
+          </w:rPr>
+          <w:t xml:space="preserve">CSIS《Last </w:t>
+        </w:r>
+        <w:r>
+          <w:rPr>
+            <w:rStyle w:val="Hyperlink"/>
+            <w:rFonts w:hint="eastAsia"/>
+          </w:rPr>
+          <w:t xml:space="preserve">Rounds》报告,Cancian</w:t>
+        </w:r>
+        <w:r>
+          <w:rPr>
+            <w:rStyle w:val="Hyperlink"/>
+          </w:rPr>
+          <w:t xml:space="preserve"> &amp; Park</w:t>
+        </w:r>
+      </w:hyperlink>
+      <w:r>
+        <w:rPr>
+          <w:rFonts w:hint="eastAsia"/>
+        </w:rPr>
+        <w:t xml:space="preserve">)。伊朗一侧弹道导弹库存被打掉约一半、发射架损毁</w:t>
       </w:r>
       <w:r>
         <w:t xml:space="preserve"> </w:t>
@@ -1279,22 +1415,21 @@
         <w:t xml:space="preserve">70%、海军舰艇损毁</w:t>
       </w:r>
       <w:r>
-        <w:t xml:space="preserve"> 92%(RAND </w:t>
-      </w:r>
-      <w:r>
-        <w:rPr>
-          <w:rFonts w:hint="eastAsia"/>
-        </w:rPr>
-        <w:t xml:space="preserve">的</w:t>
-      </w:r>
-      <w:r>
-        <w:t xml:space="preserve"> Raphael </w:t>
-      </w:r>
-      <w:r>
-        <w:rPr>
-          <w:rFonts w:hint="eastAsia"/>
-        </w:rPr>
-        <w:t xml:space="preserve">Cohen,2026-04)。不过捍卫民主基金会(FDD)的</w:t>
+        <w:t xml:space="preserve"> 92%(</w:t>
+      </w:r>
+      <w:hyperlink r:id="rId20">
+        <w:r>
+          <w:rPr>
+            <w:rStyle w:val="Hyperlink"/>
+          </w:rPr>
+          <w:t xml:space="preserve">RAND,Raphael Cohen,2026-04</w:t>
+        </w:r>
+      </w:hyperlink>
+      <w:r>
+        <w:rPr>
+          <w:rFonts w:hint="eastAsia"/>
+        </w:rPr>
+        <w:t xml:space="preserve">)。不过捍卫民主基金会(FDD)的</w:t>
       </w:r>
       <w:r>
         <w:t xml:space="preserve"> Mark Dubowitz </w:t>
@@ -1334,7 +1469,7 @@
         <w:rPr>
           <w:rFonts w:hint="eastAsia"/>
         </w:rPr>
-        <w:t xml:space="preserve">这是损害链条上最被低估、却最直接的一环,详见第五节。</w:t>
+        <w:t xml:space="preserve">这一环最容易被误判,既被高估也被错置,详见第五节。</w:t>
       </w:r>
     </w:p>
     <w:p>
@@ -1374,16 +1509,7 @@
         <w:rPr>
           <w:rFonts w:hint="eastAsia"/>
         </w:rPr>
-        <w:t xml:space="preserve">月触发了对伊核协议下的”快速恢复制裁”(snapback)。伊朗与中国的双边结算约</w:t>
-      </w:r>
-      <w:r>
-        <w:t xml:space="preserve"> 95% </w:t>
-      </w:r>
-      <w:r>
-        <w:rPr>
-          <w:rFonts w:hint="eastAsia"/>
-        </w:rPr>
-        <w:t xml:space="preserve">通过人民币跨境系统完成。但这是否动摇美元的根基,见第六节的讨论。</w:t>
+        <w:t xml:space="preserve">月触发了对伊核协议下的”快速恢复制裁”(snapback)。伊朗与中国的双边结算大部分通过人民币跨境系统完成。但这是否动摇美元的根基,见第六节的讨论。</w:t>
       </w:r>
     </w:p>
     <w:p>
@@ -1393,8 +1519,8 @@
         </w:pict>
       </w:r>
     </w:p>
-    <w:bookmarkEnd w:id="13"/>
-    <w:bookmarkStart w:id="14" w:name="五最危险的尾部同时砸向半导体的三重冲击"/>
+    <w:bookmarkEnd w:id="21"/>
+    <w:bookmarkStart w:id="29" w:name="五半导体被高估的灾难和真正的条件性尾部"/>
     <w:p>
       <w:pPr>
         <w:pStyle w:val="Heading2"/>
@@ -1403,7 +1529,7 @@
         <w:rPr>
           <w:rFonts w:hint="eastAsia"/>
         </w:rPr>
-        <w:t xml:space="preserve">五、最危险的尾部:同时砸向半导体的三重冲击</w:t>
+        <w:t xml:space="preserve">五、半导体:被高估的”灾难”,和真正的条件性尾部</w:t>
       </w:r>
     </w:p>
     <w:p>
@@ -1414,18 +1540,7 @@
         <w:rPr>
           <w:rFonts w:hint="eastAsia"/>
         </w:rPr>
-        <w:t xml:space="preserve">如果把五条供应链分开看,会系统性地低估最坏情况。真正可怕的,是</w:t>
-      </w:r>
-      <w:r>
-        <w:rPr>
-          <w:rFonts w:hint="eastAsia"/>
-          <w:b/>
-          <w:bCs/>
-        </w:rPr>
-        <w:t xml:space="preserve">多条链同时冲击同一个节点</w:t>
-      </w:r>
-      <w:r>
-        <w:t xml:space="preserve">。</w:t>
+        <w:t xml:space="preserve">在所有传导链里,半导体是叙事与事实差距最大的一环。流行的说法是:卡塔尔氦气一断,芯片厂几周内停产,人工智能经济随之瘫痪。深入考察后,这个说法在两个层面都需要修正。</w:t>
       </w:r>
     </w:p>
     <w:p>
@@ -1435,8 +1550,1955 @@
       <w:r>
         <w:rPr>
           <w:rFonts w:hint="eastAsia"/>
-        </w:rPr>
-        <w:t xml:space="preserve">这个节点是台积电。三重冲击同时落下:</w:t>
+          <w:b/>
+          <w:bCs/>
+        </w:rPr>
+        <w:t xml:space="preserve">第一,把”灾难”放在了错的尺度上。</w:t>
+      </w:r>
+      <w:r>
+        <w:t xml:space="preserve"> </w:t>
+      </w:r>
+      <w:r>
+        <w:rPr>
+          <w:rFonts w:hint="eastAsia"/>
+        </w:rPr>
+        <w:t xml:space="preserve">氦气在芯片制造中确实重要(用于冷却、检漏、光刻惰性气氛),且大多无法用别的气体替代。但关键事实是:氦气的成本不到一座芯片厂运营成本的</w:t>
+      </w:r>
+      <w:r>
+        <w:t xml:space="preserve"> 1%(</w:t>
+      </w:r>
+      <w:hyperlink r:id="rId22">
+        <w:r>
+          <w:rPr>
+            <w:rStyle w:val="Hyperlink"/>
+            <w:rFonts w:hint="eastAsia"/>
+          </w:rPr>
+          <w:t xml:space="preserve">USGS《矿产品概要</w:t>
+        </w:r>
+        <w:r>
+          <w:rPr>
+            <w:rStyle w:val="Hyperlink"/>
+          </w:rPr>
+          <w:t xml:space="preserve"> 2026》</w:t>
+        </w:r>
+      </w:hyperlink>
+      <w:r>
+        <w:rPr>
+          <w:rFonts w:hint="eastAsia"/>
+        </w:rPr>
+        <w:t xml:space="preserve">),而且</w:t>
+      </w:r>
+      <w:r>
+        <w:rPr>
+          <w:rFonts w:hint="eastAsia"/>
+          <w:b/>
+          <w:bCs/>
+        </w:rPr>
+        <w:t xml:space="preserve">九成以上可以回收再用</w:t>
+      </w:r>
+      <w:r>
+        <w:rPr>
+          <w:rFonts w:hint="eastAsia"/>
+        </w:rPr>
+        <w:t xml:space="preserve">——这正是顶级芯片厂应对短缺的主要手段。一种占成本不到</w:t>
+      </w:r>
+      <w:r>
+        <w:t xml:space="preserve"> </w:t>
+      </w:r>
+      <w:r>
+        <w:rPr>
+          <w:rFonts w:hint="eastAsia"/>
+        </w:rPr>
+        <w:t xml:space="preserve">1%、又能大量回收的投入,即便价格涨上几倍,也是被吸收,而不是让生产停摆。</w:t>
+      </w:r>
+    </w:p>
+    <w:p>
+      <w:pPr>
+        <w:pStyle w:val="BodyText"/>
+      </w:pPr>
+      <w:r>
+        <w:rPr>
+          <w:rFonts w:hint="eastAsia"/>
+        </w:rPr>
+        <w:t xml:space="preserve">历史提供了最有力的检验。2022</w:t>
+      </w:r>
+      <w:r>
+        <w:t xml:space="preserve"> </w:t>
+      </w:r>
+      <w:r>
+        <w:rPr>
+          <w:rFonts w:hint="eastAsia"/>
+        </w:rPr>
+        <w:t xml:space="preserve">年俄乌战争切断了乌克兰对全球约</w:t>
+      </w:r>
+      <w:r>
+        <w:t xml:space="preserve"> 45–54% </w:t>
+      </w:r>
+      <w:r>
+        <w:rPr>
+          <w:rFonts w:hint="eastAsia"/>
+        </w:rPr>
+        <w:t xml:space="preserve">的半导体级氖气供应(</w:t>
+      </w:r>
+      <w:hyperlink r:id="rId23">
+        <w:r>
+          <w:rPr>
+            <w:rStyle w:val="Hyperlink"/>
+          </w:rPr>
+          <w:t xml:space="preserve">CNBC,2022-03</w:t>
+        </w:r>
+      </w:hyperlink>
+      <w:r>
+        <w:rPr>
+          <w:rFonts w:hint="eastAsia"/>
+        </w:rPr>
+        <w:t xml:space="preserve">),但台积电、英特尔、三星</w:t>
+      </w:r>
+      <w:r>
+        <w:rPr>
+          <w:rFonts w:hint="eastAsia"/>
+          <w:b/>
+          <w:bCs/>
+        </w:rPr>
+        <w:t xml:space="preserve">都没有停产</w:t>
+      </w:r>
+      <w:r>
+        <w:rPr>
+          <w:rFonts w:hint="eastAsia"/>
+        </w:rPr>
+        <w:t xml:space="preserve">——因为业界在</w:t>
+      </w:r>
+      <w:r>
+        <w:t xml:space="preserve"> 2014 </w:t>
+      </w:r>
+      <w:r>
+        <w:rPr>
+          <w:rFonts w:hint="eastAsia"/>
+        </w:rPr>
+        <w:t xml:space="preserve">年克里米亚危机后已经降低了氖气用量,并在气体供应商和芯片厂两端各囤了</w:t>
+      </w:r>
+      <w:r>
+        <w:t xml:space="preserve"> 3 </w:t>
+      </w:r>
+      <w:r>
+        <w:rPr>
+          <w:rFonts w:hint="eastAsia"/>
+        </w:rPr>
+        <w:t xml:space="preserve">到</w:t>
+      </w:r>
+      <w:r>
+        <w:t xml:space="preserve"> 12 </w:t>
+      </w:r>
+      <w:r>
+        <w:rPr>
+          <w:rFonts w:hint="eastAsia"/>
+        </w:rPr>
+        <w:t xml:space="preserve">个月的库存。2026</w:t>
+      </w:r>
+      <w:r>
+        <w:t xml:space="preserve"> </w:t>
+      </w:r>
+      <w:r>
+        <w:rPr>
+          <w:rFonts w:hint="eastAsia"/>
+        </w:rPr>
+        <w:t xml:space="preserve">年的氦气冲击(移除全球约三分之一供应、且可回收),从结构上比</w:t>
+      </w:r>
+      <w:r>
+        <w:t xml:space="preserve"> 2022 </w:t>
+      </w:r>
+      <w:r>
+        <w:rPr>
+          <w:rFonts w:hint="eastAsia"/>
+        </w:rPr>
+        <w:t xml:space="preserve">年的氖气冲击(超过一半、当时更难回收)还要温和。</w:t>
+      </w:r>
+    </w:p>
+    <w:p>
+      <w:pPr>
+        <w:pStyle w:val="BodyText"/>
+      </w:pPr>
+      <w:r>
+        <w:rPr>
+          <w:rFonts w:hint="eastAsia"/>
+        </w:rPr>
+        <w:t xml:space="preserve">还有一个必须点破的误解:2026</w:t>
+      </w:r>
+      <w:r>
+        <w:t xml:space="preserve"> </w:t>
+      </w:r>
+      <w:r>
+        <w:rPr>
+          <w:rFonts w:hint="eastAsia"/>
+        </w:rPr>
+        <w:t xml:space="preserve">年内存芯片价格的飙升(DRAM、NAND</w:t>
+      </w:r>
+      <w:r>
+        <w:t xml:space="preserve"> </w:t>
+      </w:r>
+      <w:r>
+        <w:rPr>
+          <w:rFonts w:hint="eastAsia"/>
+        </w:rPr>
+        <w:t xml:space="preserve">合约价单季涨五到九成),主要是</w:t>
+      </w:r>
+      <w:r>
+        <w:rPr>
+          <w:rFonts w:hint="eastAsia"/>
+          <w:b/>
+          <w:bCs/>
+        </w:rPr>
+        <w:t xml:space="preserve">人工智能需求</w:t>
+      </w:r>
+      <w:r>
+        <w:rPr>
+          <w:rFonts w:hint="eastAsia"/>
+        </w:rPr>
+        <w:t xml:space="preserve">驱动的,这股涨势在</w:t>
+      </w:r>
+      <w:r>
+        <w:t xml:space="preserve"> 3 </w:t>
+      </w:r>
+      <w:r>
+        <w:rPr>
+          <w:rFonts w:hint="eastAsia"/>
+        </w:rPr>
+        <w:t xml:space="preserve">月霍尔木兹冲击之前就已开始(</w:t>
+      </w:r>
+      <w:hyperlink r:id="rId24">
+        <w:r>
+          <w:rPr>
+            <w:rStyle w:val="Hyperlink"/>
+          </w:rPr>
+          <w:t xml:space="preserve">TrendForce</w:t>
+        </w:r>
+      </w:hyperlink>
+      <w:r>
+        <w:rPr>
+          <w:rFonts w:hint="eastAsia"/>
+        </w:rPr>
+        <w:t xml:space="preserve">)。把内存涨价归因于氦气,是一个时间次序上的错误。</w:t>
+      </w:r>
+    </w:p>
+    <w:p>
+      <w:pPr>
+        <w:pStyle w:val="BodyText"/>
+      </w:pPr>
+      <w:r>
+        <w:rPr>
+          <w:rFonts w:hint="eastAsia"/>
+          <w:b/>
+          <w:bCs/>
+        </w:rPr>
+        <w:t xml:space="preserve">第二,真正的尾部风险是条件性的,而且根源在”双节点”。</w:t>
+      </w:r>
+      <w:r>
+        <w:t xml:space="preserve"> </w:t>
+      </w:r>
+      <w:r>
+        <w:rPr>
+          <w:rFonts w:hint="eastAsia"/>
+        </w:rPr>
+        <w:t xml:space="preserve">说半导体灾难被高估,不等于说没有风险。真正值得警惕的,是一种</w:t>
+      </w:r>
+      <w:r>
+        <w:rPr>
+          <w:rFonts w:hint="eastAsia"/>
+          <w:b/>
+          <w:bCs/>
+        </w:rPr>
+        <w:t xml:space="preserve">多条链同时压向同一节点</w:t>
+      </w:r>
+      <w:r>
+        <w:rPr>
+          <w:rFonts w:hint="eastAsia"/>
+        </w:rPr>
+        <w:t xml:space="preserve">的小概率情景。卡塔尔的</w:t>
+      </w:r>
+      <w:r>
+        <w:t xml:space="preserve"> Ras Laffan </w:t>
+      </w:r>
+      <w:r>
+        <w:rPr>
+          <w:rFonts w:hint="eastAsia"/>
+        </w:rPr>
+        <w:t xml:space="preserve">设施,同时是全球氦气和液化天然气的关键出口节点——一次打击,同时击中两条链。如果停产持续足够久,各类缓冲会</w:t>
+      </w:r>
+      <w:r>
+        <w:rPr>
+          <w:rFonts w:hint="eastAsia"/>
+          <w:b/>
+          <w:bCs/>
+        </w:rPr>
+        <w:t xml:space="preserve">渐次</w:t>
+      </w:r>
+      <w:r>
+        <w:rPr>
+          <w:rFonts w:hint="eastAsia"/>
+        </w:rPr>
+        <w:t xml:space="preserve">耗尽:台湾的液化天然气储备只有约</w:t>
+      </w:r>
+      <w:r>
+        <w:t xml:space="preserve"> 7–11 </w:t>
+      </w:r>
+      <w:r>
+        <w:rPr>
+          <w:rFonts w:hint="eastAsia"/>
+        </w:rPr>
+        <w:t xml:space="preserve">天(</w:t>
+      </w:r>
+      <w:hyperlink r:id="rId25">
+        <w:r>
+          <w:rPr>
+            <w:rStyle w:val="Hyperlink"/>
+          </w:rPr>
+          <w:t xml:space="preserve">Morgan Stanley / </w:t>
+        </w:r>
+        <w:r>
+          <w:rPr>
+            <w:rStyle w:val="Hyperlink"/>
+            <w:rFonts w:hint="eastAsia"/>
+          </w:rPr>
+          <w:t xml:space="preserve">台湾中油</w:t>
+        </w:r>
+      </w:hyperlink>
+      <w:r>
+        <w:rPr>
+          <w:rFonts w:hint="eastAsia"/>
+        </w:rPr>
+        <w:t xml:space="preserve">),芯片厂的氦气缓冲从约一周到六个月不等(高度分散),氖气库存约</w:t>
+      </w:r>
+      <w:r>
+        <w:t xml:space="preserve"> 3 </w:t>
+      </w:r>
+      <w:r>
+        <w:rPr>
+          <w:rFonts w:hint="eastAsia"/>
+        </w:rPr>
+        <w:t xml:space="preserve">到</w:t>
+      </w:r>
+      <w:r>
+        <w:t xml:space="preserve"> 12 </w:t>
+      </w:r>
+      <w:r>
+        <w:rPr>
+          <w:rFonts w:hint="eastAsia"/>
+        </w:rPr>
+        <w:t xml:space="preserve">个月。只有当这些缓冲在一次长期停产中</w:t>
+      </w:r>
+      <w:r>
+        <w:rPr>
+          <w:rFonts w:hint="eastAsia"/>
+          <w:b/>
+          <w:bCs/>
+        </w:rPr>
+        <w:t xml:space="preserve">先后见底</w:t>
+      </w:r>
+      <w:r>
+        <w:rPr>
+          <w:rFonts w:hint="eastAsia"/>
+        </w:rPr>
+        <w:t xml:space="preserve">,氦气配给、台湾电力紧张、霍尔木兹航运成本才会同时压向台积电——这是能源成本、工艺气体、物流三重冲击叠加在一个全球算力经济都依赖的节点上(见图</w:t>
+      </w:r>
+      <w:r>
+        <w:t xml:space="preserve"> 3)。</w:t>
+      </w:r>
+    </w:p>
+    <w:p>
+      <w:pPr>
+        <w:pStyle w:val="CaptionedFigure"/>
+      </w:pPr>
+      <w:r>
+        <w:drawing>
+          <wp:inline>
+            <wp:extent cx="5334000" cy="2223232"/>
+            <wp:effectExtent b="0" l="0" r="0" t="0"/>
+            <wp:docPr descr="图3 半导体冲击是条件性尾部" title="" id="27" name="Picture"/>
+            <a:graphic>
+              <a:graphicData uri="http://schemas.openxmlformats.org/drawingml/2006/picture">
+                <pic:pic>
+                  <pic:nvPicPr>
+                    <pic:cNvPr descr="assets/fig3_semiconductor.png" id="28" name="Picture"/>
+                    <pic:cNvPicPr>
+                      <a:picLocks noChangeArrowheads="1" noChangeAspect="1"/>
+                    </pic:cNvPicPr>
+                  </pic:nvPicPr>
+                  <pic:blipFill>
+                    <a:blip r:embed="rId26"/>
+                    <a:stretch>
+                      <a:fillRect/>
+                    </a:stretch>
+                  </pic:blipFill>
+                  <pic:spPr bwMode="auto">
+                    <a:xfrm>
+                      <a:off x="0" y="0"/>
+                      <a:ext cx="5334000" cy="2223232"/>
+                    </a:xfrm>
+                    <a:prstGeom prst="rect">
+                      <a:avLst/>
+                    </a:prstGeom>
+                    <a:noFill/>
+                    <a:ln w="9525">
+                      <a:noFill/>
+                      <a:headEnd/>
+                      <a:tailEnd/>
+                    </a:ln>
+                  </pic:spPr>
+                </pic:pic>
+              </a:graphicData>
+            </a:graphic>
+          </wp:inline>
+        </w:drawing>
+      </w:r>
+    </w:p>
+    <w:p>
+      <w:pPr>
+        <w:pStyle w:val="ImageCaption"/>
+      </w:pPr>
+      <w:r>
+        <w:rPr>
+          <w:rFonts w:hint="eastAsia"/>
+        </w:rPr>
+        <w:t xml:space="preserve">图3</w:t>
+      </w:r>
+      <w:r>
+        <w:t xml:space="preserve"> </w:t>
+      </w:r>
+      <w:r>
+        <w:rPr>
+          <w:rFonts w:hint="eastAsia"/>
+        </w:rPr>
+        <w:t xml:space="preserve">半导体冲击是条件性尾部</w:t>
+      </w:r>
+    </w:p>
+    <w:p>
+      <w:pPr>
+        <w:pStyle w:val="BodyText"/>
+      </w:pPr>
+      <w:r>
+        <w:rPr>
+          <w:rFonts w:hint="eastAsia"/>
+        </w:rPr>
+        <w:t xml:space="preserve">诚实的结论是:</w:t>
+      </w:r>
+      <w:r>
+        <w:rPr>
+          <w:rFonts w:hint="eastAsia"/>
+          <w:b/>
+          <w:bCs/>
+        </w:rPr>
+        <w:t xml:space="preserve">这是一个条件性的、渐进的尾部风险,只在</w:t>
+      </w:r>
+      <w:r>
+        <w:rPr>
+          <w:b/>
+          <w:bCs/>
+        </w:rPr>
+        <w:t xml:space="preserve"> Ras Laffan </w:t>
+      </w:r>
+      <w:r>
+        <w:rPr>
+          <w:rFonts w:hint="eastAsia"/>
+          <w:b/>
+          <w:bCs/>
+        </w:rPr>
+        <w:t xml:space="preserve">长期(超过两个季度)停产时才会咬合,而不是一个数周内就兑现的灾难。</w:t>
+      </w:r>
+      <w:r>
+        <w:t xml:space="preserve"> </w:t>
+      </w:r>
+      <w:r>
+        <w:rPr>
+          <w:rFonts w:hint="eastAsia"/>
+        </w:rPr>
+        <w:t xml:space="preserve">对一次六周的中断,回收、库存和优先供电足以化解。把它当作迫在眉睫的基准情景,是错的;把它当作”双节点</w:t>
+      </w:r>
+      <w:r>
+        <w:t xml:space="preserve"> + </w:t>
+      </w:r>
+      <w:r>
+        <w:rPr>
+          <w:rFonts w:hint="eastAsia"/>
+        </w:rPr>
+        <w:t xml:space="preserve">长期停产”条件下值得防范的相关性风险,是对的。</w:t>
+      </w:r>
+    </w:p>
+    <w:p>
+      <w:r>
+        <w:pict>
+          <v:rect style="width:0;height:1.5pt" o:hralign="center" o:hrstd="t" o:hr="t"/>
+        </w:pict>
+      </w:r>
+    </w:p>
+    <w:bookmarkEnd w:id="29"/>
+    <w:bookmarkStart w:id="39" w:name="六专家意见的分歧与本报告的判断"/>
+    <w:p>
+      <w:pPr>
+        <w:pStyle w:val="Heading2"/>
+      </w:pPr>
+      <w:r>
+        <w:rPr>
+          <w:rFonts w:hint="eastAsia"/>
+        </w:rPr>
+        <w:t xml:space="preserve">六、专家意见的分歧与本报告的判断</w:t>
+      </w:r>
+    </w:p>
+    <w:p>
+      <w:pPr>
+        <w:pStyle w:val="FirstParagraph"/>
+      </w:pPr>
+      <w:r>
+        <w:rPr>
+          <w:rFonts w:hint="eastAsia"/>
+        </w:rPr>
+        <w:t xml:space="preserve">在几个关键问题上,严肃的分析者意见并不一致。厘清这些分歧,是判断的基础。</w:t>
+      </w:r>
+    </w:p>
+    <w:p>
+      <w:pPr>
+        <w:pStyle w:val="BodyText"/>
+      </w:pPr>
+      <w:r>
+        <w:rPr>
+          <w:rFonts w:hint="eastAsia"/>
+          <w:b/>
+          <w:bCs/>
+        </w:rPr>
+        <w:t xml:space="preserve">油价会涨到多高?</w:t>
+      </w:r>
+      <w:r>
+        <w:t xml:space="preserve"> </w:t>
+      </w:r>
+      <w:r>
+        <w:rPr>
+          <w:rFonts w:hint="eastAsia"/>
+        </w:rPr>
+        <w:t xml:space="preserve">表面上各机构数字差异很大,但这些差异大多来自</w:t>
+      </w:r>
+      <w:r>
+        <w:rPr>
+          <w:rFonts w:hint="eastAsia"/>
+          <w:b/>
+          <w:bCs/>
+        </w:rPr>
+        <w:t xml:space="preserve">口径不同</w:t>
+      </w:r>
+      <w:r>
+        <w:rPr>
+          <w:rFonts w:hint="eastAsia"/>
+        </w:rPr>
+        <w:t xml:space="preserve">,而不是实质分歧(见图</w:t>
+      </w:r>
+      <w:r>
+        <w:t xml:space="preserve"> </w:t>
+      </w:r>
+      <w:r>
+        <w:rPr>
+          <w:rFonts w:hint="eastAsia"/>
+        </w:rPr>
+        <w:t xml:space="preserve">2)。世界银行《大宗商品市场展望》给出的严重情景是</w:t>
+      </w:r>
+      <w:r>
+        <w:t xml:space="preserve"> 2026 </w:t>
+      </w:r>
+      <w:r>
+        <w:rPr>
+          <w:rFonts w:hint="eastAsia"/>
+        </w:rPr>
+        <w:t xml:space="preserve">年</w:t>
+      </w:r>
+      <w:r>
+        <w:rPr>
+          <w:rFonts w:hint="eastAsia"/>
+          <w:b/>
+          <w:bCs/>
+        </w:rPr>
+        <w:t xml:space="preserve">全年均价</w:t>
+      </w:r>
+      <w:r>
+        <w:rPr>
+          <w:rFonts w:hint="eastAsia"/>
+        </w:rPr>
+        <w:t xml:space="preserve">上行至</w:t>
+      </w:r>
+      <w:r>
+        <w:t xml:space="preserve"> 115 </w:t>
+      </w:r>
+      <w:r>
+        <w:rPr>
+          <w:rFonts w:hint="eastAsia"/>
+        </w:rPr>
+        <w:t xml:space="preserve">美元(</w:t>
+      </w:r>
+      <w:hyperlink r:id="rId30">
+        <w:r>
+          <w:rPr>
+            <w:rStyle w:val="Hyperlink"/>
+          </w:rPr>
+          <w:t xml:space="preserve">World Bank CMO,2026-04</w:t>
+        </w:r>
+      </w:hyperlink>
+      <w:r>
+        <w:rPr>
+          <w:rFonts w:hint="eastAsia"/>
+        </w:rPr>
+        <w:t xml:space="preserve">);国际货币基金组织(IMF)的不利情景是在</w:t>
+      </w:r>
+      <w:r>
+        <w:t xml:space="preserve"> 2026 </w:t>
+      </w:r>
+      <w:r>
+        <w:rPr>
+          <w:rFonts w:hint="eastAsia"/>
+        </w:rPr>
+        <w:t xml:space="preserve">年初约</w:t>
+      </w:r>
+      <w:r>
+        <w:t xml:space="preserve"> 62 </w:t>
+      </w:r>
+      <w:r>
+        <w:rPr>
+          <w:rFonts w:hint="eastAsia"/>
+        </w:rPr>
+        <w:t xml:space="preserve">美元的基准上</w:t>
+      </w:r>
+      <w:r>
+        <w:rPr>
+          <w:rFonts w:hint="eastAsia"/>
+          <w:b/>
+          <w:bCs/>
+        </w:rPr>
+        <w:t xml:space="preserve">上调</w:t>
+      </w:r>
+      <w:r>
+        <w:rPr>
+          <w:b/>
+          <w:bCs/>
+        </w:rPr>
+        <w:t xml:space="preserve"> 80%</w:t>
+      </w:r>
+      <w:r>
+        <w:rPr>
+          <w:rFonts w:hint="eastAsia"/>
+        </w:rPr>
+        <w:t xml:space="preserve">,对应</w:t>
+      </w:r>
+      <w:r>
+        <w:rPr>
+          <w:rFonts w:hint="eastAsia"/>
+          <w:b/>
+          <w:bCs/>
+        </w:rPr>
+        <w:t xml:space="preserve">全年均价约</w:t>
+      </w:r>
+      <w:r>
+        <w:rPr>
+          <w:b/>
+          <w:bCs/>
+        </w:rPr>
+        <w:t xml:space="preserve"> 100 </w:t>
+      </w:r>
+      <w:r>
+        <w:rPr>
+          <w:rFonts w:hint="eastAsia"/>
+          <w:b/>
+          <w:bCs/>
+        </w:rPr>
+        <w:t xml:space="preserve">美元</w:t>
+      </w:r>
+      <w:r>
+        <w:t xml:space="preserve">(</w:t>
+      </w:r>
+      <w:hyperlink r:id="rId31">
+        <w:r>
+          <w:rPr>
+            <w:rStyle w:val="Hyperlink"/>
+            <w:rFonts w:hint="eastAsia"/>
+          </w:rPr>
+          <w:t xml:space="preserve">IMF《世界经济展望》2026-04</w:t>
+        </w:r>
+      </w:hyperlink>
+      <w:r>
+        <w:rPr>
+          <w:rFonts w:hint="eastAsia"/>
+        </w:rPr>
+        <w:t xml:space="preserve">);彭博经济研究的情景阶梯则给出</w:t>
+      </w:r>
+      <w:r>
+        <w:t xml:space="preserve"> 110 </w:t>
+      </w:r>
+      <w:r>
+        <w:rPr>
+          <w:rFonts w:hint="eastAsia"/>
+        </w:rPr>
+        <w:t xml:space="preserve">美元”可控”、170</w:t>
+      </w:r>
+      <w:r>
+        <w:t xml:space="preserve"> </w:t>
+      </w:r>
+      <w:r>
+        <w:rPr>
+          <w:rFonts w:hint="eastAsia"/>
+        </w:rPr>
+        <w:t xml:space="preserve">美元”翻倍”、200</w:t>
+      </w:r>
+      <w:r>
+        <w:t xml:space="preserve"> </w:t>
+      </w:r>
+      <w:r>
+        <w:rPr>
+          <w:rFonts w:hint="eastAsia"/>
+        </w:rPr>
+        <w:t xml:space="preserve">美元”尾部”——其中</w:t>
+      </w:r>
+      <w:r>
+        <w:t xml:space="preserve"> 200 </w:t>
+      </w:r>
+      <w:r>
+        <w:rPr>
+          <w:rFonts w:hint="eastAsia"/>
+        </w:rPr>
+        <w:t xml:space="preserve">美元明确以”海峡长期关闭”为前提。把口径对齐后,各家是一致的:</w:t>
+      </w:r>
+      <w:r>
+        <w:rPr>
+          <w:rFonts w:hint="eastAsia"/>
+          <w:b/>
+          <w:bCs/>
+        </w:rPr>
+        <w:t xml:space="preserve">全年平均</w:t>
+      </w:r>
+      <w:r>
+        <w:rPr>
+          <w:rFonts w:hint="eastAsia"/>
+        </w:rPr>
+        <w:t xml:space="preserve">油价落在约</w:t>
+      </w:r>
+      <w:r>
+        <w:t xml:space="preserve"> 100–115 </w:t>
+      </w:r>
+      <w:r>
+        <w:rPr>
+          <w:rFonts w:hint="eastAsia"/>
+        </w:rPr>
+        <w:t xml:space="preserve">美元,而</w:t>
+      </w:r>
+      <w:r>
+        <w:rPr>
+          <w:rFonts w:hint="eastAsia"/>
+          <w:b/>
+          <w:bCs/>
+        </w:rPr>
+        <w:t xml:space="preserve">持续封锁下的峰值</w:t>
+      </w:r>
+      <w:r>
+        <w:rPr>
+          <w:rFonts w:hint="eastAsia"/>
+        </w:rPr>
+        <w:t xml:space="preserve">可达</w:t>
+      </w:r>
+      <w:r>
+        <w:t xml:space="preserve"> 170–200 </w:t>
+      </w:r>
+      <w:r>
+        <w:rPr>
+          <w:rFonts w:hint="eastAsia"/>
+        </w:rPr>
+        <w:t xml:space="preserve">美元;一个全年均价</w:t>
+      </w:r>
+      <w:r>
+        <w:t xml:space="preserve"> 115 </w:t>
+      </w:r>
+      <w:r>
+        <w:rPr>
+          <w:rFonts w:hint="eastAsia"/>
+        </w:rPr>
+        <w:t xml:space="preserve">美元,完全可以包含年内某段时间冲到</w:t>
+      </w:r>
+      <w:r>
+        <w:t xml:space="preserve"> 170–200 </w:t>
+      </w:r>
+      <w:r>
+        <w:rPr>
+          <w:rFonts w:hint="eastAsia"/>
+        </w:rPr>
+        <w:t xml:space="preserve">美元的尖峰。其中</w:t>
+      </w:r>
+      <w:r>
+        <w:t xml:space="preserve"> OIES </w:t>
+      </w:r>
+      <w:r>
+        <w:rPr>
+          <w:rFonts w:hint="eastAsia"/>
+        </w:rPr>
+        <w:t xml:space="preserve">的分析最为根本,因为它解释了价格上限为何这么高——平抑油价的闲置产能被地理困住了。</w:t>
+      </w:r>
+    </w:p>
+    <w:p>
+      <w:pPr>
+        <w:pStyle w:val="CaptionedFigure"/>
+      </w:pPr>
+      <w:r>
+        <w:drawing>
+          <wp:inline>
+            <wp:extent cx="5334000" cy="2471853"/>
+            <wp:effectExtent b="0" l="0" r="0" t="0"/>
+            <wp:docPr descr="图2 油价分歧实为口径不同" title="" id="33" name="Picture"/>
+            <a:graphic>
+              <a:graphicData uri="http://schemas.openxmlformats.org/drawingml/2006/picture">
+                <pic:pic>
+                  <pic:nvPicPr>
+                    <pic:cNvPr descr="assets/fig2_oilprice.png" id="34" name="Picture"/>
+                    <pic:cNvPicPr>
+                      <a:picLocks noChangeArrowheads="1" noChangeAspect="1"/>
+                    </pic:cNvPicPr>
+                  </pic:nvPicPr>
+                  <pic:blipFill>
+                    <a:blip r:embed="rId32"/>
+                    <a:stretch>
+                      <a:fillRect/>
+                    </a:stretch>
+                  </pic:blipFill>
+                  <pic:spPr bwMode="auto">
+                    <a:xfrm>
+                      <a:off x="0" y="0"/>
+                      <a:ext cx="5334000" cy="2471853"/>
+                    </a:xfrm>
+                    <a:prstGeom prst="rect">
+                      <a:avLst/>
+                    </a:prstGeom>
+                    <a:noFill/>
+                    <a:ln w="9525">
+                      <a:noFill/>
+                      <a:headEnd/>
+                      <a:tailEnd/>
+                    </a:ln>
+                  </pic:spPr>
+                </pic:pic>
+              </a:graphicData>
+            </a:graphic>
+          </wp:inline>
+        </w:drawing>
+      </w:r>
+    </w:p>
+    <w:p>
+      <w:pPr>
+        <w:pStyle w:val="ImageCaption"/>
+      </w:pPr>
+      <w:r>
+        <w:rPr>
+          <w:rFonts w:hint="eastAsia"/>
+        </w:rPr>
+        <w:t xml:space="preserve">图2</w:t>
+      </w:r>
+      <w:r>
+        <w:t xml:space="preserve"> </w:t>
+      </w:r>
+      <w:r>
+        <w:rPr>
+          <w:rFonts w:hint="eastAsia"/>
+        </w:rPr>
+        <w:t xml:space="preserve">油价分歧实为口径不同</w:t>
+      </w:r>
+    </w:p>
+    <w:p>
+      <w:pPr>
+        <w:pStyle w:val="BodyText"/>
+      </w:pPr>
+      <w:r>
+        <w:rPr>
+          <w:rFonts w:hint="eastAsia"/>
+          <w:b/>
+          <w:bCs/>
+        </w:rPr>
+        <w:t xml:space="preserve">人民币结算会动摇美元吗?</w:t>
+      </w:r>
+      <w:r>
+        <w:t xml:space="preserve"> </w:t>
+      </w:r>
+      <w:r>
+        <w:rPr>
+          <w:rFonts w:hint="eastAsia"/>
+        </w:rPr>
+        <w:t xml:space="preserve">美国外交关系协会(CFR)的</w:t>
+      </w:r>
+      <w:r>
+        <w:t xml:space="preserve"> Brad Setser </w:t>
+      </w:r>
+      <w:r>
+        <w:rPr>
+          <w:rFonts w:hint="eastAsia"/>
+        </w:rPr>
+        <w:t xml:space="preserve">的判断是:不会。他指出,所谓”石油美元”在很大程度上是一个迷思。2025</w:t>
+      </w:r>
+      <w:r>
+        <w:t xml:space="preserve"> </w:t>
+      </w:r>
+      <w:r>
+        <w:rPr>
+          <w:rFonts w:hint="eastAsia"/>
+        </w:rPr>
+        <w:t xml:space="preserve">年海湾国家加挪威的石油顺差已萎缩到约</w:t>
+      </w:r>
+      <w:r>
+        <w:t xml:space="preserve"> 2000 </w:t>
+      </w:r>
+      <w:r>
+        <w:rPr>
+          <w:rFonts w:hint="eastAsia"/>
+        </w:rPr>
+        <w:t xml:space="preserve">亿美元(沙特本身甚至出现了</w:t>
+      </w:r>
+      <w:r>
+        <w:t xml:space="preserve"> 330 </w:t>
+      </w:r>
+      <w:r>
+        <w:rPr>
+          <w:rFonts w:hint="eastAsia"/>
+        </w:rPr>
+        <w:t xml:space="preserve">亿美元的财政赤字),相比制造业亚洲</w:t>
+      </w:r>
+      <w:r>
+        <w:t xml:space="preserve"> 1.5 </w:t>
+      </w:r>
+      <w:r>
+        <w:rPr>
+          <w:rFonts w:hint="eastAsia"/>
+        </w:rPr>
+        <w:t xml:space="preserve">万亿美元的顺差微不足道(</w:t>
+      </w:r>
+      <w:hyperlink r:id="rId35">
+        <w:r>
+          <w:rPr>
+            <w:rStyle w:val="Hyperlink"/>
+          </w:rPr>
+          <w:t xml:space="preserve">CFR,Setser</w:t>
+        </w:r>
+      </w:hyperlink>
+      <w:r>
+        <w:rPr>
+          <w:rFonts w:hint="eastAsia"/>
+        </w:rPr>
+        <w:t xml:space="preserve">)。美元的根基是亚洲制造业顺差经由中国国有银行和离岸美元市场的循环,而不是石油用什么货币计价。本报告采纳这一判断:伊朗与中国的人民币结算,是一次成功的制裁规避,也在全球南方边缘侵蚀着美元份额,但它把成本压在了中国央行的资产负债表上,触不到美元的核心。沙特出现财政赤字这一事实,本身就是最有力的佐证——</w:t>
+      </w:r>
+      <w:r>
+        <w:rPr>
+          <w:rFonts w:hint="eastAsia"/>
+        </w:rPr>
+        <w:t xml:space="preserve">“石油美元”</w:t>
+      </w:r>
+      <w:r>
+        <w:rPr>
+          <w:rFonts w:hint="eastAsia"/>
+        </w:rPr>
+        <w:t xml:space="preserve">的所谓锚定国,如今是美元的净消费者。</w:t>
+      </w:r>
+    </w:p>
+    <w:p>
+      <w:pPr>
+        <w:pStyle w:val="BodyText"/>
+      </w:pPr>
+      <w:r>
+        <w:rPr>
+          <w:rFonts w:hint="eastAsia"/>
+          <w:b/>
+          <w:bCs/>
+        </w:rPr>
+        <w:t xml:space="preserve">中国是最脆弱还是最有韧性的买家?</w:t>
+      </w:r>
+      <w:r>
+        <w:t xml:space="preserve"> </w:t>
+      </w:r>
+      <w:r>
+        <w:rPr>
+          <w:rFonts w:hint="eastAsia"/>
+        </w:rPr>
+        <w:t xml:space="preserve">答案是:两者同时成立,因为这是两个不同维度的事实。从流量看,中国是暴露最大的——约</w:t>
+      </w:r>
+      <w:r>
+        <w:t xml:space="preserve"> 45–50% </w:t>
+      </w:r>
+      <w:r>
+        <w:rPr>
+          <w:rFonts w:hint="eastAsia"/>
+        </w:rPr>
+        <w:t xml:space="preserve">的石油进口经过海峡。但从缓冲看,中国是韧性最强的,而这份韧性来自多年刻意的布局:</w:t>
+      </w:r>
+      <w:r>
+        <w:t xml:space="preserve"> </w:t>
+      </w:r>
+      <w:r>
+        <w:t xml:space="preserve">- </w:t>
+      </w:r>
+      <w:r>
+        <w:rPr>
+          <w:rFonts w:hint="eastAsia"/>
+        </w:rPr>
+        <w:t xml:space="preserve">绕开所有海上咽喉的</w:t>
+      </w:r>
+      <w:r>
+        <w:rPr>
+          <w:rFonts w:hint="eastAsia"/>
+          <w:b/>
+          <w:bCs/>
+        </w:rPr>
+        <w:t xml:space="preserve">陆上管线</w:t>
+      </w:r>
+      <w:r>
+        <w:rPr>
+          <w:rFonts w:hint="eastAsia"/>
+        </w:rPr>
+        <w:t xml:space="preserve">——俄罗斯的</w:t>
+      </w:r>
+      <w:r>
+        <w:t xml:space="preserve"> ESPO </w:t>
+      </w:r>
+      <w:r>
+        <w:rPr>
+          <w:rFonts w:hint="eastAsia"/>
+        </w:rPr>
+        <w:t xml:space="preserve">管道(中国第一大供应来源,约占进口</w:t>
+      </w:r>
+      <w:r>
+        <w:t xml:space="preserve"> </w:t>
+      </w:r>
+      <w:r>
+        <w:rPr>
+          <w:rFonts w:hint="eastAsia"/>
+        </w:rPr>
+        <w:t xml:space="preserve">20%、超过</w:t>
+      </w:r>
+      <w:r>
+        <w:t xml:space="preserve"> 2 </w:t>
+      </w:r>
+      <w:r>
+        <w:rPr>
+          <w:rFonts w:hint="eastAsia"/>
+        </w:rPr>
+        <w:t xml:space="preserve">百万桶/天)、哈萨克斯坦和缅甸的管线,合计约</w:t>
+      </w:r>
+      <w:r>
+        <w:t xml:space="preserve"> 1.5 </w:t>
+      </w:r>
+      <w:r>
+        <w:rPr>
+          <w:rFonts w:hint="eastAsia"/>
+        </w:rPr>
+        <w:t xml:space="preserve">百万桶/天,2025</w:t>
+      </w:r>
+      <w:r>
+        <w:t xml:space="preserve"> </w:t>
+      </w:r>
+      <w:r>
+        <w:rPr>
+          <w:rFonts w:hint="eastAsia"/>
+        </w:rPr>
+        <w:t xml:space="preserve">年在岸管线占比已达</w:t>
+      </w:r>
+      <w:r>
+        <w:t xml:space="preserve"> 38%(</w:t>
+      </w:r>
+      <w:hyperlink r:id="rId36">
+        <w:r>
+          <w:rPr>
+            <w:rStyle w:val="Hyperlink"/>
+          </w:rPr>
+          <w:t xml:space="preserve">Vortexa</w:t>
+        </w:r>
+      </w:hyperlink>
+      <w:r>
+        <w:t xml:space="preserve">);</w:t>
+      </w:r>
+      <w:r>
+        <w:t xml:space="preserve"> </w:t>
+      </w:r>
+      <w:r>
+        <w:t xml:space="preserve">- </w:t>
+      </w:r>
+      <w:r>
+        <w:rPr>
+          <w:rFonts w:hint="eastAsia"/>
+        </w:rPr>
+        <w:t xml:space="preserve">约</w:t>
+      </w:r>
+      <w:r>
+        <w:t xml:space="preserve"> 13.9 </w:t>
+      </w:r>
+      <w:r>
+        <w:rPr>
+          <w:rFonts w:hint="eastAsia"/>
+        </w:rPr>
+        <w:t xml:space="preserve">亿桶的</w:t>
+      </w:r>
+      <w:r>
+        <w:rPr>
+          <w:rFonts w:hint="eastAsia"/>
+          <w:b/>
+          <w:bCs/>
+        </w:rPr>
+        <w:t xml:space="preserve">战略石油储备</w:t>
+      </w:r>
+      <w:r>
+        <w:rPr>
+          <w:rFonts w:hint="eastAsia"/>
+        </w:rPr>
+        <w:t xml:space="preserve">,约相当于</w:t>
+      </w:r>
+      <w:r>
+        <w:t xml:space="preserve"> 120 </w:t>
+      </w:r>
+      <w:r>
+        <w:rPr>
+          <w:rFonts w:hint="eastAsia"/>
+        </w:rPr>
+        <w:t xml:space="preserve">天的净进口,且其中很大一部分是用打了折扣的受制裁原油(伊朗、俄罗斯、委内瑞拉)便宜囤起来的;</w:t>
+      </w:r>
+      <w:r>
+        <w:t xml:space="preserve"> </w:t>
+      </w:r>
+      <w:r>
+        <w:t xml:space="preserve">- </w:t>
+      </w:r>
+      <w:r>
+        <w:rPr>
+          <w:rFonts w:hint="eastAsia"/>
+        </w:rPr>
+        <w:t xml:space="preserve">以</w:t>
+      </w:r>
+      <w:r>
+        <w:rPr>
+          <w:rFonts w:hint="eastAsia"/>
+          <w:b/>
+          <w:bCs/>
+        </w:rPr>
+        <w:t xml:space="preserve">煤炭为主的电网</w:t>
+      </w:r>
+      <w:r>
+        <w:rPr>
+          <w:rFonts w:hint="eastAsia"/>
+        </w:rPr>
+        <w:t xml:space="preserve">——这意味着油气中断打击的是交通,而非电力,这是中国韧性的结构性底座;</w:t>
+      </w:r>
+      <w:r>
+        <w:t xml:space="preserve"> </w:t>
+      </w:r>
+      <w:r>
+        <w:t xml:space="preserve">- </w:t>
+      </w:r>
+      <w:r>
+        <w:rPr>
+          <w:rFonts w:hint="eastAsia"/>
+        </w:rPr>
+        <w:t xml:space="preserve">作为绝望的受制裁伊朗的边际买家,中国还握有压价的议价权。</w:t>
+      </w:r>
+    </w:p>
+    <w:p>
+      <w:pPr>
+        <w:pStyle w:val="BodyText"/>
+      </w:pPr>
+      <w:r>
+        <w:t xml:space="preserve">OIES </w:t>
+      </w:r>
+      <w:r>
+        <w:rPr>
+          <w:rFonts w:hint="eastAsia"/>
+        </w:rPr>
+        <w:t xml:space="preserve">的中国能源专家</w:t>
+      </w:r>
+      <w:r>
+        <w:t xml:space="preserve"> Michal Meidan </w:t>
+      </w:r>
+      <w:r>
+        <w:rPr>
+          <w:rFonts w:hint="eastAsia"/>
+        </w:rPr>
+        <w:t xml:space="preserve">给出的限定很重要:这份韧性是”昂贵的冗余加上行政管控”换来的,并非免费,而且并不均衡(例如靠缅甸管线供油的云南炼厂,库存只有约一个月)。综合判断:</w:t>
+      </w:r>
+      <w:r>
+        <w:rPr>
+          <w:rFonts w:hint="eastAsia"/>
+          <w:b/>
+          <w:bCs/>
+        </w:rPr>
+        <w:t xml:space="preserve">中国是大进口国中对冲最充分的,而不是最脆弱的;真正结构上更糟的是日本(约</w:t>
+      </w:r>
+      <w:r>
+        <w:rPr>
+          <w:b/>
+          <w:bCs/>
+        </w:rPr>
+        <w:t xml:space="preserve"> 90–95% </w:t>
+      </w:r>
+      <w:r>
+        <w:rPr>
+          <w:rFonts w:hint="eastAsia"/>
+          <w:b/>
+          <w:bCs/>
+        </w:rPr>
+        <w:t xml:space="preserve">的原油经海峡)和韩国(约</w:t>
+      </w:r>
+      <w:r>
+        <w:rPr>
+          <w:b/>
+          <w:bCs/>
+        </w:rPr>
+        <w:t xml:space="preserve"> 70%)。</w:t>
+      </w:r>
+    </w:p>
+    <w:p>
+      <w:pPr>
+        <w:pStyle w:val="BodyText"/>
+      </w:pPr>
+      <w:r>
+        <w:rPr>
+          <w:rFonts w:hint="eastAsia"/>
+          <w:b/>
+          <w:bCs/>
+        </w:rPr>
+        <w:t xml:space="preserve">海峡收费是一门可持续的生意吗?</w:t>
+      </w:r>
+      <w:r>
+        <w:t xml:space="preserve"> </w:t>
+      </w:r>
+      <w:r>
+        <w:rPr>
+          <w:rFonts w:hint="eastAsia"/>
+        </w:rPr>
+        <w:t xml:space="preserve">大西洋理事会的报告记录了伊朗对每艘船收取约</w:t>
+      </w:r>
+      <w:r>
+        <w:t xml:space="preserve"> 200 </w:t>
+      </w:r>
+      <w:r>
+        <w:rPr>
+          <w:rFonts w:hint="eastAsia"/>
+        </w:rPr>
+        <w:t xml:space="preserve">万美元”过路费”的做法(</w:t>
+      </w:r>
+      <w:hyperlink r:id="rId37">
+        <w:r>
+          <w:rPr>
+            <w:rStyle w:val="Hyperlink"/>
+          </w:rPr>
+          <w:t xml:space="preserve">Atlantic Council《Tehran’s Toll Booth》</w:t>
+        </w:r>
+      </w:hyperlink>
+      <w:r>
+        <w:rPr>
+          <w:rFonts w:hint="eastAsia"/>
+        </w:rPr>
+        <w:t xml:space="preserve">)。但把这笔费用乘以战前的通行量,得出每年数百亿美元的收入,是一个站不住的推算——因为危机本身已经把通行量压到每天约</w:t>
+      </w:r>
+      <w:r>
+        <w:t xml:space="preserve"> 10 </w:t>
+      </w:r>
+      <w:r>
+        <w:rPr>
+          <w:rFonts w:hint="eastAsia"/>
+        </w:rPr>
+        <w:t xml:space="preserve">艘,而不是上百艘。这里有一个自我限制的逻辑:</w:t>
+      </w:r>
+      <w:r>
+        <w:rPr>
+          <w:rFonts w:hint="eastAsia"/>
+          <w:b/>
+          <w:bCs/>
+        </w:rPr>
+        <w:t xml:space="preserve">收费高到足以当武器,就会压垮产生收入的流量。</w:t>
+      </w:r>
+      <w:r>
+        <w:t xml:space="preserve"> </w:t>
+      </w:r>
+      <w:r>
+        <w:rPr>
+          <w:rFonts w:hint="eastAsia"/>
+        </w:rPr>
+        <w:t xml:space="preserve">作为间歇性的胁迫手段,收费是可持续的;作为石油出口收入的财政替代,它不可持续。</w:t>
+      </w:r>
+    </w:p>
+    <w:p>
+      <w:pPr>
+        <w:pStyle w:val="BodyText"/>
+      </w:pPr>
+      <w:r>
+        <w:rPr>
+          <w:rFonts w:hint="eastAsia"/>
+          <w:b/>
+          <w:bCs/>
+        </w:rPr>
+        <w:t xml:space="preserve">保险是一件武器吗?</w:t>
+      </w:r>
+      <w:r>
+        <w:t xml:space="preserve"> </w:t>
+      </w:r>
+      <w:r>
+        <w:rPr>
+          <w:rFonts w:hint="eastAsia"/>
+        </w:rPr>
+        <w:t xml:space="preserve">有观点认为,伊朗无需真正关闭海峡,只要注入足够的不确定性使保险无法定价,</w:t>
+      </w:r>
+      <w:r>
+        <w:rPr>
+          <w:rFonts w:hint="eastAsia"/>
+        </w:rPr>
+        <w:t xml:space="preserve">“无法投保”</w:t>
+      </w:r>
+      <w:r>
+        <w:rPr>
+          <w:rFonts w:hint="eastAsia"/>
+        </w:rPr>
+        <w:t xml:space="preserve">本身就成了事实上的封锁。但劳合社市场协会(LMA)在开战后一周的调查给出了相反的证据:88%</w:t>
+      </w:r>
+      <w:r>
+        <w:t xml:space="preserve"> </w:t>
+      </w:r>
+      <w:r>
+        <w:rPr>
+          <w:rFonts w:hint="eastAsia"/>
+        </w:rPr>
+        <w:t xml:space="preserve">的战争险承保人维持了承保意愿,船东互保(P&amp;I)责任险不可撤销且仍在伦敦再保。LMA</w:t>
+      </w:r>
+      <w:r>
+        <w:t xml:space="preserve"> </w:t>
+      </w:r>
+      <w:r>
+        <w:rPr>
+          <w:rFonts w:hint="eastAsia"/>
+        </w:rPr>
+        <w:t xml:space="preserve">的结论是——</w:t>
+      </w:r>
+      <w:r>
+        <w:rPr>
+          <w:rFonts w:hint="eastAsia"/>
+          <w:b/>
+          <w:bCs/>
+        </w:rPr>
+        <w:t xml:space="preserve">驱使船只减少通行的是船员安全顾虑,而非保险买不到</w:t>
+      </w:r>
+      <w:r>
+        <w:t xml:space="preserve">(</w:t>
+      </w:r>
+      <w:hyperlink r:id="rId38">
+        <w:r>
+          <w:rPr>
+            <w:rStyle w:val="Hyperlink"/>
+          </w:rPr>
+          <w:t xml:space="preserve">LMA</w:t>
+        </w:r>
+      </w:hyperlink>
+      <w:r>
+        <w:rPr>
+          <w:rFonts w:hint="eastAsia"/>
+        </w:rPr>
+        <w:t xml:space="preserve">)。据此,保险更应被理解为一条</w:t>
+      </w:r>
+      <w:r>
+        <w:rPr>
+          <w:rFonts w:hint="eastAsia"/>
+          <w:b/>
+          <w:bCs/>
+        </w:rPr>
+        <w:t xml:space="preserve">传导介质</w:t>
+      </w:r>
+      <w:r>
+        <w:rPr>
+          <w:rFonts w:hint="eastAsia"/>
+        </w:rPr>
+        <w:t xml:space="preserve">:真正的武器是对船只本身的威胁,保险费率飙升只是这一威胁的症状。</w:t>
+      </w:r>
+    </w:p>
+    <w:p>
+      <w:pPr>
+        <w:pStyle w:val="BodyText"/>
+      </w:pPr>
+      <w:r>
+        <w:rPr>
+          <w:rFonts w:hint="eastAsia"/>
+          <w:b/>
+          <w:bCs/>
+        </w:rPr>
+        <w:t xml:space="preserve">哪些环节能替代,哪些不能?</w:t>
+      </w:r>
+      <w:r>
+        <w:t xml:space="preserve"> </w:t>
+      </w:r>
+      <w:r>
+        <w:rPr>
+          <w:rFonts w:hint="eastAsia"/>
+        </w:rPr>
+        <w:t xml:space="preserve">大致分三档:</w:t>
+      </w:r>
+      <w:r>
+        <w:t xml:space="preserve"> </w:t>
+      </w:r>
+      <w:r>
+        <w:t xml:space="preserve">-</w:t>
+      </w:r>
+      <w:r>
+        <w:t xml:space="preserve"> </w:t>
+      </w:r>
+      <w:r>
+        <w:rPr>
+          <w:rFonts w:hint="eastAsia"/>
+          <w:b/>
+          <w:bCs/>
+        </w:rPr>
+        <w:t xml:space="preserve">无法替代</w:t>
+      </w:r>
+      <w:r>
+        <w:rPr>
+          <w:rFonts w:hint="eastAsia"/>
+        </w:rPr>
+        <w:t xml:space="preserve">:氦气,以及非发电用途的液化天然气分子本身——它们没有替代来源,也没有绕开海峡的航路(但如第五节所述,无法替代不等于无法回收、配给和优先分配)。</w:t>
+      </w:r>
+      <w:r>
+        <w:t xml:space="preserve"> </w:t>
+      </w:r>
+      <w:r>
+        <w:t xml:space="preserve">-</w:t>
+      </w:r>
+      <w:r>
+        <w:t xml:space="preserve"> </w:t>
+      </w:r>
+      <w:r>
+        <w:rPr>
+          <w:rFonts w:hint="eastAsia"/>
+          <w:b/>
+          <w:bCs/>
+        </w:rPr>
+        <w:t xml:space="preserve">可以替代但很慢</w:t>
+      </w:r>
+      <w:r>
+        <w:rPr>
+          <w:rFonts w:hint="eastAsia"/>
+        </w:rPr>
+        <w:t xml:space="preserve">:用于</w:t>
+      </w:r>
+      <w:r>
+        <w:rPr>
+          <w:rFonts w:hint="eastAsia"/>
+          <w:b/>
+          <w:bCs/>
+        </w:rPr>
+        <w:t xml:space="preserve">发电</w:t>
+      </w:r>
+      <w:r>
+        <w:rPr>
+          <w:rFonts w:hint="eastAsia"/>
+        </w:rPr>
+        <w:t xml:space="preserve">的液化天然气可以改烧煤——韩国已取消燃煤电厂</w:t>
+      </w:r>
+      <w:r>
+        <w:t xml:space="preserve"> 80% </w:t>
+      </w:r>
+      <w:r>
+        <w:rPr>
+          <w:rFonts w:hint="eastAsia"/>
+        </w:rPr>
+        <w:t xml:space="preserve">利用率上限、日本提高了燃煤发电率、台湾恢复采购燃煤电力。但这是”慢”的替代:需要解除管制、重启封存产能、承受排放代价。这里有一个必须守住的区分:</w:t>
+      </w:r>
+      <w:r>
+        <w:rPr>
+          <w:rFonts w:hint="eastAsia"/>
+          <w:b/>
+          <w:bCs/>
+        </w:rPr>
+        <w:t xml:space="preserve">“发电可以改烧煤”</w:t>
+      </w:r>
+      <w:r>
+        <w:rPr>
+          <w:rFonts w:hint="eastAsia"/>
+          <w:b/>
+          <w:bCs/>
+        </w:rPr>
+        <w:t xml:space="preserve">绝不等于”液化天然气中断可控”</w:t>
+      </w:r>
+      <w:r>
+        <w:rPr>
+          <w:rFonts w:hint="eastAsia"/>
+        </w:rPr>
+        <w:t xml:space="preserve">——它对发电可控,对石化原料、半导体工艺气和氦气则完全不可能。</w:t>
+      </w:r>
+      <w:r>
+        <w:t xml:space="preserve"> </w:t>
+      </w:r>
+      <w:r>
+        <w:t xml:space="preserve">-</w:t>
+      </w:r>
+      <w:r>
+        <w:t xml:space="preserve"> </w:t>
+      </w:r>
+      <w:r>
+        <w:rPr>
+          <w:rFonts w:hint="eastAsia"/>
+          <w:b/>
+          <w:bCs/>
+        </w:rPr>
+        <w:t xml:space="preserve">名义上可替代,但被政策锁住</w:t>
+      </w:r>
+      <w:r>
+        <w:rPr>
+          <w:rFonts w:hint="eastAsia"/>
+        </w:rPr>
+        <w:t xml:space="preserve">:化肥。全球名义产能(2.4</w:t>
+      </w:r>
+      <w:r>
+        <w:t xml:space="preserve"> </w:t>
+      </w:r>
+      <w:r>
+        <w:rPr>
+          <w:rFonts w:hint="eastAsia"/>
+        </w:rPr>
+        <w:t xml:space="preserve">亿吨)高于需求(1.85</w:t>
+      </w:r>
+      <w:r>
+        <w:t xml:space="preserve"> </w:t>
+      </w:r>
+      <w:r>
+        <w:rPr>
+          <w:rFonts w:hint="eastAsia"/>
+        </w:rPr>
+        <w:t xml:space="preserve">亿吨),但可调用的余量被中国的出口禁令锁住了。</w:t>
+      </w:r>
+    </w:p>
+    <w:p>
+      <w:r>
+        <w:pict>
+          <v:rect style="width:0;height:1.5pt" o:hralign="center" o:hrstd="t" o:hr="t"/>
+        </w:pict>
+      </w:r>
+    </w:p>
+    <w:bookmarkEnd w:id="39"/>
+    <w:bookmarkStart w:id="46" w:name="七几个容易被误判的二阶效应"/>
+    <w:p>
+      <w:pPr>
+        <w:pStyle w:val="Heading2"/>
+      </w:pPr>
+      <w:r>
+        <w:rPr>
+          <w:rFonts w:hint="eastAsia"/>
+        </w:rPr>
+        <w:t xml:space="preserve">七、几个容易被误判的二阶效应</w:t>
+      </w:r>
+    </w:p>
+    <w:p>
+      <w:pPr>
+        <w:pStyle w:val="FirstParagraph"/>
+      </w:pPr>
+      <w:r>
+        <w:rPr>
+          <w:rFonts w:hint="eastAsia"/>
+          <w:b/>
+          <w:bCs/>
+        </w:rPr>
+        <w:t xml:space="preserve">伊朗战争是否在补贴俄罗斯?</w:t>
+      </w:r>
+      <w:r>
+        <w:t xml:space="preserve"> </w:t>
+      </w:r>
+      <w:r>
+        <w:rPr>
+          <w:rFonts w:hint="eastAsia"/>
+        </w:rPr>
+        <w:t xml:space="preserve">这个说法流传很广,但需要谨慎对待。伊朗战争推高油价,确实给俄罗斯带来了一次性的月度收入跳升——2026</w:t>
+      </w:r>
+      <w:r>
+        <w:t xml:space="preserve"> </w:t>
+      </w:r>
+      <w:r>
+        <w:rPr>
+          <w:rFonts w:hint="eastAsia"/>
+        </w:rPr>
+        <w:t xml:space="preserve">年</w:t>
+      </w:r>
+      <w:r>
+        <w:t xml:space="preserve"> 3 </w:t>
+      </w:r>
+      <w:r>
+        <w:rPr>
+          <w:rFonts w:hint="eastAsia"/>
+        </w:rPr>
+        <w:t xml:space="preserve">月俄罗斯石油出口收入达</w:t>
+      </w:r>
+      <w:r>
+        <w:t xml:space="preserve"> 190 </w:t>
+      </w:r>
+      <w:r>
+        <w:rPr>
+          <w:rFonts w:hint="eastAsia"/>
+        </w:rPr>
+        <w:t xml:space="preserve">亿美元,而</w:t>
+      </w:r>
+      <w:r>
+        <w:t xml:space="preserve"> 2 </w:t>
+      </w:r>
+      <w:r>
+        <w:rPr>
+          <w:rFonts w:hint="eastAsia"/>
+        </w:rPr>
+        <w:t xml:space="preserve">月仅为</w:t>
+      </w:r>
+      <w:r>
+        <w:t xml:space="preserve"> 95 </w:t>
+      </w:r>
+      <w:r>
+        <w:rPr>
+          <w:rFonts w:hint="eastAsia"/>
+        </w:rPr>
+        <w:t xml:space="preserve">亿美元(</w:t>
+      </w:r>
+      <w:hyperlink r:id="rId40">
+        <w:r>
+          <w:rPr>
+            <w:rStyle w:val="Hyperlink"/>
+            <w:rFonts w:hint="eastAsia"/>
+          </w:rPr>
+          <w:t xml:space="preserve">基辅经济学院,2026-04</w:t>
+        </w:r>
+      </w:hyperlink>
+      <w:r>
+        <w:rPr>
+          <w:rFonts w:hint="eastAsia"/>
+        </w:rPr>
+        <w:t xml:space="preserve">)。但与此同时,</w:t>
+      </w:r>
+      <w:r>
+        <w:rPr>
+          <w:rFonts w:hint="eastAsia"/>
+          <w:b/>
+          <w:bCs/>
+        </w:rPr>
+        <w:t xml:space="preserve">乌克兰对俄罗斯炼油设施的持续打击,已把俄罗斯的炼油吞吐量压到</w:t>
+      </w:r>
+      <w:r>
+        <w:rPr>
+          <w:b/>
+          <w:bCs/>
+        </w:rPr>
+        <w:t xml:space="preserve"> 469 </w:t>
+      </w:r>
+      <w:r>
+        <w:rPr>
+          <w:rFonts w:hint="eastAsia"/>
+          <w:b/>
+          <w:bCs/>
+        </w:rPr>
+        <w:t xml:space="preserve">万桶/天——2009</w:t>
+      </w:r>
+      <w:r>
+        <w:rPr>
+          <w:b/>
+          <w:bCs/>
+        </w:rPr>
+        <w:t xml:space="preserve"> </w:t>
+      </w:r>
+      <w:r>
+        <w:rPr>
+          <w:rFonts w:hint="eastAsia"/>
+          <w:b/>
+          <w:bCs/>
+        </w:rPr>
+        <w:t xml:space="preserve">年以来的</w:t>
+      </w:r>
+      <w:r>
+        <w:rPr>
+          <w:b/>
+          <w:bCs/>
+        </w:rPr>
+        <w:t xml:space="preserve"> 16 </w:t>
+      </w:r>
+      <w:r>
+        <w:rPr>
+          <w:rFonts w:hint="eastAsia"/>
+          <w:b/>
+          <w:bCs/>
+        </w:rPr>
+        <w:t xml:space="preserve">年最低点</w:t>
+      </w:r>
+      <w:r>
+        <w:t xml:space="preserve">(</w:t>
+      </w:r>
+      <w:hyperlink r:id="rId41">
+        <w:r>
+          <w:rPr>
+            <w:rStyle w:val="Hyperlink"/>
+          </w:rPr>
+          <w:t xml:space="preserve">Euromaidan Press / OilX,2026-05</w:t>
+        </w:r>
+      </w:hyperlink>
+      <w:r>
+        <w:rPr>
+          <w:rFonts w:hint="eastAsia"/>
+        </w:rPr>
+        <w:t xml:space="preserve">),俄罗斯被迫禁止航空煤油出口。这里有一个关键的区分:</w:t>
+      </w:r>
+      <w:r>
+        <w:rPr>
+          <w:rFonts w:hint="eastAsia"/>
+          <w:b/>
+          <w:bCs/>
+        </w:rPr>
+        <w:t xml:space="preserve">收入上升(因伊朗涨价)和炼能下降(因乌克兰打击)是两个相互独立的冲击,后者并非伊朗战争造成的</w:t>
+      </w:r>
+      <w:r>
+        <w:rPr>
+          <w:rFonts w:hint="eastAsia"/>
+        </w:rPr>
+        <w:t xml:space="preserve">(见图</w:t>
+      </w:r>
+      <w:r>
+        <w:t xml:space="preserve"> </w:t>
+      </w:r>
+      <w:r>
+        <w:rPr>
+          <w:rFonts w:hint="eastAsia"/>
+        </w:rPr>
+        <w:t xml:space="preserve">4)。卡内基国际和平基金会的</w:t>
+      </w:r>
+      <w:r>
+        <w:t xml:space="preserve"> Sergey Vakulenko </w:t>
+      </w:r>
+      <w:r>
+        <w:rPr>
+          <w:rFonts w:hint="eastAsia"/>
+        </w:rPr>
+        <w:t xml:space="preserve">直接比较了这两股力量,结论是二者大体相互抵消(</w:t>
+      </w:r>
+      <w:hyperlink r:id="rId42">
+        <w:r>
+          <w:rPr>
+            <w:rStyle w:val="Hyperlink"/>
+          </w:rPr>
+          <w:t xml:space="preserve">Carnegie</w:t>
+        </w:r>
+      </w:hyperlink>
+      <w:r>
+        <w:rPr>
+          <w:rFonts w:hint="eastAsia"/>
+        </w:rPr>
+        <w:t xml:space="preserve">)。更重要的是,这次涨价并不改变俄罗斯的结构性困境:它需要全年布伦特均价达到约</w:t>
+      </w:r>
+      <w:r>
+        <w:t xml:space="preserve"> 115 </w:t>
+      </w:r>
+      <w:r>
+        <w:rPr>
+          <w:rFonts w:hint="eastAsia"/>
+        </w:rPr>
+        <w:t xml:space="preserve">美元才能不削减</w:t>
+      </w:r>
+      <w:r>
+        <w:t xml:space="preserve"> 2026 </w:t>
+      </w:r>
+      <w:r>
+        <w:rPr>
+          <w:rFonts w:hint="eastAsia"/>
+        </w:rPr>
+        <w:t xml:space="preserve">年预算,而这不会发生;同期俄军在战场上也表现不佳,夏季攻势开打数周即停滞、5</w:t>
+      </w:r>
+      <w:r>
+        <w:t xml:space="preserve"> </w:t>
+      </w:r>
+      <w:r>
+        <w:rPr>
+          <w:rFonts w:hint="eastAsia"/>
+        </w:rPr>
+        <w:t xml:space="preserve">月净失土约</w:t>
+      </w:r>
+      <w:r>
+        <w:t xml:space="preserve"> 259 </w:t>
+      </w:r>
+      <w:r>
+        <w:rPr>
+          <w:rFonts w:hint="eastAsia"/>
+        </w:rPr>
+        <w:t xml:space="preserve">平方公里。因此,</w:t>
+      </w:r>
+      <w:r>
+        <w:rPr>
+          <w:rFonts w:hint="eastAsia"/>
+          <w:b/>
+          <w:bCs/>
+        </w:rPr>
+        <w:t xml:space="preserve">“伊朗战争补贴俄罗斯”</w:t>
+      </w:r>
+      <w:r>
+        <w:rPr>
+          <w:rFonts w:hint="eastAsia"/>
+          <w:b/>
+          <w:bCs/>
+        </w:rPr>
+        <w:t xml:space="preserve">的干净说法是夸大的:价格红利是真实的,但短暂、有争议、且与乌克兰造成的炼能损失并行,既不改变俄罗斯的财政挤压,也不改变其战场颓势。</w:t>
+      </w:r>
+    </w:p>
+    <w:p>
+      <w:pPr>
+        <w:pStyle w:val="CaptionedFigure"/>
+      </w:pPr>
+      <w:r>
+        <w:drawing>
+          <wp:inline>
+            <wp:extent cx="5334000" cy="2550480"/>
+            <wp:effectExtent b="0" l="0" r="0" t="0"/>
+            <wp:docPr descr="图4 伊朗战争补贴俄罗斯被夸大" title="" id="44" name="Picture"/>
+            <a:graphic>
+              <a:graphicData uri="http://schemas.openxmlformats.org/drawingml/2006/picture">
+                <pic:pic>
+                  <pic:nvPicPr>
+                    <pic:cNvPr descr="assets/fig4_russia.png" id="45" name="Picture"/>
+                    <pic:cNvPicPr>
+                      <a:picLocks noChangeArrowheads="1" noChangeAspect="1"/>
+                    </pic:cNvPicPr>
+                  </pic:nvPicPr>
+                  <pic:blipFill>
+                    <a:blip r:embed="rId43"/>
+                    <a:stretch>
+                      <a:fillRect/>
+                    </a:stretch>
+                  </pic:blipFill>
+                  <pic:spPr bwMode="auto">
+                    <a:xfrm>
+                      <a:off x="0" y="0"/>
+                      <a:ext cx="5334000" cy="2550480"/>
+                    </a:xfrm>
+                    <a:prstGeom prst="rect">
+                      <a:avLst/>
+                    </a:prstGeom>
+                    <a:noFill/>
+                    <a:ln w="9525">
+                      <a:noFill/>
+                      <a:headEnd/>
+                      <a:tailEnd/>
+                    </a:ln>
+                  </pic:spPr>
+                </pic:pic>
+              </a:graphicData>
+            </a:graphic>
+          </wp:inline>
+        </w:drawing>
+      </w:r>
+    </w:p>
+    <w:p>
+      <w:pPr>
+        <w:pStyle w:val="ImageCaption"/>
+      </w:pPr>
+      <w:r>
+        <w:rPr>
+          <w:rFonts w:hint="eastAsia"/>
+        </w:rPr>
+        <w:t xml:space="preserve">图4</w:t>
+      </w:r>
+      <w:r>
+        <w:t xml:space="preserve"> </w:t>
+      </w:r>
+      <w:r>
+        <w:rPr>
+          <w:rFonts w:hint="eastAsia"/>
+        </w:rPr>
+        <w:t xml:space="preserve">伊朗战争补贴俄罗斯被夸大</w:t>
+      </w:r>
+    </w:p>
+    <w:p>
+      <w:pPr>
+        <w:pStyle w:val="BodyText"/>
+      </w:pPr>
+      <w:r>
+        <w:rPr>
+          <w:rFonts w:hint="eastAsia"/>
+          <w:b/>
+          <w:bCs/>
+        </w:rPr>
+        <w:t xml:space="preserve">红海已经改道。</w:t>
+      </w:r>
+      <w:r>
+        <w:t xml:space="preserve"> </w:t>
+      </w:r>
+      <w:r>
+        <w:rPr>
+          <w:rFonts w:hint="eastAsia"/>
+        </w:rPr>
+        <w:t xml:space="preserve">需要强调的是,经由红海/苏伊士的航运中断,</w:t>
+      </w:r>
+      <w:r>
+        <w:rPr>
+          <w:rFonts w:hint="eastAsia"/>
+          <w:b/>
+          <w:bCs/>
+        </w:rPr>
+        <w:t xml:space="preserve">不是一个未来的假设,而是已经发生并被消化的现实</w:t>
+      </w:r>
+      <w:r>
+        <w:rPr>
+          <w:rFonts w:hint="eastAsia"/>
+        </w:rPr>
+        <w:t xml:space="preserve">。到</w:t>
+      </w:r>
+      <w:r>
+        <w:t xml:space="preserve"> 2026 </w:t>
+      </w:r>
+      <w:r>
+        <w:rPr>
+          <w:rFonts w:hint="eastAsia"/>
+        </w:rPr>
+        <w:t xml:space="preserve">年</w:t>
+      </w:r>
+      <w:r>
+        <w:t xml:space="preserve"> 5 </w:t>
+      </w:r>
+      <w:r>
+        <w:rPr>
+          <w:rFonts w:hint="eastAsia"/>
+        </w:rPr>
+        <w:t xml:space="preserve">月,约</w:t>
+      </w:r>
+      <w:r>
+        <w:t xml:space="preserve"> 60–70% </w:t>
+      </w:r>
+      <w:r>
+        <w:rPr>
+          <w:rFonts w:hint="eastAsia"/>
+        </w:rPr>
+        <w:t xml:space="preserve">的亚欧航运已改走好望角,地中海航运公司(MSC)、达飞(CMA</w:t>
+      </w:r>
+      <w:r>
+        <w:t xml:space="preserve"> </w:t>
+      </w:r>
+      <w:r>
+        <w:rPr>
+          <w:rFonts w:hint="eastAsia"/>
+        </w:rPr>
+        <w:t xml:space="preserve">CGM)等主要航运公司已把好望角作为常态化的网络设计,而非应急方案。这一点很重要:两年来世界经济在红海大幅改道的情况下照常运转,这恰恰是反对”灾难论”极端情景的直接证据——市场对部分咽喉关闭的适应能力,比悲观预期要强。</w:t>
+      </w:r>
+    </w:p>
+    <w:p>
+      <w:r>
+        <w:pict>
+          <v:rect style="width:0;height:1.5pt" o:hralign="center" o:hrstd="t" o:hr="t"/>
+        </w:pict>
+      </w:r>
+    </w:p>
+    <w:bookmarkEnd w:id="46"/>
+    <w:bookmarkStart w:id="47" w:name="八时间维度"/>
+    <w:p>
+      <w:pPr>
+        <w:pStyle w:val="Heading2"/>
+      </w:pPr>
+      <w:r>
+        <w:rPr>
+          <w:rFonts w:hint="eastAsia"/>
+        </w:rPr>
+        <w:t xml:space="preserve">八、时间维度</w:t>
+      </w:r>
+    </w:p>
+    <w:p>
+      <w:pPr>
+        <w:pStyle w:val="FirstParagraph"/>
+      </w:pPr>
+      <w:r>
+        <w:rPr>
+          <w:rFonts w:hint="eastAsia"/>
+        </w:rPr>
+        <w:t xml:space="preserve">对决策者而言,唯一重要的区分是”可以挺过去的尖峰”还是”结构性的断裂”,而这完全取决于时间尺度:</w:t>
       </w:r>
     </w:p>
     <w:p>
@@ -1453,61 +3515,13 @@
           <w:b/>
           <w:bCs/>
         </w:rPr>
-        <w:t xml:space="preserve">氦气。</w:t>
-      </w:r>
-      <w:r>
-        <w:t xml:space="preserve"> </w:t>
-      </w:r>
-      <w:r>
-        <w:rPr>
-          <w:rFonts w:hint="eastAsia"/>
-        </w:rPr>
-        <w:t xml:space="preserve">卡塔尔供应全球约</w:t>
-      </w:r>
-      <w:r>
-        <w:t xml:space="preserve"> 33% </w:t>
-      </w:r>
-      <w:r>
-        <w:rPr>
-          <w:rFonts w:hint="eastAsia"/>
-        </w:rPr>
-        <w:t xml:space="preserve">的氦气,这次冲击移除了其中</w:t>
-      </w:r>
-      <w:r>
-        <w:t xml:space="preserve"> </w:t>
-      </w:r>
-      <w:r>
-        <w:rPr>
-          <w:rFonts w:hint="eastAsia"/>
-        </w:rPr>
-        <w:t xml:space="preserve">30–33%。韩国工业用氦的</w:t>
-      </w:r>
-      <w:r>
-        <w:t xml:space="preserve"> 64.7% </w:t>
-      </w:r>
-      <w:r>
-        <w:rPr>
-          <w:rFonts w:hint="eastAsia"/>
-        </w:rPr>
-        <w:t xml:space="preserve">来自卡塔尔,半导体工厂的氦气缓冲只有约六个月,而卡塔尔</w:t>
-      </w:r>
-      <w:r>
-        <w:t xml:space="preserve"> Ras Laffan </w:t>
-      </w:r>
-      <w:r>
-        <w:rPr>
-          <w:rFonts w:hint="eastAsia"/>
-        </w:rPr>
-        <w:t xml:space="preserve">设施的修复可能长达五年(IEA、《Foreign</w:t>
-      </w:r>
-      <w:r>
-        <w:t xml:space="preserve"> </w:t>
-      </w:r>
-      <w:r>
-        <w:rPr>
-          <w:rFonts w:hint="eastAsia"/>
-        </w:rPr>
-        <w:t xml:space="preserve">Policy》2026-04)。氦气在半导体制造中用于冷却和工艺环节,几乎无法替代,且和液化天然气一样,没有绕开海峡的替代航路。</w:t>
+        <w:t xml:space="preserve">数天到数周</w:t>
+      </w:r>
+      <w:r>
+        <w:rPr>
+          <w:rFonts w:hint="eastAsia"/>
+        </w:rPr>
+        <w:t xml:space="preserve">:油价和保险费率重新定价(由预期驱动,先于任何物理封锁);</w:t>
       </w:r>
     </w:p>
     <w:p>
@@ -1524,16 +3538,22 @@
           <w:b/>
           <w:bCs/>
         </w:rPr>
-        <w:t xml:space="preserve">液化天然气。</w:t>
-      </w:r>
-      <w:r>
-        <w:t xml:space="preserve"> </w:t>
-      </w:r>
-      <w:r>
-        <w:rPr>
-          <w:rFonts w:hint="eastAsia"/>
-        </w:rPr>
-        <w:t xml:space="preserve">半导体工厂的电力和工艺供气依赖天然气,卡塔尔的液化天然气没有替代航路。</w:t>
+        <w:t xml:space="preserve">数周到数月</w:t>
+      </w:r>
+      <w:r>
+        <w:rPr>
+          <w:rFonts w:hint="eastAsia"/>
+        </w:rPr>
+        <w:t xml:space="preserve">:航运改道与战略储备释放开始缓冲(中国的</w:t>
+      </w:r>
+      <w:r>
+        <w:t xml:space="preserve"> 120 </w:t>
+      </w:r>
+      <w:r>
+        <w:rPr>
+          <w:rFonts w:hint="eastAsia"/>
+        </w:rPr>
+        <w:t xml:space="preserve">天储备、东亚的煤电切换、好望角绕行);</w:t>
       </w:r>
     </w:p>
     <w:p>
@@ -1550,41 +3570,40 @@
           <w:b/>
           <w:bCs/>
         </w:rPr>
-        <w:t xml:space="preserve">航运与保险。</w:t>
-      </w:r>
-      <w:r>
-        <w:t xml:space="preserve"> </w:t>
-      </w:r>
-      <w:r>
-        <w:rPr>
-          <w:rFonts w:hint="eastAsia"/>
-        </w:rPr>
-        <w:t xml:space="preserve">由油价推高的运费和保险成本,叠加在上述两项之上。</w:t>
-      </w:r>
-    </w:p>
-    <w:p>
-      <w:pPr>
-        <w:pStyle w:val="FirstParagraph"/>
-      </w:pPr>
-      <w:r>
-        <w:rPr>
-          <w:rFonts w:hint="eastAsia"/>
-        </w:rPr>
-        <w:t xml:space="preserve">能源成本冲击、工艺气体冲击、物流冲击,三者</w:t>
-      </w:r>
-      <w:r>
-        <w:rPr>
-          <w:rFonts w:hint="eastAsia"/>
-          <w:b/>
-          <w:bCs/>
-        </w:rPr>
-        <w:t xml:space="preserve">同时</w:t>
-      </w:r>
-      <w:r>
-        <w:rPr>
-          <w:rFonts w:hint="eastAsia"/>
-        </w:rPr>
-        <w:t xml:space="preserve">压在一个全球人工智能与算力经济都依赖的单一节点上。这种”同时性”造成的连锁损害,远超把三条链分别相加的结果。这是整场危机里最值得警惕、也最容易被忽略的风险。</w:t>
+        <w:t xml:space="preserve">数月到数年</w:t>
+      </w:r>
+      <w:r>
+        <w:rPr>
+          <w:rFonts w:hint="eastAsia"/>
+        </w:rPr>
+        <w:t xml:space="preserve">:替代供应、新产能和需求破坏开始发挥作用。需要特别指出,高价本身会摧毁需求、诱导替代——这正是</w:t>
+      </w:r>
+      <w:r>
+        <w:t xml:space="preserve"> 2008 </w:t>
+      </w:r>
+      <w:r>
+        <w:rPr>
+          <w:rFonts w:hint="eastAsia"/>
+        </w:rPr>
+        <w:t xml:space="preserve">年和</w:t>
+      </w:r>
+      <w:r>
+        <w:t xml:space="preserve"> 2022 </w:t>
+      </w:r>
+      <w:r>
+        <w:rPr>
+          <w:rFonts w:hint="eastAsia"/>
+        </w:rPr>
+        <w:t xml:space="preserve">年阻止油价冲上</w:t>
+      </w:r>
+      <w:r>
+        <w:t xml:space="preserve"> 200 </w:t>
+      </w:r>
+      <w:r>
+        <w:rPr>
+          <w:rFonts w:hint="eastAsia"/>
+        </w:rPr>
+        <w:t xml:space="preserve">美元的自我限制机制。忽略这一点,会系统性地高估所有价格预测。</w:t>
       </w:r>
     </w:p>
     <w:p>
@@ -1594,8 +3613,8 @@
         </w:pict>
       </w:r>
     </w:p>
-    <w:bookmarkEnd w:id="14"/>
-    <w:bookmarkStart w:id="15" w:name="六专家意见的分歧与本报告的判断"/>
+    <w:bookmarkEnd w:id="47"/>
+    <w:bookmarkStart w:id="48" w:name="九本报告判断可能错在哪"/>
     <w:p>
       <w:pPr>
         <w:pStyle w:val="Heading2"/>
@@ -1604,7 +3623,7 @@
         <w:rPr>
           <w:rFonts w:hint="eastAsia"/>
         </w:rPr>
-        <w:t xml:space="preserve">六、专家意见的分歧与本报告的判断</w:t>
+        <w:t xml:space="preserve">九、本报告判断可能错在哪</w:t>
       </w:r>
     </w:p>
     <w:p>
@@ -1615,1120 +3634,7 @@
         <w:rPr>
           <w:rFonts w:hint="eastAsia"/>
         </w:rPr>
-        <w:t xml:space="preserve">在几个关键问题上,严肃的分析者意见并不一致。厘清这些分歧,是判断的基础。</w:t>
-      </w:r>
-    </w:p>
-    <w:p>
-      <w:pPr>
-        <w:pStyle w:val="BodyText"/>
-      </w:pPr>
-      <w:r>
-        <w:rPr>
-          <w:rFonts w:hint="eastAsia"/>
-          <w:b/>
-          <w:bCs/>
-        </w:rPr>
-        <w:t xml:space="preserve">油价会涨到多高?</w:t>
-      </w:r>
-      <w:r>
-        <w:t xml:space="preserve"> </w:t>
-      </w:r>
-      <w:r>
-        <w:rPr>
-          <w:rFonts w:hint="eastAsia"/>
-        </w:rPr>
-        <w:t xml:space="preserve">表面上各机构数字差异很大:世界银行给出</w:t>
-      </w:r>
-      <w:r>
-        <w:t xml:space="preserve"> 2026 </w:t>
-      </w:r>
-      <w:r>
-        <w:rPr>
-          <w:rFonts w:hint="eastAsia"/>
-        </w:rPr>
-        <w:t xml:space="preserve">年全年均价</w:t>
-      </w:r>
-      <w:r>
-        <w:t xml:space="preserve"> 95–115 </w:t>
-      </w:r>
-      <w:r>
-        <w:rPr>
-          <w:rFonts w:hint="eastAsia"/>
-        </w:rPr>
-        <w:t xml:space="preserve">美元的严重情景;IMF</w:t>
-      </w:r>
-      <w:r>
-        <w:t xml:space="preserve"> </w:t>
-      </w:r>
-      <w:r>
-        <w:rPr>
-          <w:rFonts w:hint="eastAsia"/>
-        </w:rPr>
-        <w:t xml:space="preserve">给出对油价路径</w:t>
-      </w:r>
-      <w:r>
-        <w:t xml:space="preserve"> +80% </w:t>
-      </w:r>
-      <w:r>
-        <w:rPr>
-          <w:rFonts w:hint="eastAsia"/>
-        </w:rPr>
-        <w:t xml:space="preserve">至</w:t>
-      </w:r>
-      <w:r>
-        <w:t xml:space="preserve"> </w:t>
-      </w:r>
-      <w:r>
-        <w:rPr>
-          <w:rFonts w:hint="eastAsia"/>
-        </w:rPr>
-        <w:t xml:space="preserve">+100%(约合</w:t>
-      </w:r>
-      <w:r>
-        <w:t xml:space="preserve"> 148–165 </w:t>
-      </w:r>
-      <w:r>
-        <w:rPr>
-          <w:rFonts w:hint="eastAsia"/>
-        </w:rPr>
-        <w:t xml:space="preserve">美元)的冲击;彭博经济研究的情景网格则给出</w:t>
-      </w:r>
-      <w:r>
-        <w:t xml:space="preserve"> 110 </w:t>
-      </w:r>
-      <w:r>
-        <w:rPr>
-          <w:rFonts w:hint="eastAsia"/>
-        </w:rPr>
-        <w:t xml:space="preserve">美元”可控”、170</w:t>
-      </w:r>
-      <w:r>
-        <w:t xml:space="preserve"> </w:t>
-      </w:r>
-      <w:r>
-        <w:rPr>
-          <w:rFonts w:hint="eastAsia"/>
-        </w:rPr>
-        <w:t xml:space="preserve">美元”翻倍”、200</w:t>
-      </w:r>
-      <w:r>
-        <w:t xml:space="preserve"> </w:t>
-      </w:r>
-      <w:r>
-        <w:rPr>
-          <w:rFonts w:hint="eastAsia"/>
-        </w:rPr>
-        <w:t xml:space="preserve">美元”尾部”。这些看似矛盾的数字,其实是在回答不同的问题——世界银行报的是被正常化的第四季度稀释后的</w:t>
-      </w:r>
-      <w:r>
-        <w:rPr>
-          <w:rFonts w:hint="eastAsia"/>
-          <w:b/>
-          <w:bCs/>
-        </w:rPr>
-        <w:t xml:space="preserve">全年均值</w:t>
-      </w:r>
-      <w:r>
-        <w:t xml:space="preserve">,IMF </w:t>
-      </w:r>
-      <w:r>
-        <w:rPr>
-          <w:rFonts w:hint="eastAsia"/>
-        </w:rPr>
-        <w:t xml:space="preserve">报的是对路径的</w:t>
-      </w:r>
-      <w:r>
-        <w:rPr>
-          <w:rFonts w:hint="eastAsia"/>
-          <w:b/>
-          <w:bCs/>
-        </w:rPr>
-        <w:t xml:space="preserve">百分比冲击</w:t>
-      </w:r>
-      <w:r>
-        <w:rPr>
-          <w:rFonts w:hint="eastAsia"/>
-        </w:rPr>
-        <w:t xml:space="preserve">,彭博报的是</w:t>
-      </w:r>
-      <w:r>
-        <w:rPr>
-          <w:rFonts w:hint="eastAsia"/>
-          <w:b/>
-          <w:bCs/>
-        </w:rPr>
-        <w:t xml:space="preserve">瞬时价位</w:t>
-      </w:r>
-      <w:r>
-        <w:rPr>
-          <w:rFonts w:hint="eastAsia"/>
-        </w:rPr>
-        <w:t xml:space="preserve">。把它们对齐后是一致的:一次持续数月的全面关闭,会产生远超</w:t>
-      </w:r>
-      <w:r>
-        <w:t xml:space="preserve"> 150 </w:t>
-      </w:r>
-      <w:r>
-        <w:rPr>
-          <w:rFonts w:hint="eastAsia"/>
-        </w:rPr>
-        <w:t xml:space="preserve">美元的瞬时尖峰,只有在第四季度得到化解时,全年均价才会回落到</w:t>
-      </w:r>
-      <w:r>
-        <w:t xml:space="preserve"> 95–115 </w:t>
-      </w:r>
-      <w:r>
-        <w:rPr>
-          <w:rFonts w:hint="eastAsia"/>
-        </w:rPr>
-        <w:t xml:space="preserve">美元。其中</w:t>
-      </w:r>
-      <w:r>
-        <w:t xml:space="preserve"> OIES </w:t>
-      </w:r>
-      <w:r>
-        <w:rPr>
-          <w:rFonts w:hint="eastAsia"/>
-        </w:rPr>
-        <w:t xml:space="preserve">的分析最为根本,因为它解释了价格上限为何这么高——平抑油价的闲置产能被地理困住了。</w:t>
-      </w:r>
-    </w:p>
-    <w:p>
-      <w:pPr>
-        <w:pStyle w:val="BodyText"/>
-      </w:pPr>
-      <w:r>
-        <w:rPr>
-          <w:rFonts w:hint="eastAsia"/>
-          <w:b/>
-          <w:bCs/>
-        </w:rPr>
-        <w:t xml:space="preserve">人民币结算会动摇美元吗?</w:t>
-      </w:r>
-      <w:r>
-        <w:t xml:space="preserve"> </w:t>
-      </w:r>
-      <w:r>
-        <w:t xml:space="preserve">CFR </w:t>
-      </w:r>
-      <w:r>
-        <w:rPr>
-          <w:rFonts w:hint="eastAsia"/>
-        </w:rPr>
-        <w:t xml:space="preserve">的</w:t>
-      </w:r>
-      <w:r>
-        <w:t xml:space="preserve"> Brad Setser </w:t>
-      </w:r>
-      <w:r>
-        <w:rPr>
-          <w:rFonts w:hint="eastAsia"/>
-        </w:rPr>
-        <w:t xml:space="preserve">的判断是:不会。他指出,所谓”石油美元”在很大程度上是一个迷思。2025</w:t>
-      </w:r>
-      <w:r>
-        <w:t xml:space="preserve"> </w:t>
-      </w:r>
-      <w:r>
-        <w:rPr>
-          <w:rFonts w:hint="eastAsia"/>
-        </w:rPr>
-        <w:t xml:space="preserve">年海湾国家加挪威的石油顺差已萎缩到约</w:t>
-      </w:r>
-      <w:r>
-        <w:t xml:space="preserve"> 2000 </w:t>
-      </w:r>
-      <w:r>
-        <w:rPr>
-          <w:rFonts w:hint="eastAsia"/>
-        </w:rPr>
-        <w:t xml:space="preserve">亿美元(沙特本身甚至出现了</w:t>
-      </w:r>
-      <w:r>
-        <w:t xml:space="preserve"> 330 </w:t>
-      </w:r>
-      <w:r>
-        <w:rPr>
-          <w:rFonts w:hint="eastAsia"/>
-        </w:rPr>
-        <w:t xml:space="preserve">亿美元的财政赤字),相比制造业亚洲</w:t>
-      </w:r>
-      <w:r>
-        <w:t xml:space="preserve"> 1.5 </w:t>
-      </w:r>
-      <w:r>
-        <w:rPr>
-          <w:rFonts w:hint="eastAsia"/>
-        </w:rPr>
-        <w:t xml:space="preserve">万亿美元的顺差微不足道。美元的根基是亚洲制造业顺差经由中国国有银行和离岸美元市场的循环,而不是石油用什么货币计价。本报告采纳这一判断:伊朗与中国的人民币结算,是一次成功的制裁规避,也在全球南方边缘侵蚀着美元份额,但它把成本压在了中国央行的资产负债表上,触不到美元的核心。沙特出现财政赤字这一事实,本身就是最有力的佐证——</w:t>
-      </w:r>
-      <w:r>
-        <w:rPr>
-          <w:rFonts w:hint="eastAsia"/>
-        </w:rPr>
-        <w:t xml:space="preserve">“石油美元”</w:t>
-      </w:r>
-      <w:r>
-        <w:rPr>
-          <w:rFonts w:hint="eastAsia"/>
-        </w:rPr>
-        <w:t xml:space="preserve">的所谓锚定国,如今是美元的净消费者。</w:t>
-      </w:r>
-    </w:p>
-    <w:p>
-      <w:pPr>
-        <w:pStyle w:val="BodyText"/>
-      </w:pPr>
-      <w:r>
-        <w:rPr>
-          <w:rFonts w:hint="eastAsia"/>
-          <w:b/>
-          <w:bCs/>
-        </w:rPr>
-        <w:t xml:space="preserve">中国是最脆弱还是最有韧性的买家?</w:t>
-      </w:r>
-      <w:r>
-        <w:t xml:space="preserve"> </w:t>
-      </w:r>
-      <w:r>
-        <w:rPr>
-          <w:rFonts w:hint="eastAsia"/>
-        </w:rPr>
-        <w:t xml:space="preserve">答案是:两者同时成立,因为这是两个不同维度的事实。从流量看,中国是暴露最大的——约</w:t>
-      </w:r>
-      <w:r>
-        <w:t xml:space="preserve"> 45–50% </w:t>
-      </w:r>
-      <w:r>
-        <w:rPr>
-          <w:rFonts w:hint="eastAsia"/>
-        </w:rPr>
-        <w:t xml:space="preserve">的石油进口经过海峡。但从缓冲看,中国是韧性最强的,而这份韧性来自多年刻意的布局:</w:t>
-      </w:r>
-      <w:r>
-        <w:t xml:space="preserve"> </w:t>
-      </w:r>
-      <w:r>
-        <w:t xml:space="preserve">- </w:t>
-      </w:r>
-      <w:r>
-        <w:rPr>
-          <w:rFonts w:hint="eastAsia"/>
-        </w:rPr>
-        <w:t xml:space="preserve">绕开所有海上咽喉的</w:t>
-      </w:r>
-      <w:r>
-        <w:rPr>
-          <w:rFonts w:hint="eastAsia"/>
-          <w:b/>
-          <w:bCs/>
-        </w:rPr>
-        <w:t xml:space="preserve">陆上管线</w:t>
-      </w:r>
-      <w:r>
-        <w:rPr>
-          <w:rFonts w:hint="eastAsia"/>
-        </w:rPr>
-        <w:t xml:space="preserve">——俄罗斯的</w:t>
-      </w:r>
-      <w:r>
-        <w:t xml:space="preserve"> ESPO </w:t>
-      </w:r>
-      <w:r>
-        <w:rPr>
-          <w:rFonts w:hint="eastAsia"/>
-        </w:rPr>
-        <w:t xml:space="preserve">管道(中国第一大供应来源,约占进口</w:t>
-      </w:r>
-      <w:r>
-        <w:t xml:space="preserve"> </w:t>
-      </w:r>
-      <w:r>
-        <w:rPr>
-          <w:rFonts w:hint="eastAsia"/>
-        </w:rPr>
-        <w:t xml:space="preserve">20%、超过</w:t>
-      </w:r>
-      <w:r>
-        <w:t xml:space="preserve"> 2 </w:t>
-      </w:r>
-      <w:r>
-        <w:rPr>
-          <w:rFonts w:hint="eastAsia"/>
-        </w:rPr>
-        <w:t xml:space="preserve">百万桶/天)、哈萨克斯坦和缅甸的管线,合计约</w:t>
-      </w:r>
-      <w:r>
-        <w:t xml:space="preserve"> 1.5 </w:t>
-      </w:r>
-      <w:r>
-        <w:rPr>
-          <w:rFonts w:hint="eastAsia"/>
-        </w:rPr>
-        <w:t xml:space="preserve">百万桶/天,2025</w:t>
-      </w:r>
-      <w:r>
-        <w:t xml:space="preserve"> </w:t>
-      </w:r>
-      <w:r>
-        <w:rPr>
-          <w:rFonts w:hint="eastAsia"/>
-        </w:rPr>
-        <w:t xml:space="preserve">年在岸管线占比已达</w:t>
-      </w:r>
-      <w:r>
-        <w:t xml:space="preserve"> 38%;</w:t>
-      </w:r>
-      <w:r>
-        <w:t xml:space="preserve"> </w:t>
-      </w:r>
-      <w:r>
-        <w:t xml:space="preserve">- </w:t>
-      </w:r>
-      <w:r>
-        <w:rPr>
-          <w:rFonts w:hint="eastAsia"/>
-        </w:rPr>
-        <w:t xml:space="preserve">约</w:t>
-      </w:r>
-      <w:r>
-        <w:t xml:space="preserve"> 13.9 </w:t>
-      </w:r>
-      <w:r>
-        <w:rPr>
-          <w:rFonts w:hint="eastAsia"/>
-        </w:rPr>
-        <w:t xml:space="preserve">亿桶的</w:t>
-      </w:r>
-      <w:r>
-        <w:rPr>
-          <w:rFonts w:hint="eastAsia"/>
-          <w:b/>
-          <w:bCs/>
-        </w:rPr>
-        <w:t xml:space="preserve">战略石油储备</w:t>
-      </w:r>
-      <w:r>
-        <w:rPr>
-          <w:rFonts w:hint="eastAsia"/>
-        </w:rPr>
-        <w:t xml:space="preserve">,约相当于</w:t>
-      </w:r>
-      <w:r>
-        <w:t xml:space="preserve"> 120 </w:t>
-      </w:r>
-      <w:r>
-        <w:rPr>
-          <w:rFonts w:hint="eastAsia"/>
-        </w:rPr>
-        <w:t xml:space="preserve">天的净进口,且其中很大一部分是用打了折扣的受制裁原油(伊朗、俄罗斯、委内瑞拉)便宜囤起来的;</w:t>
-      </w:r>
-      <w:r>
-        <w:t xml:space="preserve"> </w:t>
-      </w:r>
-      <w:r>
-        <w:t xml:space="preserve">- </w:t>
-      </w:r>
-      <w:r>
-        <w:rPr>
-          <w:rFonts w:hint="eastAsia"/>
-        </w:rPr>
-        <w:t xml:space="preserve">以</w:t>
-      </w:r>
-      <w:r>
-        <w:rPr>
-          <w:rFonts w:hint="eastAsia"/>
-          <w:b/>
-          <w:bCs/>
-        </w:rPr>
-        <w:t xml:space="preserve">煤炭为主的电网</w:t>
-      </w:r>
-      <w:r>
-        <w:rPr>
-          <w:rFonts w:hint="eastAsia"/>
-        </w:rPr>
-        <w:t xml:space="preserve">——这意味着油气中断打击的是交通,而非电力,这是中国韧性的结构性底座;</w:t>
-      </w:r>
-      <w:r>
-        <w:t xml:space="preserve"> </w:t>
-      </w:r>
-      <w:r>
-        <w:t xml:space="preserve">- </w:t>
-      </w:r>
-      <w:r>
-        <w:rPr>
-          <w:rFonts w:hint="eastAsia"/>
-        </w:rPr>
-        <w:t xml:space="preserve">作为绝望的受制裁伊朗的边际买家,中国还握有压价的议价权。</w:t>
-      </w:r>
-    </w:p>
-    <w:p>
-      <w:pPr>
-        <w:pStyle w:val="BodyText"/>
-      </w:pPr>
-      <w:r>
-        <w:t xml:space="preserve">OIES </w:t>
-      </w:r>
-      <w:r>
-        <w:rPr>
-          <w:rFonts w:hint="eastAsia"/>
-        </w:rPr>
-        <w:t xml:space="preserve">的中国能源专家</w:t>
-      </w:r>
-      <w:r>
-        <w:t xml:space="preserve"> Michal Meidan </w:t>
-      </w:r>
-      <w:r>
-        <w:rPr>
-          <w:rFonts w:hint="eastAsia"/>
-        </w:rPr>
-        <w:t xml:space="preserve">给出的限定很重要:这份韧性是”昂贵的冗余加上行政管控”换来的,并非免费,而且并不均衡(例如靠缅甸管线供油的云南炼厂,库存只有约一个月)。综合判断:</w:t>
-      </w:r>
-      <w:r>
-        <w:rPr>
-          <w:rFonts w:hint="eastAsia"/>
-          <w:b/>
-          <w:bCs/>
-        </w:rPr>
-        <w:t xml:space="preserve">中国是大进口国中对冲最充分的,而不是最脆弱的;真正结构上更糟的是日本(约</w:t>
-      </w:r>
-      <w:r>
-        <w:rPr>
-          <w:b/>
-          <w:bCs/>
-        </w:rPr>
-        <w:t xml:space="preserve"> 90–95% </w:t>
-      </w:r>
-      <w:r>
-        <w:rPr>
-          <w:rFonts w:hint="eastAsia"/>
-          <w:b/>
-          <w:bCs/>
-        </w:rPr>
-        <w:t xml:space="preserve">的原油经海峡)和韩国(约</w:t>
-      </w:r>
-      <w:r>
-        <w:rPr>
-          <w:b/>
-          <w:bCs/>
-        </w:rPr>
-        <w:t xml:space="preserve"> 70%)。</w:t>
-      </w:r>
-    </w:p>
-    <w:p>
-      <w:pPr>
-        <w:pStyle w:val="BodyText"/>
-      </w:pPr>
-      <w:r>
-        <w:rPr>
-          <w:rFonts w:hint="eastAsia"/>
-          <w:b/>
-          <w:bCs/>
-        </w:rPr>
-        <w:t xml:space="preserve">海峡收费是一门可持续的生意吗?</w:t>
-      </w:r>
-      <w:r>
-        <w:t xml:space="preserve"> </w:t>
-      </w:r>
-      <w:r>
-        <w:rPr>
-          <w:rFonts w:hint="eastAsia"/>
-        </w:rPr>
-        <w:t xml:space="preserve">大西洋理事会的报告记录了伊朗对每艘船收取约</w:t>
-      </w:r>
-      <w:r>
-        <w:t xml:space="preserve"> 200 </w:t>
-      </w:r>
-      <w:r>
-        <w:rPr>
-          <w:rFonts w:hint="eastAsia"/>
-        </w:rPr>
-        <w:t xml:space="preserve">万美元”过路费”的做法。但把这笔费用乘以战前的通行量,得出每年数百亿美元的收入,是一个站不住的推算——因为危机本身已经把通行量压到每天约</w:t>
-      </w:r>
-      <w:r>
-        <w:t xml:space="preserve"> 10 </w:t>
-      </w:r>
-      <w:r>
-        <w:rPr>
-          <w:rFonts w:hint="eastAsia"/>
-        </w:rPr>
-        <w:t xml:space="preserve">艘,而不是上百艘。这里有一个自我限制的逻辑:</w:t>
-      </w:r>
-      <w:r>
-        <w:rPr>
-          <w:rFonts w:hint="eastAsia"/>
-          <w:b/>
-          <w:bCs/>
-        </w:rPr>
-        <w:t xml:space="preserve">收费高到足以当武器,就会压垮产生收入的流量。</w:t>
-      </w:r>
-      <w:r>
-        <w:t xml:space="preserve"> </w:t>
-      </w:r>
-      <w:r>
-        <w:rPr>
-          <w:rFonts w:hint="eastAsia"/>
-        </w:rPr>
-        <w:t xml:space="preserve">作为间歇性的胁迫手段,收费是可持续的;作为石油出口收入的财政替代,它不可持续。</w:t>
-      </w:r>
-    </w:p>
-    <w:p>
-      <w:pPr>
-        <w:pStyle w:val="BodyText"/>
-      </w:pPr>
-      <w:r>
-        <w:rPr>
-          <w:rFonts w:hint="eastAsia"/>
-          <w:b/>
-          <w:bCs/>
-        </w:rPr>
-        <w:t xml:space="preserve">保险是一件武器吗?</w:t>
-      </w:r>
-      <w:r>
-        <w:t xml:space="preserve"> </w:t>
-      </w:r>
-      <w:r>
-        <w:rPr>
-          <w:rFonts w:hint="eastAsia"/>
-        </w:rPr>
-        <w:t xml:space="preserve">有观点认为,伊朗无需真正关闭海峡,只要注入足够的不确定性使保险无法定价,</w:t>
-      </w:r>
-      <w:r>
-        <w:rPr>
-          <w:rFonts w:hint="eastAsia"/>
-        </w:rPr>
-        <w:t xml:space="preserve">“无法投保”</w:t>
-      </w:r>
-      <w:r>
-        <w:rPr>
-          <w:rFonts w:hint="eastAsia"/>
-        </w:rPr>
-        <w:t xml:space="preserve">本身就成了事实上的封锁。但劳合社市场协会(LMA)在开战后一周的调查给出了相反的证据:88%</w:t>
-      </w:r>
-      <w:r>
-        <w:t xml:space="preserve"> </w:t>
-      </w:r>
-      <w:r>
-        <w:rPr>
-          <w:rFonts w:hint="eastAsia"/>
-        </w:rPr>
-        <w:t xml:space="preserve">的战争险承保人维持了承保意愿,船东互保(P&amp;I)责任险不可撤销且仍在伦敦再保。LMA</w:t>
-      </w:r>
-      <w:r>
-        <w:t xml:space="preserve"> </w:t>
-      </w:r>
-      <w:r>
-        <w:rPr>
-          <w:rFonts w:hint="eastAsia"/>
-        </w:rPr>
-        <w:t xml:space="preserve">的结论是——</w:t>
-      </w:r>
-      <w:r>
-        <w:rPr>
-          <w:rFonts w:hint="eastAsia"/>
-          <w:b/>
-          <w:bCs/>
-        </w:rPr>
-        <w:t xml:space="preserve">驱使船只减少通行的是船员安全顾虑,而非保险买不到。</w:t>
-      </w:r>
-      <w:r>
-        <w:t xml:space="preserve"> </w:t>
-      </w:r>
-      <w:r>
-        <w:rPr>
-          <w:rFonts w:hint="eastAsia"/>
-        </w:rPr>
-        <w:t xml:space="preserve">据此,保险更应被理解为一条</w:t>
-      </w:r>
-      <w:r>
-        <w:rPr>
-          <w:rFonts w:hint="eastAsia"/>
-          <w:b/>
-          <w:bCs/>
-        </w:rPr>
-        <w:t xml:space="preserve">传导介质</w:t>
-      </w:r>
-      <w:r>
-        <w:rPr>
-          <w:rFonts w:hint="eastAsia"/>
-        </w:rPr>
-        <w:t xml:space="preserve">:真正的武器是对船只本身的威胁,保险费率飙升只是这一威胁的症状。</w:t>
-      </w:r>
-    </w:p>
-    <w:p>
-      <w:pPr>
-        <w:pStyle w:val="BodyText"/>
-      </w:pPr>
-      <w:r>
-        <w:rPr>
-          <w:rFonts w:hint="eastAsia"/>
-          <w:b/>
-          <w:bCs/>
-        </w:rPr>
-        <w:t xml:space="preserve">哪些环节能替代,哪些不能?</w:t>
-      </w:r>
-      <w:r>
-        <w:t xml:space="preserve"> </w:t>
-      </w:r>
-      <w:r>
-        <w:rPr>
-          <w:rFonts w:hint="eastAsia"/>
-        </w:rPr>
-        <w:t xml:space="preserve">大致分三档:</w:t>
-      </w:r>
-      <w:r>
-        <w:t xml:space="preserve"> </w:t>
-      </w:r>
-      <w:r>
-        <w:t xml:space="preserve">-</w:t>
-      </w:r>
-      <w:r>
-        <w:t xml:space="preserve"> </w:t>
-      </w:r>
-      <w:r>
-        <w:rPr>
-          <w:rFonts w:hint="eastAsia"/>
-          <w:b/>
-          <w:bCs/>
-        </w:rPr>
-        <w:t xml:space="preserve">无法替代</w:t>
-      </w:r>
-      <w:r>
-        <w:rPr>
-          <w:rFonts w:hint="eastAsia"/>
-        </w:rPr>
-        <w:t xml:space="preserve">:氦气,以及非发电用途的液化天然气分子本身——它们没有替代来源,也没有绕开海峡的航路。</w:t>
-      </w:r>
-      <w:r>
-        <w:t xml:space="preserve"> </w:t>
-      </w:r>
-      <w:r>
-        <w:t xml:space="preserve">-</w:t>
-      </w:r>
-      <w:r>
-        <w:t xml:space="preserve"> </w:t>
-      </w:r>
-      <w:r>
-        <w:rPr>
-          <w:rFonts w:hint="eastAsia"/>
-          <w:b/>
-          <w:bCs/>
-        </w:rPr>
-        <w:t xml:space="preserve">可以替代但很慢</w:t>
-      </w:r>
-      <w:r>
-        <w:rPr>
-          <w:rFonts w:hint="eastAsia"/>
-        </w:rPr>
-        <w:t xml:space="preserve">:用于</w:t>
-      </w:r>
-      <w:r>
-        <w:rPr>
-          <w:rFonts w:hint="eastAsia"/>
-          <w:b/>
-          <w:bCs/>
-        </w:rPr>
-        <w:t xml:space="preserve">发电</w:t>
-      </w:r>
-      <w:r>
-        <w:rPr>
-          <w:rFonts w:hint="eastAsia"/>
-        </w:rPr>
-        <w:t xml:space="preserve">的液化天然气可以改烧煤——韩国已取消燃煤电厂</w:t>
-      </w:r>
-      <w:r>
-        <w:t xml:space="preserve"> 80% </w:t>
-      </w:r>
-      <w:r>
-        <w:rPr>
-          <w:rFonts w:hint="eastAsia"/>
-        </w:rPr>
-        <w:t xml:space="preserve">利用率上限、日本提高了燃煤发电率、台湾恢复采购燃煤电力。但这是”慢”的替代:需要解除管制、重启封存产能、承受排放代价。这里有一个必须守住的区分:</w:t>
-      </w:r>
-      <w:r>
-        <w:rPr>
-          <w:rFonts w:hint="eastAsia"/>
-          <w:b/>
-          <w:bCs/>
-        </w:rPr>
-        <w:t xml:space="preserve">“发电可以改烧煤”</w:t>
-      </w:r>
-      <w:r>
-        <w:rPr>
-          <w:rFonts w:hint="eastAsia"/>
-          <w:b/>
-          <w:bCs/>
-        </w:rPr>
-        <w:t xml:space="preserve">绝不等于”液化天然气中断可控”</w:t>
-      </w:r>
-      <w:r>
-        <w:rPr>
-          <w:rFonts w:hint="eastAsia"/>
-        </w:rPr>
-        <w:t xml:space="preserve">——它对发电可控,对石化原料、半导体工艺气和氦气则完全不可能,而后者恰恰是通往台积电的那条链。</w:t>
-      </w:r>
-      <w:r>
-        <w:t xml:space="preserve"> </w:t>
-      </w:r>
-      <w:r>
-        <w:t xml:space="preserve">-</w:t>
-      </w:r>
-      <w:r>
-        <w:t xml:space="preserve"> </w:t>
-      </w:r>
-      <w:r>
-        <w:rPr>
-          <w:rFonts w:hint="eastAsia"/>
-          <w:b/>
-          <w:bCs/>
-        </w:rPr>
-        <w:t xml:space="preserve">名义上可替代,但被政策锁住</w:t>
-      </w:r>
-      <w:r>
-        <w:rPr>
-          <w:rFonts w:hint="eastAsia"/>
-        </w:rPr>
-        <w:t xml:space="preserve">:化肥。全球名义产能(2.4</w:t>
-      </w:r>
-      <w:r>
-        <w:t xml:space="preserve"> </w:t>
-      </w:r>
-      <w:r>
-        <w:rPr>
-          <w:rFonts w:hint="eastAsia"/>
-        </w:rPr>
-        <w:t xml:space="preserve">亿吨)高于需求(1.85</w:t>
-      </w:r>
-      <w:r>
-        <w:t xml:space="preserve"> </w:t>
-      </w:r>
-      <w:r>
-        <w:rPr>
-          <w:rFonts w:hint="eastAsia"/>
-        </w:rPr>
-        <w:t xml:space="preserve">亿吨),但可调用的余量被中国的出口禁令锁住了。</w:t>
-      </w:r>
-    </w:p>
-    <w:p>
-      <w:r>
-        <w:pict>
-          <v:rect style="width:0;height:1.5pt" o:hralign="center" o:hrstd="t" o:hr="t"/>
-        </w:pict>
-      </w:r>
-    </w:p>
-    <w:bookmarkEnd w:id="15"/>
-    <w:bookmarkStart w:id="16" w:name="七几个容易被误判的二阶效应"/>
-    <w:p>
-      <w:pPr>
-        <w:pStyle w:val="Heading2"/>
-      </w:pPr>
-      <w:r>
-        <w:rPr>
-          <w:rFonts w:hint="eastAsia"/>
-        </w:rPr>
-        <w:t xml:space="preserve">七、几个容易被误判的二阶效应</w:t>
-      </w:r>
-    </w:p>
-    <w:p>
-      <w:pPr>
-        <w:pStyle w:val="FirstParagraph"/>
-      </w:pPr>
-      <w:r>
-        <w:rPr>
-          <w:rFonts w:hint="eastAsia"/>
-          <w:b/>
-          <w:bCs/>
-        </w:rPr>
-        <w:t xml:space="preserve">伊朗战争是否在补贴俄罗斯?</w:t>
-      </w:r>
-      <w:r>
-        <w:t xml:space="preserve"> </w:t>
-      </w:r>
-      <w:r>
-        <w:rPr>
-          <w:rFonts w:hint="eastAsia"/>
-        </w:rPr>
-        <w:t xml:space="preserve">这个说法流传很广,但需要谨慎对待。伊朗战争推高油价,确实给俄罗斯带来了一次性的月度收入跳升——2026</w:t>
-      </w:r>
-      <w:r>
-        <w:t xml:space="preserve"> </w:t>
-      </w:r>
-      <w:r>
-        <w:rPr>
-          <w:rFonts w:hint="eastAsia"/>
-        </w:rPr>
-        <w:t xml:space="preserve">年</w:t>
-      </w:r>
-      <w:r>
-        <w:t xml:space="preserve"> 3 </w:t>
-      </w:r>
-      <w:r>
-        <w:rPr>
-          <w:rFonts w:hint="eastAsia"/>
-        </w:rPr>
-        <w:t xml:space="preserve">月俄罗斯石油出口收入达</w:t>
-      </w:r>
-      <w:r>
-        <w:t xml:space="preserve"> 190 </w:t>
-      </w:r>
-      <w:r>
-        <w:rPr>
-          <w:rFonts w:hint="eastAsia"/>
-        </w:rPr>
-        <w:t xml:space="preserve">亿美元,而</w:t>
-      </w:r>
-      <w:r>
-        <w:t xml:space="preserve"> 2 </w:t>
-      </w:r>
-      <w:r>
-        <w:rPr>
-          <w:rFonts w:hint="eastAsia"/>
-        </w:rPr>
-        <w:t xml:space="preserve">月仅为</w:t>
-      </w:r>
-      <w:r>
-        <w:t xml:space="preserve"> 98 </w:t>
-      </w:r>
-      <w:r>
-        <w:rPr>
-          <w:rFonts w:hint="eastAsia"/>
-        </w:rPr>
-        <w:t xml:space="preserve">亿美元(基辅经济学院数据)。但与此同时,</w:t>
-      </w:r>
-      <w:r>
-        <w:rPr>
-          <w:rFonts w:hint="eastAsia"/>
-          <w:b/>
-          <w:bCs/>
-        </w:rPr>
-        <w:t xml:space="preserve">乌克兰对俄罗斯炼油设施的持续打击,已把俄罗斯的炼油能力压到</w:t>
-      </w:r>
-      <w:r>
-        <w:rPr>
-          <w:b/>
-          <w:bCs/>
-        </w:rPr>
-        <w:t xml:space="preserve"> 469 </w:t>
-      </w:r>
-      <w:r>
-        <w:rPr>
-          <w:rFonts w:hint="eastAsia"/>
-          <w:b/>
-          <w:bCs/>
-        </w:rPr>
-        <w:t xml:space="preserve">万桶/天——2009</w:t>
-      </w:r>
-      <w:r>
-        <w:rPr>
-          <w:b/>
-          <w:bCs/>
-        </w:rPr>
-        <w:t xml:space="preserve"> </w:t>
-      </w:r>
-      <w:r>
-        <w:rPr>
-          <w:rFonts w:hint="eastAsia"/>
-          <w:b/>
-          <w:bCs/>
-        </w:rPr>
-        <w:t xml:space="preserve">年以来的</w:t>
-      </w:r>
-      <w:r>
-        <w:rPr>
-          <w:b/>
-          <w:bCs/>
-        </w:rPr>
-        <w:t xml:space="preserve"> 16 </w:t>
-      </w:r>
-      <w:r>
-        <w:rPr>
-          <w:rFonts w:hint="eastAsia"/>
-          <w:b/>
-          <w:bCs/>
-        </w:rPr>
-        <w:t xml:space="preserve">年最低点</w:t>
-      </w:r>
-      <w:r>
-        <w:t xml:space="preserve">;4 </w:t>
-      </w:r>
-      <w:r>
-        <w:rPr>
-          <w:rFonts w:hint="eastAsia"/>
-        </w:rPr>
-        <w:t xml:space="preserve">月炼油产出同比下降</w:t>
-      </w:r>
-      <w:r>
-        <w:t xml:space="preserve"> </w:t>
-      </w:r>
-      <w:r>
-        <w:rPr>
-          <w:rFonts w:hint="eastAsia"/>
-        </w:rPr>
-        <w:t xml:space="preserve">9.2%,俄罗斯被迫禁止航空煤油出口,乌方打击累计造成俄方逾</w:t>
-      </w:r>
-      <w:r>
-        <w:t xml:space="preserve"> 70 </w:t>
-      </w:r>
-      <w:r>
-        <w:rPr>
-          <w:rFonts w:hint="eastAsia"/>
-        </w:rPr>
-        <w:t xml:space="preserve">亿美元损失。卡内基国际和平基金会的</w:t>
-      </w:r>
-      <w:r>
-        <w:t xml:space="preserve"> Sergey Vakulenko </w:t>
-      </w:r>
-      <w:r>
-        <w:rPr>
-          <w:rFonts w:hint="eastAsia"/>
-        </w:rPr>
-        <w:t xml:space="preserve">直接比较了”乌克兰打击”与”涨价”两股力量,结论是二者大体相互抵消。更重要的是,这次涨价并不改变俄罗斯的结构性困境:它需要全年布伦特均价达到</w:t>
-      </w:r>
-      <w:r>
-        <w:t xml:space="preserve"> 115 </w:t>
-      </w:r>
-      <w:r>
-        <w:rPr>
-          <w:rFonts w:hint="eastAsia"/>
-        </w:rPr>
-        <w:t xml:space="preserve">美元才能不削减</w:t>
-      </w:r>
-      <w:r>
-        <w:t xml:space="preserve"> 2026 </w:t>
-      </w:r>
-      <w:r>
-        <w:rPr>
-          <w:rFonts w:hint="eastAsia"/>
-        </w:rPr>
-        <w:t xml:space="preserve">年预算,而这不会发生;同期俄军在战场上也表现不佳,夏季攻势开打数周即停滞、5</w:t>
-      </w:r>
-      <w:r>
-        <w:t xml:space="preserve"> </w:t>
-      </w:r>
-      <w:r>
-        <w:rPr>
-          <w:rFonts w:hint="eastAsia"/>
-        </w:rPr>
-        <w:t xml:space="preserve">月净失土约</w:t>
-      </w:r>
-      <w:r>
-        <w:t xml:space="preserve"> 259 </w:t>
-      </w:r>
-      <w:r>
-        <w:rPr>
-          <w:rFonts w:hint="eastAsia"/>
-        </w:rPr>
-        <w:t xml:space="preserve">平方公里。因此,</w:t>
-      </w:r>
-      <w:r>
-        <w:rPr>
-          <w:rFonts w:hint="eastAsia"/>
-          <w:b/>
-          <w:bCs/>
-        </w:rPr>
-        <w:t xml:space="preserve">“伊朗战争补贴俄罗斯”</w:t>
-      </w:r>
-      <w:r>
-        <w:rPr>
-          <w:rFonts w:hint="eastAsia"/>
-          <w:b/>
-          <w:bCs/>
-        </w:rPr>
-        <w:t xml:space="preserve">的干净说法是夸大的:价格红利是真实的,但短暂、有争议、且被乌克兰的炼厂战役大幅抵消,既不改变俄罗斯的财政挤压,也不改变其战场颓势。</w:t>
-      </w:r>
-    </w:p>
-    <w:p>
-      <w:pPr>
-        <w:pStyle w:val="BodyText"/>
-      </w:pPr>
-      <w:r>
-        <w:rPr>
-          <w:rFonts w:hint="eastAsia"/>
-          <w:b/>
-          <w:bCs/>
-        </w:rPr>
-        <w:t xml:space="preserve">红海已经改道。</w:t>
-      </w:r>
-      <w:r>
-        <w:t xml:space="preserve"> </w:t>
-      </w:r>
-      <w:r>
-        <w:rPr>
-          <w:rFonts w:hint="eastAsia"/>
-        </w:rPr>
-        <w:t xml:space="preserve">需要强调的是,经由红海/苏伊士的航运中断,</w:t>
-      </w:r>
-      <w:r>
-        <w:rPr>
-          <w:rFonts w:hint="eastAsia"/>
-          <w:b/>
-          <w:bCs/>
-        </w:rPr>
-        <w:t xml:space="preserve">不是一个未来的假设,而是已经发生并被消化的现实</w:t>
-      </w:r>
-      <w:r>
-        <w:rPr>
-          <w:rFonts w:hint="eastAsia"/>
-        </w:rPr>
-        <w:t xml:space="preserve">。到</w:t>
-      </w:r>
-      <w:r>
-        <w:t xml:space="preserve"> 2026 </w:t>
-      </w:r>
-      <w:r>
-        <w:rPr>
-          <w:rFonts w:hint="eastAsia"/>
-        </w:rPr>
-        <w:t xml:space="preserve">年</w:t>
-      </w:r>
-      <w:r>
-        <w:t xml:space="preserve"> 5 </w:t>
-      </w:r>
-      <w:r>
-        <w:rPr>
-          <w:rFonts w:hint="eastAsia"/>
-        </w:rPr>
-        <w:t xml:space="preserve">月,约</w:t>
-      </w:r>
-      <w:r>
-        <w:t xml:space="preserve"> 60–70% </w:t>
-      </w:r>
-      <w:r>
-        <w:rPr>
-          <w:rFonts w:hint="eastAsia"/>
-        </w:rPr>
-        <w:t xml:space="preserve">的亚欧航运已改走好望角,MSC、达飞等主要航运公司已把好望角作为常态化的网络设计,而非应急方案。这一点很重要:两年来世界经济在红海大幅改道的情况下照常运转,这恰恰是反对”灾难论”极端情景的直接证据——市场对部分咽喉关闭的适应能力,比悲观预期要强。</w:t>
-      </w:r>
-    </w:p>
-    <w:p>
-      <w:r>
-        <w:pict>
-          <v:rect style="width:0;height:1.5pt" o:hralign="center" o:hrstd="t" o:hr="t"/>
-        </w:pict>
-      </w:r>
-    </w:p>
-    <w:bookmarkEnd w:id="16"/>
-    <w:bookmarkStart w:id="17" w:name="八时间维度"/>
-    <w:p>
-      <w:pPr>
-        <w:pStyle w:val="Heading2"/>
-      </w:pPr>
-      <w:r>
-        <w:rPr>
-          <w:rFonts w:hint="eastAsia"/>
-        </w:rPr>
-        <w:t xml:space="preserve">八、时间维度</w:t>
-      </w:r>
-    </w:p>
-    <w:p>
-      <w:pPr>
-        <w:pStyle w:val="FirstParagraph"/>
-      </w:pPr>
-      <w:r>
-        <w:rPr>
-          <w:rFonts w:hint="eastAsia"/>
-        </w:rPr>
-        <w:t xml:space="preserve">对决策者而言,唯一重要的区分是”可以挺过去的尖峰”还是”结构性的断裂”,而这完全取决于时间尺度:</w:t>
+        <w:t xml:space="preserve">诚实地列出本报告判断的边界条件:</w:t>
       </w:r>
     </w:p>
     <w:p>
@@ -2742,16 +3648,14 @@
       <w:r>
         <w:rPr>
           <w:rFonts w:hint="eastAsia"/>
-          <w:b/>
-          <w:bCs/>
-        </w:rPr>
-        <w:t xml:space="preserve">数天到数周</w:t>
-      </w:r>
-      <w:r>
-        <w:rPr>
-          <w:rFonts w:hint="eastAsia"/>
-        </w:rPr>
-        <w:t xml:space="preserve">:油价和保险费率重新定价(由预期驱动,先于任何物理封锁);</w:t>
+        </w:rPr>
+        <w:t xml:space="preserve">“维持比崩溃更伤”</w:t>
+      </w:r>
+      <w:r>
+        <w:rPr>
+          <w:rFonts w:hint="eastAsia"/>
+        </w:rPr>
+        <w:t xml:space="preserve">是一个基于机制的推断,而非可建模的预测;它依赖于”政权崩溃会引来外部护航”这一假设,而崩溃也可能走向真正的无政府(无人愿意介入)。</w:t>
       </w:r>
     </w:p>
     <w:p>
@@ -2765,25 +3669,37 @@
       <w:r>
         <w:rPr>
           <w:rFonts w:hint="eastAsia"/>
-          <w:b/>
-          <w:bCs/>
-        </w:rPr>
-        <w:t xml:space="preserve">数周到数月</w:t>
-      </w:r>
-      <w:r>
-        <w:rPr>
-          <w:rFonts w:hint="eastAsia"/>
-        </w:rPr>
-        <w:t xml:space="preserve">:航运改道与战略储备释放开始缓冲(中国的</w:t>
-      </w:r>
-      <w:r>
-        <w:t xml:space="preserve"> 120 </w:t>
-      </w:r>
-      <w:r>
-        <w:rPr>
-          <w:rFonts w:hint="eastAsia"/>
-        </w:rPr>
-        <w:t xml:space="preserve">天储备、东亚的煤电切换、好望角绕行);</w:t>
+        </w:rPr>
+        <w:t xml:space="preserve">“半导体灾难被高估”</w:t>
+      </w:r>
+      <w:r>
+        <w:rPr>
+          <w:rFonts w:hint="eastAsia"/>
+        </w:rPr>
+        <w:t xml:space="preserve">成立于一次</w:t>
+      </w:r>
+      <w:r>
+        <w:rPr>
+          <w:rFonts w:hint="eastAsia"/>
+          <w:b/>
+          <w:bCs/>
+        </w:rPr>
+        <w:t xml:space="preserve">六周量级</w:t>
+      </w:r>
+      <w:r>
+        <w:rPr>
+          <w:rFonts w:hint="eastAsia"/>
+        </w:rPr>
+        <w:t xml:space="preserve">的中断;若</w:t>
+      </w:r>
+      <w:r>
+        <w:t xml:space="preserve"> Ras Laffan </w:t>
+      </w:r>
+      <w:r>
+        <w:rPr>
+          <w:rFonts w:hint="eastAsia"/>
+        </w:rPr>
+        <w:t xml:space="preserve">停产拖到数个季度,各类缓冲渐次耗尽,条件性尾部就会从”可吸收”滑向”咬合”——本报告对这一转折点的时间估计本身有较宽的误差带。</w:t>
       </w:r>
     </w:p>
     <w:p>
@@ -2797,43 +3713,29 @@
       <w:r>
         <w:rPr>
           <w:rFonts w:hint="eastAsia"/>
-          <w:b/>
-          <w:bCs/>
-        </w:rPr>
-        <w:t xml:space="preserve">数月到数年</w:t>
-      </w:r>
-      <w:r>
-        <w:rPr>
-          <w:rFonts w:hint="eastAsia"/>
-        </w:rPr>
-        <w:t xml:space="preserve">:替代供应、新产能和需求破坏开始发挥作用。需要特别指出,高价本身会摧毁需求、诱导替代——这正是</w:t>
-      </w:r>
-      <w:r>
-        <w:t xml:space="preserve"> 2008 </w:t>
-      </w:r>
-      <w:r>
-        <w:rPr>
-          <w:rFonts w:hint="eastAsia"/>
-        </w:rPr>
-        <w:t xml:space="preserve">年和</w:t>
-      </w:r>
-      <w:r>
-        <w:t xml:space="preserve"> 2022 </w:t>
-      </w:r>
-      <w:r>
-        <w:rPr>
-          <w:rFonts w:hint="eastAsia"/>
-        </w:rPr>
-        <w:t xml:space="preserve">年阻止油价冲上</w:t>
-      </w:r>
-      <w:r>
-        <w:t xml:space="preserve"> 200 </w:t>
-      </w:r>
-      <w:r>
-        <w:rPr>
-          <w:rFonts w:hint="eastAsia"/>
-        </w:rPr>
-        <w:t xml:space="preserve">美元的自我限制机制。忽略这一点,会系统性地高估所有价格预测。</w:t>
+        </w:rPr>
+        <w:t xml:space="preserve">“伊朗决策连贯性”</w:t>
+      </w:r>
+      <w:r>
+        <w:rPr>
+          <w:rFonts w:hint="eastAsia"/>
+        </w:rPr>
+        <w:t xml:space="preserve">在现实中几乎无法实时观测,因此本报告刻意不把它当作一个可测量的驱动变量。</w:t>
+      </w:r>
+    </w:p>
+    <w:p>
+      <w:pPr>
+        <w:pStyle w:val="Compact"/>
+        <w:numPr>
+          <w:ilvl w:val="0"/>
+          <w:numId w:val="1003"/>
+        </w:numPr>
+      </w:pPr>
+      <w:r>
+        <w:rPr>
+          <w:rFonts w:hint="eastAsia"/>
+        </w:rPr>
+        <w:t xml:space="preserve">几乎所有的伤亡与产量数字都有争议;本报告以方向性而非精确值作为论证支点,图表中凡区间估计均已标明。</w:t>
       </w:r>
     </w:p>
     <w:p>
@@ -2843,8 +3745,8 @@
         </w:pict>
       </w:r>
     </w:p>
-    <w:bookmarkEnd w:id="17"/>
-    <w:bookmarkStart w:id="18" w:name="九本报告判断可能错在哪"/>
+    <w:bookmarkEnd w:id="48"/>
+    <w:bookmarkStart w:id="49" w:name="结论"/>
     <w:p>
       <w:pPr>
         <w:pStyle w:val="Heading2"/>
@@ -2853,7 +3755,7 @@
         <w:rPr>
           <w:rFonts w:hint="eastAsia"/>
         </w:rPr>
-        <w:t xml:space="preserve">九、本报告判断可能错在哪</w:t>
+        <w:t xml:space="preserve">结论</w:t>
       </w:r>
     </w:p>
     <w:p>
@@ -2864,79 +3766,84 @@
         <w:rPr>
           <w:rFonts w:hint="eastAsia"/>
         </w:rPr>
-        <w:t xml:space="preserve">诚实地列出本报告判断的边界条件:</w:t>
-      </w:r>
-    </w:p>
-    <w:p>
-      <w:pPr>
-        <w:pStyle w:val="Compact"/>
-        <w:numPr>
-          <w:ilvl w:val="0"/>
-          <w:numId w:val="1004"/>
-        </w:numPr>
-      </w:pPr>
-      <w:r>
-        <w:rPr>
-          <w:rFonts w:hint="eastAsia"/>
-        </w:rPr>
-        <w:t xml:space="preserve">“维持比崩溃更伤”</w:t>
-      </w:r>
-      <w:r>
-        <w:rPr>
-          <w:rFonts w:hint="eastAsia"/>
-        </w:rPr>
-        <w:t xml:space="preserve">是一个基于机制的推断,而非可建模的预测;它依赖于”政权崩溃会引来外部护航”这一假设,而崩溃也可能走向真正的无政府(无人愿意介入)。</w:t>
-      </w:r>
-    </w:p>
-    <w:p>
-      <w:pPr>
-        <w:pStyle w:val="Compact"/>
-        <w:numPr>
-          <w:ilvl w:val="0"/>
-          <w:numId w:val="1004"/>
-        </w:numPr>
-      </w:pPr>
-      <w:r>
-        <w:rPr>
-          <w:rFonts w:hint="eastAsia"/>
-        </w:rPr>
-        <w:t xml:space="preserve">“伊朗决策连贯性”</w:t>
-      </w:r>
-      <w:r>
-        <w:rPr>
-          <w:rFonts w:hint="eastAsia"/>
-        </w:rPr>
-        <w:t xml:space="preserve">在现实中几乎无法实时观测,因此本报告刻意不把它当作一个可测量的驱动变量。</w:t>
-      </w:r>
-    </w:p>
-    <w:p>
-      <w:pPr>
-        <w:pStyle w:val="Compact"/>
-        <w:numPr>
-          <w:ilvl w:val="0"/>
-          <w:numId w:val="1004"/>
-        </w:numPr>
-      </w:pPr>
-      <w:r>
-        <w:rPr>
-          <w:rFonts w:hint="eastAsia"/>
-        </w:rPr>
-        <w:t xml:space="preserve">牛津能源研究所的部分原始报告无法直接抓取,相关数字经多个落地页与检索文本交叉确认。</w:t>
-      </w:r>
-    </w:p>
-    <w:p>
-      <w:pPr>
-        <w:pStyle w:val="Compact"/>
-        <w:numPr>
-          <w:ilvl w:val="0"/>
-          <w:numId w:val="1004"/>
-        </w:numPr>
-      </w:pPr>
-      <w:r>
-        <w:rPr>
-          <w:rFonts w:hint="eastAsia"/>
-        </w:rPr>
-        <w:t xml:space="preserve">几乎所有的伤亡与产量数字都有争议;本报告以方向性而非精确值作为论证支点。</w:t>
+        <w:t xml:space="preserve">第一,决定供应链损害大小的是买方适应的速度,而不是伊朗的能力或意图。守门人能抬高代价,化解代价的是市场。</w:t>
+      </w:r>
+    </w:p>
+    <w:p>
+      <w:pPr>
+        <w:pStyle w:val="BodyText"/>
+      </w:pPr>
+      <w:r>
+        <w:rPr>
+          <w:rFonts w:hint="eastAsia"/>
+        </w:rPr>
+        <w:t xml:space="preserve">第二,伊朗政权”维持”下的长期摩擦,可能比”崩溃”造成更大的累积损害——理性的收费者有动机维持通行,而崩溃会引来外部护航更快重开。但在当前的存亡战争状态下,通行量的塌缩已与伊朗的选择脱钩。</w:t>
+      </w:r>
+    </w:p>
+    <w:p>
+      <w:pPr>
+        <w:pStyle w:val="BodyText"/>
+      </w:pPr>
+      <w:r>
+        <w:rPr>
+          <w:rFonts w:hint="eastAsia"/>
+        </w:rPr>
+        <w:t xml:space="preserve">第三,半导体的”灾难”被市场高估;真正的尾部是条件性的——只有在</w:t>
+      </w:r>
+      <w:r>
+        <w:t xml:space="preserve"> Ras Laffan </w:t>
+      </w:r>
+      <w:r>
+        <w:rPr>
+          <w:rFonts w:hint="eastAsia"/>
+        </w:rPr>
+        <w:t xml:space="preserve">长期停产、氦气与液化天然气两条链同时受困时,才会压向台积电这一节点。</w:t>
+      </w:r>
+    </w:p>
+    <w:p>
+      <w:pPr>
+        <w:pStyle w:val="BodyText"/>
+      </w:pPr>
+      <w:r>
+        <w:rPr>
+          <w:rFonts w:hint="eastAsia"/>
+        </w:rPr>
+        <w:t xml:space="preserve">第四,中国是大进口国中对冲最充分的,而非最脆弱的;真正更脆弱的是日本和韩国。</w:t>
+      </w:r>
+    </w:p>
+    <w:p>
+      <w:pPr>
+        <w:pStyle w:val="BodyText"/>
+      </w:pPr>
+      <w:r>
+        <w:rPr>
+          <w:rFonts w:hint="eastAsia"/>
+        </w:rPr>
+        <w:t xml:space="preserve">第五,</w:t>
+      </w:r>
+      <w:r>
+        <w:rPr>
+          <w:rFonts w:hint="eastAsia"/>
+        </w:rPr>
+        <w:t xml:space="preserve">“伊朗战争补贴俄罗斯”</w:t>
+      </w:r>
+      <w:r>
+        <w:rPr>
+          <w:rFonts w:hint="eastAsia"/>
+        </w:rPr>
+        <w:t xml:space="preserve">被夸大了,</w:t>
+      </w:r>
+      <w:r>
+        <w:rPr>
+          <w:rFonts w:hint="eastAsia"/>
+        </w:rPr>
+        <w:t xml:space="preserve">“红海改道是未来风险”</w:t>
+      </w:r>
+      <w:r>
+        <w:rPr>
+          <w:rFonts w:hint="eastAsia"/>
+        </w:rPr>
+        <w:t xml:space="preserve">则已经是过去式——这两点和半导体一样,都提醒我们:市场的适应能力往往强于直觉,灾难叙事则往往被高估。</w:t>
       </w:r>
     </w:p>
     <w:p>
@@ -2946,8 +3853,8 @@
         </w:pict>
       </w:r>
     </w:p>
-    <w:bookmarkEnd w:id="18"/>
-    <w:bookmarkStart w:id="19" w:name="结论"/>
+    <w:bookmarkEnd w:id="49"/>
+    <w:bookmarkStart w:id="50" w:name="主要信源与分析师"/>
     <w:p>
       <w:pPr>
         <w:pStyle w:val="Heading2"/>
@@ -2956,7 +3863,7 @@
         <w:rPr>
           <w:rFonts w:hint="eastAsia"/>
         </w:rPr>
-        <w:t xml:space="preserve">结论</w:t>
+        <w:t xml:space="preserve">主要信源与分析师</w:t>
       </w:r>
     </w:p>
     <w:p>
@@ -2967,105 +3874,6 @@
         <w:rPr>
           <w:rFonts w:hint="eastAsia"/>
         </w:rPr>
-        <w:t xml:space="preserve">第一,决定供应链损害大小的是买方适应的速度,而不是伊朗的能力或意图。守门人能抬高代价,化解代价的是市场。</w:t>
-      </w:r>
-    </w:p>
-    <w:p>
-      <w:pPr>
-        <w:pStyle w:val="BodyText"/>
-      </w:pPr>
-      <w:r>
-        <w:rPr>
-          <w:rFonts w:hint="eastAsia"/>
-        </w:rPr>
-        <w:t xml:space="preserve">第二,伊朗政权”维持”下的长期摩擦,可能比”崩溃”造成更大的累积损害——理性的收费者有动机维持通行,而崩溃会引来外部护航更快重开。但在当前的存亡战争状态下,通行量的塌缩已与伊朗的选择脱钩。</w:t>
-      </w:r>
-    </w:p>
-    <w:p>
-      <w:pPr>
-        <w:pStyle w:val="BodyText"/>
-      </w:pPr>
-      <w:r>
-        <w:rPr>
-          <w:rFonts w:hint="eastAsia"/>
-        </w:rPr>
-        <w:t xml:space="preserve">第三,这场危机最危险的尾部不在石油,而在氦气、液化天然气与航运保险同时冲击台积电这一节点。</w:t>
-      </w:r>
-    </w:p>
-    <w:p>
-      <w:pPr>
-        <w:pStyle w:val="BodyText"/>
-      </w:pPr>
-      <w:r>
-        <w:rPr>
-          <w:rFonts w:hint="eastAsia"/>
-        </w:rPr>
-        <w:t xml:space="preserve">第四,中国是大进口国中对冲最充分的,而非最脆弱的;真正更脆弱的是日本和韩国。</w:t>
-      </w:r>
-    </w:p>
-    <w:p>
-      <w:pPr>
-        <w:pStyle w:val="BodyText"/>
-      </w:pPr>
-      <w:r>
-        <w:rPr>
-          <w:rFonts w:hint="eastAsia"/>
-        </w:rPr>
-        <w:t xml:space="preserve">第五,</w:t>
-      </w:r>
-      <w:r>
-        <w:rPr>
-          <w:rFonts w:hint="eastAsia"/>
-        </w:rPr>
-        <w:t xml:space="preserve">“伊朗战争补贴俄罗斯”</w:t>
-      </w:r>
-      <w:r>
-        <w:rPr>
-          <w:rFonts w:hint="eastAsia"/>
-        </w:rPr>
-        <w:t xml:space="preserve">被夸大了,</w:t>
-      </w:r>
-      <w:r>
-        <w:rPr>
-          <w:rFonts w:hint="eastAsia"/>
-        </w:rPr>
-        <w:t xml:space="preserve">“红海改道是未来风险”</w:t>
-      </w:r>
-      <w:r>
-        <w:rPr>
-          <w:rFonts w:hint="eastAsia"/>
-        </w:rPr>
-        <w:t xml:space="preserve">则已经是过去式——这两点都提醒我们,市场的适应能力往往强于直觉预期。</w:t>
-      </w:r>
-    </w:p>
-    <w:p>
-      <w:r>
-        <w:pict>
-          <v:rect style="width:0;height:1.5pt" o:hralign="center" o:hrstd="t" o:hr="t"/>
-        </w:pict>
-      </w:r>
-    </w:p>
-    <w:bookmarkEnd w:id="19"/>
-    <w:bookmarkStart w:id="20" w:name="主要信源与分析师"/>
-    <w:p>
-      <w:pPr>
-        <w:pStyle w:val="Heading2"/>
-      </w:pPr>
-      <w:r>
-        <w:rPr>
-          <w:rFonts w:hint="eastAsia"/>
-        </w:rPr>
-        <w:t xml:space="preserve">主要信源与分析师</w:t>
-      </w:r>
-    </w:p>
-    <w:p>
-      <w:pPr>
-        <w:pStyle w:val="FirstParagraph"/>
-      </w:pPr>
-      <w:r>
-        <w:rPr>
-          <w:rFonts w:hint="eastAsia"/>
-        </w:rPr>
         <w:t xml:space="preserve">牛津能源研究所(Bassam</w:t>
       </w:r>
       <w:r>
@@ -3138,6 +3946,15 @@
         <w:rPr>
           <w:rFonts w:hint="eastAsia"/>
         </w:rPr>
+        <w:t xml:space="preserve">美国地质调查局(USGS《矿产品概要</w:t>
+      </w:r>
+      <w:r>
+        <w:t xml:space="preserve"> 2026》)· </w:t>
+      </w:r>
+      <w:r>
+        <w:rPr>
+          <w:rFonts w:hint="eastAsia"/>
+        </w:rPr>
         <w:t xml:space="preserve">世界银行《大宗商品市场展望》·</w:t>
       </w:r>
       <w:r>
@@ -3183,7 +4000,16 @@
         <w:rPr>
           <w:rFonts w:hint="eastAsia"/>
         </w:rPr>
-        <w:t xml:space="preserve">大西洋理事会地缘经济中心。</w:t>
+        <w:t xml:space="preserve">大西洋理事会地缘经济中心</w:t>
+      </w:r>
+      <w:r>
+        <w:t xml:space="preserve"> · Morgan Stanley / </w:t>
+      </w:r>
+      <w:r>
+        <w:rPr>
+          <w:rFonts w:hint="eastAsia"/>
+        </w:rPr>
+        <w:t xml:space="preserve">台湾中油。</w:t>
       </w:r>
     </w:p>
     <w:p>
@@ -3196,11 +4022,11 @@
           <w:i/>
           <w:iCs/>
         </w:rPr>
-        <w:t xml:space="preserve">本报告为概率与机制分析,非确定性预测。</w:t>
-      </w:r>
-    </w:p>
-    <w:bookmarkEnd w:id="20"/>
-    <w:bookmarkEnd w:id="21"/>
+        <w:t xml:space="preserve">本报告为概率与机制分析,非确定性预测。所有图表底层数据经独立核查,口径与区间已在图注标明。</w:t>
+      </w:r>
+    </w:p>
+    <w:bookmarkEnd w:id="50"/>
+    <w:bookmarkEnd w:id="51"/>
     <w:sectPr>
       <w:footnotePr>
         <w:numRestart w:val="eachSect"/>
@@ -3424,9 +4250,6 @@
     <w:abstractNumId w:val="991"/>
   </w:num>
   <w:num w:numId="1003">
-    <w:abstractNumId w:val="991"/>
-  </w:num>
-  <w:num w:numId="1004">
     <w:abstractNumId w:val="991"/>
   </w:num>
 </w:numbering>

--- a/dashboard/public/iran-war/reports/03_supply_chain_transmission_v3.docx
+++ b/dashboard/public/iran-war/reports/03_supply_chain_transmission_v3.docx
@@ -606,7 +606,7 @@
       <w:r>
         <w:drawing>
           <wp:inline>
-            <wp:extent cx="5334000" cy="2590800"/>
+            <wp:extent cx="5334000" cy="2741083"/>
             <wp:effectExtent b="0" l="0" r="0" t="0"/>
             <wp:docPr descr="图1 绕行能力远不足海峡通行量" title="" id="13" name="Picture"/>
             <a:graphic>
@@ -627,7 +627,7 @@
                   <pic:spPr bwMode="auto">
                     <a:xfrm>
                       <a:off x="0" y="0"/>
-                      <a:ext cx="5334000" cy="2590800"/>
+                      <a:ext cx="5334000" cy="2741083"/>
                     </a:xfrm>
                     <a:prstGeom prst="rect">
                       <a:avLst/>
@@ -1911,7 +1911,7 @@
       <w:r>
         <w:drawing>
           <wp:inline>
-            <wp:extent cx="5334000" cy="2223232"/>
+            <wp:extent cx="5334000" cy="2356883"/>
             <wp:effectExtent b="0" l="0" r="0" t="0"/>
             <wp:docPr descr="图3 半导体冲击是条件性尾部" title="" id="27" name="Picture"/>
             <a:graphic>
@@ -1932,7 +1932,7 @@
                   <pic:spPr bwMode="auto">
                     <a:xfrm>
                       <a:off x="0" y="0"/>
-                      <a:ext cx="5334000" cy="2223232"/>
+                      <a:ext cx="5334000" cy="2356883"/>
                     </a:xfrm>
                     <a:prstGeom prst="rect">
                       <a:avLst/>
@@ -2341,7 +2341,7 @@
       <w:r>
         <w:drawing>
           <wp:inline>
-            <wp:extent cx="5334000" cy="2471853"/>
+            <wp:extent cx="5334000" cy="2418906"/>
             <wp:effectExtent b="0" l="0" r="0" t="0"/>
             <wp:docPr descr="图2 油价分歧实为口径不同" title="" id="33" name="Picture"/>
             <a:graphic>
@@ -2362,7 +2362,7 @@
                   <pic:spPr bwMode="auto">
                     <a:xfrm>
                       <a:off x="0" y="0"/>
-                      <a:ext cx="5334000" cy="2471853"/>
+                      <a:ext cx="5334000" cy="2418906"/>
                     </a:xfrm>
                     <a:prstGeom prst="rect">
                       <a:avLst/>
@@ -3338,7 +3338,7 @@
       <w:r>
         <w:drawing>
           <wp:inline>
-            <wp:extent cx="5334000" cy="2550480"/>
+            <wp:extent cx="5334000" cy="2356883"/>
             <wp:effectExtent b="0" l="0" r="0" t="0"/>
             <wp:docPr descr="图4 伊朗战争补贴俄罗斯被夸大" title="" id="44" name="Picture"/>
             <a:graphic>
@@ -3359,7 +3359,7 @@
                   <pic:spPr bwMode="auto">
                     <a:xfrm>
                       <a:off x="0" y="0"/>
-                      <a:ext cx="5334000" cy="2550480"/>
+                      <a:ext cx="5334000" cy="2356883"/>
                     </a:xfrm>
                     <a:prstGeom prst="rect">
                       <a:avLst/>

--- a/dashboard/public/iran-war/reports/03_supply_chain_transmission_v3.docx
+++ b/dashboard/public/iran-war/reports/03_supply_chain_transmission_v3.docx
@@ -1911,7 +1911,7 @@
       <w:r>
         <w:drawing>
           <wp:inline>
-            <wp:extent cx="5334000" cy="2356883"/>
+            <wp:extent cx="5334000" cy="2418906"/>
             <wp:effectExtent b="0" l="0" r="0" t="0"/>
             <wp:docPr descr="图3 半导体冲击是条件性尾部" title="" id="27" name="Picture"/>
             <a:graphic>
@@ -1932,7 +1932,7 @@
                   <pic:spPr bwMode="auto">
                     <a:xfrm>
                       <a:off x="0" y="0"/>
-                      <a:ext cx="5334000" cy="2356883"/>
+                      <a:ext cx="5334000" cy="2418906"/>
                     </a:xfrm>
                     <a:prstGeom prst="rect">
                       <a:avLst/>
@@ -3100,16 +3100,52 @@
         <w:rPr>
           <w:rFonts w:hint="eastAsia"/>
         </w:rPr>
-        <w:t xml:space="preserve">这个说法流传很广,但需要谨慎对待。伊朗战争推高油价,确实给俄罗斯带来了一次性的月度收入跳升——2026</w:t>
-      </w:r>
-      <w:r>
-        <w:t xml:space="preserve"> </w:t>
-      </w:r>
-      <w:r>
-        <w:rPr>
-          <w:rFonts w:hint="eastAsia"/>
-        </w:rPr>
-        <w:t xml:space="preserve">年</w:t>
+        <w:t xml:space="preserve">这个说法流传很广,但需要谨慎对待。伊朗战争推高油价,确实给俄罗斯带来了一次性的月度收入跳升——2</w:t>
+      </w:r>
+      <w:r>
+        <w:t xml:space="preserve"> </w:t>
+      </w:r>
+      <w:r>
+        <w:rPr>
+          <w:rFonts w:hint="eastAsia"/>
+        </w:rPr>
+        <w:t xml:space="preserve">月俄罗斯石油出口收入为</w:t>
+      </w:r>
+      <w:r>
+        <w:t xml:space="preserve"> 95 </w:t>
+      </w:r>
+      <w:r>
+        <w:rPr>
+          <w:rFonts w:hint="eastAsia"/>
+        </w:rPr>
+        <w:t xml:space="preserve">亿美元(基辅经济学院实际数据,为开战以来最低),3</w:t>
+      </w:r>
+      <w:r>
+        <w:t xml:space="preserve"> </w:t>
+      </w:r>
+      <w:r>
+        <w:rPr>
+          <w:rFonts w:hint="eastAsia"/>
+        </w:rPr>
+        <w:t xml:space="preserve">月因油价飙升显著回升(KSE</w:t>
+      </w:r>
+      <w:r>
+        <w:t xml:space="preserve"> </w:t>
+      </w:r>
+      <w:r>
+        <w:rPr>
+          <w:rFonts w:hint="eastAsia"/>
+        </w:rPr>
+        <w:t xml:space="preserve">称全年收入展望”大幅上调”,CREA</w:t>
+      </w:r>
+      <w:r>
+        <w:t xml:space="preserve"> </w:t>
+      </w:r>
+      <w:r>
+        <w:rPr>
+          <w:rFonts w:hint="eastAsia"/>
+        </w:rPr>
+        <w:t xml:space="preserve">估</w:t>
       </w:r>
       <w:r>
         <w:t xml:space="preserve"> 3 </w:t>
@@ -3118,7 +3154,16 @@
         <w:rPr>
           <w:rFonts w:hint="eastAsia"/>
         </w:rPr>
-        <w:t xml:space="preserve">月俄罗斯石油出口收入达</w:t>
+        <w:t xml:space="preserve">月化石燃料收入环比</w:t>
+      </w:r>
+      <w:r>
+        <w:t xml:space="preserve"> </w:t>
+      </w:r>
+      <w:r>
+        <w:rPr>
+          <w:rFonts w:hint="eastAsia"/>
+        </w:rPr>
+        <w:t xml:space="preserve">+52%;坊间估计月收入约回升至</w:t>
       </w:r>
       <w:r>
         <w:t xml:space="preserve"> 190 </w:t>
@@ -3127,25 +3172,16 @@
         <w:rPr>
           <w:rFonts w:hint="eastAsia"/>
         </w:rPr>
-        <w:t xml:space="preserve">亿美元,而</w:t>
-      </w:r>
-      <w:r>
-        <w:t xml:space="preserve"> 2 </w:t>
-      </w:r>
-      <w:r>
-        <w:rPr>
-          <w:rFonts w:hint="eastAsia"/>
-        </w:rPr>
-        <w:t xml:space="preserve">月仅为</w:t>
-      </w:r>
-      <w:r>
-        <w:t xml:space="preserve"> 95 </w:t>
-      </w:r>
-      <w:r>
-        <w:rPr>
-          <w:rFonts w:hint="eastAsia"/>
-        </w:rPr>
-        <w:t xml:space="preserve">亿美元(</w:t>
+        <w:t xml:space="preserve">亿美元,但此为估计而非</w:t>
+      </w:r>
+      <w:r>
+        <w:t xml:space="preserve"> KSE </w:t>
+      </w:r>
+      <w:r>
+        <w:rPr>
+          <w:rFonts w:hint="eastAsia"/>
+        </w:rPr>
+        <w:t xml:space="preserve">公布的月度实际数)(</w:t>
       </w:r>
       <w:hyperlink r:id="rId40">
         <w:r>

--- a/dashboard/public/iran-war/reports/03_supply_chain_transmission_v3.docx
+++ b/dashboard/public/iran-war/reports/03_supply_chain_transmission_v3.docx
@@ -606,7 +606,7 @@
       <w:r>
         <w:drawing>
           <wp:inline>
-            <wp:extent cx="5334000" cy="2741083"/>
+            <wp:extent cx="5334000" cy="2815166"/>
             <wp:effectExtent b="0" l="0" r="0" t="0"/>
             <wp:docPr descr="图1 绕行能力远不足海峡通行量" title="" id="13" name="Picture"/>
             <a:graphic>
@@ -627,7 +627,7 @@
                   <pic:spPr bwMode="auto">
                     <a:xfrm>
                       <a:off x="0" y="0"/>
-                      <a:ext cx="5334000" cy="2741083"/>
+                      <a:ext cx="5334000" cy="2815166"/>
                     </a:xfrm>
                     <a:prstGeom prst="rect">
                       <a:avLst/>

--- a/dashboard/public/iran-war/reports/03_supply_chain_transmission_v3.docx
+++ b/dashboard/public/iran-war/reports/03_supply_chain_transmission_v3.docx
@@ -2,7 +2,7 @@
 <file path=word/document.xml><?xml version="1.0" encoding="utf-8"?>
 <w:document xmlns:w="http://schemas.openxmlformats.org/wordprocessingml/2006/main" xmlns:m="http://schemas.openxmlformats.org/officeDocument/2006/math" xmlns:r="http://schemas.openxmlformats.org/officeDocument/2006/relationships" xmlns:o="urn:schemas-microsoft-com:office:office" xmlns:v="urn:schemas-microsoft-com:vml" xmlns:w10="urn:schemas-microsoft-com:office:word" xmlns:a="http://schemas.openxmlformats.org/drawingml/2006/main" xmlns:pic="http://schemas.openxmlformats.org/drawingml/2006/picture" xmlns:wp="http://schemas.openxmlformats.org/drawingml/2006/wordprocessingDrawing">
   <w:body>
-    <w:bookmarkStart w:id="51" w:name="霍尔木兹海峡危机的全球供应链传导"/>
+    <w:bookmarkStart w:id="63" w:name="霍尔木兹海峡危机的全球供应链传导"/>
     <w:p>
       <w:pPr>
         <w:pStyle w:val="Heading1"/>
@@ -1173,7 +1173,7 @@
       </w:r>
     </w:p>
     <w:bookmarkEnd w:id="17"/>
-    <w:bookmarkStart w:id="21" w:name="四五条供应链现状与数据"/>
+    <w:bookmarkStart w:id="22" w:name="四五条供应链现状与数据"/>
     <w:p>
       <w:pPr>
         <w:pStyle w:val="Heading2"/>
@@ -1447,7 +1447,18 @@
         <w:rPr>
           <w:rFonts w:hint="eastAsia"/>
         </w:rPr>
-        <w:t xml:space="preserve">枚。</w:t>
+        <w:t xml:space="preserve">枚(</w:t>
+      </w:r>
+      <w:hyperlink r:id="rId21">
+        <w:r>
+          <w:rPr>
+            <w:rStyle w:val="Hyperlink"/>
+          </w:rPr>
+          <w:t xml:space="preserve">FDD,Dubowitz,2026-05</w:t>
+        </w:r>
+      </w:hyperlink>
+      <w:r>
+        <w:t xml:space="preserve">)。</w:t>
       </w:r>
     </w:p>
     <w:p>
@@ -1519,8 +1530,8 @@
         </w:pict>
       </w:r>
     </w:p>
-    <w:bookmarkEnd w:id="21"/>
-    <w:bookmarkStart w:id="29" w:name="五半导体被高估的灾难和真正的条件性尾部"/>
+    <w:bookmarkEnd w:id="22"/>
+    <w:bookmarkStart w:id="30" w:name="五半导体被高估的灾难和真正的条件性尾部"/>
     <w:p>
       <w:pPr>
         <w:pStyle w:val="Heading2"/>
@@ -1567,7 +1578,7 @@
       <w:r>
         <w:t xml:space="preserve"> 1%(</w:t>
       </w:r>
-      <w:hyperlink r:id="rId22">
+      <w:hyperlink r:id="rId23">
         <w:r>
           <w:rPr>
             <w:rStyle w:val="Hyperlink"/>
@@ -1640,7 +1651,7 @@
         </w:rPr>
         <w:t xml:space="preserve">的半导体级氖气供应(</w:t>
       </w:r>
-      <w:hyperlink r:id="rId23">
+      <w:hyperlink r:id="rId24">
         <w:r>
           <w:rPr>
             <w:rStyle w:val="Hyperlink"/>
@@ -1765,7 +1776,7 @@
         </w:rPr>
         <w:t xml:space="preserve">月霍尔木兹冲击之前就已开始(</w:t>
       </w:r>
-      <w:hyperlink r:id="rId24">
+      <w:hyperlink r:id="rId25">
         <w:r>
           <w:rPr>
             <w:rStyle w:val="Hyperlink"/>
@@ -1847,7 +1858,7 @@
         </w:rPr>
         <w:t xml:space="preserve">天(</w:t>
       </w:r>
-      <w:hyperlink r:id="rId25">
+      <w:hyperlink r:id="rId26">
         <w:r>
           <w:rPr>
             <w:rStyle w:val="Hyperlink"/>
@@ -1913,18 +1924,18 @@
           <wp:inline>
             <wp:extent cx="5334000" cy="2418906"/>
             <wp:effectExtent b="0" l="0" r="0" t="0"/>
-            <wp:docPr descr="图3 半导体冲击是条件性尾部" title="" id="27" name="Picture"/>
+            <wp:docPr descr="图3 半导体冲击是条件性尾部" title="" id="28" name="Picture"/>
             <a:graphic>
               <a:graphicData uri="http://schemas.openxmlformats.org/drawingml/2006/picture">
                 <pic:pic>
                   <pic:nvPicPr>
-                    <pic:cNvPr descr="assets/fig3_semiconductor.png" id="28" name="Picture"/>
+                    <pic:cNvPr descr="assets/fig3_semiconductor.png" id="29" name="Picture"/>
                     <pic:cNvPicPr>
                       <a:picLocks noChangeArrowheads="1" noChangeAspect="1"/>
                     </pic:cNvPicPr>
                   </pic:nvPicPr>
                   <pic:blipFill>
-                    <a:blip r:embed="rId26"/>
+                    <a:blip r:embed="rId27"/>
                     <a:stretch>
                       <a:fillRect/>
                     </a:stretch>
@@ -2030,8 +2041,8 @@
         </w:pict>
       </w:r>
     </w:p>
-    <w:bookmarkEnd w:id="29"/>
-    <w:bookmarkStart w:id="39" w:name="六专家意见的分歧与本报告的判断"/>
+    <w:bookmarkEnd w:id="30"/>
+    <w:bookmarkStart w:id="41" w:name="六专家意见的分歧与本报告的判断"/>
     <w:p>
       <w:pPr>
         <w:pStyle w:val="Heading2"/>
@@ -2130,7 +2141,7 @@
         </w:rPr>
         <w:t xml:space="preserve">美元(</w:t>
       </w:r>
-      <w:hyperlink r:id="rId30">
+      <w:hyperlink r:id="rId31">
         <w:r>
           <w:rPr>
             <w:rStyle w:val="Hyperlink"/>
@@ -2209,7 +2220,7 @@
       <w:r>
         <w:t xml:space="preserve">(</w:t>
       </w:r>
-      <w:hyperlink r:id="rId31">
+      <w:hyperlink r:id="rId32">
         <w:r>
           <w:rPr>
             <w:rStyle w:val="Hyperlink"/>
@@ -2343,18 +2354,18 @@
           <wp:inline>
             <wp:extent cx="5334000" cy="2418906"/>
             <wp:effectExtent b="0" l="0" r="0" t="0"/>
-            <wp:docPr descr="图2 油价分歧实为口径不同" title="" id="33" name="Picture"/>
+            <wp:docPr descr="图2 油价分歧实为口径不同" title="" id="34" name="Picture"/>
             <a:graphic>
               <a:graphicData uri="http://schemas.openxmlformats.org/drawingml/2006/picture">
                 <pic:pic>
                   <pic:nvPicPr>
-                    <pic:cNvPr descr="assets/fig2_oilprice.png" id="34" name="Picture"/>
+                    <pic:cNvPr descr="assets/fig2_oilprice.png" id="35" name="Picture"/>
                     <pic:cNvPicPr>
                       <a:picLocks noChangeArrowheads="1" noChangeAspect="1"/>
                     </pic:cNvPicPr>
                   </pic:nvPicPr>
                   <pic:blipFill>
-                    <a:blip r:embed="rId32"/>
+                    <a:blip r:embed="rId33"/>
                     <a:stretch>
                       <a:fillRect/>
                     </a:stretch>
@@ -2467,7 +2478,7 @@
         </w:rPr>
         <w:t xml:space="preserve">万亿美元的顺差微不足道(</w:t>
       </w:r>
-      <w:hyperlink r:id="rId35">
+      <w:hyperlink r:id="rId36">
         <w:r>
           <w:rPr>
             <w:rStyle w:val="Hyperlink"/>
@@ -2598,7 +2609,7 @@
       <w:r>
         <w:t xml:space="preserve"> 38%(</w:t>
       </w:r>
-      <w:hyperlink r:id="rId36">
+      <w:hyperlink r:id="rId37">
         <w:r>
           <w:rPr>
             <w:rStyle w:val="Hyperlink"/>
@@ -2712,7 +2723,21 @@
         <w:rPr>
           <w:rFonts w:hint="eastAsia"/>
         </w:rPr>
-        <w:t xml:space="preserve">给出的限定很重要:这份韧性是”昂贵的冗余加上行政管控”换来的,并非免费,而且并不均衡(例如靠缅甸管线供油的云南炼厂,库存只有约一个月)。综合判断:</w:t>
+        <w:t xml:space="preserve">给出的限定很重要:这份韧性是”昂贵的冗余加上行政管控”换来的,并非免费,而且并不均衡(例如靠缅甸管线供油的云南炼厂,库存只有约一个月)(</w:t>
+      </w:r>
+      <w:hyperlink r:id="rId38">
+        <w:r>
+          <w:rPr>
+            <w:rStyle w:val="Hyperlink"/>
+          </w:rPr>
+          <w:t xml:space="preserve">OIES,Meidan,2026-03</w:t>
+        </w:r>
+      </w:hyperlink>
+      <w:r>
+        <w:rPr>
+          <w:rFonts w:hint="eastAsia"/>
+        </w:rPr>
+        <w:t xml:space="preserve">)。综合判断:</w:t>
       </w:r>
       <w:r>
         <w:rPr>
@@ -2775,7 +2800,7 @@
         </w:rPr>
         <w:t xml:space="preserve">万美元”过路费”的做法(</w:t>
       </w:r>
-      <w:hyperlink r:id="rId37">
+      <w:hyperlink r:id="rId39">
         <w:r>
           <w:rPr>
             <w:rStyle w:val="Hyperlink"/>
@@ -2878,7 +2903,7 @@
       <w:r>
         <w:t xml:space="preserve">(</w:t>
       </w:r>
-      <w:hyperlink r:id="rId38">
+      <w:hyperlink r:id="rId40">
         <w:r>
           <w:rPr>
             <w:rStyle w:val="Hyperlink"/>
@@ -3068,8 +3093,8 @@
         </w:pict>
       </w:r>
     </w:p>
-    <w:bookmarkEnd w:id="39"/>
-    <w:bookmarkStart w:id="46" w:name="七几个容易被误判的二阶效应"/>
+    <w:bookmarkEnd w:id="41"/>
+    <w:bookmarkStart w:id="48" w:name="七几个容易被误判的二阶效应"/>
     <w:p>
       <w:pPr>
         <w:pStyle w:val="Heading2"/>
@@ -3183,7 +3208,7 @@
         </w:rPr>
         <w:t xml:space="preserve">公布的月度实际数)(</w:t>
       </w:r>
-      <w:hyperlink r:id="rId40">
+      <w:hyperlink r:id="rId42">
         <w:r>
           <w:rPr>
             <w:rStyle w:val="Hyperlink"/>
@@ -3254,7 +3279,7 @@
       <w:r>
         <w:t xml:space="preserve">(</w:t>
       </w:r>
-      <w:hyperlink r:id="rId41">
+      <w:hyperlink r:id="rId43">
         <w:r>
           <w:rPr>
             <w:rStyle w:val="Hyperlink"/>
@@ -3300,7 +3325,7 @@
         </w:rPr>
         <w:t xml:space="preserve">直接比较了这两股力量,结论是二者大体相互抵消(</w:t>
       </w:r>
-      <w:hyperlink r:id="rId42">
+      <w:hyperlink r:id="rId44">
         <w:r>
           <w:rPr>
             <w:rStyle w:val="Hyperlink"/>
@@ -3376,18 +3401,18 @@
           <wp:inline>
             <wp:extent cx="5334000" cy="2356883"/>
             <wp:effectExtent b="0" l="0" r="0" t="0"/>
-            <wp:docPr descr="图4 伊朗战争补贴俄罗斯被夸大" title="" id="44" name="Picture"/>
+            <wp:docPr descr="图4 伊朗战争补贴俄罗斯被夸大" title="" id="46" name="Picture"/>
             <a:graphic>
               <a:graphicData uri="http://schemas.openxmlformats.org/drawingml/2006/picture">
                 <pic:pic>
                   <pic:nvPicPr>
-                    <pic:cNvPr descr="assets/fig4_russia.png" id="45" name="Picture"/>
+                    <pic:cNvPr descr="assets/fig4_russia.png" id="47" name="Picture"/>
                     <pic:cNvPicPr>
                       <a:picLocks noChangeArrowheads="1" noChangeAspect="1"/>
                     </pic:cNvPicPr>
                   </pic:nvPicPr>
                   <pic:blipFill>
-                    <a:blip r:embed="rId43"/>
+                    <a:blip r:embed="rId45"/>
                     <a:stretch>
                       <a:fillRect/>
                     </a:stretch>
@@ -3513,8 +3538,8 @@
         </w:pict>
       </w:r>
     </w:p>
-    <w:bookmarkEnd w:id="46"/>
-    <w:bookmarkStart w:id="47" w:name="八时间维度"/>
+    <w:bookmarkEnd w:id="48"/>
+    <w:bookmarkStart w:id="49" w:name="八时间维度"/>
     <w:p>
       <w:pPr>
         <w:pStyle w:val="Heading2"/>
@@ -3649,8 +3674,8 @@
         </w:pict>
       </w:r>
     </w:p>
-    <w:bookmarkEnd w:id="47"/>
-    <w:bookmarkStart w:id="48" w:name="九本报告判断可能错在哪"/>
+    <w:bookmarkEnd w:id="49"/>
+    <w:bookmarkStart w:id="50" w:name="九本报告判断可能错在哪"/>
     <w:p>
       <w:pPr>
         <w:pStyle w:val="Heading2"/>
@@ -3781,8 +3806,8 @@
         </w:pict>
       </w:r>
     </w:p>
-    <w:bookmarkEnd w:id="48"/>
-    <w:bookmarkStart w:id="49" w:name="结论"/>
+    <w:bookmarkEnd w:id="50"/>
+    <w:bookmarkStart w:id="51" w:name="结论"/>
     <w:p>
       <w:pPr>
         <w:pStyle w:val="Heading2"/>
@@ -3889,8 +3914,8 @@
         </w:pict>
       </w:r>
     </w:p>
-    <w:bookmarkEnd w:id="49"/>
-    <w:bookmarkStart w:id="50" w:name="主要信源与分析师"/>
+    <w:bookmarkEnd w:id="51"/>
+    <w:bookmarkStart w:id="62" w:name="主要信源与分析师"/>
     <w:p>
       <w:pPr>
         <w:pStyle w:val="Heading2"/>
@@ -3906,146 +3931,274 @@
       <w:pPr>
         <w:pStyle w:val="FirstParagraph"/>
       </w:pPr>
-      <w:r>
-        <w:rPr>
-          <w:rFonts w:hint="eastAsia"/>
-        </w:rPr>
-        <w:t xml:space="preserve">牛津能源研究所(Bassam</w:t>
-      </w:r>
-      <w:r>
-        <w:t xml:space="preserve"> Fattouh、Andreas Economou、Michal Meidan)· </w:t>
-      </w:r>
-      <w:r>
-        <w:rPr>
-          <w:rFonts w:hint="eastAsia"/>
-        </w:rPr>
-        <w:t xml:space="preserve">美国外交关系协会(Brad</w:t>
-      </w:r>
-      <w:r>
-        <w:t xml:space="preserve"> Setser)· </w:t>
-      </w:r>
-      <w:r>
-        <w:rPr>
-          <w:rFonts w:hint="eastAsia"/>
-        </w:rPr>
-        <w:t xml:space="preserve">哥伦比亚全球能源政策中心(Erica</w:t>
-      </w:r>
-      <w:r>
-        <w:t xml:space="preserve"> Downs)· </w:t>
-      </w:r>
-      <w:r>
-        <w:rPr>
-          <w:rFonts w:hint="eastAsia"/>
-        </w:rPr>
-        <w:t xml:space="preserve">战略与国际研究中心(Mark</w:t>
-      </w:r>
-      <w:r>
-        <w:t xml:space="preserve"> Cancian、Chris Park)· </w:t>
-      </w:r>
-      <w:r>
-        <w:rPr>
-          <w:rFonts w:hint="eastAsia"/>
-        </w:rPr>
-        <w:t xml:space="preserve">兰德公司(Raphael</w:t>
-      </w:r>
-      <w:r>
-        <w:t xml:space="preserve"> Cohen)· </w:t>
-      </w:r>
-      <w:r>
-        <w:rPr>
-          <w:rFonts w:hint="eastAsia"/>
-        </w:rPr>
-        <w:t xml:space="preserve">捍卫民主基金会(Mark</w:t>
-      </w:r>
-      <w:r>
-        <w:t xml:space="preserve"> Dubowitz)· </w:t>
-      </w:r>
-      <w:r>
-        <w:rPr>
-          <w:rFonts w:hint="eastAsia"/>
-        </w:rPr>
-        <w:t xml:space="preserve">劳合社市场协会及其首席执行官</w:t>
-      </w:r>
-      <w:r>
-        <w:t xml:space="preserve"> John Neal · </w:t>
-      </w:r>
-      <w:r>
-        <w:rPr>
-          <w:rFonts w:hint="eastAsia"/>
-        </w:rPr>
-        <w:t xml:space="preserve">卡内基国际和平基金会(Sergey</w:t>
-      </w:r>
-      <w:r>
-        <w:t xml:space="preserve"> Vakulenko)· </w:t>
-      </w:r>
-      <w:r>
-        <w:rPr>
-          <w:rFonts w:hint="eastAsia"/>
-        </w:rPr>
-        <w:t xml:space="preserve">美国地质调查局(USGS《矿产品概要</w:t>
-      </w:r>
-      <w:r>
-        <w:t xml:space="preserve"> 2026》)· </w:t>
-      </w:r>
-      <w:r>
-        <w:rPr>
-          <w:rFonts w:hint="eastAsia"/>
-        </w:rPr>
-        <w:t xml:space="preserve">世界银行《大宗商品市场展望》·</w:t>
-      </w:r>
-      <w:r>
-        <w:t xml:space="preserve"> </w:t>
-      </w:r>
-      <w:r>
-        <w:rPr>
-          <w:rFonts w:hint="eastAsia"/>
-        </w:rPr>
-        <w:t xml:space="preserve">IMF《世界经济展望》·</w:t>
-      </w:r>
-      <w:r>
-        <w:t xml:space="preserve"> </w:t>
-      </w:r>
-      <w:r>
-        <w:rPr>
-          <w:rFonts w:hint="eastAsia"/>
-        </w:rPr>
-        <w:t xml:space="preserve">国际能源署</w:t>
-      </w:r>
-      <w:r>
-        <w:t xml:space="preserve"> · </w:t>
-      </w:r>
-      <w:r>
-        <w:rPr>
-          <w:rFonts w:hint="eastAsia"/>
-        </w:rPr>
-        <w:t xml:space="preserve">美国能源信息署</w:t>
-      </w:r>
-      <w:r>
-        <w:t xml:space="preserve"> · Vortexa · </w:t>
-      </w:r>
-      <w:r>
-        <w:rPr>
-          <w:rFonts w:hint="eastAsia"/>
-        </w:rPr>
-        <w:t xml:space="preserve">基辅经济学院</w:t>
-      </w:r>
-      <w:r>
-        <w:t xml:space="preserve"> · </w:t>
-      </w:r>
-      <w:r>
-        <w:rPr>
-          <w:rFonts w:hint="eastAsia"/>
-        </w:rPr>
-        <w:t xml:space="preserve">大西洋理事会地缘经济中心</w:t>
-      </w:r>
-      <w:r>
-        <w:t xml:space="preserve"> · Morgan Stanley / </w:t>
-      </w:r>
-      <w:r>
-        <w:rPr>
-          <w:rFonts w:hint="eastAsia"/>
-        </w:rPr>
-        <w:t xml:space="preserve">台湾中油。</w:t>
+      <w:hyperlink r:id="rId52">
+        <w:r>
+          <w:rPr>
+            <w:rStyle w:val="Hyperlink"/>
+            <w:rFonts w:hint="eastAsia"/>
+          </w:rPr>
+          <w:t xml:space="preserve">牛津能源研究所</w:t>
+        </w:r>
+      </w:hyperlink>
+      <w:r>
+        <w:t xml:space="preserve">(Bassam Fattouh、Andreas Economou、Michal Meidan)·</w:t>
+      </w:r>
+      <w:r>
+        <w:t xml:space="preserve"> </w:t>
+      </w:r>
+      <w:hyperlink r:id="rId53">
+        <w:r>
+          <w:rPr>
+            <w:rStyle w:val="Hyperlink"/>
+            <w:rFonts w:hint="eastAsia"/>
+          </w:rPr>
+          <w:t xml:space="preserve">美国外交关系协会</w:t>
+        </w:r>
+      </w:hyperlink>
+      <w:r>
+        <w:t xml:space="preserve">(Brad Setser)·</w:t>
+      </w:r>
+      <w:r>
+        <w:t xml:space="preserve"> </w:t>
+      </w:r>
+      <w:hyperlink r:id="rId54">
+        <w:r>
+          <w:rPr>
+            <w:rStyle w:val="Hyperlink"/>
+            <w:rFonts w:hint="eastAsia"/>
+          </w:rPr>
+          <w:t xml:space="preserve">哥伦比亚全球能源政策中心</w:t>
+        </w:r>
+      </w:hyperlink>
+      <w:r>
+        <w:t xml:space="preserve">(Erica Downs)·</w:t>
+      </w:r>
+      <w:r>
+        <w:t xml:space="preserve"> </w:t>
+      </w:r>
+      <w:hyperlink r:id="rId55">
+        <w:r>
+          <w:rPr>
+            <w:rStyle w:val="Hyperlink"/>
+            <w:rFonts w:hint="eastAsia"/>
+          </w:rPr>
+          <w:t xml:space="preserve">战略与国际研究中心</w:t>
+        </w:r>
+      </w:hyperlink>
+      <w:r>
+        <w:t xml:space="preserve">(Mark Cancian、Chris Park)·</w:t>
+      </w:r>
+      <w:r>
+        <w:t xml:space="preserve"> </w:t>
+      </w:r>
+      <w:hyperlink r:id="rId56">
+        <w:r>
+          <w:rPr>
+            <w:rStyle w:val="Hyperlink"/>
+            <w:rFonts w:hint="eastAsia"/>
+          </w:rPr>
+          <w:t xml:space="preserve">兰德公司</w:t>
+        </w:r>
+      </w:hyperlink>
+      <w:r>
+        <w:t xml:space="preserve">(Raphael Cohen)·</w:t>
+      </w:r>
+      <w:r>
+        <w:t xml:space="preserve"> </w:t>
+      </w:r>
+      <w:hyperlink r:id="rId57">
+        <w:r>
+          <w:rPr>
+            <w:rStyle w:val="Hyperlink"/>
+            <w:rFonts w:hint="eastAsia"/>
+          </w:rPr>
+          <w:t xml:space="preserve">捍卫民主基金会</w:t>
+        </w:r>
+      </w:hyperlink>
+      <w:r>
+        <w:t xml:space="preserve">(Mark Dubowitz)·</w:t>
+      </w:r>
+      <w:r>
+        <w:t xml:space="preserve"> </w:t>
+      </w:r>
+      <w:hyperlink r:id="rId58">
+        <w:r>
+          <w:rPr>
+            <w:rStyle w:val="Hyperlink"/>
+            <w:rFonts w:hint="eastAsia"/>
+          </w:rPr>
+          <w:t xml:space="preserve">劳合社市场协会</w:t>
+        </w:r>
+      </w:hyperlink>
+      <w:r>
+        <w:rPr>
+          <w:rFonts w:hint="eastAsia"/>
+        </w:rPr>
+        <w:t xml:space="preserve">及其首席执行官</w:t>
+      </w:r>
+      <w:r>
+        <w:t xml:space="preserve"> John Neal ·</w:t>
+      </w:r>
+      <w:r>
+        <w:t xml:space="preserve"> </w:t>
+      </w:r>
+      <w:hyperlink r:id="rId59">
+        <w:r>
+          <w:rPr>
+            <w:rStyle w:val="Hyperlink"/>
+            <w:rFonts w:hint="eastAsia"/>
+          </w:rPr>
+          <w:t xml:space="preserve">卡内基国际和平基金会</w:t>
+        </w:r>
+      </w:hyperlink>
+      <w:r>
+        <w:t xml:space="preserve">(Sergey Vakulenko)·</w:t>
+      </w:r>
+      <w:r>
+        <w:t xml:space="preserve"> </w:t>
+      </w:r>
+      <w:hyperlink r:id="rId23">
+        <w:r>
+          <w:rPr>
+            <w:rStyle w:val="Hyperlink"/>
+            <w:rFonts w:hint="eastAsia"/>
+          </w:rPr>
+          <w:t xml:space="preserve">美国地质调查局</w:t>
+        </w:r>
+      </w:hyperlink>
+      <w:r>
+        <w:rPr>
+          <w:rFonts w:hint="eastAsia"/>
+        </w:rPr>
+        <w:t xml:space="preserve">(USGS《矿产品概要</w:t>
+      </w:r>
+      <w:r>
+        <w:t xml:space="preserve"> 2026》)·</w:t>
+      </w:r>
+      <w:r>
+        <w:t xml:space="preserve"> </w:t>
+      </w:r>
+      <w:hyperlink r:id="rId31">
+        <w:r>
+          <w:rPr>
+            <w:rStyle w:val="Hyperlink"/>
+            <w:rFonts w:hint="eastAsia"/>
+          </w:rPr>
+          <w:t xml:space="preserve">世界银行《大宗商品市场展望》</w:t>
+        </w:r>
+      </w:hyperlink>
+      <w:r>
+        <w:t xml:space="preserve">·</w:t>
+      </w:r>
+      <w:r>
+        <w:t xml:space="preserve"> </w:t>
+      </w:r>
+      <w:hyperlink r:id="rId32">
+        <w:r>
+          <w:rPr>
+            <w:rStyle w:val="Hyperlink"/>
+            <w:rFonts w:hint="eastAsia"/>
+          </w:rPr>
+          <w:t xml:space="preserve">IMF《世界经济展望》</w:t>
+        </w:r>
+      </w:hyperlink>
+      <w:r>
+        <w:t xml:space="preserve">·</w:t>
+      </w:r>
+      <w:r>
+        <w:t xml:space="preserve"> </w:t>
+      </w:r>
+      <w:hyperlink r:id="rId60">
+        <w:r>
+          <w:rPr>
+            <w:rStyle w:val="Hyperlink"/>
+            <w:rFonts w:hint="eastAsia"/>
+          </w:rPr>
+          <w:t xml:space="preserve">国际能源署</w:t>
+        </w:r>
+      </w:hyperlink>
+      <w:r>
+        <w:t xml:space="preserve"> </w:t>
+      </w:r>
+      <w:r>
+        <w:t xml:space="preserve">·</w:t>
+      </w:r>
+      <w:r>
+        <w:t xml:space="preserve"> </w:t>
+      </w:r>
+      <w:hyperlink r:id="rId61">
+        <w:r>
+          <w:rPr>
+            <w:rStyle w:val="Hyperlink"/>
+            <w:rFonts w:hint="eastAsia"/>
+          </w:rPr>
+          <w:t xml:space="preserve">美国能源信息署</w:t>
+        </w:r>
+      </w:hyperlink>
+      <w:r>
+        <w:t xml:space="preserve"> </w:t>
+      </w:r>
+      <w:r>
+        <w:t xml:space="preserve">·</w:t>
+      </w:r>
+      <w:r>
+        <w:t xml:space="preserve"> </w:t>
+      </w:r>
+      <w:hyperlink r:id="rId37">
+        <w:r>
+          <w:rPr>
+            <w:rStyle w:val="Hyperlink"/>
+          </w:rPr>
+          <w:t xml:space="preserve">Vortexa</w:t>
+        </w:r>
+      </w:hyperlink>
+      <w:r>
+        <w:t xml:space="preserve"> </w:t>
+      </w:r>
+      <w:r>
+        <w:t xml:space="preserve">·</w:t>
+      </w:r>
+      <w:r>
+        <w:t xml:space="preserve"> </w:t>
+      </w:r>
+      <w:hyperlink r:id="rId42">
+        <w:r>
+          <w:rPr>
+            <w:rStyle w:val="Hyperlink"/>
+            <w:rFonts w:hint="eastAsia"/>
+          </w:rPr>
+          <w:t xml:space="preserve">基辅经济学院</w:t>
+        </w:r>
+      </w:hyperlink>
+      <w:r>
+        <w:t xml:space="preserve"> </w:t>
+      </w:r>
+      <w:r>
+        <w:t xml:space="preserve">·</w:t>
+      </w:r>
+      <w:r>
+        <w:t xml:space="preserve"> </w:t>
+      </w:r>
+      <w:hyperlink r:id="rId39">
+        <w:r>
+          <w:rPr>
+            <w:rStyle w:val="Hyperlink"/>
+            <w:rFonts w:hint="eastAsia"/>
+          </w:rPr>
+          <w:t xml:space="preserve">大西洋理事会地缘经济中心</w:t>
+        </w:r>
+      </w:hyperlink>
+      <w:r>
+        <w:t xml:space="preserve"> </w:t>
+      </w:r>
+      <w:r>
+        <w:t xml:space="preserve">· Morgan Stanley / </w:t>
+      </w:r>
+      <w:r>
+        <w:rPr>
+          <w:rFonts w:hint="eastAsia"/>
+        </w:rPr>
+        <w:t xml:space="preserve">台湾中油（链接待核实）。</w:t>
       </w:r>
     </w:p>
     <w:p>
@@ -4061,8 +4214,8 @@
         <w:t xml:space="preserve">本报告为概率与机制分析,非确定性预测。所有图表底层数据经独立核查,口径与区间已在图注标明。</w:t>
       </w:r>
     </w:p>
-    <w:bookmarkEnd w:id="50"/>
-    <w:bookmarkEnd w:id="51"/>
+    <w:bookmarkEnd w:id="62"/>
+    <w:bookmarkEnd w:id="63"/>
     <w:sectPr>
       <w:footnotePr>
         <w:numRestart w:val="eachSect"/>

--- a/dashboard/public/iran-war/reports/03_supply_chain_transmission_v3.docx
+++ b/dashboard/public/iran-war/reports/03_supply_chain_transmission_v3.docx
@@ -2,7 +2,7 @@
 <file path=word/document.xml><?xml version="1.0" encoding="utf-8"?>
 <w:document xmlns:w="http://schemas.openxmlformats.org/wordprocessingml/2006/main" xmlns:m="http://schemas.openxmlformats.org/officeDocument/2006/math" xmlns:r="http://schemas.openxmlformats.org/officeDocument/2006/relationships" xmlns:o="urn:schemas-microsoft-com:office:office" xmlns:v="urn:schemas-microsoft-com:vml" xmlns:w10="urn:schemas-microsoft-com:office:word" xmlns:a="http://schemas.openxmlformats.org/drawingml/2006/main" xmlns:pic="http://schemas.openxmlformats.org/drawingml/2006/picture" xmlns:wp="http://schemas.openxmlformats.org/drawingml/2006/wordprocessingDrawing">
   <w:body>
-    <w:bookmarkStart w:id="63" w:name="霍尔木兹海峡危机的全球供应链传导"/>
+    <w:bookmarkStart w:id="79" w:name="霍尔木兹海峡危机的全球供应链传导"/>
     <w:p>
       <w:pPr>
         <w:pStyle w:val="Heading1"/>
@@ -1531,7 +1531,7 @@
       </w:r>
     </w:p>
     <w:bookmarkEnd w:id="22"/>
-    <w:bookmarkStart w:id="30" w:name="五半导体被高估的灾难和真正的条件性尾部"/>
+    <w:bookmarkStart w:id="46" w:name="五半导体供应链先看清脆弱性再讨论误判在哪"/>
     <w:p>
       <w:pPr>
         <w:pStyle w:val="Heading2"/>
@@ -1540,7 +1540,22 @@
         <w:rPr>
           <w:rFonts w:hint="eastAsia"/>
         </w:rPr>
-        <w:t xml:space="preserve">五、半导体:被高估的”灾难”,和真正的条件性尾部</w:t>
+        <w:t xml:space="preserve">五、半导体供应链：先看清脆弱性，再讨论误判在哪</w:t>
+      </w:r>
+    </w:p>
+    <w:bookmarkStart w:id="37" w:name="脆弱性是真实存在的完整机制"/>
+    <w:p>
+      <w:pPr>
+        <w:pStyle w:val="Heading3"/>
+      </w:pPr>
+      <w:r>
+        <w:t xml:space="preserve">5.1 </w:t>
+      </w:r>
+      <w:r>
+        <w:rPr>
+          <w:rFonts w:hint="eastAsia"/>
+        </w:rPr>
+        <w:t xml:space="preserve">脆弱性是真实存在的——完整机制</w:t>
       </w:r>
     </w:p>
     <w:p>
@@ -1551,7 +1566,7 @@
         <w:rPr>
           <w:rFonts w:hint="eastAsia"/>
         </w:rPr>
-        <w:t xml:space="preserve">在所有传导链里,半导体是叙事与事实差距最大的一环。流行的说法是:卡塔尔氦气一断,芯片厂几周内停产,人工智能经济随之瘫痪。深入考察后,这个说法在两个层面都需要修正。</w:t>
+        <w:t xml:space="preserve">半导体供应链和霍尔木兹之间,存在两条独立的传导链。把这两条链说清楚,是讨论的前提。</w:t>
       </w:r>
     </w:p>
     <w:p>
@@ -1564,19 +1579,29 @@
           <w:b/>
           <w:bCs/>
         </w:rPr>
-        <w:t xml:space="preserve">第一,把”灾难”放在了错的尺度上。</w:t>
-      </w:r>
-      <w:r>
-        <w:t xml:space="preserve"> </w:t>
-      </w:r>
-      <w:r>
-        <w:rPr>
-          <w:rFonts w:hint="eastAsia"/>
-        </w:rPr>
-        <w:t xml:space="preserve">氦气在芯片制造中确实重要(用于冷却、检漏、光刻惰性气氛),且大多无法用别的气体替代。但关键事实是:氦气的成本不到一座芯片厂运营成本的</w:t>
-      </w:r>
-      <w:r>
-        <w:t xml:space="preserve"> 1%(</w:t>
+        <w:t xml:space="preserve">链A：台湾LNG→电力→台积电</w:t>
+      </w:r>
+    </w:p>
+    <w:p>
+      <w:pPr>
+        <w:pStyle w:val="BodyText"/>
+      </w:pPr>
+      <w:r>
+        <w:rPr>
+          <w:rFonts w:hint="eastAsia"/>
+        </w:rPr>
+        <w:t xml:space="preserve">这是两条链中更重要、也更少被准确讨论的一条。</w:t>
+      </w:r>
+    </w:p>
+    <w:p>
+      <w:pPr>
+        <w:pStyle w:val="BodyText"/>
+      </w:pPr>
+      <w:r>
+        <w:rPr>
+          <w:rFonts w:hint="eastAsia"/>
+        </w:rPr>
+        <w:t xml:space="preserve">【事实】台湾2024年的发电结构是:天然气42.4%、煤炭39.3%、可再生能源11.6%、核电4.2%(最后一座核电站已于2024年底关闭)(</w:t>
       </w:r>
       <w:hyperlink r:id="rId23">
         <w:r>
@@ -1584,335 +1609,1389 @@
             <w:rStyle w:val="Hyperlink"/>
             <w:rFonts w:hint="eastAsia"/>
           </w:rPr>
-          <w:t xml:space="preserve">USGS《矿产品概要</w:t>
-        </w:r>
-        <w:r>
-          <w:rPr>
-            <w:rStyle w:val="Hyperlink"/>
-          </w:rPr>
-          <w:t xml:space="preserve"> 2026》</w:t>
+          <w:t xml:space="preserve">lowcarbonpower.org台湾2024数据</w:t>
         </w:r>
       </w:hyperlink>
       <w:r>
         <w:rPr>
           <w:rFonts w:hint="eastAsia"/>
         </w:rPr>
-        <w:t xml:space="preserve">),而且</w:t>
-      </w:r>
-      <w:r>
-        <w:rPr>
-          <w:rFonts w:hint="eastAsia"/>
-          <w:b/>
-          <w:bCs/>
-        </w:rPr>
-        <w:t xml:space="preserve">九成以上可以回收再用</w:t>
-      </w:r>
-      <w:r>
-        <w:rPr>
-          <w:rFonts w:hint="eastAsia"/>
-        </w:rPr>
-        <w:t xml:space="preserve">——这正是顶级芯片厂应对短缺的主要手段。一种占成本不到</w:t>
-      </w:r>
-      <w:r>
-        <w:t xml:space="preserve"> </w:t>
-      </w:r>
-      <w:r>
-        <w:rPr>
-          <w:rFonts w:hint="eastAsia"/>
-        </w:rPr>
-        <w:t xml:space="preserve">1%、又能大量回收的投入,即便价格涨上几倍,也是被吸收,而不是让生产停摆。</w:t>
-      </w:r>
-    </w:p>
-    <w:p>
-      <w:pPr>
-        <w:pStyle w:val="BodyText"/>
-      </w:pPr>
-      <w:r>
-        <w:rPr>
-          <w:rFonts w:hint="eastAsia"/>
-        </w:rPr>
-        <w:t xml:space="preserve">历史提供了最有力的检验。2022</w:t>
-      </w:r>
-      <w:r>
-        <w:t xml:space="preserve"> </w:t>
-      </w:r>
-      <w:r>
-        <w:rPr>
-          <w:rFonts w:hint="eastAsia"/>
-        </w:rPr>
-        <w:t xml:space="preserve">年俄乌战争切断了乌克兰对全球约</w:t>
-      </w:r>
-      <w:r>
-        <w:t xml:space="preserve"> 45–54% </w:t>
-      </w:r>
-      <w:r>
-        <w:rPr>
-          <w:rFonts w:hint="eastAsia"/>
-        </w:rPr>
-        <w:t xml:space="preserve">的半导体级氖气供应(</w:t>
+        <w:t xml:space="preserve">)。台积电目前占台湾全岛总用电约8–10%,按</w:t>
       </w:r>
       <w:hyperlink r:id="rId24">
         <w:r>
           <w:rPr>
             <w:rStyle w:val="Hyperlink"/>
           </w:rPr>
-          <w:t xml:space="preserve">CNBC,2022-03</w:t>
-        </w:r>
-      </w:hyperlink>
-      <w:r>
-        <w:rPr>
-          <w:rFonts w:hint="eastAsia"/>
-        </w:rPr>
-        <w:t xml:space="preserve">),但台积电、英特尔、三星</w:t>
-      </w:r>
-      <w:r>
-        <w:rPr>
-          <w:rFonts w:hint="eastAsia"/>
-          <w:b/>
-          <w:bCs/>
-        </w:rPr>
-        <w:t xml:space="preserve">都没有停产</w:t>
-      </w:r>
-      <w:r>
-        <w:rPr>
-          <w:rFonts w:hint="eastAsia"/>
-        </w:rPr>
-        <w:t xml:space="preserve">——因为业界在</w:t>
-      </w:r>
-      <w:r>
-        <w:t xml:space="preserve"> 2014 </w:t>
-      </w:r>
-      <w:r>
-        <w:rPr>
-          <w:rFonts w:hint="eastAsia"/>
-        </w:rPr>
-        <w:t xml:space="preserve">年克里米亚危机后已经降低了氖气用量,并在气体供应商和芯片厂两端各囤了</w:t>
-      </w:r>
-      <w:r>
-        <w:t xml:space="preserve"> 3 </w:t>
-      </w:r>
-      <w:r>
-        <w:rPr>
-          <w:rFonts w:hint="eastAsia"/>
-        </w:rPr>
-        <w:t xml:space="preserve">到</w:t>
-      </w:r>
-      <w:r>
-        <w:t xml:space="preserve"> 12 </w:t>
-      </w:r>
-      <w:r>
-        <w:rPr>
-          <w:rFonts w:hint="eastAsia"/>
-        </w:rPr>
-        <w:t xml:space="preserve">个月的库存。2026</w:t>
-      </w:r>
-      <w:r>
-        <w:t xml:space="preserve"> </w:t>
-      </w:r>
-      <w:r>
-        <w:rPr>
-          <w:rFonts w:hint="eastAsia"/>
-        </w:rPr>
-        <w:t xml:space="preserve">年的氦气冲击(移除全球约三分之一供应、且可回收),从结构上比</w:t>
-      </w:r>
-      <w:r>
-        <w:t xml:space="preserve"> 2022 </w:t>
-      </w:r>
-      <w:r>
-        <w:rPr>
-          <w:rFonts w:hint="eastAsia"/>
-        </w:rPr>
-        <w:t xml:space="preserve">年的氖气冲击(超过一半、当时更难回收)还要温和。</w:t>
-      </w:r>
-    </w:p>
-    <w:p>
-      <w:pPr>
-        <w:pStyle w:val="BodyText"/>
-      </w:pPr>
-      <w:r>
-        <w:rPr>
-          <w:rFonts w:hint="eastAsia"/>
-        </w:rPr>
-        <w:t xml:space="preserve">还有一个必须点破的误解:2026</w:t>
-      </w:r>
-      <w:r>
-        <w:t xml:space="preserve"> </w:t>
-      </w:r>
-      <w:r>
-        <w:rPr>
-          <w:rFonts w:hint="eastAsia"/>
-        </w:rPr>
-        <w:t xml:space="preserve">年内存芯片价格的飙升(DRAM、NAND</w:t>
-      </w:r>
-      <w:r>
-        <w:t xml:space="preserve"> </w:t>
-      </w:r>
-      <w:r>
-        <w:rPr>
-          <w:rFonts w:hint="eastAsia"/>
-        </w:rPr>
-        <w:t xml:space="preserve">合约价单季涨五到九成),主要是</w:t>
-      </w:r>
-      <w:r>
-        <w:rPr>
-          <w:rFonts w:hint="eastAsia"/>
-          <w:b/>
-          <w:bCs/>
-        </w:rPr>
-        <w:t xml:space="preserve">人工智能需求</w:t>
-      </w:r>
-      <w:r>
-        <w:rPr>
-          <w:rFonts w:hint="eastAsia"/>
-        </w:rPr>
-        <w:t xml:space="preserve">驱动的,这股涨势在</w:t>
-      </w:r>
-      <w:r>
-        <w:t xml:space="preserve"> 3 </w:t>
-      </w:r>
-      <w:r>
-        <w:rPr>
-          <w:rFonts w:hint="eastAsia"/>
-        </w:rPr>
-        <w:t xml:space="preserve">月霍尔木兹冲击之前就已开始(</w:t>
-      </w:r>
-      <w:hyperlink r:id="rId25">
-        <w:r>
-          <w:rPr>
-            <w:rStyle w:val="Hyperlink"/>
-          </w:rPr>
-          <w:t xml:space="preserve">TrendForce</w:t>
-        </w:r>
-      </w:hyperlink>
-      <w:r>
-        <w:rPr>
-          <w:rFonts w:hint="eastAsia"/>
-        </w:rPr>
-        <w:t xml:space="preserve">)。把内存涨价归因于氦气,是一个时间次序上的错误。</w:t>
-      </w:r>
-    </w:p>
-    <w:p>
-      <w:pPr>
-        <w:pStyle w:val="BodyText"/>
-      </w:pPr>
-      <w:r>
-        <w:rPr>
-          <w:rFonts w:hint="eastAsia"/>
-          <w:b/>
-          <w:bCs/>
-        </w:rPr>
-        <w:t xml:space="preserve">第二,真正的尾部风险是条件性的,而且根源在”双节点”。</w:t>
-      </w:r>
-      <w:r>
-        <w:t xml:space="preserve"> </w:t>
-      </w:r>
-      <w:r>
-        <w:rPr>
-          <w:rFonts w:hint="eastAsia"/>
-        </w:rPr>
-        <w:t xml:space="preserve">说半导体灾难被高估,不等于说没有风险。真正值得警惕的,是一种</w:t>
-      </w:r>
-      <w:r>
-        <w:rPr>
-          <w:rFonts w:hint="eastAsia"/>
-          <w:b/>
-          <w:bCs/>
-        </w:rPr>
-        <w:t xml:space="preserve">多条链同时压向同一节点</w:t>
-      </w:r>
-      <w:r>
-        <w:rPr>
-          <w:rFonts w:hint="eastAsia"/>
-        </w:rPr>
-        <w:t xml:space="preserve">的小概率情景。卡塔尔的</w:t>
-      </w:r>
-      <w:r>
-        <w:t xml:space="preserve"> Ras Laffan </w:t>
-      </w:r>
-      <w:r>
-        <w:rPr>
-          <w:rFonts w:hint="eastAsia"/>
-        </w:rPr>
-        <w:t xml:space="preserve">设施,同时是全球氦气和液化天然气的关键出口节点——一次打击,同时击中两条链。如果停产持续足够久,各类缓冲会</w:t>
-      </w:r>
-      <w:r>
-        <w:rPr>
-          <w:rFonts w:hint="eastAsia"/>
-          <w:b/>
-          <w:bCs/>
-        </w:rPr>
-        <w:t xml:space="preserve">渐次</w:t>
-      </w:r>
-      <w:r>
-        <w:rPr>
-          <w:rFonts w:hint="eastAsia"/>
-        </w:rPr>
-        <w:t xml:space="preserve">耗尽:台湾的液化天然气储备只有约</w:t>
-      </w:r>
-      <w:r>
-        <w:t xml:space="preserve"> 7–11 </w:t>
-      </w:r>
-      <w:r>
-        <w:rPr>
-          <w:rFonts w:hint="eastAsia"/>
-        </w:rPr>
-        <w:t xml:space="preserve">天(</w:t>
-      </w:r>
-      <w:hyperlink r:id="rId26">
-        <w:r>
-          <w:rPr>
-            <w:rStyle w:val="Hyperlink"/>
-          </w:rPr>
-          <w:t xml:space="preserve">Morgan Stanley / </w:t>
+          <w:t xml:space="preserve">Data Center </w:t>
         </w:r>
         <w:r>
           <w:rPr>
             <w:rStyle w:val="Hyperlink"/>
             <w:rFonts w:hint="eastAsia"/>
           </w:rPr>
-          <w:t xml:space="preserve">台湾中油</w:t>
+          <w:t xml:space="preserve">Dynamics预测</w:t>
         </w:r>
       </w:hyperlink>
       <w:r>
         <w:rPr>
           <w:rFonts w:hint="eastAsia"/>
         </w:rPr>
-        <w:t xml:space="preserve">),芯片厂的氦气缓冲从约一周到六个月不等(高度分散),氖气库存约</w:t>
-      </w:r>
-      <w:r>
-        <w:t xml:space="preserve"> 3 </w:t>
-      </w:r>
-      <w:r>
-        <w:rPr>
-          <w:rFonts w:hint="eastAsia"/>
-        </w:rPr>
-        <w:t xml:space="preserve">到</w:t>
-      </w:r>
-      <w:r>
-        <w:t xml:space="preserve"> 12 </w:t>
-      </w:r>
-      <w:r>
-        <w:rPr>
-          <w:rFonts w:hint="eastAsia"/>
-        </w:rPr>
-        <w:t xml:space="preserve">个月。只有当这些缓冲在一次长期停产中</w:t>
-      </w:r>
-      <w:r>
-        <w:rPr>
-          <w:rFonts w:hint="eastAsia"/>
-          <w:b/>
-          <w:bCs/>
-        </w:rPr>
-        <w:t xml:space="preserve">先后见底</w:t>
-      </w:r>
-      <w:r>
-        <w:rPr>
-          <w:rFonts w:hint="eastAsia"/>
-        </w:rPr>
-        <w:t xml:space="preserve">,氦气配给、台湾电力紧张、霍尔木兹航运成本才会同时压向台积电——这是能源成本、工艺气体、物流三重冲击叠加在一个全球算力经济都依赖的节点上(见图</w:t>
-      </w:r>
-      <w:r>
-        <w:t xml:space="preserve"> 3)。</w:t>
+        <w:t xml:space="preserve">到2030年可能升至24%。这台机器的运转高度依赖天然气发电——而台湾的天然气几乎全部靠进口。</w:t>
+      </w:r>
+    </w:p>
+    <w:p>
+      <w:pPr>
+        <w:pStyle w:val="BodyText"/>
+      </w:pPr>
+      <w:r>
+        <w:rPr>
+          <w:rFonts w:hint="eastAsia"/>
+        </w:rPr>
+        <w:t xml:space="preserve">【事实】台湾的液化天然气法定最低储备为7天,实际运行约8–11天(</w:t>
+      </w:r>
+      <w:hyperlink r:id="rId25">
+        <w:r>
+          <w:rPr>
+            <w:rStyle w:val="Hyperlink"/>
+            <w:rFonts w:hint="eastAsia"/>
+          </w:rPr>
+          <w:t xml:space="preserve">台湾能源署官方页面</w:t>
+        </w:r>
+      </w:hyperlink>
+      <w:r>
+        <w:t xml:space="preserve">;</w:t>
+      </w:r>
+      <w:hyperlink r:id="rId26">
+        <w:r>
+          <w:rPr>
+            <w:rStyle w:val="Hyperlink"/>
+          </w:rPr>
+          <w:t xml:space="preserve">FairWinds Foundation 2026</w:t>
+        </w:r>
+      </w:hyperlink>
+      <w:r>
+        <w:rPr>
+          <w:rFonts w:hint="eastAsia"/>
+        </w:rPr>
+        <w:t xml:space="preserve">)——是日本(14–20天)和韩国(约14天)中最薄的。台湾计划2027年将储备提升至14天,这项工作在霍尔木兹危机前就已启动。</w:t>
+      </w:r>
+    </w:p>
+    <w:p>
+      <w:pPr>
+        <w:pStyle w:val="BodyText"/>
+      </w:pPr>
+      <w:r>
+        <w:rPr>
+          <w:rFonts w:hint="eastAsia"/>
+        </w:rPr>
+        <w:t xml:space="preserve">【事实】台湾LNG的约23–29%来自卡塔尔,全部经霍尔木兹出口;加上其他海湾来源,中东总计约占38%(</w:t>
+      </w:r>
+      <w:hyperlink r:id="rId27">
+        <w:r>
+          <w:rPr>
+            <w:rStyle w:val="Hyperlink"/>
+          </w:rPr>
+          <w:t xml:space="preserve">MEES 2025-01-10</w:t>
+        </w:r>
+      </w:hyperlink>
+      <w:r>
+        <w:t xml:space="preserve">;</w:t>
+      </w:r>
+      <w:hyperlink r:id="rId28">
+        <w:r>
+          <w:rPr>
+            <w:rStyle w:val="Hyperlink"/>
+          </w:rPr>
+          <w:t xml:space="preserve">Atlantic Council 2026</w:t>
+        </w:r>
+      </w:hyperlink>
+      <w:r>
+        <w:rPr>
+          <w:rFonts w:hint="eastAsia"/>
+        </w:rPr>
+        <w:t xml:space="preserve">)。折算下来,台湾约16%的发电量直接依赖经霍尔木兹的LNG。</w:t>
+      </w:r>
+    </w:p>
+    <w:p>
+      <w:pPr>
+        <w:pStyle w:val="BodyText"/>
+      </w:pPr>
+      <w:r>
+        <w:rPr>
+          <w:rFonts w:hint="eastAsia"/>
+        </w:rPr>
+        <w:t xml:space="preserve">把这三个数字放在一起：8–11天储备、42.4%的发电靠天然气、38%的LNG来自中东。这不是媒体标题,这是一条从”霍尔木兹封锁”到”台积电用电受压”的完整因果链,有数字,有来源。</w:t>
+      </w:r>
+      <w:hyperlink r:id="rId29">
+        <w:r>
+          <w:rPr>
+            <w:rStyle w:val="Hyperlink"/>
+            <w:rFonts w:hint="eastAsia"/>
+          </w:rPr>
+          <w:t xml:space="preserve">FDD(捍卫民主基金会)2025年11月的分析</w:t>
+        </w:r>
+      </w:hyperlink>
+      <w:r>
+        <w:rPr>
+          <w:rFonts w:hint="eastAsia"/>
+        </w:rPr>
+        <w:t xml:space="preserve">明确将台湾列为亚洲主要LNG进口国中储备最薄弱的一个。</w:t>
+      </w:r>
+      <w:hyperlink r:id="rId30">
+        <w:r>
+          <w:rPr>
+            <w:rStyle w:val="Hyperlink"/>
+            <w:rFonts w:hint="eastAsia"/>
+          </w:rPr>
+          <w:t xml:space="preserve">TechInsights分析师Stephen</w:t>
+        </w:r>
+        <w:r>
+          <w:rPr>
+            <w:rStyle w:val="Hyperlink"/>
+          </w:rPr>
+          <w:t xml:space="preserve"> Russell</w:t>
+        </w:r>
+      </w:hyperlink>
+      <w:r>
+        <w:rPr>
+          <w:rFonts w:hint="eastAsia"/>
+        </w:rPr>
+        <w:t xml:space="preserve">指出,半导体晶圆厂的电力要求与普通工业完全不同——</w:t>
+      </w:r>
+      <w:r>
+        <w:rPr>
+          <w:rFonts w:hint="eastAsia"/>
+        </w:rPr>
+        <w:t xml:space="preserve">“哪怕是几分之一秒的电压骤降”</w:t>
+      </w:r>
+      <w:r>
+        <w:rPr>
+          <w:rFonts w:hint="eastAsia"/>
+        </w:rPr>
+        <w:t xml:space="preserve">,都可能在蚀刻或沉积工序中摧毁价值数亿美元的晶圆;EUV光刻机是”兆瓦级机器”,对电力连续性的要求接近外科手术。</w:t>
+      </w:r>
+    </w:p>
+    <w:p>
+      <w:pPr>
+        <w:pStyle w:val="BodyText"/>
+      </w:pPr>
+      <w:r>
+        <w:rPr>
+          <w:rFonts w:hint="eastAsia"/>
+        </w:rPr>
+        <w:t xml:space="preserve">台湾政府有应急预案。副经济部长何晋璋2026年3月公开表示:</w:t>
+      </w:r>
+      <w:r>
+        <w:rPr>
+          <w:rFonts w:hint="eastAsia"/>
+        </w:rPr>
+        <w:t xml:space="preserve">“3月可控,4月若持续将启动煤电紧急方案”</w:t>
+      </w:r>
+      <w:r>
+        <w:rPr>
+          <w:rFonts w:hint="eastAsia"/>
+        </w:rPr>
+        <w:t xml:space="preserve">——台湾有约39%的煤炭发电作为备用。但煤电应急方案的全速启动需要2–4周,这意味着真实危险窗口是</w:t>
+      </w:r>
+      <w:r>
+        <w:rPr>
+          <w:rFonts w:hint="eastAsia"/>
+          <w:b/>
+          <w:bCs/>
+        </w:rPr>
+        <w:t xml:space="preserve">第7到第30天</w:t>
+      </w:r>
+      <w:r>
+        <w:rPr>
+          <w:rFonts w:hint="eastAsia"/>
+        </w:rPr>
+        <w:t xml:space="preserve">:LNG储备接近耗尽、煤电应急方案尚未全速运行。</w:t>
+      </w:r>
+    </w:p>
+    <w:p>
+      <w:pPr>
+        <w:pStyle w:val="BodyText"/>
+      </w:pPr>
+      <w:r>
+        <w:rPr>
+          <w:rFonts w:hint="eastAsia"/>
+          <w:b/>
+          <w:bCs/>
+        </w:rPr>
+        <w:t xml:space="preserve">链B：卡塔尔氦气→芯片工艺气体</w:t>
+      </w:r>
+    </w:p>
+    <w:p>
+      <w:pPr>
+        <w:pStyle w:val="BodyText"/>
+      </w:pPr>
+      <w:r>
+        <w:rPr>
+          <w:rFonts w:hint="eastAsia"/>
+        </w:rPr>
+        <w:t xml:space="preserve">【事实】卡塔尔占全球氦气产量约33%(63百万立方米/年),是全球第二大生产国(</w:t>
+      </w:r>
+      <w:hyperlink r:id="rId31">
+        <w:r>
+          <w:rPr>
+            <w:rStyle w:val="Hyperlink"/>
+            <w:rFonts w:hint="eastAsia"/>
+          </w:rPr>
+          <w:t xml:space="preserve">USGS《矿产品概要2026》</w:t>
+        </w:r>
+      </w:hyperlink>
+      <w:r>
+        <w:rPr>
+          <w:rFonts w:hint="eastAsia"/>
+        </w:rPr>
+        <w:t xml:space="preserve">)。氦气作为天然气精炼副产品在Ras</w:t>
+      </w:r>
+      <w:r>
+        <w:t xml:space="preserve"> </w:t>
+      </w:r>
+      <w:r>
+        <w:rPr>
+          <w:rFonts w:hint="eastAsia"/>
+        </w:rPr>
+        <w:t xml:space="preserve">Laffan提取。2026年伊朗袭击后,约14%的产能被永久损毁,重建预计需5年;叠加霍尔木兹封锁,全球约27–30%的氦气供应被移除(</w:t>
+      </w:r>
+      <w:hyperlink r:id="rId32">
+        <w:r>
+          <w:rPr>
+            <w:rStyle w:val="Hyperlink"/>
+          </w:rPr>
+          <w:t xml:space="preserve">thedefensenews.com</w:t>
+        </w:r>
+      </w:hyperlink>
+      <w:r>
+        <w:t xml:space="preserve">)。</w:t>
+      </w:r>
+    </w:p>
+    <w:p>
+      <w:pPr>
+        <w:pStyle w:val="BodyText"/>
+      </w:pPr>
+      <w:r>
+        <w:rPr>
+          <w:rFonts w:hint="eastAsia"/>
+        </w:rPr>
+        <w:t xml:space="preserve">【事实】氦气在先进芯片制造中不可替代:它以液态(-269°C)冷却EUV光刻机的超导磁体,同时充当光路和反应腔的惰性气氛。祥明大学Jong-hwan</w:t>
+      </w:r>
+      <w:r>
+        <w:t xml:space="preserve"> </w:t>
+      </w:r>
+      <w:r>
+        <w:rPr>
+          <w:rFonts w:hint="eastAsia"/>
+        </w:rPr>
+        <w:t xml:space="preserve">Lee明确表示:</w:t>
+      </w:r>
+      <w:r>
+        <w:rPr>
+          <w:rFonts w:hint="eastAsia"/>
+        </w:rPr>
+        <w:t xml:space="preserve">“在当前半导体制造工艺中,氦气没有任何可行的替代品”</w:t>
+      </w:r>
+      <w:r>
+        <w:t xml:space="preserve">(</w:t>
+      </w:r>
+      <w:hyperlink r:id="rId33">
+        <w:r>
+          <w:rPr>
+            <w:rStyle w:val="Hyperlink"/>
+          </w:rPr>
+          <w:t xml:space="preserve">Fortune 2026-03-21</w:t>
+        </w:r>
+      </w:hyperlink>
+      <w:r>
+        <w:rPr>
+          <w:rFonts w:hint="eastAsia"/>
+        </w:rPr>
+        <w:t xml:space="preserve">)。台湾约69%、韩国约64.7%的氦气采购来自GCC国家(</w:t>
+      </w:r>
+      <w:hyperlink r:id="rId34">
+        <w:r>
+          <w:rPr>
+            <w:rStyle w:val="Hyperlink"/>
+          </w:rPr>
+          <w:t xml:space="preserve">J2 Sourcing 2026</w:t>
+        </w:r>
+      </w:hyperlink>
+      <w:r>
+        <w:t xml:space="preserve">;</w:t>
+      </w:r>
+      <w:hyperlink r:id="rId35">
+        <w:r>
+          <w:rPr>
+            <w:rStyle w:val="Hyperlink"/>
+          </w:rPr>
+          <w:t xml:space="preserve">Al Habtoor Research Centre 2026</w:t>
+        </w:r>
+      </w:hyperlink>
+      <w:r>
+        <w:t xml:space="preserve">)。</w:t>
+      </w:r>
+    </w:p>
+    <w:p>
+      <w:pPr>
+        <w:pStyle w:val="BodyText"/>
+      </w:pPr>
+      <w:r>
+        <w:rPr>
+          <w:rFonts w:hint="eastAsia"/>
+        </w:rPr>
+        <w:t xml:space="preserve">【事实】各芯片厂的氦气库存缓冲并不相同。韩国三星/SK海力士维持约4–6个月的战略缓冲;台积电因地理多元化和供应商网络更广,缓冲超过2个月。但这些数字是行业咨询机构(Santiago</w:t>
+      </w:r>
+      <w:r>
+        <w:t xml:space="preserve"> &amp; </w:t>
+      </w:r>
+      <w:r>
+        <w:rPr>
+          <w:rFonts w:hint="eastAsia"/>
+        </w:rPr>
+        <w:t xml:space="preserve">Company、Fortune采访的分析师)的估算,三星和台积电均未公开披露具体库存策略(</w:t>
+      </w:r>
+      <w:hyperlink r:id="rId36">
+        <w:r>
+          <w:rPr>
+            <w:rStyle w:val="Hyperlink"/>
+          </w:rPr>
+          <w:t xml:space="preserve">Santiago &amp; Company</w:t>
+        </w:r>
+      </w:hyperlink>
+      <w:r>
+        <w:t xml:space="preserve">)。</w:t>
+      </w:r>
+    </w:p>
+    <w:p>
+      <w:pPr>
+        <w:pStyle w:val="BodyText"/>
+      </w:pPr>
+      <w:r>
+        <w:rPr>
+          <w:b/>
+          <w:bCs/>
+        </w:rPr>
+        <w:t xml:space="preserve">Ras </w:t>
+      </w:r>
+      <w:r>
+        <w:rPr>
+          <w:rFonts w:hint="eastAsia"/>
+          <w:b/>
+          <w:bCs/>
+        </w:rPr>
+        <w:t xml:space="preserve">Laffan是”双节点”</w:t>
+      </w:r>
+      <w:r>
+        <w:rPr>
+          <w:rFonts w:hint="eastAsia"/>
+        </w:rPr>
+        <w:t xml:space="preserve">:同一设施同时是全球最大LNG出口综合体和全球第二大氦气产地——一次物理打击同时击中电力链和工艺气体链,而这两条自我修复路径(用LNG收入支持替代采购、用氦气库存支撑过渡)在同一次打击中相互干扰。</w:t>
+      </w:r>
+    </w:p>
+    <w:p>
+      <w:r>
+        <w:pict>
+          <v:rect style="width:0;height:1.5pt" o:hralign="center" o:hrstd="t" o:hr="t"/>
+        </w:pict>
+      </w:r>
+    </w:p>
+    <w:bookmarkEnd w:id="37"/>
+    <w:bookmarkStart w:id="38" w:name="时间结构决定一切缓冲的分层消耗"/>
+    <w:p>
+      <w:pPr>
+        <w:pStyle w:val="Heading3"/>
+      </w:pPr>
+      <w:r>
+        <w:t xml:space="preserve">5.2 </w:t>
+      </w:r>
+      <w:r>
+        <w:rPr>
+          <w:rFonts w:hint="eastAsia"/>
+        </w:rPr>
+        <w:t xml:space="preserve">时间结构决定一切:缓冲的分层消耗</w:t>
+      </w:r>
+    </w:p>
+    <w:p>
+      <w:pPr>
+        <w:pStyle w:val="FirstParagraph"/>
+      </w:pPr>
+      <w:r>
+        <w:rPr>
+          <w:rFonts w:hint="eastAsia"/>
+        </w:rPr>
+        <w:t xml:space="preserve">理解这场危机的关键,不是”有没有脆弱性”,而是”各条链在多少天后开始咬合”。</w:t>
+      </w:r>
+    </w:p>
+    <w:tbl>
+      <w:tblPr>
+        <w:tblStyle w:val="Table"/>
+        <w:tblW w:type="pct" w:w="5000"/>
+        <w:tblLayout w:type="fixed"/>
+        <w:tblLook w:firstRow="1" w:lastRow="0" w:firstColumn="0" w:lastColumn="0" w:noHBand="0" w:noVBand="0" w:val="0020"/>
+      </w:tblPr>
+      <w:tblGrid>
+        <w:gridCol w:w="1195"/>
+        <w:gridCol w:w="1195"/>
+        <w:gridCol w:w="1046"/>
+        <w:gridCol w:w="1643"/>
+        <w:gridCol w:w="1344"/>
+        <w:gridCol w:w="1494"/>
+      </w:tblGrid>
+      <w:tr>
+        <w:trPr>
+          <w:tblHeader w:val="on"/>
+        </w:trPr>
+        <w:tc>
+          <w:tcPr/>
+          <w:p>
+            <w:pPr>
+              <w:pStyle w:val="Compact"/>
+            </w:pPr>
+            <w:r>
+              <w:rPr>
+                <w:rFonts w:hint="eastAsia"/>
+              </w:rPr>
+              <w:t xml:space="preserve">传导链</w:t>
+            </w:r>
+          </w:p>
+        </w:tc>
+        <w:tc>
+          <w:tcPr/>
+          <w:p>
+            <w:pPr>
+              <w:pStyle w:val="Compact"/>
+            </w:pPr>
+            <w:r>
+              <w:rPr>
+                <w:rFonts w:hint="eastAsia"/>
+              </w:rPr>
+              <w:t xml:space="preserve">0–14天</w:t>
+            </w:r>
+          </w:p>
+        </w:tc>
+        <w:tc>
+          <w:tcPr/>
+          <w:p>
+            <w:pPr>
+              <w:pStyle w:val="Compact"/>
+            </w:pPr>
+            <w:r>
+              <w:rPr>
+                <w:rFonts w:hint="eastAsia"/>
+              </w:rPr>
+              <w:t xml:space="preserve">2–6周</w:t>
+            </w:r>
+          </w:p>
+        </w:tc>
+        <w:tc>
+          <w:tcPr/>
+          <w:p>
+            <w:pPr>
+              <w:pStyle w:val="Compact"/>
+            </w:pPr>
+            <w:r>
+              <w:rPr>
+                <w:rFonts w:hint="eastAsia"/>
+              </w:rPr>
+              <w:t xml:space="preserve">6周–3个月</w:t>
+            </w:r>
+          </w:p>
+        </w:tc>
+        <w:tc>
+          <w:tcPr/>
+          <w:p>
+            <w:pPr>
+              <w:pStyle w:val="Compact"/>
+            </w:pPr>
+            <w:r>
+              <w:rPr>
+                <w:rFonts w:hint="eastAsia"/>
+              </w:rPr>
+              <w:t xml:space="preserve">3–6个月</w:t>
+            </w:r>
+          </w:p>
+        </w:tc>
+        <w:tc>
+          <w:tcPr/>
+          <w:p>
+            <w:pPr>
+              <w:pStyle w:val="Compact"/>
+            </w:pPr>
+            <w:r>
+              <w:rPr>
+                <w:rFonts w:hint="eastAsia"/>
+              </w:rPr>
+              <w:t xml:space="preserve">6个月以上</w:t>
+            </w:r>
+          </w:p>
+        </w:tc>
+      </w:tr>
+      <w:tr>
+        <w:tc>
+          <w:tcPr/>
+          <w:p>
+            <w:pPr>
+              <w:pStyle w:val="Compact"/>
+            </w:pPr>
+            <w:r>
+              <w:rPr>
+                <w:rFonts w:hint="eastAsia"/>
+              </w:rPr>
+              <w:t xml:space="preserve">台湾LNG→电力</w:t>
+            </w:r>
+          </w:p>
+        </w:tc>
+        <w:tc>
+          <w:tcPr/>
+          <w:p>
+            <w:pPr>
+              <w:pStyle w:val="Compact"/>
+            </w:pPr>
+            <w:r>
+              <w:rPr>
+                <w:rFonts w:hint="eastAsia"/>
+              </w:rPr>
+              <w:t xml:space="preserve">储备尚在(11天)</w:t>
+            </w:r>
+          </w:p>
+        </w:tc>
+        <w:tc>
+          <w:tcPr/>
+          <w:p>
+            <w:pPr>
+              <w:pStyle w:val="Compact"/>
+            </w:pPr>
+            <w:r>
+              <w:rPr>
+                <w:rFonts w:hint="eastAsia"/>
+                <w:b/>
+                <w:bCs/>
+              </w:rPr>
+              <w:t xml:space="preserve">危险窗口</w:t>
+            </w:r>
+            <w:r>
+              <w:rPr>
+                <w:rFonts w:hint="eastAsia"/>
+              </w:rPr>
+              <w:t xml:space="preserve">：LNG接近耗尽,煤电应急启动但未全速</w:t>
+            </w:r>
+          </w:p>
+        </w:tc>
+        <w:tc>
+          <w:tcPr/>
+          <w:p>
+            <w:pPr>
+              <w:pStyle w:val="Compact"/>
+            </w:pPr>
+            <w:r>
+              <w:rPr>
+                <w:rFonts w:hint="eastAsia"/>
+              </w:rPr>
+              <w:t xml:space="preserve">煤电全速,替代LNG合同执行</w:t>
+            </w:r>
+          </w:p>
+        </w:tc>
+        <w:tc>
+          <w:tcPr/>
+          <w:p>
+            <w:pPr>
+              <w:pStyle w:val="Compact"/>
+            </w:pPr>
+            <w:r>
+              <w:rPr>
+                <w:rFonts w:hint="eastAsia"/>
+              </w:rPr>
+              <w:t xml:space="preserve">高成本但稳定</w:t>
+            </w:r>
+          </w:p>
+        </w:tc>
+        <w:tc>
+          <w:tcPr/>
+          <w:p>
+            <w:pPr>
+              <w:pStyle w:val="Compact"/>
+            </w:pPr>
+            <w:r>
+              <w:rPr>
+                <w:rFonts w:hint="eastAsia"/>
+              </w:rPr>
+              <w:t xml:space="preserve">若澳/美替代合同稳定则可持续</w:t>
+            </w:r>
+          </w:p>
+        </w:tc>
+      </w:tr>
+      <w:tr>
+        <w:tc>
+          <w:tcPr/>
+          <w:p>
+            <w:pPr>
+              <w:pStyle w:val="Compact"/>
+            </w:pPr>
+            <w:r>
+              <w:rPr>
+                <w:rFonts w:hint="eastAsia"/>
+              </w:rPr>
+              <w:t xml:space="preserve">氦气→韩国晶圆厂</w:t>
+            </w:r>
+          </w:p>
+        </w:tc>
+        <w:tc>
+          <w:tcPr/>
+          <w:p>
+            <w:pPr>
+              <w:pStyle w:val="Compact"/>
+            </w:pPr>
+            <w:r>
+              <w:rPr>
+                <w:rFonts w:hint="eastAsia"/>
+              </w:rPr>
+              <w:t xml:space="preserve">4–6个月缓冲,无影响</w:t>
+            </w:r>
+          </w:p>
+        </w:tc>
+        <w:tc>
+          <w:tcPr/>
+          <w:p>
+            <w:pPr>
+              <w:pStyle w:val="Compact"/>
+            </w:pPr>
+            <w:r>
+              <w:rPr>
+                <w:rFonts w:hint="eastAsia"/>
+              </w:rPr>
+              <w:t xml:space="preserve">无影响</w:t>
+            </w:r>
+          </w:p>
+        </w:tc>
+        <w:tc>
+          <w:tcPr/>
+          <w:p>
+            <w:pPr>
+              <w:pStyle w:val="Compact"/>
+            </w:pPr>
+            <w:r>
+              <w:rPr>
+                <w:rFonts w:hint="eastAsia"/>
+              </w:rPr>
+              <w:t xml:space="preserve">开始消耗库存</w:t>
+            </w:r>
+          </w:p>
+        </w:tc>
+        <w:tc>
+          <w:tcPr/>
+          <w:p>
+            <w:pPr>
+              <w:pStyle w:val="Compact"/>
+            </w:pPr>
+            <w:r>
+              <w:rPr>
+                <w:rFonts w:hint="eastAsia"/>
+                <w:b/>
+                <w:bCs/>
+              </w:rPr>
+              <w:t xml:space="preserve">实质短缺开始</w:t>
+            </w:r>
+            <w:r>
+              <w:rPr>
+                <w:rFonts w:hint="eastAsia"/>
+              </w:rPr>
+              <w:t xml:space="preserve">:库存耗尽,美/俄替代是否到位成关键</w:t>
+            </w:r>
+          </w:p>
+        </w:tc>
+        <w:tc>
+          <w:tcPr/>
+          <w:p>
+            <w:pPr>
+              <w:pStyle w:val="Compact"/>
+            </w:pPr>
+            <w:r>
+              <w:rPr>
+                <w:rFonts w:hint="eastAsia"/>
+              </w:rPr>
+              <w:t xml:space="preserve">14%永久损毁:永久偏紧</w:t>
+            </w:r>
+          </w:p>
+        </w:tc>
+      </w:tr>
+      <w:tr>
+        <w:tc>
+          <w:tcPr/>
+          <w:p>
+            <w:pPr>
+              <w:pStyle w:val="Compact"/>
+            </w:pPr>
+            <w:r>
+              <w:rPr>
+                <w:rFonts w:hint="eastAsia"/>
+              </w:rPr>
+              <w:t xml:space="preserve">氦气→台积电</w:t>
+            </w:r>
+          </w:p>
+        </w:tc>
+        <w:tc>
+          <w:tcPr/>
+          <w:p>
+            <w:pPr>
+              <w:pStyle w:val="Compact"/>
+            </w:pPr>
+            <w:r>
+              <w:rPr>
+                <w:rFonts w:hint="eastAsia"/>
+              </w:rPr>
+              <w:t xml:space="preserve">2个月以上缓冲,无影响</w:t>
+            </w:r>
+          </w:p>
+        </w:tc>
+        <w:tc>
+          <w:tcPr/>
+          <w:p>
+            <w:pPr>
+              <w:pStyle w:val="Compact"/>
+            </w:pPr>
+            <w:r>
+              <w:rPr>
+                <w:rFonts w:hint="eastAsia"/>
+              </w:rPr>
+              <w:t xml:space="preserve">开始消耗</w:t>
+            </w:r>
+          </w:p>
+        </w:tc>
+        <w:tc>
+          <w:tcPr/>
+          <w:p>
+            <w:pPr>
+              <w:pStyle w:val="Compact"/>
+            </w:pPr>
+            <w:r>
+              <w:rPr>
+                <w:rFonts w:hint="eastAsia"/>
+                <w:b/>
+                <w:bCs/>
+              </w:rPr>
+              <w:t xml:space="preserve">库存告急</w:t>
+            </w:r>
+            <w:r>
+              <w:rPr>
+                <w:rFonts w:hint="eastAsia"/>
+              </w:rPr>
+              <w:t xml:space="preserve">:闭环回收减少外购但不能完全替代</w:t>
+            </w:r>
+          </w:p>
+        </w:tc>
+        <w:tc>
+          <w:tcPr/>
+          <w:p>
+            <w:pPr>
+              <w:pStyle w:val="Compact"/>
+            </w:pPr>
+            <w:r>
+              <w:rPr>
+                <w:rFonts w:hint="eastAsia"/>
+              </w:rPr>
+              <w:t xml:space="preserve">配给模式,优先EUV产线</w:t>
+            </w:r>
+          </w:p>
+        </w:tc>
+        <w:tc>
+          <w:tcPr/>
+          <w:p>
+            <w:pPr>
+              <w:pStyle w:val="Compact"/>
+            </w:pPr>
+            <w:r>
+              <w:rPr>
+                <w:rFonts w:hint="eastAsia"/>
+              </w:rPr>
+              <w:t xml:space="preserve">同上</w:t>
+            </w:r>
+          </w:p>
+        </w:tc>
+      </w:tr>
+      <w:tr>
+        <w:tc>
+          <w:tcPr/>
+          <w:p>
+            <w:pPr>
+              <w:pStyle w:val="Compact"/>
+            </w:pPr>
+            <w:r>
+              <w:rPr>
+                <w:rFonts w:hint="eastAsia"/>
+              </w:rPr>
+              <w:t xml:space="preserve">双节点叠加效应</w:t>
+            </w:r>
+          </w:p>
+        </w:tc>
+        <w:tc>
+          <w:tcPr/>
+          <w:p>
+            <w:pPr>
+              <w:pStyle w:val="Compact"/>
+            </w:pPr>
+            <w:r>
+              <w:rPr>
+                <w:rFonts w:hint="eastAsia"/>
+              </w:rPr>
+              <w:t xml:space="preserve">不显现</w:t>
+            </w:r>
+          </w:p>
+        </w:tc>
+        <w:tc>
+          <w:tcPr/>
+          <w:p>
+            <w:pPr>
+              <w:pStyle w:val="Compact"/>
+            </w:pPr>
+            <w:r>
+              <w:rPr>
+                <w:rFonts w:hint="eastAsia"/>
+              </w:rPr>
+              <w:t xml:space="preserve">不显现</w:t>
+            </w:r>
+          </w:p>
+        </w:tc>
+        <w:tc>
+          <w:tcPr/>
+          <w:p>
+            <w:pPr>
+              <w:pStyle w:val="Compact"/>
+            </w:pPr>
+            <w:r>
+              <w:rPr>
+                <w:rFonts w:hint="eastAsia"/>
+              </w:rPr>
+              <w:t xml:space="preserve">不显现</w:t>
+            </w:r>
+          </w:p>
+        </w:tc>
+        <w:tc>
+          <w:tcPr/>
+          <w:p>
+            <w:pPr>
+              <w:pStyle w:val="Compact"/>
+            </w:pPr>
+            <w:r>
+              <w:rPr>
+                <w:rFonts w:hint="eastAsia"/>
+              </w:rPr>
+              <w:t xml:space="preserve">开始叠加</w:t>
+            </w:r>
+          </w:p>
+        </w:tc>
+        <w:tc>
+          <w:tcPr/>
+          <w:p>
+            <w:pPr>
+              <w:pStyle w:val="Compact"/>
+            </w:pPr>
+            <w:r>
+              <w:rPr>
+                <w:rFonts w:hint="eastAsia"/>
+                <w:b/>
+                <w:bCs/>
+              </w:rPr>
+              <w:t xml:space="preserve">真实尾部咬合</w:t>
+            </w:r>
+            <w:r>
+              <w:rPr>
+                <w:rFonts w:hint="eastAsia"/>
+              </w:rPr>
+              <w:t xml:space="preserve">:电力摩擦+工艺气体配给+物流成本三重压向同一节点</w:t>
+            </w:r>
+          </w:p>
+        </w:tc>
+      </w:tr>
+    </w:tbl>
+    <w:p>
+      <w:pPr>
+        <w:pStyle w:val="BodyText"/>
+      </w:pPr>
+      <w:r>
+        <w:rPr>
+          <w:rFonts w:hint="eastAsia"/>
+        </w:rPr>
+        <w:t xml:space="preserve">这个矩阵说明了两件事。第一,</w:t>
+      </w:r>
+      <w:r>
+        <w:rPr>
+          <w:rFonts w:hint="eastAsia"/>
+          <w:b/>
+          <w:bCs/>
+        </w:rPr>
+        <w:t xml:space="preserve">“数周内停产”</w:t>
+      </w:r>
+      <w:r>
+        <w:rPr>
+          <w:rFonts w:hint="eastAsia"/>
+          <w:b/>
+          <w:bCs/>
+        </w:rPr>
+        <w:t xml:space="preserve">是错的</w:t>
+      </w:r>
+      <w:r>
+        <w:rPr>
+          <w:rFonts w:hint="eastAsia"/>
+        </w:rPr>
+        <w:t xml:space="preserve">——在0到6周的窗口里,所有链都有缓冲。台积电不会因为一次6周的中断停产。第二,</w:t>
+      </w:r>
+      <w:r>
+        <w:rPr>
+          <w:rFonts w:hint="eastAsia"/>
+        </w:rPr>
+        <w:t xml:space="preserve">“没有风险”</w:t>
+      </w:r>
+      <w:r>
+        <w:rPr>
+          <w:rFonts w:hint="eastAsia"/>
+        </w:rPr>
+        <w:t xml:space="preserve">同样是错的——3到6个月之后,两条链开始同时施压,而Ras</w:t>
+      </w:r>
+      <w:r>
+        <w:t xml:space="preserve"> Laffan </w:t>
+      </w:r>
+      <w:r>
+        <w:rPr>
+          <w:rFonts w:hint="eastAsia"/>
+        </w:rPr>
+        <w:t xml:space="preserve">14%的</w:t>
+      </w:r>
+      <w:r>
+        <w:rPr>
+          <w:rFonts w:hint="eastAsia"/>
+          <w:b/>
+          <w:bCs/>
+        </w:rPr>
+        <w:t xml:space="preserve">永久</w:t>
+      </w:r>
+      <w:r>
+        <w:rPr>
+          <w:rFonts w:hint="eastAsia"/>
+        </w:rPr>
+        <w:t xml:space="preserve">产能损毁意味着即使霍尔木兹重开,氦气供应也只有战前的86%,永久偏紧。</w:t>
+      </w:r>
+    </w:p>
+    <w:p>
+      <w:r>
+        <w:pict>
+          <v:rect style="width:0;height:1.5pt" o:hralign="center" o:hrstd="t" o:hr="t"/>
+        </w:pict>
+      </w:r>
+    </w:p>
+    <w:bookmarkEnd w:id="38"/>
+    <w:bookmarkStart w:id="41" w:name="历史案例的准确解读"/>
+    <w:p>
+      <w:pPr>
+        <w:pStyle w:val="Heading3"/>
+      </w:pPr>
+      <w:r>
+        <w:t xml:space="preserve">5.3 </w:t>
+      </w:r>
+      <w:r>
+        <w:rPr>
+          <w:rFonts w:hint="eastAsia"/>
+        </w:rPr>
+        <w:t xml:space="preserve">历史案例的准确解读</w:t>
+      </w:r>
+    </w:p>
+    <w:p>
+      <w:pPr>
+        <w:pStyle w:val="FirstParagraph"/>
+      </w:pPr>
+      <w:r>
+        <w:rPr>
+          <w:rFonts w:hint="eastAsia"/>
+          <w:b/>
+          <w:bCs/>
+        </w:rPr>
+        <w:t xml:space="preserve">2022年乌克兰氖气断供</w:t>
+      </w:r>
+      <w:r>
+        <w:rPr>
+          <w:rFonts w:hint="eastAsia"/>
+        </w:rPr>
+        <w:t xml:space="preserve">:超过50%的全球半导体级氖气来自乌克兰,俄罗斯入侵后供应中断(</w:t>
+      </w:r>
+      <w:hyperlink r:id="rId39">
+        <w:r>
+          <w:rPr>
+            <w:rStyle w:val="Hyperlink"/>
+          </w:rPr>
+          <w:t xml:space="preserve">CNBC 2022-03</w:t>
+        </w:r>
+      </w:hyperlink>
+      <w:r>
+        <w:rPr>
+          <w:rFonts w:hint="eastAsia"/>
+        </w:rPr>
+        <w:t xml:space="preserve">)。台积电、英特尔、三星均无停产。原因:业界在2014年克里米亚危机后已系统性地囤积了3–12个月的库存,并在多国建立替代来源。这一案例证明了一个重要的机制:</w:t>
+      </w:r>
+      <w:r>
+        <w:rPr>
+          <w:rFonts w:hint="eastAsia"/>
+          <w:b/>
+          <w:bCs/>
+        </w:rPr>
+        <w:t xml:space="preserve">危机预期驱动的库存建立可以覆盖中等时长的中断</w:t>
+      </w:r>
+      <w:r>
+        <w:rPr>
+          <w:rFonts w:hint="eastAsia"/>
+        </w:rPr>
+        <w:t xml:space="preserve">。但它也提供了一个重要的边界条件:2022年能扛住,是因为业界花了8年准备;2026年是否同样充分准备了氦气,是一个不确定的问题。</w:t>
+      </w:r>
+    </w:p>
+    <w:p>
+      <w:pPr>
+        <w:pStyle w:val="BodyText"/>
+      </w:pPr>
+      <w:r>
+        <w:rPr>
+          <w:rFonts w:hint="eastAsia"/>
+          <w:b/>
+          <w:bCs/>
+        </w:rPr>
+        <w:t xml:space="preserve">2021年德克萨斯冬季风暴</w:t>
+      </w:r>
+      <w:r>
+        <w:rPr>
+          <w:rFonts w:hint="eastAsia"/>
+        </w:rPr>
+        <w:t xml:space="preserve">:三星奥斯汀工厂因电网崩溃被迫停产约2个月,损失约2.68亿美元(</w:t>
+      </w:r>
+      <w:hyperlink r:id="rId40">
+        <w:r>
+          <w:rPr>
+            <w:rStyle w:val="Hyperlink"/>
+          </w:rPr>
+          <w:t xml:space="preserve">Tom’s Hardware</w:t>
+        </w:r>
+      </w:hyperlink>
+      <w:r>
+        <w:rPr>
+          <w:rFonts w:hint="eastAsia"/>
+        </w:rPr>
+        <w:t xml:space="preserve">)。这一案例</w:t>
+      </w:r>
+      <w:r>
+        <w:rPr>
+          <w:rFonts w:hint="eastAsia"/>
+          <w:b/>
+          <w:bCs/>
+        </w:rPr>
+        <w:t xml:space="preserve">支持</w:t>
+      </w:r>
+      <w:r>
+        <w:rPr>
+          <w:rFonts w:hint="eastAsia"/>
+        </w:rPr>
+        <w:t xml:space="preserve">”电力中断是真实风险”的判断——台积电或三星在一次2个月的停电中是可以真正停产的——同时也说明损失是有限的、可量化的,而不是”AI经济瘫痪”。</w:t>
+      </w:r>
+    </w:p>
+    <w:p>
+      <w:pPr>
+        <w:pStyle w:val="BodyText"/>
+      </w:pPr>
+      <w:r>
+        <w:rPr>
+          <w:rFonts w:hint="eastAsia"/>
+          <w:b/>
+          <w:bCs/>
+        </w:rPr>
+        <w:t xml:space="preserve">台湾2021年干旱</w:t>
+      </w:r>
+      <w:r>
+        <w:rPr>
+          <w:rFonts w:hint="eastAsia"/>
+        </w:rPr>
+        <w:t xml:space="preserve">:超纯水(半导体工艺必需)供应告急。台积电的应对方式是派出200辆水车、把每滴水循环使用3.5次——无一停产。这说明台积电有很强的即时应变能力,但这种能力是针对</w:t>
+      </w:r>
+      <w:r>
+        <w:rPr>
+          <w:rFonts w:hint="eastAsia"/>
+          <w:b/>
+          <w:bCs/>
+        </w:rPr>
+        <w:t xml:space="preserve">已知危机类型</w:t>
+      </w:r>
+      <w:r>
+        <w:rPr>
+          <w:rFonts w:hint="eastAsia"/>
+        </w:rPr>
+        <w:t xml:space="preserve">设计的应急响应,不能无限制推断到未曾经历的电力长期短缺场景。</w:t>
+      </w:r>
+    </w:p>
+    <w:p>
+      <w:r>
+        <w:pict>
+          <v:rect style="width:0;height:1.5pt" o:hralign="center" o:hrstd="t" o:hr="t"/>
+        </w:pict>
+      </w:r>
+    </w:p>
+    <w:bookmarkEnd w:id="41"/>
+    <w:bookmarkStart w:id="45" w:name="精确标定哪个说法需要修正"/>
+    <w:p>
+      <w:pPr>
+        <w:pStyle w:val="Heading3"/>
+      </w:pPr>
+      <w:r>
+        <w:t xml:space="preserve">5.4 </w:t>
+      </w:r>
+      <w:r>
+        <w:rPr>
+          <w:rFonts w:hint="eastAsia"/>
+        </w:rPr>
+        <w:t xml:space="preserve">精确标定哪个说法需要修正</w:t>
+      </w:r>
+    </w:p>
+    <w:p>
+      <w:pPr>
+        <w:pStyle w:val="FirstParagraph"/>
+      </w:pPr>
+      <w:r>
+        <w:rPr>
+          <w:rFonts w:hint="eastAsia"/>
+        </w:rPr>
+        <w:t xml:space="preserve">综合以上分析,需要修正的不是”存在脆弱性”,而是</w:t>
+      </w:r>
+      <w:r>
+        <w:rPr>
+          <w:rFonts w:hint="eastAsia"/>
+          <w:b/>
+          <w:bCs/>
+        </w:rPr>
+        <w:t xml:space="preserve">时间尺度的误判</w:t>
+      </w:r>
+      <w:r>
+        <w:rPr>
+          <w:rFonts w:hint="eastAsia"/>
+        </w:rPr>
+        <w:t xml:space="preserve">和</w:t>
+      </w:r>
+      <w:r>
+        <w:rPr>
+          <w:rFonts w:hint="eastAsia"/>
+          <w:b/>
+          <w:bCs/>
+        </w:rPr>
+        <w:t xml:space="preserve">概率标签的错置</w:t>
+      </w:r>
+      <w:r>
+        <w:t xml:space="preserve">。</w:t>
+      </w:r>
+    </w:p>
+    <w:p>
+      <w:pPr>
+        <w:pStyle w:val="BodyText"/>
+      </w:pPr>
+      <w:r>
+        <w:rPr>
+          <w:rFonts w:hint="eastAsia"/>
+        </w:rPr>
+        <w:t xml:space="preserve">“流行说法”</w:t>
+      </w:r>
+      <w:r>
+        <w:rPr>
+          <w:rFonts w:hint="eastAsia"/>
+        </w:rPr>
+        <w:t xml:space="preserve">的错误有两处。第一,把</w:t>
+      </w:r>
+      <w:r>
+        <w:rPr>
+          <w:rFonts w:hint="eastAsia"/>
+          <w:b/>
+          <w:bCs/>
+        </w:rPr>
+        <w:t xml:space="preserve">6个月以上</w:t>
+      </w:r>
+      <w:r>
+        <w:rPr>
+          <w:rFonts w:hint="eastAsia"/>
+        </w:rPr>
+        <w:t xml:space="preserve">才会咬合的条件性尾部,当作</w:t>
+      </w:r>
+      <w:r>
+        <w:rPr>
+          <w:rFonts w:hint="eastAsia"/>
+          <w:b/>
+          <w:bCs/>
+        </w:rPr>
+        <w:t xml:space="preserve">数周内</w:t>
+      </w:r>
+      <w:r>
+        <w:rPr>
+          <w:rFonts w:hint="eastAsia"/>
+        </w:rPr>
+        <w:t xml:space="preserve">即兑现的基准情景——这是时间尺度的错误。第二,把</w:t>
+      </w:r>
+      <w:r>
+        <w:rPr>
+          <w:rFonts w:hint="eastAsia"/>
+          <w:b/>
+          <w:bCs/>
+        </w:rPr>
+        <w:t xml:space="preserve">需要Ras</w:t>
+      </w:r>
+      <w:r>
+        <w:rPr>
+          <w:b/>
+          <w:bCs/>
+        </w:rPr>
+        <w:t xml:space="preserve"> </w:t>
+      </w:r>
+      <w:r>
+        <w:rPr>
+          <w:rFonts w:hint="eastAsia"/>
+          <w:b/>
+          <w:bCs/>
+        </w:rPr>
+        <w:t xml:space="preserve">Laffan长期停产+多类缓冲渐次耗尽</w:t>
+      </w:r>
+      <w:r>
+        <w:rPr>
+          <w:rFonts w:hint="eastAsia"/>
+        </w:rPr>
+        <w:t xml:space="preserve">的特定条件,当作封锁本身即可触发的必然结果——这是概率标签的错置。</w:t>
+      </w:r>
+    </w:p>
+    <w:p>
+      <w:pPr>
+        <w:pStyle w:val="BodyText"/>
+      </w:pPr>
+      <w:r>
+        <w:rPr>
+          <w:rFonts w:hint="eastAsia"/>
+        </w:rPr>
+        <w:t xml:space="preserve">但脆弱性是真实的。全球最权威的氦气市场分析师Phil</w:t>
+      </w:r>
+      <w:r>
+        <w:t xml:space="preserve"> Kornbluth(</w:t>
+      </w:r>
+      <w:hyperlink r:id="rId33">
+        <w:r>
+          <w:rPr>
+            <w:rStyle w:val="Hyperlink"/>
+          </w:rPr>
+          <w:t xml:space="preserve">Fortune 2026-03-21</w:t>
+        </w:r>
+      </w:hyperlink>
+      <w:r>
+        <w:rPr>
+          <w:rFonts w:hint="eastAsia"/>
+        </w:rPr>
+        <w:t xml:space="preserve">)明确指出:即使停火,氦气危机才真正开始——在途的200多个低温容器在封锁期间大量沸腾损耗,管道需要持续数周生产才能重新补足;</w:t>
+      </w:r>
+      <w:r>
+        <w:rPr>
+          <w:rFonts w:hint="eastAsia"/>
+        </w:rPr>
+        <w:t xml:space="preserve">“实际短缺期延伸到2026年全年,甚至很可能到2027年”</w:t>
+      </w:r>
+      <w:r>
+        <w:t xml:space="preserve">。Santiago &amp; </w:t>
+      </w:r>
+      <w:r>
+        <w:rPr>
+          <w:rFonts w:hint="eastAsia"/>
+        </w:rPr>
+        <w:t xml:space="preserve">Company的分析则补充:把氦气当大宗商品而非战略物资管理的工厂,</w:t>
+      </w:r>
+      <w:r>
+        <w:rPr>
+          <w:rFonts w:hint="eastAsia"/>
+        </w:rPr>
+        <w:t xml:space="preserve">“感受到短缺是立即的”</w:t>
+      </w:r>
+      <w:r>
+        <w:rPr>
+          <w:rFonts w:hint="eastAsia"/>
+        </w:rPr>
+        <w:t xml:space="preserve">——尤其是当韩国工厂4–6个月的缓冲在2026年下半年陆续耗尽之后(</w:t>
+      </w:r>
+      <w:hyperlink r:id="rId36">
+        <w:r>
+          <w:rPr>
+            <w:rStyle w:val="Hyperlink"/>
+          </w:rPr>
+          <w:t xml:space="preserve">Santiago &amp; Company</w:t>
+        </w:r>
+      </w:hyperlink>
+      <w:r>
+        <w:t xml:space="preserve">)。</w:t>
+      </w:r>
+    </w:p>
+    <w:p>
+      <w:pPr>
+        <w:pStyle w:val="BodyText"/>
+      </w:pPr>
+      <w:r>
+        <w:rPr>
+          <w:rFonts w:hint="eastAsia"/>
+        </w:rPr>
+        <w:t xml:space="preserve">还有一个被流行叙事系统性忽视的因素:14%的</w:t>
+      </w:r>
+      <w:r>
+        <w:rPr>
+          <w:rFonts w:hint="eastAsia"/>
+          <w:b/>
+          <w:bCs/>
+        </w:rPr>
+        <w:t xml:space="preserve">永久</w:t>
+      </w:r>
+      <w:r>
+        <w:rPr>
+          <w:rFonts w:hint="eastAsia"/>
+        </w:rPr>
+        <w:t xml:space="preserve">产能损毁。这不是一次临时中断,而是即使霍尔木兹完全重开,卡塔尔氦气也只剩86%产前产能,重建需要5年。从这个意义上说,2026年的氦气冲击比2022年的氖气冲击</w:t>
+      </w:r>
+      <w:r>
+        <w:rPr>
+          <w:rFonts w:hint="eastAsia"/>
+          <w:b/>
+          <w:bCs/>
+        </w:rPr>
+        <w:t xml:space="preserve">结构上更严峻</w:t>
+      </w:r>
+      <w:r>
+        <w:rPr>
+          <w:rFonts w:hint="eastAsia"/>
+        </w:rPr>
+        <w:t xml:space="preserve">:后者随着乌克兰重建产能可以恢复,前者留下了一个永久性的供应缺口,要靠美国、俄罗斯和澳大利亚(Woodside)等替代来源慢慢填补。</w:t>
+      </w:r>
+    </w:p>
+    <w:p>
+      <w:pPr>
+        <w:pStyle w:val="BodyText"/>
+      </w:pPr>
+      <w:r>
+        <w:rPr>
+          <w:rFonts w:hint="eastAsia"/>
+          <w:b/>
+          <w:bCs/>
+        </w:rPr>
+        <w:t xml:space="preserve">诚实的结论是</w:t>
+      </w:r>
+      <w:r>
+        <w:rPr>
+          <w:rFonts w:hint="eastAsia"/>
+        </w:rPr>
+        <w:t xml:space="preserve">:这是一个条件性的、渐进的、但</w:t>
+      </w:r>
+      <w:r>
+        <w:rPr>
+          <w:rFonts w:hint="eastAsia"/>
+          <w:b/>
+          <w:bCs/>
+        </w:rPr>
+        <w:t xml:space="preserve">结构上持久</w:t>
+      </w:r>
+      <w:r>
+        <w:rPr>
+          <w:rFonts w:hint="eastAsia"/>
+        </w:rPr>
+        <w:t xml:space="preserve">的尾部风险。对6周量级的中断,现有缓冲可以覆盖。对3–6个月以上的长期停产,两条链同时施压、双节点叠加,才是真正需要防范的情景——这个情景的风险不是”数周后AI经济停摆”,而是”2026年下半年到2027年,先进制程产能出现实质性收紧,对全球算力经济的影响以季度为单位传导”。</w:t>
       </w:r>
     </w:p>
     <w:p>
@@ -1924,18 +3003,18 @@
           <wp:inline>
             <wp:extent cx="5334000" cy="2418906"/>
             <wp:effectExtent b="0" l="0" r="0" t="0"/>
-            <wp:docPr descr="图3 半导体冲击是条件性尾部" title="" id="28" name="Picture"/>
+            <wp:docPr descr="图3 半导体冲击是条件性尾部——缓冲的分层消耗时间轴" title="" id="43" name="Picture"/>
             <a:graphic>
               <a:graphicData uri="http://schemas.openxmlformats.org/drawingml/2006/picture">
                 <pic:pic>
                   <pic:nvPicPr>
-                    <pic:cNvPr descr="assets/fig3_semiconductor.png" id="29" name="Picture"/>
+                    <pic:cNvPr descr="assets/fig3_semiconductor.png" id="44" name="Picture"/>
                     <pic:cNvPicPr>
                       <a:picLocks noChangeArrowheads="1" noChangeAspect="1"/>
                     </pic:cNvPicPr>
                   </pic:nvPicPr>
                   <pic:blipFill>
-                    <a:blip r:embed="rId27"/>
+                    <a:blip r:embed="rId42"/>
                     <a:stretch>
                       <a:fillRect/>
                     </a:stretch>
@@ -1979,59 +3058,7 @@
         <w:rPr>
           <w:rFonts w:hint="eastAsia"/>
         </w:rPr>
-        <w:t xml:space="preserve">半导体冲击是条件性尾部</w:t>
-      </w:r>
-    </w:p>
-    <w:p>
-      <w:pPr>
-        <w:pStyle w:val="BodyText"/>
-      </w:pPr>
-      <w:r>
-        <w:rPr>
-          <w:rFonts w:hint="eastAsia"/>
-        </w:rPr>
-        <w:t xml:space="preserve">诚实的结论是:</w:t>
-      </w:r>
-      <w:r>
-        <w:rPr>
-          <w:rFonts w:hint="eastAsia"/>
-          <w:b/>
-          <w:bCs/>
-        </w:rPr>
-        <w:t xml:space="preserve">这是一个条件性的、渐进的尾部风险,只在</w:t>
-      </w:r>
-      <w:r>
-        <w:rPr>
-          <w:b/>
-          <w:bCs/>
-        </w:rPr>
-        <w:t xml:space="preserve"> Ras Laffan </w:t>
-      </w:r>
-      <w:r>
-        <w:rPr>
-          <w:rFonts w:hint="eastAsia"/>
-          <w:b/>
-          <w:bCs/>
-        </w:rPr>
-        <w:t xml:space="preserve">长期(超过两个季度)停产时才会咬合,而不是一个数周内就兑现的灾难。</w:t>
-      </w:r>
-      <w:r>
-        <w:t xml:space="preserve"> </w:t>
-      </w:r>
-      <w:r>
-        <w:rPr>
-          <w:rFonts w:hint="eastAsia"/>
-        </w:rPr>
-        <w:t xml:space="preserve">对一次六周的中断,回收、库存和优先供电足以化解。把它当作迫在眉睫的基准情景,是错的;把它当作”双节点</w:t>
-      </w:r>
-      <w:r>
-        <w:t xml:space="preserve"> + </w:t>
-      </w:r>
-      <w:r>
-        <w:rPr>
-          <w:rFonts w:hint="eastAsia"/>
-        </w:rPr>
-        <w:t xml:space="preserve">长期停产”条件下值得防范的相关性风险,是对的。</w:t>
+        <w:t xml:space="preserve">半导体冲击是条件性尾部——缓冲的分层消耗时间轴</w:t>
       </w:r>
     </w:p>
     <w:p>
@@ -2041,8 +3068,9 @@
         </w:pict>
       </w:r>
     </w:p>
-    <w:bookmarkEnd w:id="30"/>
-    <w:bookmarkStart w:id="41" w:name="六专家意见的分歧与本报告的判断"/>
+    <w:bookmarkEnd w:id="45"/>
+    <w:bookmarkEnd w:id="46"/>
+    <w:bookmarkStart w:id="57" w:name="六专家意见的分歧与本报告的判断"/>
     <w:p>
       <w:pPr>
         <w:pStyle w:val="Heading2"/>
@@ -2141,7 +3169,7 @@
         </w:rPr>
         <w:t xml:space="preserve">美元(</w:t>
       </w:r>
-      <w:hyperlink r:id="rId31">
+      <w:hyperlink r:id="rId47">
         <w:r>
           <w:rPr>
             <w:rStyle w:val="Hyperlink"/>
@@ -2220,7 +3248,7 @@
       <w:r>
         <w:t xml:space="preserve">(</w:t>
       </w:r>
-      <w:hyperlink r:id="rId32">
+      <w:hyperlink r:id="rId48">
         <w:r>
           <w:rPr>
             <w:rStyle w:val="Hyperlink"/>
@@ -2354,18 +3382,18 @@
           <wp:inline>
             <wp:extent cx="5334000" cy="2418906"/>
             <wp:effectExtent b="0" l="0" r="0" t="0"/>
-            <wp:docPr descr="图2 油价分歧实为口径不同" title="" id="34" name="Picture"/>
+            <wp:docPr descr="图2 油价分歧实为口径不同" title="" id="50" name="Picture"/>
             <a:graphic>
               <a:graphicData uri="http://schemas.openxmlformats.org/drawingml/2006/picture">
                 <pic:pic>
                   <pic:nvPicPr>
-                    <pic:cNvPr descr="assets/fig2_oilprice.png" id="35" name="Picture"/>
+                    <pic:cNvPr descr="assets/fig2_oilprice.png" id="51" name="Picture"/>
                     <pic:cNvPicPr>
                       <a:picLocks noChangeArrowheads="1" noChangeAspect="1"/>
                     </pic:cNvPicPr>
                   </pic:nvPicPr>
                   <pic:blipFill>
-                    <a:blip r:embed="rId33"/>
+                    <a:blip r:embed="rId49"/>
                     <a:stretch>
                       <a:fillRect/>
                     </a:stretch>
@@ -2478,7 +3506,7 @@
         </w:rPr>
         <w:t xml:space="preserve">万亿美元的顺差微不足道(</w:t>
       </w:r>
-      <w:hyperlink r:id="rId36">
+      <w:hyperlink r:id="rId52">
         <w:r>
           <w:rPr>
             <w:rStyle w:val="Hyperlink"/>
@@ -2609,7 +3637,7 @@
       <w:r>
         <w:t xml:space="preserve"> 38%(</w:t>
       </w:r>
-      <w:hyperlink r:id="rId37">
+      <w:hyperlink r:id="rId53">
         <w:r>
           <w:rPr>
             <w:rStyle w:val="Hyperlink"/>
@@ -2725,7 +3753,7 @@
         </w:rPr>
         <w:t xml:space="preserve">给出的限定很重要:这份韧性是”昂贵的冗余加上行政管控”换来的,并非免费,而且并不均衡(例如靠缅甸管线供油的云南炼厂,库存只有约一个月)(</w:t>
       </w:r>
-      <w:hyperlink r:id="rId38">
+      <w:hyperlink r:id="rId54">
         <w:r>
           <w:rPr>
             <w:rStyle w:val="Hyperlink"/>
@@ -2800,7 +3828,7 @@
         </w:rPr>
         <w:t xml:space="preserve">万美元”过路费”的做法(</w:t>
       </w:r>
-      <w:hyperlink r:id="rId39">
+      <w:hyperlink r:id="rId55">
         <w:r>
           <w:rPr>
             <w:rStyle w:val="Hyperlink"/>
@@ -2903,7 +3931,7 @@
       <w:r>
         <w:t xml:space="preserve">(</w:t>
       </w:r>
-      <w:hyperlink r:id="rId40">
+      <w:hyperlink r:id="rId56">
         <w:r>
           <w:rPr>
             <w:rStyle w:val="Hyperlink"/>
@@ -3093,8 +4121,8 @@
         </w:pict>
       </w:r>
     </w:p>
-    <w:bookmarkEnd w:id="41"/>
-    <w:bookmarkStart w:id="48" w:name="七几个容易被误判的二阶效应"/>
+    <w:bookmarkEnd w:id="57"/>
+    <w:bookmarkStart w:id="64" w:name="七几个容易被误判的二阶效应"/>
     <w:p>
       <w:pPr>
         <w:pStyle w:val="Heading2"/>
@@ -3208,7 +4236,7 @@
         </w:rPr>
         <w:t xml:space="preserve">公布的月度实际数)(</w:t>
       </w:r>
-      <w:hyperlink r:id="rId42">
+      <w:hyperlink r:id="rId58">
         <w:r>
           <w:rPr>
             <w:rStyle w:val="Hyperlink"/>
@@ -3279,7 +4307,7 @@
       <w:r>
         <w:t xml:space="preserve">(</w:t>
       </w:r>
-      <w:hyperlink r:id="rId43">
+      <w:hyperlink r:id="rId59">
         <w:r>
           <w:rPr>
             <w:rStyle w:val="Hyperlink"/>
@@ -3325,7 +4353,7 @@
         </w:rPr>
         <w:t xml:space="preserve">直接比较了这两股力量,结论是二者大体相互抵消(</w:t>
       </w:r>
-      <w:hyperlink r:id="rId44">
+      <w:hyperlink r:id="rId60">
         <w:r>
           <w:rPr>
             <w:rStyle w:val="Hyperlink"/>
@@ -3401,18 +4429,18 @@
           <wp:inline>
             <wp:extent cx="5334000" cy="2356883"/>
             <wp:effectExtent b="0" l="0" r="0" t="0"/>
-            <wp:docPr descr="图4 伊朗战争补贴俄罗斯被夸大" title="" id="46" name="Picture"/>
+            <wp:docPr descr="图4 伊朗战争补贴俄罗斯被夸大" title="" id="62" name="Picture"/>
             <a:graphic>
               <a:graphicData uri="http://schemas.openxmlformats.org/drawingml/2006/picture">
                 <pic:pic>
                   <pic:nvPicPr>
-                    <pic:cNvPr descr="assets/fig4_russia.png" id="47" name="Picture"/>
+                    <pic:cNvPr descr="assets/fig4_russia.png" id="63" name="Picture"/>
                     <pic:cNvPicPr>
                       <a:picLocks noChangeArrowheads="1" noChangeAspect="1"/>
                     </pic:cNvPicPr>
                   </pic:nvPicPr>
                   <pic:blipFill>
-                    <a:blip r:embed="rId45"/>
+                    <a:blip r:embed="rId61"/>
                     <a:stretch>
                       <a:fillRect/>
                     </a:stretch>
@@ -3538,8 +4566,8 @@
         </w:pict>
       </w:r>
     </w:p>
-    <w:bookmarkEnd w:id="48"/>
-    <w:bookmarkStart w:id="49" w:name="八时间维度"/>
+    <w:bookmarkEnd w:id="64"/>
+    <w:bookmarkStart w:id="65" w:name="八时间维度"/>
     <w:p>
       <w:pPr>
         <w:pStyle w:val="Heading2"/>
@@ -3674,8 +4702,8 @@
         </w:pict>
       </w:r>
     </w:p>
-    <w:bookmarkEnd w:id="49"/>
-    <w:bookmarkStart w:id="50" w:name="九本报告判断可能错在哪"/>
+    <w:bookmarkEnd w:id="65"/>
+    <w:bookmarkStart w:id="66" w:name="九本报告判断可能错在哪"/>
     <w:p>
       <w:pPr>
         <w:pStyle w:val="Heading2"/>
@@ -3806,8 +4834,8 @@
         </w:pict>
       </w:r>
     </w:p>
-    <w:bookmarkEnd w:id="50"/>
-    <w:bookmarkStart w:id="51" w:name="结论"/>
+    <w:bookmarkEnd w:id="66"/>
+    <w:bookmarkStart w:id="67" w:name="结论"/>
     <w:p>
       <w:pPr>
         <w:pStyle w:val="Heading2"/>
@@ -3914,8 +4942,8 @@
         </w:pict>
       </w:r>
     </w:p>
-    <w:bookmarkEnd w:id="51"/>
-    <w:bookmarkStart w:id="62" w:name="主要信源与分析师"/>
+    <w:bookmarkEnd w:id="67"/>
+    <w:bookmarkStart w:id="78" w:name="主要信源与分析师"/>
     <w:p>
       <w:pPr>
         <w:pStyle w:val="Heading2"/>
@@ -3931,7 +4959,7 @@
       <w:pPr>
         <w:pStyle w:val="FirstParagraph"/>
       </w:pPr>
-      <w:hyperlink r:id="rId52">
+      <w:hyperlink r:id="rId68">
         <w:r>
           <w:rPr>
             <w:rStyle w:val="Hyperlink"/>
@@ -3946,7 +4974,7 @@
       <w:r>
         <w:t xml:space="preserve"> </w:t>
       </w:r>
-      <w:hyperlink r:id="rId53">
+      <w:hyperlink r:id="rId69">
         <w:r>
           <w:rPr>
             <w:rStyle w:val="Hyperlink"/>
@@ -3961,7 +4989,7 @@
       <w:r>
         <w:t xml:space="preserve"> </w:t>
       </w:r>
-      <w:hyperlink r:id="rId54">
+      <w:hyperlink r:id="rId70">
         <w:r>
           <w:rPr>
             <w:rStyle w:val="Hyperlink"/>
@@ -3976,7 +5004,7 @@
       <w:r>
         <w:t xml:space="preserve"> </w:t>
       </w:r>
-      <w:hyperlink r:id="rId55">
+      <w:hyperlink r:id="rId71">
         <w:r>
           <w:rPr>
             <w:rStyle w:val="Hyperlink"/>
@@ -3991,7 +5019,7 @@
       <w:r>
         <w:t xml:space="preserve"> </w:t>
       </w:r>
-      <w:hyperlink r:id="rId56">
+      <w:hyperlink r:id="rId72">
         <w:r>
           <w:rPr>
             <w:rStyle w:val="Hyperlink"/>
@@ -4006,7 +5034,7 @@
       <w:r>
         <w:t xml:space="preserve"> </w:t>
       </w:r>
-      <w:hyperlink r:id="rId57">
+      <w:hyperlink r:id="rId73">
         <w:r>
           <w:rPr>
             <w:rStyle w:val="Hyperlink"/>
@@ -4021,7 +5049,7 @@
       <w:r>
         <w:t xml:space="preserve"> </w:t>
       </w:r>
-      <w:hyperlink r:id="rId58">
+      <w:hyperlink r:id="rId74">
         <w:r>
           <w:rPr>
             <w:rStyle w:val="Hyperlink"/>
@@ -4042,7 +5070,7 @@
       <w:r>
         <w:t xml:space="preserve"> </w:t>
       </w:r>
-      <w:hyperlink r:id="rId59">
+      <w:hyperlink r:id="rId75">
         <w:r>
           <w:rPr>
             <w:rStyle w:val="Hyperlink"/>
@@ -4057,7 +5085,7 @@
       <w:r>
         <w:t xml:space="preserve"> </w:t>
       </w:r>
-      <w:hyperlink r:id="rId23">
+      <w:hyperlink r:id="rId31">
         <w:r>
           <w:rPr>
             <w:rStyle w:val="Hyperlink"/>
@@ -4078,7 +5106,7 @@
       <w:r>
         <w:t xml:space="preserve"> </w:t>
       </w:r>
-      <w:hyperlink r:id="rId31">
+      <w:hyperlink r:id="rId47">
         <w:r>
           <w:rPr>
             <w:rStyle w:val="Hyperlink"/>
@@ -4093,7 +5121,7 @@
       <w:r>
         <w:t xml:space="preserve"> </w:t>
       </w:r>
-      <w:hyperlink r:id="rId32">
+      <w:hyperlink r:id="rId48">
         <w:r>
           <w:rPr>
             <w:rStyle w:val="Hyperlink"/>
@@ -4108,7 +5136,7 @@
       <w:r>
         <w:t xml:space="preserve"> </w:t>
       </w:r>
-      <w:hyperlink r:id="rId60">
+      <w:hyperlink r:id="rId76">
         <w:r>
           <w:rPr>
             <w:rStyle w:val="Hyperlink"/>
@@ -4126,7 +5154,7 @@
       <w:r>
         <w:t xml:space="preserve"> </w:t>
       </w:r>
-      <w:hyperlink r:id="rId61">
+      <w:hyperlink r:id="rId77">
         <w:r>
           <w:rPr>
             <w:rStyle w:val="Hyperlink"/>
@@ -4144,7 +5172,7 @@
       <w:r>
         <w:t xml:space="preserve"> </w:t>
       </w:r>
-      <w:hyperlink r:id="rId37">
+      <w:hyperlink r:id="rId53">
         <w:r>
           <w:rPr>
             <w:rStyle w:val="Hyperlink"/>
@@ -4161,7 +5189,7 @@
       <w:r>
         <w:t xml:space="preserve"> </w:t>
       </w:r>
-      <w:hyperlink r:id="rId42">
+      <w:hyperlink r:id="rId58">
         <w:r>
           <w:rPr>
             <w:rStyle w:val="Hyperlink"/>
@@ -4179,7 +5207,7 @@
       <w:r>
         <w:t xml:space="preserve"> </w:t>
       </w:r>
-      <w:hyperlink r:id="rId39">
+      <w:hyperlink r:id="rId55">
         <w:r>
           <w:rPr>
             <w:rStyle w:val="Hyperlink"/>
@@ -4214,8 +5242,8 @@
         <w:t xml:space="preserve">本报告为概率与机制分析,非确定性预测。所有图表底层数据经独立核查,口径与区间已在图注标明。</w:t>
       </w:r>
     </w:p>
-    <w:bookmarkEnd w:id="62"/>
-    <w:bookmarkEnd w:id="63"/>
+    <w:bookmarkEnd w:id="78"/>
+    <w:bookmarkEnd w:id="79"/>
     <w:sectPr>
       <w:footnotePr>
         <w:numRestart w:val="eachSect"/>

--- a/dashboard/public/iran-war/reports/03_supply_chain_transmission_v3.docx
+++ b/dashboard/public/iran-war/reports/03_supply_chain_transmission_v3.docx
@@ -1792,7 +1792,134 @@
         <w:rPr>
           <w:rFonts w:hint="eastAsia"/>
         </w:rPr>
-        <w:t xml:space="preserve">——台湾有约39%的煤炭发电作为备用。但煤电应急方案的全速启动需要2–4周,这意味着真实危险窗口是</w:t>
+        <w:t xml:space="preserve">。这里需要澄清一个容易被误读的细节：台湾的39.3%煤电</w:t>
+      </w:r>
+      <w:r>
+        <w:rPr>
+          <w:rFonts w:hint="eastAsia"/>
+          <w:b/>
+          <w:bCs/>
+        </w:rPr>
+        <w:t xml:space="preserve">不是闲置的备用容量</w:t>
+      </w:r>
+      <w:r>
+        <w:rPr>
+          <w:rFonts w:hint="eastAsia"/>
+        </w:rPr>
+        <w:t xml:space="preserve">，而是本来就在满负荷运行的基荷电力。</w:t>
+      </w:r>
+      <w:r>
+        <w:rPr>
+          <w:rFonts w:hint="eastAsia"/>
+        </w:rPr>
+        <w:t xml:space="preserve">“应急方案”</w:t>
+      </w:r>
+      <w:r>
+        <w:rPr>
+          <w:rFonts w:hint="eastAsia"/>
+        </w:rPr>
+        <w:t xml:space="preserve">的核心是解除环保政策对部分机组的利用率上限、把被政策限制的机组提高到物理上限——这个操作本身有三重约束：</w:t>
+      </w:r>
+    </w:p>
+    <w:p>
+      <w:pPr>
+        <w:pStyle w:val="BodyText"/>
+      </w:pPr>
+      <w:r>
+        <w:rPr>
+          <w:rFonts w:hint="eastAsia"/>
+        </w:rPr>
+        <w:t xml:space="preserve">第一，</w:t>
+      </w:r>
+      <w:r>
+        <w:rPr>
+          <w:rFonts w:hint="eastAsia"/>
+          <w:b/>
+          <w:bCs/>
+        </w:rPr>
+        <w:t xml:space="preserve">容量缺口</w:t>
+      </w:r>
+      <w:r>
+        <w:rPr>
+          <w:rFonts w:hint="eastAsia"/>
+        </w:rPr>
+        <w:t xml:space="preserve">：如果38%的LNG来源中断，丢失的是约16%的总发电量。现有煤电机组即便跑满，其新增出力是否能覆盖这16%，取决于实际装机余量，台湾目前没有大量待命的闲置煤电机组。</w:t>
+      </w:r>
+    </w:p>
+    <w:p>
+      <w:pPr>
+        <w:pStyle w:val="BodyText"/>
+      </w:pPr>
+      <w:r>
+        <w:rPr>
+          <w:rFonts w:hint="eastAsia"/>
+        </w:rPr>
+        <w:t xml:space="preserve">第二，</w:t>
+      </w:r>
+      <w:r>
+        <w:rPr>
+          <w:rFonts w:hint="eastAsia"/>
+          <w:b/>
+          <w:bCs/>
+        </w:rPr>
+        <w:t xml:space="preserve">启动时间</w:t>
+      </w:r>
+      <w:r>
+        <w:rPr>
+          <w:rFonts w:hint="eastAsia"/>
+        </w:rPr>
+        <w:t xml:space="preserve">：被限制利用率的机组重新提高负荷需要2–4周，期间是真实的危险窗口。</w:t>
+      </w:r>
+    </w:p>
+    <w:p>
+      <w:pPr>
+        <w:pStyle w:val="BodyText"/>
+      </w:pPr>
+      <w:r>
+        <w:rPr>
+          <w:rFonts w:hint="eastAsia"/>
+        </w:rPr>
+        <w:t xml:space="preserve">第三，</w:t>
+      </w:r>
+      <w:r>
+        <w:rPr>
+          <w:rFonts w:hint="eastAsia"/>
+          <w:b/>
+          <w:bCs/>
+        </w:rPr>
+        <w:t xml:space="preserve">电力质量</w:t>
+      </w:r>
+      <w:r>
+        <w:rPr>
+          <w:rFonts w:hint="eastAsia"/>
+        </w:rPr>
+        <w:t xml:space="preserve">：煤电机组的输出比燃气机组波动更大。</w:t>
+      </w:r>
+      <w:hyperlink r:id="rId30">
+        <w:r>
+          <w:rPr>
+            <w:rStyle w:val="Hyperlink"/>
+            <w:rFonts w:hint="eastAsia"/>
+          </w:rPr>
+          <w:t xml:space="preserve">TechInsights的Russell</w:t>
+        </w:r>
+      </w:hyperlink>
+      <w:r>
+        <w:rPr>
+          <w:rFonts w:hint="eastAsia"/>
+        </w:rPr>
+        <w:t xml:space="preserve">指出，晶圆厂对电压稳定性的要求”接近外科手术级别”——从LNG燃气发电切换到煤电，即便总量够，输出品质的下降本身就是一个风险，而不是一个无代价的备用选项。</w:t>
+      </w:r>
+    </w:p>
+    <w:p>
+      <w:pPr>
+        <w:pStyle w:val="BodyText"/>
+      </w:pPr>
+      <w:r>
+        <w:rPr>
+          <w:rFonts w:hint="eastAsia"/>
+        </w:rPr>
+        <w:t xml:space="preserve">因此真实危险窗口是</w:t>
       </w:r>
       <w:r>
         <w:rPr>
@@ -1806,7 +1933,7 @@
         <w:rPr>
           <w:rFonts w:hint="eastAsia"/>
         </w:rPr>
-        <w:t xml:space="preserve">:LNG储备接近耗尽、煤电应急方案尚未全速运行。</w:t>
+        <w:t xml:space="preserve">:LNG储备接近耗尽、煤电应急方案尚未全速运行，且存在容量和电能质量两个不确定性。</w:t>
       </w:r>
     </w:p>
     <w:p>
@@ -1876,25 +2003,67 @@
         <w:rPr>
           <w:rFonts w:hint="eastAsia"/>
         </w:rPr>
-        <w:t xml:space="preserve">【事实】氦气在先进芯片制造中不可替代:它以液态(-269°C)冷却EUV光刻机的超导磁体,同时充当光路和反应腔的惰性气氛。祥明大学Jong-hwan</w:t>
-      </w:r>
-      <w:r>
-        <w:t xml:space="preserve"> </w:t>
-      </w:r>
-      <w:r>
-        <w:rPr>
-          <w:rFonts w:hint="eastAsia"/>
-        </w:rPr>
-        <w:t xml:space="preserve">Lee明确表示:</w:t>
-      </w:r>
-      <w:r>
-        <w:rPr>
-          <w:rFonts w:hint="eastAsia"/>
-        </w:rPr>
-        <w:t xml:space="preserve">“在当前半导体制造工艺中,氦气没有任何可行的替代品”</w:t>
-      </w:r>
-      <w:r>
-        <w:t xml:space="preserve">(</w:t>
+        <w:t xml:space="preserve">【事实】氦气的</w:t>
+      </w:r>
+      <w:r>
+        <w:rPr>
+          <w:rFonts w:hint="eastAsia"/>
+          <w:b/>
+          <w:bCs/>
+        </w:rPr>
+        <w:t xml:space="preserve">不可替代性因应用而异</w:t>
+      </w:r>
+      <w:r>
+        <w:rPr>
+          <w:rFonts w:hint="eastAsia"/>
+        </w:rPr>
+        <w:t xml:space="preserve">，这是一个重要的区分，很多流行报道把它模糊掉了：</w:t>
+      </w:r>
+    </w:p>
+    <w:p>
+      <w:pPr>
+        <w:pStyle w:val="Compact"/>
+        <w:numPr>
+          <w:ilvl w:val="0"/>
+          <w:numId w:val="1002"/>
+        </w:numPr>
+      </w:pPr>
+      <w:r>
+        <w:rPr>
+          <w:rFonts w:hint="eastAsia"/>
+          <w:b/>
+          <w:bCs/>
+        </w:rPr>
+        <w:t xml:space="preserve">EUV光刻机超导磁体冷却</w:t>
+      </w:r>
+      <w:r>
+        <w:rPr>
+          <w:rFonts w:hint="eastAsia"/>
+        </w:rPr>
+        <w:t xml:space="preserve">（-269°C/4K）：</w:t>
+      </w:r>
+      <w:r>
+        <w:rPr>
+          <w:rFonts w:hint="eastAsia"/>
+          <w:b/>
+          <w:bCs/>
+        </w:rPr>
+        <w:t xml:space="preserve">真正无替代</w:t>
+      </w:r>
+      <w:r>
+        <w:rPr>
+          <w:rFonts w:hint="eastAsia"/>
+        </w:rPr>
+        <w:t xml:space="preserve">。只有液氦能以经济可行的方式到达4K，没有其他气体能在大气压下达到这个温度；换用其他制冷方案需要彻底重新设计已安装的设备基础，在危机中不可能实时切换。祥明大学Jong-hwan</w:t>
+      </w:r>
+      <w:r>
+        <w:t xml:space="preserve"> </w:t>
+      </w:r>
+      <w:r>
+        <w:rPr>
+          <w:rFonts w:hint="eastAsia"/>
+        </w:rPr>
+        <w:t xml:space="preserve">Lee说的”没有可行替代品”(</w:t>
       </w:r>
       <w:hyperlink r:id="rId33">
         <w:r>
@@ -1908,7 +2077,106 @@
         <w:rPr>
           <w:rFonts w:hint="eastAsia"/>
         </w:rPr>
-        <w:t xml:space="preserve">)。台湾约69%、韩国约64.7%的氦气采购来自GCC国家(</w:t>
+        <w:t xml:space="preserve">)，准确指向的是这一类应用。</w:t>
+      </w:r>
+    </w:p>
+    <w:p>
+      <w:pPr>
+        <w:pStyle w:val="Compact"/>
+        <w:numPr>
+          <w:ilvl w:val="0"/>
+          <w:numId w:val="1002"/>
+        </w:numPr>
+      </w:pPr>
+      <w:r>
+        <w:rPr>
+          <w:rFonts w:hint="eastAsia"/>
+          <w:b/>
+          <w:bCs/>
+        </w:rPr>
+        <w:t xml:space="preserve">腔室惰性气氛充填、部分工序载气</w:t>
+      </w:r>
+      <w:r>
+        <w:rPr>
+          <w:rFonts w:hint="eastAsia"/>
+        </w:rPr>
+        <w:t xml:space="preserve">：氮气或氩气</w:t>
+      </w:r>
+      <w:r>
+        <w:rPr>
+          <w:rFonts w:hint="eastAsia"/>
+          <w:b/>
+          <w:bCs/>
+        </w:rPr>
+        <w:t xml:space="preserve">在技术上可以替代</w:t>
+      </w:r>
+      <w:r>
+        <w:rPr>
+          <w:rFonts w:hint="eastAsia"/>
+        </w:rPr>
+        <w:t xml:space="preserve">，但需要</w:t>
+      </w:r>
+      <w:r>
+        <w:rPr>
+          <w:rFonts w:hint="eastAsia"/>
+          <w:b/>
+          <w:bCs/>
+        </w:rPr>
+        <w:t xml:space="preserve">工艺流程修改加认证</w:t>
+      </w:r>
+      <w:r>
+        <w:rPr>
+          <w:rFonts w:hint="eastAsia"/>
+        </w:rPr>
+        <w:t xml:space="preserve">——一个需要数月、成本极高的工程，在危机中无法即时切换。这不是”能替代”，而是”理论上可以，实操时间窗口不匹配”。</w:t>
+      </w:r>
+    </w:p>
+    <w:p>
+      <w:pPr>
+        <w:pStyle w:val="Compact"/>
+        <w:numPr>
+          <w:ilvl w:val="0"/>
+          <w:numId w:val="1002"/>
+        </w:numPr>
+      </w:pPr>
+      <w:r>
+        <w:rPr>
+          <w:rFonts w:hint="eastAsia"/>
+          <w:b/>
+          <w:bCs/>
+        </w:rPr>
+        <w:t xml:space="preserve">低温容器沸腾损耗</w:t>
+      </w:r>
+      <w:r>
+        <w:rPr>
+          <w:rFonts w:hint="eastAsia"/>
+        </w:rPr>
+        <w:t xml:space="preserve">：在途运输中氦气持续蒸发，这部分本质上无法回收。</w:t>
+      </w:r>
+    </w:p>
+    <w:p>
+      <w:pPr>
+        <w:pStyle w:val="FirstParagraph"/>
+      </w:pPr>
+      <w:r>
+        <w:rPr>
+          <w:rFonts w:hint="eastAsia"/>
+        </w:rPr>
+        <w:t xml:space="preserve">关于回收率，报告此前提到的”九成以上可以回收再用”需要一个关键限定：这个数字指的是</w:t>
+      </w:r>
+      <w:r>
+        <w:rPr>
+          <w:rFonts w:hint="eastAsia"/>
+          <w:b/>
+          <w:bCs/>
+        </w:rPr>
+        <w:t xml:space="preserve">安装了闭环回收系统的工厂，其技术上可封闭循环部分的回收率</w:t>
+      </w:r>
+      <w:r>
+        <w:rPr>
+          <w:rFonts w:hint="eastAsia"/>
+        </w:rPr>
+        <w:t xml:space="preserve">。台湾和日本70%以上的晶圆厂装有这类系统(</w:t>
       </w:r>
       <w:hyperlink r:id="rId34">
         <w:r>
@@ -1919,45 +2187,80 @@
         </w:r>
       </w:hyperlink>
       <w:r>
-        <w:t xml:space="preserve">;</w:t>
+        <w:rPr>
+          <w:rFonts w:hint="eastAsia"/>
+        </w:rPr>
+        <w:t xml:space="preserve">)。但实际</w:t>
+      </w:r>
+      <w:r>
+        <w:rPr>
+          <w:rFonts w:hint="eastAsia"/>
+          <w:b/>
+          <w:bCs/>
+        </w:rPr>
+        <w:t xml:space="preserve">有效总回收率</w:t>
+      </w:r>
+      <w:r>
+        <w:rPr>
+          <w:rFonts w:hint="eastAsia"/>
+        </w:rPr>
+        <w:t xml:space="preserve">（占工厂氦气总消耗量的比例）是</w:t>
+      </w:r>
+      <w:r>
+        <w:rPr>
+          <w:b/>
+          <w:bCs/>
+        </w:rPr>
+        <w:t xml:space="preserve">15–35%</w:t>
+      </w:r>
+      <w:r>
+        <w:rPr>
+          <w:rFonts w:hint="eastAsia"/>
+        </w:rPr>
+        <w:t xml:space="preserve">——因为进入反应腔室后逸散的氦气、低温容器的自然蒸发等均无法回收，不是所有用量都有闭环可封闭。把”可回收部分的回收率”等同于”总用量可被回收”，会系统性高估回收对短缺的缓解效果。</w:t>
+      </w:r>
+    </w:p>
+    <w:p>
+      <w:pPr>
+        <w:pStyle w:val="BodyText"/>
+      </w:pPr>
+      <w:r>
+        <w:rPr>
+          <w:rFonts w:hint="eastAsia"/>
+        </w:rPr>
+        <w:t xml:space="preserve">【事实】各芯片厂的氦气库存缓冲并不相同。韩国三星/SK海力士维持约4–6个月的战略缓冲;台积电因地理多元化和供应商网络更广,缓冲超过2个月。这些数字来自行业咨询机构估算，三星和台积电均未公开披露具体库存策略(</w:t>
       </w:r>
       <w:hyperlink r:id="rId35">
         <w:r>
           <w:rPr>
             <w:rStyle w:val="Hyperlink"/>
           </w:rPr>
-          <w:t xml:space="preserve">Al Habtoor Research Centre 2026</w:t>
+          <w:t xml:space="preserve">Santiago &amp; Company</w:t>
         </w:r>
       </w:hyperlink>
       <w:r>
-        <w:t xml:space="preserve">)。</w:t>
-      </w:r>
-    </w:p>
-    <w:p>
-      <w:pPr>
-        <w:pStyle w:val="BodyText"/>
-      </w:pPr>
-      <w:r>
-        <w:rPr>
-          <w:rFonts w:hint="eastAsia"/>
-        </w:rPr>
-        <w:t xml:space="preserve">【事实】各芯片厂的氦气库存缓冲并不相同。韩国三星/SK海力士维持约4–6个月的战略缓冲;台积电因地理多元化和供应商网络更广,缓冲超过2个月。但这些数字是行业咨询机构(Santiago</w:t>
-      </w:r>
-      <w:r>
-        <w:t xml:space="preserve"> &amp; </w:t>
-      </w:r>
-      <w:r>
-        <w:rPr>
-          <w:rFonts w:hint="eastAsia"/>
-        </w:rPr>
-        <w:t xml:space="preserve">Company、Fortune采访的分析师)的估算,三星和台积电均未公开披露具体库存策略(</w:t>
+        <w:rPr>
+          <w:rFonts w:hint="eastAsia"/>
+        </w:rPr>
+        <w:t xml:space="preserve">)。台湾约69%、韩国约64.7%的氦气采购来自GCC国家(</w:t>
+      </w:r>
+      <w:hyperlink r:id="rId34">
+        <w:r>
+          <w:rPr>
+            <w:rStyle w:val="Hyperlink"/>
+          </w:rPr>
+          <w:t xml:space="preserve">J2 Sourcing 2026</w:t>
+        </w:r>
+      </w:hyperlink>
+      <w:r>
+        <w:t xml:space="preserve">;</w:t>
       </w:r>
       <w:hyperlink r:id="rId36">
         <w:r>
           <w:rPr>
             <w:rStyle w:val="Hyperlink"/>
           </w:rPr>
-          <w:t xml:space="preserve">Santiago &amp; Company</w:t>
+          <w:t xml:space="preserve">Al Habtoor Research Centre 2026</w:t>
         </w:r>
       </w:hyperlink>
       <w:r>
@@ -2910,7 +3213,7 @@
         </w:rPr>
         <w:t xml:space="preserve">——尤其是当韩国工厂4–6个月的缓冲在2026年下半年陆续耗尽之后(</w:t>
       </w:r>
-      <w:hyperlink r:id="rId36">
+      <w:hyperlink r:id="rId35">
         <w:r>
           <w:rPr>
             <w:rStyle w:val="Hyperlink"/>
@@ -4595,7 +4898,7 @@
         <w:pStyle w:val="Compact"/>
         <w:numPr>
           <w:ilvl w:val="0"/>
-          <w:numId w:val="1002"/>
+          <w:numId w:val="1003"/>
         </w:numPr>
       </w:pPr>
       <w:r>
@@ -4611,119 +4914,6 @@
           <w:rFonts w:hint="eastAsia"/>
         </w:rPr>
         <w:t xml:space="preserve">:油价和保险费率重新定价(由预期驱动,先于任何物理封锁);</w:t>
-      </w:r>
-    </w:p>
-    <w:p>
-      <w:pPr>
-        <w:pStyle w:val="Compact"/>
-        <w:numPr>
-          <w:ilvl w:val="0"/>
-          <w:numId w:val="1002"/>
-        </w:numPr>
-      </w:pPr>
-      <w:r>
-        <w:rPr>
-          <w:rFonts w:hint="eastAsia"/>
-          <w:b/>
-          <w:bCs/>
-        </w:rPr>
-        <w:t xml:space="preserve">数周到数月</w:t>
-      </w:r>
-      <w:r>
-        <w:rPr>
-          <w:rFonts w:hint="eastAsia"/>
-        </w:rPr>
-        <w:t xml:space="preserve">:航运改道与战略储备释放开始缓冲(中国的</w:t>
-      </w:r>
-      <w:r>
-        <w:t xml:space="preserve"> 120 </w:t>
-      </w:r>
-      <w:r>
-        <w:rPr>
-          <w:rFonts w:hint="eastAsia"/>
-        </w:rPr>
-        <w:t xml:space="preserve">天储备、东亚的煤电切换、好望角绕行);</w:t>
-      </w:r>
-    </w:p>
-    <w:p>
-      <w:pPr>
-        <w:pStyle w:val="Compact"/>
-        <w:numPr>
-          <w:ilvl w:val="0"/>
-          <w:numId w:val="1002"/>
-        </w:numPr>
-      </w:pPr>
-      <w:r>
-        <w:rPr>
-          <w:rFonts w:hint="eastAsia"/>
-          <w:b/>
-          <w:bCs/>
-        </w:rPr>
-        <w:t xml:space="preserve">数月到数年</w:t>
-      </w:r>
-      <w:r>
-        <w:rPr>
-          <w:rFonts w:hint="eastAsia"/>
-        </w:rPr>
-        <w:t xml:space="preserve">:替代供应、新产能和需求破坏开始发挥作用。需要特别指出,高价本身会摧毁需求、诱导替代——这正是</w:t>
-      </w:r>
-      <w:r>
-        <w:t xml:space="preserve"> 2008 </w:t>
-      </w:r>
-      <w:r>
-        <w:rPr>
-          <w:rFonts w:hint="eastAsia"/>
-        </w:rPr>
-        <w:t xml:space="preserve">年和</w:t>
-      </w:r>
-      <w:r>
-        <w:t xml:space="preserve"> 2022 </w:t>
-      </w:r>
-      <w:r>
-        <w:rPr>
-          <w:rFonts w:hint="eastAsia"/>
-        </w:rPr>
-        <w:t xml:space="preserve">年阻止油价冲上</w:t>
-      </w:r>
-      <w:r>
-        <w:t xml:space="preserve"> 200 </w:t>
-      </w:r>
-      <w:r>
-        <w:rPr>
-          <w:rFonts w:hint="eastAsia"/>
-        </w:rPr>
-        <w:t xml:space="preserve">美元的自我限制机制。忽略这一点,会系统性地高估所有价格预测。</w:t>
-      </w:r>
-    </w:p>
-    <w:p>
-      <w:r>
-        <w:pict>
-          <v:rect style="width:0;height:1.5pt" o:hralign="center" o:hrstd="t" o:hr="t"/>
-        </w:pict>
-      </w:r>
-    </w:p>
-    <w:bookmarkEnd w:id="65"/>
-    <w:bookmarkStart w:id="66" w:name="九本报告判断可能错在哪"/>
-    <w:p>
-      <w:pPr>
-        <w:pStyle w:val="Heading2"/>
-      </w:pPr>
-      <w:r>
-        <w:rPr>
-          <w:rFonts w:hint="eastAsia"/>
-        </w:rPr>
-        <w:t xml:space="preserve">九、本报告判断可能错在哪</w:t>
-      </w:r>
-    </w:p>
-    <w:p>
-      <w:pPr>
-        <w:pStyle w:val="FirstParagraph"/>
-      </w:pPr>
-      <w:r>
-        <w:rPr>
-          <w:rFonts w:hint="eastAsia"/>
-        </w:rPr>
-        <w:t xml:space="preserve">诚实地列出本报告判断的边界条件:</w:t>
       </w:r>
     </w:p>
     <w:p>
@@ -4737,14 +4927,25 @@
       <w:r>
         <w:rPr>
           <w:rFonts w:hint="eastAsia"/>
-        </w:rPr>
-        <w:t xml:space="preserve">“维持比崩溃更伤”</w:t>
-      </w:r>
-      <w:r>
-        <w:rPr>
-          <w:rFonts w:hint="eastAsia"/>
-        </w:rPr>
-        <w:t xml:space="preserve">是一个基于机制的推断,而非可建模的预测;它依赖于”政权崩溃会引来外部护航”这一假设,而崩溃也可能走向真正的无政府(无人愿意介入)。</w:t>
+          <w:b/>
+          <w:bCs/>
+        </w:rPr>
+        <w:t xml:space="preserve">数周到数月</w:t>
+      </w:r>
+      <w:r>
+        <w:rPr>
+          <w:rFonts w:hint="eastAsia"/>
+        </w:rPr>
+        <w:t xml:space="preserve">:航运改道与战略储备释放开始缓冲(中国的</w:t>
+      </w:r>
+      <w:r>
+        <w:t xml:space="preserve"> 120 </w:t>
+      </w:r>
+      <w:r>
+        <w:rPr>
+          <w:rFonts w:hint="eastAsia"/>
+        </w:rPr>
+        <w:t xml:space="preserve">天储备、东亚的煤电切换、好望角绕行);</w:t>
       </w:r>
     </w:p>
     <w:p>
@@ -4758,37 +4959,74 @@
       <w:r>
         <w:rPr>
           <w:rFonts w:hint="eastAsia"/>
-        </w:rPr>
-        <w:t xml:space="preserve">“半导体灾难被高估”</w:t>
-      </w:r>
-      <w:r>
-        <w:rPr>
-          <w:rFonts w:hint="eastAsia"/>
-        </w:rPr>
-        <w:t xml:space="preserve">成立于一次</w:t>
-      </w:r>
-      <w:r>
-        <w:rPr>
-          <w:rFonts w:hint="eastAsia"/>
-          <w:b/>
-          <w:bCs/>
-        </w:rPr>
-        <w:t xml:space="preserve">六周量级</w:t>
-      </w:r>
-      <w:r>
-        <w:rPr>
-          <w:rFonts w:hint="eastAsia"/>
-        </w:rPr>
-        <w:t xml:space="preserve">的中断;若</w:t>
-      </w:r>
-      <w:r>
-        <w:t xml:space="preserve"> Ras Laffan </w:t>
-      </w:r>
-      <w:r>
-        <w:rPr>
-          <w:rFonts w:hint="eastAsia"/>
-        </w:rPr>
-        <w:t xml:space="preserve">停产拖到数个季度,各类缓冲渐次耗尽,条件性尾部就会从”可吸收”滑向”咬合”——本报告对这一转折点的时间估计本身有较宽的误差带。</w:t>
+          <w:b/>
+          <w:bCs/>
+        </w:rPr>
+        <w:t xml:space="preserve">数月到数年</w:t>
+      </w:r>
+      <w:r>
+        <w:rPr>
+          <w:rFonts w:hint="eastAsia"/>
+        </w:rPr>
+        <w:t xml:space="preserve">:替代供应、新产能和需求破坏开始发挥作用。需要特别指出,高价本身会摧毁需求、诱导替代——这正是</w:t>
+      </w:r>
+      <w:r>
+        <w:t xml:space="preserve"> 2008 </w:t>
+      </w:r>
+      <w:r>
+        <w:rPr>
+          <w:rFonts w:hint="eastAsia"/>
+        </w:rPr>
+        <w:t xml:space="preserve">年和</w:t>
+      </w:r>
+      <w:r>
+        <w:t xml:space="preserve"> 2022 </w:t>
+      </w:r>
+      <w:r>
+        <w:rPr>
+          <w:rFonts w:hint="eastAsia"/>
+        </w:rPr>
+        <w:t xml:space="preserve">年阻止油价冲上</w:t>
+      </w:r>
+      <w:r>
+        <w:t xml:space="preserve"> 200 </w:t>
+      </w:r>
+      <w:r>
+        <w:rPr>
+          <w:rFonts w:hint="eastAsia"/>
+        </w:rPr>
+        <w:t xml:space="preserve">美元的自我限制机制。忽略这一点,会系统性地高估所有价格预测。</w:t>
+      </w:r>
+    </w:p>
+    <w:p>
+      <w:r>
+        <w:pict>
+          <v:rect style="width:0;height:1.5pt" o:hralign="center" o:hrstd="t" o:hr="t"/>
+        </w:pict>
+      </w:r>
+    </w:p>
+    <w:bookmarkEnd w:id="65"/>
+    <w:bookmarkStart w:id="66" w:name="九本报告判断可能错在哪"/>
+    <w:p>
+      <w:pPr>
+        <w:pStyle w:val="Heading2"/>
+      </w:pPr>
+      <w:r>
+        <w:rPr>
+          <w:rFonts w:hint="eastAsia"/>
+        </w:rPr>
+        <w:t xml:space="preserve">九、本报告判断可能错在哪</w:t>
+      </w:r>
+    </w:p>
+    <w:p>
+      <w:pPr>
+        <w:pStyle w:val="FirstParagraph"/>
+      </w:pPr>
+      <w:r>
+        <w:rPr>
+          <w:rFonts w:hint="eastAsia"/>
+        </w:rPr>
+        <w:t xml:space="preserve">诚实地列出本报告判断的边界条件:</w:t>
       </w:r>
     </w:p>
     <w:p>
@@ -4796,20 +5034,20 @@
         <w:pStyle w:val="Compact"/>
         <w:numPr>
           <w:ilvl w:val="0"/>
-          <w:numId w:val="1003"/>
+          <w:numId w:val="1004"/>
         </w:numPr>
       </w:pPr>
       <w:r>
         <w:rPr>
           <w:rFonts w:hint="eastAsia"/>
         </w:rPr>
-        <w:t xml:space="preserve">“伊朗决策连贯性”</w:t>
-      </w:r>
-      <w:r>
-        <w:rPr>
-          <w:rFonts w:hint="eastAsia"/>
-        </w:rPr>
-        <w:t xml:space="preserve">在现实中几乎无法实时观测,因此本报告刻意不把它当作一个可测量的驱动变量。</w:t>
+        <w:t xml:space="preserve">“维持比崩溃更伤”</w:t>
+      </w:r>
+      <w:r>
+        <w:rPr>
+          <w:rFonts w:hint="eastAsia"/>
+        </w:rPr>
+        <w:t xml:space="preserve">是一个基于机制的推断,而非可建模的预测;它依赖于”政权崩溃会引来外部护航”这一假设,而崩溃也可能走向真正的无政府(无人愿意介入)。</w:t>
       </w:r>
     </w:p>
     <w:p>
@@ -4817,7 +5055,72 @@
         <w:pStyle w:val="Compact"/>
         <w:numPr>
           <w:ilvl w:val="0"/>
-          <w:numId w:val="1003"/>
+          <w:numId w:val="1004"/>
+        </w:numPr>
+      </w:pPr>
+      <w:r>
+        <w:rPr>
+          <w:rFonts w:hint="eastAsia"/>
+        </w:rPr>
+        <w:t xml:space="preserve">“半导体灾难被高估”</w:t>
+      </w:r>
+      <w:r>
+        <w:rPr>
+          <w:rFonts w:hint="eastAsia"/>
+        </w:rPr>
+        <w:t xml:space="preserve">成立于一次</w:t>
+      </w:r>
+      <w:r>
+        <w:rPr>
+          <w:rFonts w:hint="eastAsia"/>
+          <w:b/>
+          <w:bCs/>
+        </w:rPr>
+        <w:t xml:space="preserve">六周量级</w:t>
+      </w:r>
+      <w:r>
+        <w:rPr>
+          <w:rFonts w:hint="eastAsia"/>
+        </w:rPr>
+        <w:t xml:space="preserve">的中断;若</w:t>
+      </w:r>
+      <w:r>
+        <w:t xml:space="preserve"> Ras Laffan </w:t>
+      </w:r>
+      <w:r>
+        <w:rPr>
+          <w:rFonts w:hint="eastAsia"/>
+        </w:rPr>
+        <w:t xml:space="preserve">停产拖到数个季度,各类缓冲渐次耗尽,条件性尾部就会从”可吸收”滑向”咬合”——本报告对这一转折点的时间估计本身有较宽的误差带。</w:t>
+      </w:r>
+    </w:p>
+    <w:p>
+      <w:pPr>
+        <w:pStyle w:val="Compact"/>
+        <w:numPr>
+          <w:ilvl w:val="0"/>
+          <w:numId w:val="1004"/>
+        </w:numPr>
+      </w:pPr>
+      <w:r>
+        <w:rPr>
+          <w:rFonts w:hint="eastAsia"/>
+        </w:rPr>
+        <w:t xml:space="preserve">“伊朗决策连贯性”</w:t>
+      </w:r>
+      <w:r>
+        <w:rPr>
+          <w:rFonts w:hint="eastAsia"/>
+        </w:rPr>
+        <w:t xml:space="preserve">在现实中几乎无法实时观测,因此本报告刻意不把它当作一个可测量的驱动变量。</w:t>
+      </w:r>
+    </w:p>
+    <w:p>
+      <w:pPr>
+        <w:pStyle w:val="Compact"/>
+        <w:numPr>
+          <w:ilvl w:val="0"/>
+          <w:numId w:val="1004"/>
         </w:numPr>
       </w:pPr>
       <w:r>
@@ -5467,6 +5770,9 @@
     <w:abstractNumId w:val="991"/>
   </w:num>
   <w:num w:numId="1003">
+    <w:abstractNumId w:val="991"/>
+  </w:num>
+  <w:num w:numId="1004">
     <w:abstractNumId w:val="991"/>
   </w:num>
 </w:numbering>

--- a/dashboard/public/iran-war/reports/03_supply_chain_transmission_v3.docx
+++ b/dashboard/public/iran-war/reports/03_supply_chain_transmission_v3.docx
@@ -2,7 +2,7 @@
 <file path=word/document.xml><?xml version="1.0" encoding="utf-8"?>
 <w:document xmlns:w="http://schemas.openxmlformats.org/wordprocessingml/2006/main" xmlns:m="http://schemas.openxmlformats.org/officeDocument/2006/math" xmlns:r="http://schemas.openxmlformats.org/officeDocument/2006/relationships" xmlns:o="urn:schemas-microsoft-com:office:office" xmlns:v="urn:schemas-microsoft-com:vml" xmlns:w10="urn:schemas-microsoft-com:office:word" xmlns:a="http://schemas.openxmlformats.org/drawingml/2006/main" xmlns:pic="http://schemas.openxmlformats.org/drawingml/2006/picture" xmlns:wp="http://schemas.openxmlformats.org/drawingml/2006/wordprocessingDrawing">
   <w:body>
-    <w:bookmarkStart w:id="79" w:name="霍尔木兹海峡危机的全球供应链传导"/>
+    <w:bookmarkStart w:id="88" w:name="霍尔木兹海峡危机的全球供应链传导"/>
     <w:p>
       <w:pPr>
         <w:pStyle w:val="Heading1"/>
@@ -1531,7 +1531,7 @@
       </w:r>
     </w:p>
     <w:bookmarkEnd w:id="22"/>
-    <w:bookmarkStart w:id="46" w:name="五半导体供应链先看清脆弱性再讨论误判在哪"/>
+    <w:bookmarkStart w:id="55" w:name="五半导体供应链先看清脆弱性再讨论误判在哪"/>
     <w:p>
       <w:pPr>
         <w:pStyle w:val="Heading2"/>
@@ -1543,7 +1543,7 @@
         <w:t xml:space="preserve">五、半导体供应链：先看清脆弱性，再讨论误判在哪</w:t>
       </w:r>
     </w:p>
-    <w:bookmarkStart w:id="37" w:name="脆弱性是真实存在的完整机制"/>
+    <w:bookmarkStart w:id="45" w:name="脆弱性是真实存在的完整机制"/>
     <w:p>
       <w:pPr>
         <w:pStyle w:val="Heading3"/>
@@ -1786,39 +1786,71 @@
         <w:rPr>
           <w:rFonts w:hint="eastAsia"/>
         </w:rPr>
-        <w:t xml:space="preserve">“3月可控,4月若持续将启动煤电紧急方案”</w:t>
-      </w:r>
-      <w:r>
-        <w:rPr>
-          <w:rFonts w:hint="eastAsia"/>
-        </w:rPr>
-        <w:t xml:space="preserve">。这里需要澄清一个容易被误读的细节：台湾的39.3%煤电</w:t>
-      </w:r>
-      <w:r>
-        <w:rPr>
-          <w:rFonts w:hint="eastAsia"/>
-          <w:b/>
-          <w:bCs/>
-        </w:rPr>
-        <w:t xml:space="preserve">不是闲置的备用容量</w:t>
-      </w:r>
-      <w:r>
-        <w:rPr>
-          <w:rFonts w:hint="eastAsia"/>
-        </w:rPr>
-        <w:t xml:space="preserve">，而是本来就在满负荷运行的基荷电力。</w:t>
-      </w:r>
-      <w:r>
-        <w:rPr>
-          <w:rFonts w:hint="eastAsia"/>
-        </w:rPr>
-        <w:t xml:space="preserve">“应急方案”</w:t>
-      </w:r>
-      <w:r>
-        <w:rPr>
-          <w:rFonts w:hint="eastAsia"/>
-        </w:rPr>
-        <w:t xml:space="preserve">的核心是解除环保政策对部分机组的利用率上限、把被政策限制的机组提高到物理上限——这个操作本身有三重约束：</w:t>
+        <w:t xml:space="preserve">“3月可控，4月若持续将启动煤电紧急方案”</w:t>
+      </w:r>
+      <w:r>
+        <w:rPr>
+          <w:rFonts w:hint="eastAsia"/>
+        </w:rPr>
+        <w:t xml:space="preserve">。在进入评估之前，有一个关键的不对称值得先说：</w:t>
+      </w:r>
+      <w:r>
+        <w:rPr>
+          <w:rFonts w:hint="eastAsia"/>
+          <w:b/>
+          <w:bCs/>
+        </w:rPr>
+        <w:t xml:space="preserve">煤炭储备约40天，远超LNG的11天</w:t>
+      </w:r>
+      <w:r>
+        <w:rPr>
+          <w:rFonts w:hint="eastAsia"/>
+        </w:rPr>
+        <w:t xml:space="preserve">，且台湾煤炭主要从澳大利亚和印尼进口，</w:t>
+      </w:r>
+      <w:r>
+        <w:rPr>
+          <w:rFonts w:hint="eastAsia"/>
+          <w:b/>
+          <w:bCs/>
+        </w:rPr>
+        <w:t xml:space="preserve">完全不经霍尔木兹</w:t>
+      </w:r>
+      <w:r>
+        <w:rPr>
+          <w:rFonts w:hint="eastAsia"/>
+        </w:rPr>
+        <w:t xml:space="preserve">（</w:t>
+      </w:r>
+      <w:hyperlink r:id="rId31">
+        <w:r>
+          <w:rPr>
+            <w:rStyle w:val="Hyperlink"/>
+            <w:rFonts w:hint="eastAsia"/>
+          </w:rPr>
+          <w:t xml:space="preserve">Taipower煤炭采购页面</w:t>
+        </w:r>
+      </w:hyperlink>
+      <w:r>
+        <w:rPr>
+          <w:rFonts w:hint="eastAsia"/>
+        </w:rPr>
+        <w:t xml:space="preserve">；</w:t>
+      </w:r>
+      <w:hyperlink r:id="rId25">
+        <w:r>
+          <w:rPr>
+            <w:rStyle w:val="Hyperlink"/>
+            <w:rFonts w:hint="eastAsia"/>
+          </w:rPr>
+          <w:t xml:space="preserve">台湾MOEA能源政策</w:t>
+        </w:r>
+      </w:hyperlink>
+      <w:r>
+        <w:rPr>
+          <w:rFonts w:hint="eastAsia"/>
+        </w:rPr>
+        <w:t xml:space="preserve">）。这是台湾能源结构里最被忽视的一个结构性优势——供应链层面，煤炭比LNG更有韧性。</w:t>
       </w:r>
     </w:p>
     <w:p>
@@ -1829,21 +1861,7 @@
         <w:rPr>
           <w:rFonts w:hint="eastAsia"/>
         </w:rPr>
-        <w:t xml:space="preserve">第一，</w:t>
-      </w:r>
-      <w:r>
-        <w:rPr>
-          <w:rFonts w:hint="eastAsia"/>
-          <w:b/>
-          <w:bCs/>
-        </w:rPr>
-        <w:t xml:space="preserve">容量缺口</w:t>
-      </w:r>
-      <w:r>
-        <w:rPr>
-          <w:rFonts w:hint="eastAsia"/>
-        </w:rPr>
-        <w:t xml:space="preserve">：如果38%的LNG来源中断，丢失的是约16%的总发电量。现有煤电机组即便跑满，其新增出力是否能覆盖这16%，取决于实际装机余量，台湾目前没有大量待命的闲置煤电机组。</w:t>
+        <w:t xml:space="preserve">但”煤炭储备充足”不等于”可以无限制替换LNG发电”。理解这个差距需要区分三个层面：</w:t>
       </w:r>
     </w:p>
     <w:p>
@@ -1853,22 +1871,60 @@
       <w:r>
         <w:rPr>
           <w:rFonts w:hint="eastAsia"/>
-        </w:rPr>
-        <w:t xml:space="preserve">第二，</w:t>
-      </w:r>
-      <w:r>
-        <w:rPr>
-          <w:rFonts w:hint="eastAsia"/>
-          <w:b/>
-          <w:bCs/>
-        </w:rPr>
-        <w:t xml:space="preserve">启动时间</w:t>
-      </w:r>
-      <w:r>
-        <w:rPr>
-          <w:rFonts w:hint="eastAsia"/>
-        </w:rPr>
-        <w:t xml:space="preserve">：被限制利用率的机组重新提高负荷需要2–4周，期间是真实的危险窗口。</w:t>
+          <w:b/>
+          <w:bCs/>
+        </w:rPr>
+        <w:t xml:space="preserve">第一，容量覆盖上限约50%</w:t>
+      </w:r>
+      <w:r>
+        <w:rPr>
+          <w:rFonts w:hint="eastAsia"/>
+        </w:rPr>
+        <w:t xml:space="preserve">。台湾的39.3%煤电</w:t>
+      </w:r>
+      <w:r>
+        <w:rPr>
+          <w:rFonts w:hint="eastAsia"/>
+          <w:b/>
+          <w:bCs/>
+        </w:rPr>
+        <w:t xml:space="preserve">不是闲置的备用产能</w:t>
+      </w:r>
+      <w:r>
+        <w:rPr>
+          <w:rFonts w:hint="eastAsia"/>
+        </w:rPr>
+        <w:t xml:space="preserve">，而是本来就在运行的基荷电力。台中发电厂（全球第四大燃煤电厂，10台×550MW）和兴达电厂受环保政策限制（台中市规定用煤量减少24%、PM2.5超标时强制减载；兴达3/4号机被列为”备用机组”，每年最多运行720小时）。中华经济研究院（CIER</w:t>
+      </w:r>
+      <w:r>
+        <w:t xml:space="preserve"> </w:t>
+      </w:r>
+      <w:r>
+        <w:rPr>
+          <w:rFonts w:hint="eastAsia"/>
+        </w:rPr>
+        <w:t xml:space="preserve">Taiwan）的评估是：若LNG中断，煤炭替代可以覆盖”约一半”的正常发电量，而非全部（</w:t>
+      </w:r>
+      <w:hyperlink r:id="rId32">
+        <w:r>
+          <w:rPr>
+            <w:rStyle w:val="Hyperlink"/>
+          </w:rPr>
+          <w:t xml:space="preserve">CIER </w:t>
+        </w:r>
+        <w:r>
+          <w:rPr>
+            <w:rStyle w:val="Hyperlink"/>
+            <w:rFonts w:hint="eastAsia"/>
+          </w:rPr>
+          <w:t xml:space="preserve">Taiwan评估</w:t>
+        </w:r>
+      </w:hyperlink>
+      <w:r>
+        <w:rPr>
+          <w:rFonts w:hint="eastAsia"/>
+        </w:rPr>
+        <w:t xml:space="preserve">）。霍尔木兹中断约16%的总发电量，煤炭理论上可以覆盖其中的一半左右——前提是环保限制被正式豁免。</w:t>
       </w:r>
     </w:p>
     <w:p>
@@ -1878,37 +1934,87 @@
       <w:r>
         <w:rPr>
           <w:rFonts w:hint="eastAsia"/>
-        </w:rPr>
-        <w:t xml:space="preserve">第三，</w:t>
-      </w:r>
-      <w:r>
-        <w:rPr>
-          <w:rFonts w:hint="eastAsia"/>
-          <w:b/>
-          <w:bCs/>
-        </w:rPr>
-        <w:t xml:space="preserve">电力质量</w:t>
-      </w:r>
-      <w:r>
-        <w:rPr>
-          <w:rFonts w:hint="eastAsia"/>
-        </w:rPr>
-        <w:t xml:space="preserve">：煤电机组的输出比燃气机组波动更大。</w:t>
-      </w:r>
-      <w:hyperlink r:id="rId30">
+          <w:b/>
+          <w:bCs/>
+        </w:rPr>
+        <w:t xml:space="preserve">第二，台湾真实的停电应急模式是需求配给，而非煤电切换</w:t>
+      </w:r>
+      <w:r>
+        <w:rPr>
+          <w:rFonts w:hint="eastAsia"/>
+        </w:rPr>
+        <w:t xml:space="preserve">。2021年5月台湾发生两次大停电（影响462万和100万户），台电的实际应对是</w:t>
+      </w:r>
+      <w:r>
+        <w:rPr>
+          <w:rFonts w:hint="eastAsia"/>
+          <w:b/>
+          <w:bCs/>
+        </w:rPr>
+        <w:t xml:space="preserve">需求侧轮流限电（rolling</w:t>
+      </w:r>
+      <w:r>
+        <w:rPr>
+          <w:b/>
+          <w:bCs/>
+        </w:rPr>
+        <w:t xml:space="preserve"> </w:t>
+      </w:r>
+      <w:r>
+        <w:rPr>
+          <w:rFonts w:hint="eastAsia"/>
+          <w:b/>
+          <w:bCs/>
+        </w:rPr>
+        <w:t xml:space="preserve">blackouts）</w:t>
+      </w:r>
+      <w:r>
+        <w:rPr>
+          <w:rFonts w:hint="eastAsia"/>
+        </w:rPr>
+        <w:t xml:space="preserve">，而非启动备用煤电机组（</w:t>
+      </w:r>
+      <w:hyperlink r:id="rId33">
+        <w:r>
+          <w:rPr>
+            <w:rStyle w:val="Hyperlink"/>
+          </w:rPr>
+          <w:t xml:space="preserve">IEEE </w:t>
+        </w:r>
         <w:r>
           <w:rPr>
             <w:rStyle w:val="Hyperlink"/>
             <w:rFonts w:hint="eastAsia"/>
           </w:rPr>
-          <w:t xml:space="preserve">TechInsights的Russell</w:t>
+          <w:t xml:space="preserve">Xplore，2021台湾停电分析</w:t>
         </w:r>
       </w:hyperlink>
       <w:r>
         <w:rPr>
           <w:rFonts w:hint="eastAsia"/>
         </w:rPr>
-        <w:t xml:space="preserve">指出，晶圆厂对电压稳定性的要求”接近外科手术级别”——从LNG燃气发电切换到煤电，即便总量够，输出品质的下降本身就是一个风险，而不是一个无代价的备用选项。</w:t>
+        <w:t xml:space="preserve">；</w:t>
+      </w:r>
+      <w:hyperlink r:id="rId34">
+        <w:r>
+          <w:rPr>
+            <w:rStyle w:val="Hyperlink"/>
+          </w:rPr>
+          <w:t xml:space="preserve">Global Taiwan </w:t>
+        </w:r>
+        <w:r>
+          <w:rPr>
+            <w:rStyle w:val="Hyperlink"/>
+            <w:rFonts w:hint="eastAsia"/>
+          </w:rPr>
+          <w:t xml:space="preserve">Institute，2023年6月</w:t>
+        </w:r>
+      </w:hyperlink>
+      <w:r>
+        <w:rPr>
+          <w:rFonts w:hint="eastAsia"/>
+        </w:rPr>
+        <w:t xml:space="preserve">）。没有已发布的、经过实际演练的燃料切换应急协议——现有的是”备用机组指定”制度，而非完整的燃料切换程序。</w:t>
       </w:r>
     </w:p>
     <w:p>
@@ -1918,6 +2024,118 @@
       <w:r>
         <w:rPr>
           <w:rFonts w:hint="eastAsia"/>
+          <w:b/>
+          <w:bCs/>
+        </w:rPr>
+        <w:t xml:space="preserve">第三，电能质量问题被夸大，但不是零</w:t>
+      </w:r>
+      <w:r>
+        <w:rPr>
+          <w:rFonts w:hint="eastAsia"/>
+        </w:rPr>
+        <w:t xml:space="preserve">。半导体晶圆厂对电压稳定性有严格要求，工业标准规范于</w:t>
+      </w:r>
+      <w:hyperlink r:id="rId35">
+        <w:r>
+          <w:rPr>
+            <w:rStyle w:val="Hyperlink"/>
+          </w:rPr>
+          <w:t xml:space="preserve">SEMI </w:t>
+        </w:r>
+        <w:r>
+          <w:rPr>
+            <w:rStyle w:val="Hyperlink"/>
+            <w:rFonts w:hint="eastAsia"/>
+          </w:rPr>
+          <w:t xml:space="preserve">F47（半导体工艺设备电压骤降免疫力规范）</w:t>
+        </w:r>
+      </w:hyperlink>
+      <w:r>
+        <w:rPr>
+          <w:rFonts w:hint="eastAsia"/>
+        </w:rPr>
+        <w:t xml:space="preserve">。该标准要求设备在200毫秒内50%电压残留时不中断运行。学术文献中记录的单次电压骤降损失范围为</w:t>
+      </w:r>
+      <w:r>
+        <w:rPr>
+          <w:rFonts w:hint="eastAsia"/>
+          <w:b/>
+          <w:bCs/>
+        </w:rPr>
+        <w:t xml:space="preserve">$57.4万–$360万/次</w:t>
+      </w:r>
+      <w:r>
+        <w:rPr>
+          <w:rFonts w:hint="eastAsia"/>
+        </w:rPr>
+        <w:t xml:space="preserve">（</w:t>
+      </w:r>
+      <w:hyperlink r:id="rId36">
+        <w:r>
+          <w:rPr>
+            <w:rStyle w:val="Hyperlink"/>
+          </w:rPr>
+          <w:t xml:space="preserve">MDPI </w:t>
+        </w:r>
+        <w:r>
+          <w:rPr>
+            <w:rStyle w:val="Hyperlink"/>
+            <w:rFonts w:hint="eastAsia"/>
+          </w:rPr>
+          <w:t xml:space="preserve">Energies，2021，工业停产成本研究</w:t>
+        </w:r>
+      </w:hyperlink>
+      <w:r>
+        <w:rPr>
+          <w:rFonts w:hint="eastAsia"/>
+        </w:rPr>
+        <w:t xml:space="preserve">）。流传的”几毫秒骤降损失1亿美元”说法在任何技术文件中均无来源，属于</w:t>
+      </w:r>
+      <w:r>
+        <w:rPr>
+          <w:rFonts w:hint="eastAsia"/>
+          <w:b/>
+          <w:bCs/>
+        </w:rPr>
+        <w:t xml:space="preserve">分析师评论，非文献数据</w:t>
+      </w:r>
+      <w:r>
+        <w:rPr>
+          <w:rFonts w:hint="eastAsia"/>
+        </w:rPr>
+        <w:t xml:space="preserve">；不应在报告中作为事实引用。TSMC有大型UPS系统和与台电的专用电力合同，能承受SEMI</w:t>
+      </w:r>
+      <w:r>
+        <w:t xml:space="preserve"> </w:t>
+      </w:r>
+      <w:r>
+        <w:rPr>
+          <w:rFonts w:hint="eastAsia"/>
+        </w:rPr>
+        <w:t xml:space="preserve">F47范围内的扰动——真正的风险是煤电大规模切换时的</w:t>
+      </w:r>
+      <w:r>
+        <w:rPr>
+          <w:rFonts w:hint="eastAsia"/>
+          <w:b/>
+          <w:bCs/>
+        </w:rPr>
+        <w:t xml:space="preserve">持续频率偏差</w:t>
+      </w:r>
+      <w:r>
+        <w:rPr>
+          <w:rFonts w:hint="eastAsia"/>
+        </w:rPr>
+        <w:t xml:space="preserve">（超出UPS保护范围的时段），而非毫秒级骤降。</w:t>
+      </w:r>
+    </w:p>
+    <w:p>
+      <w:pPr>
+        <w:pStyle w:val="BodyText"/>
+      </w:pPr>
+      <w:r>
+        <w:rPr>
+          <w:rFonts w:hint="eastAsia"/>
         </w:rPr>
         <w:t xml:space="preserve">因此真实危险窗口是</w:t>
       </w:r>
@@ -1933,7 +2151,7 @@
         <w:rPr>
           <w:rFonts w:hint="eastAsia"/>
         </w:rPr>
-        <w:t xml:space="preserve">:LNG储备接近耗尽、煤电应急方案尚未全速运行，且存在容量和电能质量两个不确定性。</w:t>
+        <w:t xml:space="preserve">：LNG储备接近耗尽，煤电应急方案正在启动但覆盖率约50%；其余缺口靠需求侧强制配给应对。</w:t>
       </w:r>
     </w:p>
     <w:p>
@@ -1959,7 +2177,7 @@
         </w:rPr>
         <w:t xml:space="preserve">【事实】卡塔尔占全球氦气产量约33%(63百万立方米/年),是全球第二大生产国(</w:t>
       </w:r>
-      <w:hyperlink r:id="rId31">
+      <w:hyperlink r:id="rId37">
         <w:r>
           <w:rPr>
             <w:rStyle w:val="Hyperlink"/>
@@ -1983,7 +2201,7 @@
         </w:rPr>
         <w:t xml:space="preserve">Laffan提取。2026年伊朗袭击后,约14%的产能被永久损毁,重建预计需5年;叠加霍尔木兹封锁,全球约27–30%的氦气供应被移除(</w:t>
       </w:r>
-      <w:hyperlink r:id="rId32">
+      <w:hyperlink r:id="rId38">
         <w:r>
           <w:rPr>
             <w:rStyle w:val="Hyperlink"/>
@@ -2017,168 +2235,473 @@
         <w:rPr>
           <w:rFonts w:hint="eastAsia"/>
         </w:rPr>
-        <w:t xml:space="preserve">，这是一个重要的区分，很多流行报道把它模糊掉了：</w:t>
-      </w:r>
-    </w:p>
-    <w:p>
-      <w:pPr>
-        <w:pStyle w:val="Compact"/>
-        <w:numPr>
-          <w:ilvl w:val="0"/>
-          <w:numId w:val="1002"/>
-        </w:numPr>
-      </w:pPr>
-      <w:r>
-        <w:rPr>
-          <w:rFonts w:hint="eastAsia"/>
-          <w:b/>
-          <w:bCs/>
-        </w:rPr>
-        <w:t xml:space="preserve">EUV光刻机超导磁体冷却</w:t>
-      </w:r>
-      <w:r>
-        <w:rPr>
-          <w:rFonts w:hint="eastAsia"/>
-        </w:rPr>
-        <w:t xml:space="preserve">（-269°C/4K）：</w:t>
-      </w:r>
-      <w:r>
-        <w:rPr>
-          <w:rFonts w:hint="eastAsia"/>
-          <w:b/>
-          <w:bCs/>
-        </w:rPr>
-        <w:t xml:space="preserve">真正无替代</w:t>
-      </w:r>
-      <w:r>
-        <w:rPr>
-          <w:rFonts w:hint="eastAsia"/>
-        </w:rPr>
-        <w:t xml:space="preserve">。只有液氦能以经济可行的方式到达4K，没有其他气体能在大气压下达到这个温度；换用其他制冷方案需要彻底重新设计已安装的设备基础，在危机中不可能实时切换。祥明大学Jong-hwan</w:t>
-      </w:r>
-      <w:r>
-        <w:t xml:space="preserve"> </w:t>
-      </w:r>
-      <w:r>
-        <w:rPr>
-          <w:rFonts w:hint="eastAsia"/>
-        </w:rPr>
-        <w:t xml:space="preserve">Lee说的”没有可行替代品”(</w:t>
-      </w:r>
-      <w:hyperlink r:id="rId33">
-        <w:r>
-          <w:rPr>
-            <w:rStyle w:val="Hyperlink"/>
-          </w:rPr>
-          <w:t xml:space="preserve">Fortune 2026-03-21</w:t>
+        <w:t xml:space="preserve">。以下按实际应用分层说明，基于技术文献而非行业评论：</w:t>
+      </w:r>
+    </w:p>
+    <w:p>
+      <w:pPr>
+        <w:pStyle w:val="BodyText"/>
+      </w:pPr>
+      <w:r>
+        <w:rPr>
+          <w:b/>
+          <w:bCs/>
+        </w:rPr>
+        <w:t xml:space="preserve">① </w:t>
+      </w:r>
+      <w:r>
+        <w:rPr>
+          <w:rFonts w:hint="eastAsia"/>
+          <w:b/>
+          <w:bCs/>
+        </w:rPr>
+        <w:t xml:space="preserve">EUV光刻机——光路净化气，非超导冷却</w:t>
+      </w:r>
+    </w:p>
+    <w:p>
+      <w:pPr>
+        <w:pStyle w:val="BodyText"/>
+      </w:pPr>
+      <w:r>
+        <w:rPr>
+          <w:rFonts w:hint="eastAsia"/>
+        </w:rPr>
+        <w:t xml:space="preserve">需要先纠正一个广泛流传的误解：ASML</w:t>
+      </w:r>
+      <w:r>
+        <w:t xml:space="preserve"> </w:t>
+      </w:r>
+      <w:r>
+        <w:rPr>
+          <w:rFonts w:hint="eastAsia"/>
+        </w:rPr>
+        <w:t xml:space="preserve">EUV光刻机（NXE:3400、NXE:3800E等）使用氦气的主要目的是</w:t>
+      </w:r>
+      <w:r>
+        <w:rPr>
+          <w:rFonts w:hint="eastAsia"/>
+          <w:b/>
+          <w:bCs/>
+        </w:rPr>
+        <w:t xml:space="preserve">净化光路</w:t>
+      </w:r>
+      <w:r>
+        <w:rPr>
+          <w:rFonts w:hint="eastAsia"/>
+        </w:rPr>
+        <w:t xml:space="preserve">——EUV光子（13.5nm波长）在空气中会被氧气和水分完全吸收，因此整个光路在氦气或真空环境下运行。这是一个工艺纯净度应用，不是4K超导磁体冷却应用（ASML官网技术说明；ASML</w:t>
+      </w:r>
+      <w:r>
+        <w:t xml:space="preserve"> </w:t>
+      </w:r>
+      <w:r>
+        <w:rPr>
+          <w:rFonts w:hint="eastAsia"/>
+        </w:rPr>
+        <w:t xml:space="preserve">2024可及版本）。超导磁体冷却的需求出现在</w:t>
+      </w:r>
+      <w:r>
+        <w:rPr>
+          <w:rFonts w:hint="eastAsia"/>
+          <w:b/>
+          <w:bCs/>
+        </w:rPr>
+        <w:t xml:space="preserve">离子注入机</w:t>
+      </w:r>
+      <w:r>
+        <w:rPr>
+          <w:rFonts w:hint="eastAsia"/>
+        </w:rPr>
+        <w:t xml:space="preserve">，而非EUV光刻机。</w:t>
+      </w:r>
+    </w:p>
+    <w:p>
+      <w:pPr>
+        <w:pStyle w:val="BodyText"/>
+      </w:pPr>
+      <w:r>
+        <w:rPr>
+          <w:rFonts w:hint="eastAsia"/>
+        </w:rPr>
+        <w:t xml:space="preserve">EUV光路净化的氦气替代可行性：氮气或真空理论上可替代（从分子吸收角度），但需要工具级别的设计调整，目前没有任何已记录的芯片厂完成EUV平台的净化气切换。这仍是一个受设计约束的应用，但约束来源与”不可能到达4K”不同。</w:t>
+      </w:r>
+    </w:p>
+    <w:p>
+      <w:pPr>
+        <w:pStyle w:val="BodyText"/>
+      </w:pPr>
+      <w:r>
+        <w:rPr>
+          <w:b/>
+          <w:bCs/>
+        </w:rPr>
+        <w:t xml:space="preserve">② </w:t>
+      </w:r>
+      <w:r>
+        <w:rPr>
+          <w:rFonts w:hint="eastAsia"/>
+          <w:b/>
+          <w:bCs/>
+        </w:rPr>
+        <w:t xml:space="preserve">离子注入机超导磁体冷却（4K）——可用封闭循环消除外部氦依赖</w:t>
+      </w:r>
+    </w:p>
+    <w:p>
+      <w:pPr>
+        <w:pStyle w:val="BodyText"/>
+      </w:pPr>
+      <w:r>
+        <w:rPr>
+          <w:rFonts w:hint="eastAsia"/>
+        </w:rPr>
+        <w:t xml:space="preserve">离子注入机的强磁场需要超导磁体，传统设计需要液态氦（4.2K）冷却。但：封闭循环低温冷却器（Gifford-McMahon</w:t>
+      </w:r>
+      <w:r>
+        <w:t xml:space="preserve"> / </w:t>
+      </w:r>
+      <w:r>
+        <w:rPr>
+          <w:rFonts w:hint="eastAsia"/>
+        </w:rPr>
+        <w:t xml:space="preserve">脉管制冷机）已将氦气作为</w:t>
+      </w:r>
+      <w:r>
+        <w:rPr>
+          <w:rFonts w:hint="eastAsia"/>
+          <w:b/>
+          <w:bCs/>
+        </w:rPr>
+        <w:t xml:space="preserve">内循环工质密封在设备内</w:t>
+      </w:r>
+      <w:r>
+        <w:rPr>
+          <w:rFonts w:hint="eastAsia"/>
+        </w:rPr>
+        <w:t xml:space="preserve">，不再消耗外部供应。Sumitomo</w:t>
+      </w:r>
+      <w:r>
+        <w:t xml:space="preserve"> Heavy </w:t>
+      </w:r>
+      <w:r>
+        <w:rPr>
+          <w:rFonts w:hint="eastAsia"/>
+        </w:rPr>
+        <w:t xml:space="preserve">Industries（SHI</w:t>
+      </w:r>
+      <w:r>
+        <w:t xml:space="preserve"> </w:t>
+      </w:r>
+      <w:r>
+        <w:rPr>
+          <w:rFonts w:hint="eastAsia"/>
+        </w:rPr>
+        <w:t xml:space="preserve">Cryogenics，全球主要低温冷却器供应商）明确记录”由于液氦成本和供应压力，大量超导系统已改为封闭循环机械制冷”，该技术自1999年商业化，现为新设备标准（</w:t>
+      </w:r>
+      <w:hyperlink r:id="rId39">
+        <w:r>
+          <w:rPr>
+            <w:rStyle w:val="Hyperlink"/>
+          </w:rPr>
+          <w:t xml:space="preserve">SHI </w:t>
+        </w:r>
+        <w:r>
+          <w:rPr>
+            <w:rStyle w:val="Hyperlink"/>
+            <w:rFonts w:hint="eastAsia"/>
+          </w:rPr>
+          <w:t xml:space="preserve">Cryogenics技术文档</w:t>
         </w:r>
       </w:hyperlink>
       <w:r>
         <w:rPr>
           <w:rFonts w:hint="eastAsia"/>
         </w:rPr>
-        <w:t xml:space="preserve">)，准确指向的是这一类应用。</w:t>
-      </w:r>
-    </w:p>
-    <w:p>
-      <w:pPr>
-        <w:pStyle w:val="Compact"/>
-        <w:numPr>
-          <w:ilvl w:val="0"/>
-          <w:numId w:val="1002"/>
-        </w:numPr>
-      </w:pPr>
-      <w:r>
-        <w:rPr>
-          <w:rFonts w:hint="eastAsia"/>
-          <w:b/>
-          <w:bCs/>
-        </w:rPr>
-        <w:t xml:space="preserve">腔室惰性气氛充填、部分工序载气</w:t>
-      </w:r>
-      <w:r>
-        <w:rPr>
-          <w:rFonts w:hint="eastAsia"/>
-        </w:rPr>
-        <w:t xml:space="preserve">：氮气或氩气</w:t>
-      </w:r>
-      <w:r>
-        <w:rPr>
-          <w:rFonts w:hint="eastAsia"/>
-          <w:b/>
-          <w:bCs/>
-        </w:rPr>
-        <w:t xml:space="preserve">在技术上可以替代</w:t>
-      </w:r>
-      <w:r>
-        <w:rPr>
-          <w:rFonts w:hint="eastAsia"/>
-        </w:rPr>
-        <w:t xml:space="preserve">，但需要</w:t>
-      </w:r>
-      <w:r>
-        <w:rPr>
-          <w:rFonts w:hint="eastAsia"/>
-          <w:b/>
-          <w:bCs/>
-        </w:rPr>
-        <w:t xml:space="preserve">工艺流程修改加认证</w:t>
-      </w:r>
-      <w:r>
-        <w:rPr>
-          <w:rFonts w:hint="eastAsia"/>
-        </w:rPr>
-        <w:t xml:space="preserve">——一个需要数月、成本极高的工程，在危机中无法即时切换。这不是”能替代”，而是”理论上可以，实操时间窗口不匹配”。</w:t>
-      </w:r>
-    </w:p>
-    <w:p>
-      <w:pPr>
-        <w:pStyle w:val="Compact"/>
-        <w:numPr>
-          <w:ilvl w:val="0"/>
-          <w:numId w:val="1002"/>
-        </w:numPr>
-      </w:pPr>
-      <w:r>
-        <w:rPr>
-          <w:rFonts w:hint="eastAsia"/>
-          <w:b/>
-          <w:bCs/>
-        </w:rPr>
-        <w:t xml:space="preserve">低温容器沸腾损耗</w:t>
-      </w:r>
-      <w:r>
-        <w:rPr>
-          <w:rFonts w:hint="eastAsia"/>
-        </w:rPr>
-        <w:t xml:space="preserve">：在途运输中氦气持续蒸发，这部分本质上无法回收。</w:t>
-      </w:r>
-    </w:p>
-    <w:p>
-      <w:pPr>
-        <w:pStyle w:val="FirstParagraph"/>
-      </w:pPr>
-      <w:r>
-        <w:rPr>
-          <w:rFonts w:hint="eastAsia"/>
-        </w:rPr>
-        <w:t xml:space="preserve">关于回收率，报告此前提到的”九成以上可以回收再用”需要一个关键限定：这个数字指的是</w:t>
-      </w:r>
-      <w:r>
-        <w:rPr>
-          <w:rFonts w:hint="eastAsia"/>
-          <w:b/>
-          <w:bCs/>
-        </w:rPr>
-        <w:t xml:space="preserve">安装了闭环回收系统的工厂，其技术上可封闭循环部分的回收率</w:t>
-      </w:r>
-      <w:r>
-        <w:rPr>
-          <w:rFonts w:hint="eastAsia"/>
-        </w:rPr>
-        <w:t xml:space="preserve">。台湾和日本70%以上的晶圆厂装有这类系统(</w:t>
-      </w:r>
-      <w:hyperlink r:id="rId34">
+        <w:t xml:space="preserve">；</w:t>
+      </w:r>
+      <w:hyperlink r:id="rId40">
+        <w:r>
+          <w:rPr>
+            <w:rStyle w:val="Hyperlink"/>
+            <w:rFonts w:hint="eastAsia"/>
+          </w:rPr>
+          <w:t xml:space="preserve">OSTI:1236585，ORNL</w:t>
+        </w:r>
+        <w:r>
+          <w:rPr>
+            <w:rStyle w:val="Hyperlink"/>
+          </w:rPr>
+          <w:t xml:space="preserve"> </w:t>
+        </w:r>
+        <w:r>
+          <w:rPr>
+            <w:rStyle w:val="Hyperlink"/>
+            <w:rFonts w:hint="eastAsia"/>
+          </w:rPr>
+          <w:t xml:space="preserve">2015年设计论文</w:t>
+        </w:r>
+      </w:hyperlink>
+      <w:r>
+        <w:rPr>
+          <w:rFonts w:hint="eastAsia"/>
+        </w:rPr>
+        <w:t xml:space="preserve">）。</w:t>
+      </w:r>
+      <w:r>
+        <w:rPr>
+          <w:rFonts w:hint="eastAsia"/>
+          <w:b/>
+          <w:bCs/>
+        </w:rPr>
+        <w:t xml:space="preserve">关键区分</w:t>
+      </w:r>
+      <w:r>
+        <w:rPr>
+          <w:rFonts w:hint="eastAsia"/>
+        </w:rPr>
+        <w:t xml:space="preserve">：新安装的离子注入机多已消除外部氦供应依赖；但现有存量设备是否已改装，公开资料无系统性数据。</w:t>
+      </w:r>
+    </w:p>
+    <w:p>
+      <w:pPr>
+        <w:pStyle w:val="BodyText"/>
+      </w:pPr>
+      <w:r>
+        <w:rPr>
+          <w:b/>
+          <w:bCs/>
+        </w:rPr>
+        <w:t xml:space="preserve">③ </w:t>
+      </w:r>
+      <w:r>
+        <w:rPr>
+          <w:rFonts w:hint="eastAsia"/>
+          <w:b/>
+          <w:bCs/>
+        </w:rPr>
+        <w:t xml:space="preserve">工艺腔室载气（CVD/ALD/刻蚀）——技术上可替代，但需认证</w:t>
+      </w:r>
+    </w:p>
+    <w:p>
+      <w:pPr>
+        <w:pStyle w:val="BodyText"/>
+      </w:pPr>
+      <w:r>
+        <w:rPr>
+          <w:rFonts w:hint="eastAsia"/>
+        </w:rPr>
+        <w:t xml:space="preserve">氮气或氩气在技术上可以替代氦气的腔室载气功能。USGS在矿产品概要中明确表述：</w:t>
+      </w:r>
+      <w:r>
+        <w:rPr>
+          <w:rFonts w:hint="eastAsia"/>
+        </w:rPr>
+        <w:t xml:space="preserve">“氦气和稀有气体在惰性气氛用途上可以相互替代”</w:t>
+      </w:r>
+      <w:r>
+        <w:t xml:space="preserve">(</w:t>
+      </w:r>
+      <w:hyperlink r:id="rId37">
+        <w:r>
+          <w:rPr>
+            <w:rStyle w:val="Hyperlink"/>
+          </w:rPr>
+          <w:t xml:space="preserve">USGS MCS 2026</w:t>
+        </w:r>
+      </w:hyperlink>
+      <w:r>
+        <w:rPr>
+          <w:rFonts w:hint="eastAsia"/>
+        </w:rPr>
+        <w:t xml:space="preserve">)。同行评审的刻蚀工艺论文（PMC11677108，2024年，比较He和N₂作为铝互连刻蚀钝化气体）证实了两种气体产生可测量但不同的工艺结果。实际障碍不是技术不可行，而是</w:t>
+      </w:r>
+      <w:r>
+        <w:rPr>
+          <w:rFonts w:hint="eastAsia"/>
+          <w:b/>
+          <w:bCs/>
+        </w:rPr>
+        <w:t xml:space="preserve">工艺再认证需要2–6个月</w:t>
+      </w:r>
+      <w:r>
+        <w:rPr>
+          <w:rFonts w:hint="eastAsia"/>
+        </w:rPr>
+        <w:t xml:space="preserve">——等离子参数重新优化、良率验证、全产品批次认证，在急性危机中时间窗口不匹配。</w:t>
+      </w:r>
+    </w:p>
+    <w:p>
+      <w:pPr>
+        <w:pStyle w:val="BodyText"/>
+      </w:pPr>
+      <w:r>
+        <w:rPr>
+          <w:b/>
+          <w:bCs/>
+        </w:rPr>
+        <w:t xml:space="preserve">④ </w:t>
+      </w:r>
+      <w:r>
+        <w:rPr>
+          <w:rFonts w:hint="eastAsia"/>
+          <w:b/>
+          <w:bCs/>
+        </w:rPr>
+        <w:t xml:space="preserve">晶圆静电吸盘背面冷却——难以替代</w:t>
+      </w:r>
+    </w:p>
+    <w:p>
+      <w:pPr>
+        <w:pStyle w:val="BodyText"/>
+      </w:pPr>
+      <w:r>
+        <w:rPr>
+          <w:rFonts w:hint="eastAsia"/>
+        </w:rPr>
+        <w:t xml:space="preserve">在等离子刻蚀和CVD工艺中，氦气以2–10</w:t>
+      </w:r>
+      <w:r>
+        <w:t xml:space="preserve"> </w:t>
+      </w:r>
+      <w:r>
+        <w:rPr>
+          <w:rFonts w:hint="eastAsia"/>
+        </w:rPr>
+        <w:t xml:space="preserve">Torr注入晶圆背面与吸盘之间提供热耦合。在这个压力范围（Knudsen传输区）内，氦气因分子量极轻和热适应系数高，导热性远超氮气或氩气。用氮气替代需要更高压力，带来晶圆边缘泄漏和夹持动力学变化风险，且需要硬件改造而非仅换气体配方——认证周期可能达12–24个月。目前没有已记录的芯片厂完成此应用的气体替换。</w:t>
+      </w:r>
+    </w:p>
+    <w:p>
+      <w:pPr>
+        <w:pStyle w:val="BodyText"/>
+      </w:pPr>
+      <w:r>
+        <w:rPr>
+          <w:rFonts w:hint="eastAsia"/>
+          <w:b/>
+          <w:bCs/>
+        </w:rPr>
+        <w:t xml:space="preserve">关于回收率——USGS原文与”90%“说法的差距</w:t>
+      </w:r>
+    </w:p>
+    <w:p>
+      <w:pPr>
+        <w:pStyle w:val="BodyText"/>
+      </w:pPr>
+      <w:r>
+        <w:rPr>
+          <w:rFonts w:hint="eastAsia"/>
+        </w:rPr>
+        <w:t xml:space="preserve">USGS矿产品概要是最具权威性的政府数据来源。其2023、2024、2025版均明确表述：</w:t>
+      </w:r>
+      <w:r>
+        <w:rPr>
+          <w:rFonts w:hint="eastAsia"/>
+        </w:rPr>
+        <w:t xml:space="preserve">“在美国，大量应用中使用的氦气很少被回收（seldom</w:t>
+      </w:r>
+      <w:r>
+        <w:t xml:space="preserve"> </w:t>
+      </w:r>
+      <w:r>
+        <w:rPr>
+          <w:rFonts w:hint="eastAsia"/>
+        </w:rPr>
+        <w:t xml:space="preserve">recycled）。部分低量或液态蒸发回收系统有使用。在世界其他地区，氦气回收更为普遍。”</w:t>
+      </w:r>
+      <w:r>
+        <w:rPr>
+          <w:rFonts w:hint="eastAsia"/>
+        </w:rPr>
+        <w:t xml:space="preserve">2026版首次写道封闭循环系统”正在变得更为普遍”——这是一个过渡状态描述，而非已普及的现实（</w:t>
+      </w:r>
+      <w:hyperlink r:id="rId37">
+        <w:r>
+          <w:rPr>
+            <w:rStyle w:val="Hyperlink"/>
+          </w:rPr>
+          <w:t xml:space="preserve">USGS MCS </w:t>
+        </w:r>
+        <w:r>
+          <w:rPr>
+            <w:rStyle w:val="Hyperlink"/>
+            <w:rFonts w:hint="eastAsia"/>
+          </w:rPr>
+          <w:t xml:space="preserve">2026，氦气章节</w:t>
+        </w:r>
+      </w:hyperlink>
+      <w:r>
+        <w:rPr>
+          <w:rFonts w:hint="eastAsia"/>
+        </w:rPr>
+        <w:t xml:space="preserve">；同见2024、2025版）。</w:t>
+      </w:r>
+    </w:p>
+    <w:p>
+      <w:pPr>
+        <w:pStyle w:val="BodyText"/>
+      </w:pPr>
+      <w:r>
+        <w:rPr>
+          <w:rFonts w:hint="eastAsia"/>
+        </w:rPr>
+        <w:t xml:space="preserve">“&gt;94%回收率”</w:t>
+      </w:r>
+      <w:r>
+        <w:rPr>
+          <w:rFonts w:hint="eastAsia"/>
+        </w:rPr>
+        <w:t xml:space="preserve">的说法来自实验室封闭循环低温恒温器（Yin等人，2024年，ACS</w:t>
+      </w:r>
+      <w:r>
+        <w:t xml:space="preserve"> Measurement Science </w:t>
+      </w:r>
+      <w:r>
+        <w:rPr>
+          <w:rFonts w:hint="eastAsia"/>
+        </w:rPr>
+        <w:t xml:space="preserve">Au，</w:t>
+      </w:r>
+      <w:hyperlink r:id="rId41">
+        <w:r>
+          <w:rPr>
+            <w:rStyle w:val="Hyperlink"/>
+          </w:rPr>
+          <w:t xml:space="preserve">arXiv:2401.18062</w:t>
+        </w:r>
+      </w:hyperlink>
+      <w:r>
+        <w:rPr>
+          <w:rFonts w:hint="eastAsia"/>
+        </w:rPr>
+        <w:t xml:space="preserve">）——这是实验室仪器的技术上限，适用于连续液氦蒸发回收的最有利情形，</w:t>
+      </w:r>
+      <w:r>
+        <w:rPr>
+          <w:rFonts w:hint="eastAsia"/>
+          <w:b/>
+          <w:bCs/>
+        </w:rPr>
+        <w:t xml:space="preserve">不是芯片厂总体回收率</w:t>
+      </w:r>
+      <w:r>
+        <w:rPr>
+          <w:rFonts w:hint="eastAsia"/>
+        </w:rPr>
+        <w:t xml:space="preserve">。芯片厂层面的有效总回收率（回收量/总消耗量）：行业供应商的估计是</w:t>
+      </w:r>
+      <w:r>
+        <w:rPr>
+          <w:b/>
+          <w:bCs/>
+        </w:rPr>
+        <w:t xml:space="preserve">15–35%</w:t>
+      </w:r>
+      <w:r>
+        <w:rPr>
+          <w:rFonts w:hint="eastAsia"/>
+        </w:rPr>
+        <w:t xml:space="preserve">，因为泄漏检测用氦气100%排放、ESC背面冷却大量逸散、低温容器在途蒸发损耗均无法回收（</w:t>
+      </w:r>
+      <w:hyperlink r:id="rId42">
         <w:r>
           <w:rPr>
             <w:rStyle w:val="Hyperlink"/>
@@ -2190,34 +2713,7 @@
         <w:rPr>
           <w:rFonts w:hint="eastAsia"/>
         </w:rPr>
-        <w:t xml:space="preserve">)。但实际</w:t>
-      </w:r>
-      <w:r>
-        <w:rPr>
-          <w:rFonts w:hint="eastAsia"/>
-          <w:b/>
-          <w:bCs/>
-        </w:rPr>
-        <w:t xml:space="preserve">有效总回收率</w:t>
-      </w:r>
-      <w:r>
-        <w:rPr>
-          <w:rFonts w:hint="eastAsia"/>
-        </w:rPr>
-        <w:t xml:space="preserve">（占工厂氦气总消耗量的比例）是</w:t>
-      </w:r>
-      <w:r>
-        <w:rPr>
-          <w:b/>
-          <w:bCs/>
-        </w:rPr>
-        <w:t xml:space="preserve">15–35%</w:t>
-      </w:r>
-      <w:r>
-        <w:rPr>
-          <w:rFonts w:hint="eastAsia"/>
-        </w:rPr>
-        <w:t xml:space="preserve">——因为进入反应腔室后逸散的氦气、低温容器的自然蒸发等均无法回收，不是所有用量都有闭环可封闭。把”可回收部分的回收率”等同于”总用量可被回收”，会系统性高估回收对短缺的缓解效果。</w:t>
+        <w:t xml:space="preserve">，注：此为行业供应商估算，无独立一手来源）。</w:t>
       </w:r>
     </w:p>
     <w:p>
@@ -2230,7 +2726,7 @@
         </w:rPr>
         <w:t xml:space="preserve">【事实】各芯片厂的氦气库存缓冲并不相同。韩国三星/SK海力士维持约4–6个月的战略缓冲;台积电因地理多元化和供应商网络更广,缓冲超过2个月。这些数字来自行业咨询机构估算，三星和台积电均未公开披露具体库存策略(</w:t>
       </w:r>
-      <w:hyperlink r:id="rId35">
+      <w:hyperlink r:id="rId43">
         <w:r>
           <w:rPr>
             <w:rStyle w:val="Hyperlink"/>
@@ -2244,7 +2740,7 @@
         </w:rPr>
         <w:t xml:space="preserve">)。台湾约69%、韩国约64.7%的氦气采购来自GCC国家(</w:t>
       </w:r>
-      <w:hyperlink r:id="rId34">
+      <w:hyperlink r:id="rId42">
         <w:r>
           <w:rPr>
             <w:rStyle w:val="Hyperlink"/>
@@ -2255,7 +2751,7 @@
       <w:r>
         <w:t xml:space="preserve">;</w:t>
       </w:r>
-      <w:hyperlink r:id="rId36">
+      <w:hyperlink r:id="rId44">
         <w:r>
           <w:rPr>
             <w:rStyle w:val="Hyperlink"/>
@@ -2300,8 +2796,8 @@
         </w:pict>
       </w:r>
     </w:p>
-    <w:bookmarkEnd w:id="37"/>
-    <w:bookmarkStart w:id="38" w:name="时间结构决定一切缓冲的分层消耗"/>
+    <w:bookmarkEnd w:id="45"/>
+    <w:bookmarkStart w:id="46" w:name="时间结构决定一切缓冲的分层消耗"/>
     <w:p>
       <w:pPr>
         <w:pStyle w:val="Heading3"/>
@@ -2883,8 +3379,8 @@
         </w:pict>
       </w:r>
     </w:p>
-    <w:bookmarkEnd w:id="38"/>
-    <w:bookmarkStart w:id="41" w:name="历史案例的准确解读"/>
+    <w:bookmarkEnd w:id="46"/>
+    <w:bookmarkStart w:id="49" w:name="历史案例的准确解读"/>
     <w:p>
       <w:pPr>
         <w:pStyle w:val="Heading3"/>
@@ -2917,7 +3413,7 @@
         </w:rPr>
         <w:t xml:space="preserve">:超过50%的全球半导体级氖气来自乌克兰,俄罗斯入侵后供应中断(</w:t>
       </w:r>
-      <w:hyperlink r:id="rId39">
+      <w:hyperlink r:id="rId47">
         <w:r>
           <w:rPr>
             <w:rStyle w:val="Hyperlink"/>
@@ -2964,7 +3460,7 @@
         </w:rPr>
         <w:t xml:space="preserve">:三星奥斯汀工厂因电网崩溃被迫停产约2个月,损失约2.68亿美元(</w:t>
       </w:r>
-      <w:hyperlink r:id="rId40">
+      <w:hyperlink r:id="rId48">
         <w:r>
           <w:rPr>
             <w:rStyle w:val="Hyperlink"/>
@@ -3033,8 +3529,8 @@
         </w:pict>
       </w:r>
     </w:p>
-    <w:bookmarkEnd w:id="41"/>
-    <w:bookmarkStart w:id="45" w:name="精确标定哪个说法需要修正"/>
+    <w:bookmarkEnd w:id="49"/>
+    <w:bookmarkStart w:id="54" w:name="精确标定哪个说法需要修正"/>
     <w:p>
       <w:pPr>
         <w:pStyle w:val="Heading3"/>
@@ -3172,7 +3668,7 @@
       <w:r>
         <w:t xml:space="preserve"> Kornbluth(</w:t>
       </w:r>
-      <w:hyperlink r:id="rId33">
+      <w:hyperlink r:id="rId50">
         <w:r>
           <w:rPr>
             <w:rStyle w:val="Hyperlink"/>
@@ -3213,7 +3709,7 @@
         </w:rPr>
         <w:t xml:space="preserve">——尤其是当韩国工厂4–6个月的缓冲在2026年下半年陆续耗尽之后(</w:t>
       </w:r>
-      <w:hyperlink r:id="rId35">
+      <w:hyperlink r:id="rId43">
         <w:r>
           <w:rPr>
             <w:rStyle w:val="Hyperlink"/>
@@ -3306,18 +3802,18 @@
           <wp:inline>
             <wp:extent cx="5334000" cy="2418906"/>
             <wp:effectExtent b="0" l="0" r="0" t="0"/>
-            <wp:docPr descr="图3 半导体冲击是条件性尾部——缓冲的分层消耗时间轴" title="" id="43" name="Picture"/>
+            <wp:docPr descr="图3 半导体冲击是条件性尾部——缓冲的分层消耗时间轴" title="" id="52" name="Picture"/>
             <a:graphic>
               <a:graphicData uri="http://schemas.openxmlformats.org/drawingml/2006/picture">
                 <pic:pic>
                   <pic:nvPicPr>
-                    <pic:cNvPr descr="assets/fig3_semiconductor.png" id="44" name="Picture"/>
+                    <pic:cNvPr descr="assets/fig3_semiconductor.png" id="53" name="Picture"/>
                     <pic:cNvPicPr>
                       <a:picLocks noChangeArrowheads="1" noChangeAspect="1"/>
                     </pic:cNvPicPr>
                   </pic:nvPicPr>
                   <pic:blipFill>
-                    <a:blip r:embed="rId42"/>
+                    <a:blip r:embed="rId51"/>
                     <a:stretch>
                       <a:fillRect/>
                     </a:stretch>
@@ -3371,9 +3867,9 @@
         </w:pict>
       </w:r>
     </w:p>
-    <w:bookmarkEnd w:id="45"/>
-    <w:bookmarkEnd w:id="46"/>
-    <w:bookmarkStart w:id="57" w:name="六专家意见的分歧与本报告的判断"/>
+    <w:bookmarkEnd w:id="54"/>
+    <w:bookmarkEnd w:id="55"/>
+    <w:bookmarkStart w:id="66" w:name="六专家意见的分歧与本报告的判断"/>
     <w:p>
       <w:pPr>
         <w:pStyle w:val="Heading2"/>
@@ -3472,7 +3968,7 @@
         </w:rPr>
         <w:t xml:space="preserve">美元(</w:t>
       </w:r>
-      <w:hyperlink r:id="rId47">
+      <w:hyperlink r:id="rId56">
         <w:r>
           <w:rPr>
             <w:rStyle w:val="Hyperlink"/>
@@ -3551,7 +4047,7 @@
       <w:r>
         <w:t xml:space="preserve">(</w:t>
       </w:r>
-      <w:hyperlink r:id="rId48">
+      <w:hyperlink r:id="rId57">
         <w:r>
           <w:rPr>
             <w:rStyle w:val="Hyperlink"/>
@@ -3685,18 +4181,18 @@
           <wp:inline>
             <wp:extent cx="5334000" cy="2418906"/>
             <wp:effectExtent b="0" l="0" r="0" t="0"/>
-            <wp:docPr descr="图2 油价分歧实为口径不同" title="" id="50" name="Picture"/>
+            <wp:docPr descr="图2 油价分歧实为口径不同" title="" id="59" name="Picture"/>
             <a:graphic>
               <a:graphicData uri="http://schemas.openxmlformats.org/drawingml/2006/picture">
                 <pic:pic>
                   <pic:nvPicPr>
-                    <pic:cNvPr descr="assets/fig2_oilprice.png" id="51" name="Picture"/>
+                    <pic:cNvPr descr="assets/fig2_oilprice.png" id="60" name="Picture"/>
                     <pic:cNvPicPr>
                       <a:picLocks noChangeArrowheads="1" noChangeAspect="1"/>
                     </pic:cNvPicPr>
                   </pic:nvPicPr>
                   <pic:blipFill>
-                    <a:blip r:embed="rId49"/>
+                    <a:blip r:embed="rId58"/>
                     <a:stretch>
                       <a:fillRect/>
                     </a:stretch>
@@ -3809,7 +4305,7 @@
         </w:rPr>
         <w:t xml:space="preserve">万亿美元的顺差微不足道(</w:t>
       </w:r>
-      <w:hyperlink r:id="rId52">
+      <w:hyperlink r:id="rId61">
         <w:r>
           <w:rPr>
             <w:rStyle w:val="Hyperlink"/>
@@ -3940,7 +4436,7 @@
       <w:r>
         <w:t xml:space="preserve"> 38%(</w:t>
       </w:r>
-      <w:hyperlink r:id="rId53">
+      <w:hyperlink r:id="rId62">
         <w:r>
           <w:rPr>
             <w:rStyle w:val="Hyperlink"/>
@@ -4056,7 +4552,7 @@
         </w:rPr>
         <w:t xml:space="preserve">给出的限定很重要:这份韧性是”昂贵的冗余加上行政管控”换来的,并非免费,而且并不均衡(例如靠缅甸管线供油的云南炼厂,库存只有约一个月)(</w:t>
       </w:r>
-      <w:hyperlink r:id="rId54">
+      <w:hyperlink r:id="rId63">
         <w:r>
           <w:rPr>
             <w:rStyle w:val="Hyperlink"/>
@@ -4131,7 +4627,7 @@
         </w:rPr>
         <w:t xml:space="preserve">万美元”过路费”的做法(</w:t>
       </w:r>
-      <w:hyperlink r:id="rId55">
+      <w:hyperlink r:id="rId64">
         <w:r>
           <w:rPr>
             <w:rStyle w:val="Hyperlink"/>
@@ -4234,7 +4730,7 @@
       <w:r>
         <w:t xml:space="preserve">(</w:t>
       </w:r>
-      <w:hyperlink r:id="rId56">
+      <w:hyperlink r:id="rId65">
         <w:r>
           <w:rPr>
             <w:rStyle w:val="Hyperlink"/>
@@ -4424,8 +4920,8 @@
         </w:pict>
       </w:r>
     </w:p>
-    <w:bookmarkEnd w:id="57"/>
-    <w:bookmarkStart w:id="64" w:name="七几个容易被误判的二阶效应"/>
+    <w:bookmarkEnd w:id="66"/>
+    <w:bookmarkStart w:id="73" w:name="七几个容易被误判的二阶效应"/>
     <w:p>
       <w:pPr>
         <w:pStyle w:val="Heading2"/>
@@ -4539,7 +5035,7 @@
         </w:rPr>
         <w:t xml:space="preserve">公布的月度实际数)(</w:t>
       </w:r>
-      <w:hyperlink r:id="rId58">
+      <w:hyperlink r:id="rId67">
         <w:r>
           <w:rPr>
             <w:rStyle w:val="Hyperlink"/>
@@ -4610,7 +5106,7 @@
       <w:r>
         <w:t xml:space="preserve">(</w:t>
       </w:r>
-      <w:hyperlink r:id="rId59">
+      <w:hyperlink r:id="rId68">
         <w:r>
           <w:rPr>
             <w:rStyle w:val="Hyperlink"/>
@@ -4656,7 +5152,7 @@
         </w:rPr>
         <w:t xml:space="preserve">直接比较了这两股力量,结论是二者大体相互抵消(</w:t>
       </w:r>
-      <w:hyperlink r:id="rId60">
+      <w:hyperlink r:id="rId69">
         <w:r>
           <w:rPr>
             <w:rStyle w:val="Hyperlink"/>
@@ -4732,18 +5228,18 @@
           <wp:inline>
             <wp:extent cx="5334000" cy="2356883"/>
             <wp:effectExtent b="0" l="0" r="0" t="0"/>
-            <wp:docPr descr="图4 伊朗战争补贴俄罗斯被夸大" title="" id="62" name="Picture"/>
+            <wp:docPr descr="图4 伊朗战争补贴俄罗斯被夸大" title="" id="71" name="Picture"/>
             <a:graphic>
               <a:graphicData uri="http://schemas.openxmlformats.org/drawingml/2006/picture">
                 <pic:pic>
                   <pic:nvPicPr>
-                    <pic:cNvPr descr="assets/fig4_russia.png" id="63" name="Picture"/>
+                    <pic:cNvPr descr="assets/fig4_russia.png" id="72" name="Picture"/>
                     <pic:cNvPicPr>
                       <a:picLocks noChangeArrowheads="1" noChangeAspect="1"/>
                     </pic:cNvPicPr>
                   </pic:nvPicPr>
                   <pic:blipFill>
-                    <a:blip r:embed="rId61"/>
+                    <a:blip r:embed="rId70"/>
                     <a:stretch>
                       <a:fillRect/>
                     </a:stretch>
@@ -4869,8 +5365,8 @@
         </w:pict>
       </w:r>
     </w:p>
-    <w:bookmarkEnd w:id="64"/>
-    <w:bookmarkStart w:id="65" w:name="八时间维度"/>
+    <w:bookmarkEnd w:id="73"/>
+    <w:bookmarkStart w:id="74" w:name="八时间维度"/>
     <w:p>
       <w:pPr>
         <w:pStyle w:val="Heading2"/>
@@ -4891,6 +5387,142 @@
           <w:rFonts w:hint="eastAsia"/>
         </w:rPr>
         <w:t xml:space="preserve">对决策者而言,唯一重要的区分是”可以挺过去的尖峰”还是”结构性的断裂”,而这完全取决于时间尺度:</w:t>
+      </w:r>
+    </w:p>
+    <w:p>
+      <w:pPr>
+        <w:pStyle w:val="Compact"/>
+        <w:numPr>
+          <w:ilvl w:val="0"/>
+          <w:numId w:val="1002"/>
+        </w:numPr>
+      </w:pPr>
+      <w:r>
+        <w:rPr>
+          <w:rFonts w:hint="eastAsia"/>
+          <w:b/>
+          <w:bCs/>
+        </w:rPr>
+        <w:t xml:space="preserve">数天到数周</w:t>
+      </w:r>
+      <w:r>
+        <w:rPr>
+          <w:rFonts w:hint="eastAsia"/>
+        </w:rPr>
+        <w:t xml:space="preserve">:油价和保险费率重新定价(由预期驱动,先于任何物理封锁);</w:t>
+      </w:r>
+    </w:p>
+    <w:p>
+      <w:pPr>
+        <w:pStyle w:val="Compact"/>
+        <w:numPr>
+          <w:ilvl w:val="0"/>
+          <w:numId w:val="1002"/>
+        </w:numPr>
+      </w:pPr>
+      <w:r>
+        <w:rPr>
+          <w:rFonts w:hint="eastAsia"/>
+          <w:b/>
+          <w:bCs/>
+        </w:rPr>
+        <w:t xml:space="preserve">数周到数月</w:t>
+      </w:r>
+      <w:r>
+        <w:rPr>
+          <w:rFonts w:hint="eastAsia"/>
+        </w:rPr>
+        <w:t xml:space="preserve">:航运改道与战略储备释放开始缓冲(中国的</w:t>
+      </w:r>
+      <w:r>
+        <w:t xml:space="preserve"> 120 </w:t>
+      </w:r>
+      <w:r>
+        <w:rPr>
+          <w:rFonts w:hint="eastAsia"/>
+        </w:rPr>
+        <w:t xml:space="preserve">天储备、东亚的煤电切换、好望角绕行);</w:t>
+      </w:r>
+    </w:p>
+    <w:p>
+      <w:pPr>
+        <w:pStyle w:val="Compact"/>
+        <w:numPr>
+          <w:ilvl w:val="0"/>
+          <w:numId w:val="1002"/>
+        </w:numPr>
+      </w:pPr>
+      <w:r>
+        <w:rPr>
+          <w:rFonts w:hint="eastAsia"/>
+          <w:b/>
+          <w:bCs/>
+        </w:rPr>
+        <w:t xml:space="preserve">数月到数年</w:t>
+      </w:r>
+      <w:r>
+        <w:rPr>
+          <w:rFonts w:hint="eastAsia"/>
+        </w:rPr>
+        <w:t xml:space="preserve">:替代供应、新产能和需求破坏开始发挥作用。需要特别指出,高价本身会摧毁需求、诱导替代——这正是</w:t>
+      </w:r>
+      <w:r>
+        <w:t xml:space="preserve"> 2008 </w:t>
+      </w:r>
+      <w:r>
+        <w:rPr>
+          <w:rFonts w:hint="eastAsia"/>
+        </w:rPr>
+        <w:t xml:space="preserve">年和</w:t>
+      </w:r>
+      <w:r>
+        <w:t xml:space="preserve"> 2022 </w:t>
+      </w:r>
+      <w:r>
+        <w:rPr>
+          <w:rFonts w:hint="eastAsia"/>
+        </w:rPr>
+        <w:t xml:space="preserve">年阻止油价冲上</w:t>
+      </w:r>
+      <w:r>
+        <w:t xml:space="preserve"> 200 </w:t>
+      </w:r>
+      <w:r>
+        <w:rPr>
+          <w:rFonts w:hint="eastAsia"/>
+        </w:rPr>
+        <w:t xml:space="preserve">美元的自我限制机制。忽略这一点,会系统性地高估所有价格预测。</w:t>
+      </w:r>
+    </w:p>
+    <w:p>
+      <w:r>
+        <w:pict>
+          <v:rect style="width:0;height:1.5pt" o:hralign="center" o:hrstd="t" o:hr="t"/>
+        </w:pict>
+      </w:r>
+    </w:p>
+    <w:bookmarkEnd w:id="74"/>
+    <w:bookmarkStart w:id="75" w:name="九本报告判断可能错在哪"/>
+    <w:p>
+      <w:pPr>
+        <w:pStyle w:val="Heading2"/>
+      </w:pPr>
+      <w:r>
+        <w:rPr>
+          <w:rFonts w:hint="eastAsia"/>
+        </w:rPr>
+        <w:t xml:space="preserve">九、本报告判断可能错在哪</w:t>
+      </w:r>
+    </w:p>
+    <w:p>
+      <w:pPr>
+        <w:pStyle w:val="FirstParagraph"/>
+      </w:pPr>
+      <w:r>
+        <w:rPr>
+          <w:rFonts w:hint="eastAsia"/>
+        </w:rPr>
+        <w:t xml:space="preserve">诚实地列出本报告判断的边界条件:</w:t>
       </w:r>
     </w:p>
     <w:p>
@@ -4904,16 +5536,14 @@
       <w:r>
         <w:rPr>
           <w:rFonts w:hint="eastAsia"/>
-          <w:b/>
-          <w:bCs/>
-        </w:rPr>
-        <w:t xml:space="preserve">数天到数周</w:t>
-      </w:r>
-      <w:r>
-        <w:rPr>
-          <w:rFonts w:hint="eastAsia"/>
-        </w:rPr>
-        <w:t xml:space="preserve">:油价和保险费率重新定价(由预期驱动,先于任何物理封锁);</w:t>
+        </w:rPr>
+        <w:t xml:space="preserve">“维持比崩溃更伤”</w:t>
+      </w:r>
+      <w:r>
+        <w:rPr>
+          <w:rFonts w:hint="eastAsia"/>
+        </w:rPr>
+        <w:t xml:space="preserve">是一个基于机制的推断,而非可建模的预测;它依赖于”政权崩溃会引来外部护航”这一假设,而崩溃也可能走向真正的无政府(无人愿意介入)。</w:t>
       </w:r>
     </w:p>
     <w:p>
@@ -4927,25 +5557,37 @@
       <w:r>
         <w:rPr>
           <w:rFonts w:hint="eastAsia"/>
-          <w:b/>
-          <w:bCs/>
-        </w:rPr>
-        <w:t xml:space="preserve">数周到数月</w:t>
-      </w:r>
-      <w:r>
-        <w:rPr>
-          <w:rFonts w:hint="eastAsia"/>
-        </w:rPr>
-        <w:t xml:space="preserve">:航运改道与战略储备释放开始缓冲(中国的</w:t>
-      </w:r>
-      <w:r>
-        <w:t xml:space="preserve"> 120 </w:t>
-      </w:r>
-      <w:r>
-        <w:rPr>
-          <w:rFonts w:hint="eastAsia"/>
-        </w:rPr>
-        <w:t xml:space="preserve">天储备、东亚的煤电切换、好望角绕行);</w:t>
+        </w:rPr>
+        <w:t xml:space="preserve">“半导体灾难被高估”</w:t>
+      </w:r>
+      <w:r>
+        <w:rPr>
+          <w:rFonts w:hint="eastAsia"/>
+        </w:rPr>
+        <w:t xml:space="preserve">成立于一次</w:t>
+      </w:r>
+      <w:r>
+        <w:rPr>
+          <w:rFonts w:hint="eastAsia"/>
+          <w:b/>
+          <w:bCs/>
+        </w:rPr>
+        <w:t xml:space="preserve">六周量级</w:t>
+      </w:r>
+      <w:r>
+        <w:rPr>
+          <w:rFonts w:hint="eastAsia"/>
+        </w:rPr>
+        <w:t xml:space="preserve">的中断;若</w:t>
+      </w:r>
+      <w:r>
+        <w:t xml:space="preserve"> Ras Laffan </w:t>
+      </w:r>
+      <w:r>
+        <w:rPr>
+          <w:rFonts w:hint="eastAsia"/>
+        </w:rPr>
+        <w:t xml:space="preserve">停产拖到数个季度,各类缓冲渐次耗尽,条件性尾部就会从”可吸收”滑向”咬合”——本报告对这一转折点的时间估计本身有较宽的误差带。</w:t>
       </w:r>
     </w:p>
     <w:p>
@@ -4959,43 +5601,29 @@
       <w:r>
         <w:rPr>
           <w:rFonts w:hint="eastAsia"/>
-          <w:b/>
-          <w:bCs/>
-        </w:rPr>
-        <w:t xml:space="preserve">数月到数年</w:t>
-      </w:r>
-      <w:r>
-        <w:rPr>
-          <w:rFonts w:hint="eastAsia"/>
-        </w:rPr>
-        <w:t xml:space="preserve">:替代供应、新产能和需求破坏开始发挥作用。需要特别指出,高价本身会摧毁需求、诱导替代——这正是</w:t>
-      </w:r>
-      <w:r>
-        <w:t xml:space="preserve"> 2008 </w:t>
-      </w:r>
-      <w:r>
-        <w:rPr>
-          <w:rFonts w:hint="eastAsia"/>
-        </w:rPr>
-        <w:t xml:space="preserve">年和</w:t>
-      </w:r>
-      <w:r>
-        <w:t xml:space="preserve"> 2022 </w:t>
-      </w:r>
-      <w:r>
-        <w:rPr>
-          <w:rFonts w:hint="eastAsia"/>
-        </w:rPr>
-        <w:t xml:space="preserve">年阻止油价冲上</w:t>
-      </w:r>
-      <w:r>
-        <w:t xml:space="preserve"> 200 </w:t>
-      </w:r>
-      <w:r>
-        <w:rPr>
-          <w:rFonts w:hint="eastAsia"/>
-        </w:rPr>
-        <w:t xml:space="preserve">美元的自我限制机制。忽略这一点,会系统性地高估所有价格预测。</w:t>
+        </w:rPr>
+        <w:t xml:space="preserve">“伊朗决策连贯性”</w:t>
+      </w:r>
+      <w:r>
+        <w:rPr>
+          <w:rFonts w:hint="eastAsia"/>
+        </w:rPr>
+        <w:t xml:space="preserve">在现实中几乎无法实时观测,因此本报告刻意不把它当作一个可测量的驱动变量。</w:t>
+      </w:r>
+    </w:p>
+    <w:p>
+      <w:pPr>
+        <w:pStyle w:val="Compact"/>
+        <w:numPr>
+          <w:ilvl w:val="0"/>
+          <w:numId w:val="1003"/>
+        </w:numPr>
+      </w:pPr>
+      <w:r>
+        <w:rPr>
+          <w:rFonts w:hint="eastAsia"/>
+        </w:rPr>
+        <w:t xml:space="preserve">几乎所有的伤亡与产量数字都有争议;本报告以方向性而非精确值作为论证支点,图表中凡区间估计均已标明。</w:t>
       </w:r>
     </w:p>
     <w:p>
@@ -5005,8 +5633,8 @@
         </w:pict>
       </w:r>
     </w:p>
-    <w:bookmarkEnd w:id="65"/>
-    <w:bookmarkStart w:id="66" w:name="九本报告判断可能错在哪"/>
+    <w:bookmarkEnd w:id="75"/>
+    <w:bookmarkStart w:id="76" w:name="结论"/>
     <w:p>
       <w:pPr>
         <w:pStyle w:val="Heading2"/>
@@ -5015,7 +5643,7 @@
         <w:rPr>
           <w:rFonts w:hint="eastAsia"/>
         </w:rPr>
-        <w:t xml:space="preserve">九、本报告判断可能错在哪</w:t>
+        <w:t xml:space="preserve">结论</w:t>
       </w:r>
     </w:p>
     <w:p>
@@ -5026,63 +5654,29 @@
         <w:rPr>
           <w:rFonts w:hint="eastAsia"/>
         </w:rPr>
-        <w:t xml:space="preserve">诚实地列出本报告判断的边界条件:</w:t>
-      </w:r>
-    </w:p>
-    <w:p>
-      <w:pPr>
-        <w:pStyle w:val="Compact"/>
-        <w:numPr>
-          <w:ilvl w:val="0"/>
-          <w:numId w:val="1004"/>
-        </w:numPr>
-      </w:pPr>
-      <w:r>
-        <w:rPr>
-          <w:rFonts w:hint="eastAsia"/>
-        </w:rPr>
-        <w:t xml:space="preserve">“维持比崩溃更伤”</w:t>
-      </w:r>
-      <w:r>
-        <w:rPr>
-          <w:rFonts w:hint="eastAsia"/>
-        </w:rPr>
-        <w:t xml:space="preserve">是一个基于机制的推断,而非可建模的预测;它依赖于”政权崩溃会引来外部护航”这一假设,而崩溃也可能走向真正的无政府(无人愿意介入)。</w:t>
-      </w:r>
-    </w:p>
-    <w:p>
-      <w:pPr>
-        <w:pStyle w:val="Compact"/>
-        <w:numPr>
-          <w:ilvl w:val="0"/>
-          <w:numId w:val="1004"/>
-        </w:numPr>
-      </w:pPr>
-      <w:r>
-        <w:rPr>
-          <w:rFonts w:hint="eastAsia"/>
-        </w:rPr>
-        <w:t xml:space="preserve">“半导体灾难被高估”</w:t>
-      </w:r>
-      <w:r>
-        <w:rPr>
-          <w:rFonts w:hint="eastAsia"/>
-        </w:rPr>
-        <w:t xml:space="preserve">成立于一次</w:t>
-      </w:r>
-      <w:r>
-        <w:rPr>
-          <w:rFonts w:hint="eastAsia"/>
-          <w:b/>
-          <w:bCs/>
-        </w:rPr>
-        <w:t xml:space="preserve">六周量级</w:t>
-      </w:r>
-      <w:r>
-        <w:rPr>
-          <w:rFonts w:hint="eastAsia"/>
-        </w:rPr>
-        <w:t xml:space="preserve">的中断;若</w:t>
+        <w:t xml:space="preserve">第一,决定供应链损害大小的是买方适应的速度,而不是伊朗的能力或意图。守门人能抬高代价,化解代价的是市场。</w:t>
+      </w:r>
+    </w:p>
+    <w:p>
+      <w:pPr>
+        <w:pStyle w:val="BodyText"/>
+      </w:pPr>
+      <w:r>
+        <w:rPr>
+          <w:rFonts w:hint="eastAsia"/>
+        </w:rPr>
+        <w:t xml:space="preserve">第二,伊朗政权”维持”下的长期摩擦,可能比”崩溃”造成更大的累积损害——理性的收费者有动机维持通行,而崩溃会引来外部护航更快重开。但在当前的存亡战争状态下,通行量的塌缩已与伊朗的选择脱钩。</w:t>
+      </w:r>
+    </w:p>
+    <w:p>
+      <w:pPr>
+        <w:pStyle w:val="BodyText"/>
+      </w:pPr>
+      <w:r>
+        <w:rPr>
+          <w:rFonts w:hint="eastAsia"/>
+        </w:rPr>
+        <w:t xml:space="preserve">第三,半导体的”灾难”被市场高估;真正的尾部是条件性的——只有在</w:t>
       </w:r>
       <w:r>
         <w:t xml:space="preserve"> Ras Laffan </w:t>
@@ -5091,43 +5685,53 @@
         <w:rPr>
           <w:rFonts w:hint="eastAsia"/>
         </w:rPr>
-        <w:t xml:space="preserve">停产拖到数个季度,各类缓冲渐次耗尽,条件性尾部就会从”可吸收”滑向”咬合”——本报告对这一转折点的时间估计本身有较宽的误差带。</w:t>
-      </w:r>
-    </w:p>
-    <w:p>
-      <w:pPr>
-        <w:pStyle w:val="Compact"/>
-        <w:numPr>
-          <w:ilvl w:val="0"/>
-          <w:numId w:val="1004"/>
-        </w:numPr>
-      </w:pPr>
-      <w:r>
-        <w:rPr>
-          <w:rFonts w:hint="eastAsia"/>
-        </w:rPr>
-        <w:t xml:space="preserve">“伊朗决策连贯性”</w:t>
-      </w:r>
-      <w:r>
-        <w:rPr>
-          <w:rFonts w:hint="eastAsia"/>
-        </w:rPr>
-        <w:t xml:space="preserve">在现实中几乎无法实时观测,因此本报告刻意不把它当作一个可测量的驱动变量。</w:t>
-      </w:r>
-    </w:p>
-    <w:p>
-      <w:pPr>
-        <w:pStyle w:val="Compact"/>
-        <w:numPr>
-          <w:ilvl w:val="0"/>
-          <w:numId w:val="1004"/>
-        </w:numPr>
-      </w:pPr>
-      <w:r>
-        <w:rPr>
-          <w:rFonts w:hint="eastAsia"/>
-        </w:rPr>
-        <w:t xml:space="preserve">几乎所有的伤亡与产量数字都有争议;本报告以方向性而非精确值作为论证支点,图表中凡区间估计均已标明。</w:t>
+        <w:t xml:space="preserve">长期停产、氦气与液化天然气两条链同时受困时,才会压向台积电这一节点。</w:t>
+      </w:r>
+    </w:p>
+    <w:p>
+      <w:pPr>
+        <w:pStyle w:val="BodyText"/>
+      </w:pPr>
+      <w:r>
+        <w:rPr>
+          <w:rFonts w:hint="eastAsia"/>
+        </w:rPr>
+        <w:t xml:space="preserve">第四,中国是大进口国中对冲最充分的,而非最脆弱的;真正更脆弱的是日本和韩国。</w:t>
+      </w:r>
+    </w:p>
+    <w:p>
+      <w:pPr>
+        <w:pStyle w:val="BodyText"/>
+      </w:pPr>
+      <w:r>
+        <w:rPr>
+          <w:rFonts w:hint="eastAsia"/>
+        </w:rPr>
+        <w:t xml:space="preserve">第五,</w:t>
+      </w:r>
+      <w:r>
+        <w:rPr>
+          <w:rFonts w:hint="eastAsia"/>
+        </w:rPr>
+        <w:t xml:space="preserve">“伊朗战争补贴俄罗斯”</w:t>
+      </w:r>
+      <w:r>
+        <w:rPr>
+          <w:rFonts w:hint="eastAsia"/>
+        </w:rPr>
+        <w:t xml:space="preserve">被夸大了,</w:t>
+      </w:r>
+      <w:r>
+        <w:rPr>
+          <w:rFonts w:hint="eastAsia"/>
+        </w:rPr>
+        <w:t xml:space="preserve">“红海改道是未来风险”</w:t>
+      </w:r>
+      <w:r>
+        <w:rPr>
+          <w:rFonts w:hint="eastAsia"/>
+        </w:rPr>
+        <w:t xml:space="preserve">则已经是过去式——这两点和半导体一样,都提醒我们:市场的适应能力往往强于直觉,灾难叙事则往往被高估。</w:t>
       </w:r>
     </w:p>
     <w:p>
@@ -5137,8 +5741,8 @@
         </w:pict>
       </w:r>
     </w:p>
-    <w:bookmarkEnd w:id="66"/>
-    <w:bookmarkStart w:id="67" w:name="结论"/>
+    <w:bookmarkEnd w:id="76"/>
+    <w:bookmarkStart w:id="87" w:name="主要信源与分析师"/>
     <w:p>
       <w:pPr>
         <w:pStyle w:val="Heading2"/>
@@ -5147,122 +5751,14 @@
         <w:rPr>
           <w:rFonts w:hint="eastAsia"/>
         </w:rPr>
-        <w:t xml:space="preserve">结论</w:t>
+        <w:t xml:space="preserve">主要信源与分析师</w:t>
       </w:r>
     </w:p>
     <w:p>
       <w:pPr>
         <w:pStyle w:val="FirstParagraph"/>
       </w:pPr>
-      <w:r>
-        <w:rPr>
-          <w:rFonts w:hint="eastAsia"/>
-        </w:rPr>
-        <w:t xml:space="preserve">第一,决定供应链损害大小的是买方适应的速度,而不是伊朗的能力或意图。守门人能抬高代价,化解代价的是市场。</w:t>
-      </w:r>
-    </w:p>
-    <w:p>
-      <w:pPr>
-        <w:pStyle w:val="BodyText"/>
-      </w:pPr>
-      <w:r>
-        <w:rPr>
-          <w:rFonts w:hint="eastAsia"/>
-        </w:rPr>
-        <w:t xml:space="preserve">第二,伊朗政权”维持”下的长期摩擦,可能比”崩溃”造成更大的累积损害——理性的收费者有动机维持通行,而崩溃会引来外部护航更快重开。但在当前的存亡战争状态下,通行量的塌缩已与伊朗的选择脱钩。</w:t>
-      </w:r>
-    </w:p>
-    <w:p>
-      <w:pPr>
-        <w:pStyle w:val="BodyText"/>
-      </w:pPr>
-      <w:r>
-        <w:rPr>
-          <w:rFonts w:hint="eastAsia"/>
-        </w:rPr>
-        <w:t xml:space="preserve">第三,半导体的”灾难”被市场高估;真正的尾部是条件性的——只有在</w:t>
-      </w:r>
-      <w:r>
-        <w:t xml:space="preserve"> Ras Laffan </w:t>
-      </w:r>
-      <w:r>
-        <w:rPr>
-          <w:rFonts w:hint="eastAsia"/>
-        </w:rPr>
-        <w:t xml:space="preserve">长期停产、氦气与液化天然气两条链同时受困时,才会压向台积电这一节点。</w:t>
-      </w:r>
-    </w:p>
-    <w:p>
-      <w:pPr>
-        <w:pStyle w:val="BodyText"/>
-      </w:pPr>
-      <w:r>
-        <w:rPr>
-          <w:rFonts w:hint="eastAsia"/>
-        </w:rPr>
-        <w:t xml:space="preserve">第四,中国是大进口国中对冲最充分的,而非最脆弱的;真正更脆弱的是日本和韩国。</w:t>
-      </w:r>
-    </w:p>
-    <w:p>
-      <w:pPr>
-        <w:pStyle w:val="BodyText"/>
-      </w:pPr>
-      <w:r>
-        <w:rPr>
-          <w:rFonts w:hint="eastAsia"/>
-        </w:rPr>
-        <w:t xml:space="preserve">第五,</w:t>
-      </w:r>
-      <w:r>
-        <w:rPr>
-          <w:rFonts w:hint="eastAsia"/>
-        </w:rPr>
-        <w:t xml:space="preserve">“伊朗战争补贴俄罗斯”</w:t>
-      </w:r>
-      <w:r>
-        <w:rPr>
-          <w:rFonts w:hint="eastAsia"/>
-        </w:rPr>
-        <w:t xml:space="preserve">被夸大了,</w:t>
-      </w:r>
-      <w:r>
-        <w:rPr>
-          <w:rFonts w:hint="eastAsia"/>
-        </w:rPr>
-        <w:t xml:space="preserve">“红海改道是未来风险”</w:t>
-      </w:r>
-      <w:r>
-        <w:rPr>
-          <w:rFonts w:hint="eastAsia"/>
-        </w:rPr>
-        <w:t xml:space="preserve">则已经是过去式——这两点和半导体一样,都提醒我们:市场的适应能力往往强于直觉,灾难叙事则往往被高估。</w:t>
-      </w:r>
-    </w:p>
-    <w:p>
-      <w:r>
-        <w:pict>
-          <v:rect style="width:0;height:1.5pt" o:hralign="center" o:hrstd="t" o:hr="t"/>
-        </w:pict>
-      </w:r>
-    </w:p>
-    <w:bookmarkEnd w:id="67"/>
-    <w:bookmarkStart w:id="78" w:name="主要信源与分析师"/>
-    <w:p>
-      <w:pPr>
-        <w:pStyle w:val="Heading2"/>
-      </w:pPr>
-      <w:r>
-        <w:rPr>
-          <w:rFonts w:hint="eastAsia"/>
-        </w:rPr>
-        <w:t xml:space="preserve">主要信源与分析师</w:t>
-      </w:r>
-    </w:p>
-    <w:p>
-      <w:pPr>
-        <w:pStyle w:val="FirstParagraph"/>
-      </w:pPr>
-      <w:hyperlink r:id="rId68">
+      <w:hyperlink r:id="rId77">
         <w:r>
           <w:rPr>
             <w:rStyle w:val="Hyperlink"/>
@@ -5277,7 +5773,7 @@
       <w:r>
         <w:t xml:space="preserve"> </w:t>
       </w:r>
-      <w:hyperlink r:id="rId69">
+      <w:hyperlink r:id="rId78">
         <w:r>
           <w:rPr>
             <w:rStyle w:val="Hyperlink"/>
@@ -5292,7 +5788,7 @@
       <w:r>
         <w:t xml:space="preserve"> </w:t>
       </w:r>
-      <w:hyperlink r:id="rId70">
+      <w:hyperlink r:id="rId79">
         <w:r>
           <w:rPr>
             <w:rStyle w:val="Hyperlink"/>
@@ -5307,7 +5803,7 @@
       <w:r>
         <w:t xml:space="preserve"> </w:t>
       </w:r>
-      <w:hyperlink r:id="rId71">
+      <w:hyperlink r:id="rId80">
         <w:r>
           <w:rPr>
             <w:rStyle w:val="Hyperlink"/>
@@ -5322,7 +5818,7 @@
       <w:r>
         <w:t xml:space="preserve"> </w:t>
       </w:r>
-      <w:hyperlink r:id="rId72">
+      <w:hyperlink r:id="rId81">
         <w:r>
           <w:rPr>
             <w:rStyle w:val="Hyperlink"/>
@@ -5337,7 +5833,7 @@
       <w:r>
         <w:t xml:space="preserve"> </w:t>
       </w:r>
-      <w:hyperlink r:id="rId73">
+      <w:hyperlink r:id="rId82">
         <w:r>
           <w:rPr>
             <w:rStyle w:val="Hyperlink"/>
@@ -5352,7 +5848,7 @@
       <w:r>
         <w:t xml:space="preserve"> </w:t>
       </w:r>
-      <w:hyperlink r:id="rId74">
+      <w:hyperlink r:id="rId83">
         <w:r>
           <w:rPr>
             <w:rStyle w:val="Hyperlink"/>
@@ -5373,7 +5869,7 @@
       <w:r>
         <w:t xml:space="preserve"> </w:t>
       </w:r>
-      <w:hyperlink r:id="rId75">
+      <w:hyperlink r:id="rId84">
         <w:r>
           <w:rPr>
             <w:rStyle w:val="Hyperlink"/>
@@ -5388,7 +5884,7 @@
       <w:r>
         <w:t xml:space="preserve"> </w:t>
       </w:r>
-      <w:hyperlink r:id="rId31">
+      <w:hyperlink r:id="rId37">
         <w:r>
           <w:rPr>
             <w:rStyle w:val="Hyperlink"/>
@@ -5409,7 +5905,7 @@
       <w:r>
         <w:t xml:space="preserve"> </w:t>
       </w:r>
-      <w:hyperlink r:id="rId47">
+      <w:hyperlink r:id="rId56">
         <w:r>
           <w:rPr>
             <w:rStyle w:val="Hyperlink"/>
@@ -5424,7 +5920,7 @@
       <w:r>
         <w:t xml:space="preserve"> </w:t>
       </w:r>
-      <w:hyperlink r:id="rId48">
+      <w:hyperlink r:id="rId57">
         <w:r>
           <w:rPr>
             <w:rStyle w:val="Hyperlink"/>
@@ -5439,7 +5935,7 @@
       <w:r>
         <w:t xml:space="preserve"> </w:t>
       </w:r>
-      <w:hyperlink r:id="rId76">
+      <w:hyperlink r:id="rId85">
         <w:r>
           <w:rPr>
             <w:rStyle w:val="Hyperlink"/>
@@ -5457,7 +5953,7 @@
       <w:r>
         <w:t xml:space="preserve"> </w:t>
       </w:r>
-      <w:hyperlink r:id="rId77">
+      <w:hyperlink r:id="rId86">
         <w:r>
           <w:rPr>
             <w:rStyle w:val="Hyperlink"/>
@@ -5475,7 +5971,7 @@
       <w:r>
         <w:t xml:space="preserve"> </w:t>
       </w:r>
-      <w:hyperlink r:id="rId53">
+      <w:hyperlink r:id="rId62">
         <w:r>
           <w:rPr>
             <w:rStyle w:val="Hyperlink"/>
@@ -5492,7 +5988,7 @@
       <w:r>
         <w:t xml:space="preserve"> </w:t>
       </w:r>
-      <w:hyperlink r:id="rId58">
+      <w:hyperlink r:id="rId67">
         <w:r>
           <w:rPr>
             <w:rStyle w:val="Hyperlink"/>
@@ -5510,7 +6006,7 @@
       <w:r>
         <w:t xml:space="preserve"> </w:t>
       </w:r>
-      <w:hyperlink r:id="rId55">
+      <w:hyperlink r:id="rId64">
         <w:r>
           <w:rPr>
             <w:rStyle w:val="Hyperlink"/>
@@ -5545,8 +6041,8 @@
         <w:t xml:space="preserve">本报告为概率与机制分析,非确定性预测。所有图表底层数据经独立核查,口径与区间已在图注标明。</w:t>
       </w:r>
     </w:p>
-    <w:bookmarkEnd w:id="78"/>
-    <w:bookmarkEnd w:id="79"/>
+    <w:bookmarkEnd w:id="87"/>
+    <w:bookmarkEnd w:id="88"/>
     <w:sectPr>
       <w:footnotePr>
         <w:numRestart w:val="eachSect"/>
@@ -5770,9 +6266,6 @@
     <w:abstractNumId w:val="991"/>
   </w:num>
   <w:num w:numId="1003">
-    <w:abstractNumId w:val="991"/>
-  </w:num>
-  <w:num w:numId="1004">
     <w:abstractNumId w:val="991"/>
   </w:num>
 </w:numbering>

--- a/dashboard/public/iran-war/reports/03_supply_chain_transmission_v3.docx
+++ b/dashboard/public/iran-war/reports/03_supply_chain_transmission_v3.docx
@@ -2,7 +2,7 @@
 <file path=word/document.xml><?xml version="1.0" encoding="utf-8"?>
 <w:document xmlns:w="http://schemas.openxmlformats.org/wordprocessingml/2006/main" xmlns:m="http://schemas.openxmlformats.org/officeDocument/2006/math" xmlns:r="http://schemas.openxmlformats.org/officeDocument/2006/relationships" xmlns:o="urn:schemas-microsoft-com:office:office" xmlns:v="urn:schemas-microsoft-com:vml" xmlns:w10="urn:schemas-microsoft-com:office:word" xmlns:a="http://schemas.openxmlformats.org/drawingml/2006/main" xmlns:pic="http://schemas.openxmlformats.org/drawingml/2006/picture" xmlns:wp="http://schemas.openxmlformats.org/drawingml/2006/wordprocessingDrawing">
   <w:body>
-    <w:bookmarkStart w:id="88" w:name="霍尔木兹海峡危机的全球供应链传导"/>
+    <w:bookmarkStart w:id="89" w:name="霍尔木兹海峡危机的全球供应链传导"/>
     <w:p>
       <w:pPr>
         <w:pStyle w:val="Heading1"/>
@@ -1531,7 +1531,7 @@
       </w:r>
     </w:p>
     <w:bookmarkEnd w:id="22"/>
-    <w:bookmarkStart w:id="55" w:name="五半导体供应链先看清脆弱性再讨论误判在哪"/>
+    <w:bookmarkStart w:id="56" w:name="五半导体供应链先看清脆弱性再讨论误判在哪"/>
     <w:p>
       <w:pPr>
         <w:pStyle w:val="Heading2"/>
@@ -1543,7 +1543,7 @@
         <w:t xml:space="preserve">五、半导体供应链：先看清脆弱性，再讨论误判在哪</w:t>
       </w:r>
     </w:p>
-    <w:bookmarkStart w:id="45" w:name="脆弱性是真实存在的完整机制"/>
+    <w:bookmarkStart w:id="46" w:name="脆弱性是真实存在的完整机制"/>
     <w:p>
       <w:pPr>
         <w:pStyle w:val="Heading3"/>
@@ -2047,14 +2047,14 @@
             <w:rStyle w:val="Hyperlink"/>
             <w:rFonts w:hint="eastAsia"/>
           </w:rPr>
-          <w:t xml:space="preserve">F47（半导体工艺设备电压骤降免疫力规范）</w:t>
+          <w:t xml:space="preserve">F47（半导体工艺设备电压骤降免疫力行业规范）</w:t>
         </w:r>
       </w:hyperlink>
       <w:r>
         <w:rPr>
           <w:rFonts w:hint="eastAsia"/>
         </w:rPr>
-        <w:t xml:space="preserve">。该标准要求设备在200毫秒内50%电压残留时不中断运行。学术文献中记录的单次电压骤降损失范围为</w:t>
+        <w:t xml:space="preserve">。该标准要求所有半导体设备必须能承受短暂的电压骤降而不损坏——例如电压降到正常水平一半、持续约0.2秒，设备必须继续正常运行。换句话说，行业已经把”短暂停电”这个问题设计进了设备。真正的风险不是瞬间骤降，而是煤电切换时可能出现的持续性频率偏差——这超出了UPS（不间断电源，用于在电压波动时保护设备）的保护范围。学术文献中记录的单次电压骤降损失范围为</w:t>
       </w:r>
       <w:r>
         <w:rPr>
@@ -2126,7 +2126,7 @@
         <w:rPr>
           <w:rFonts w:hint="eastAsia"/>
         </w:rPr>
-        <w:t xml:space="preserve">（超出UPS保护范围的时段），而非毫秒级骤降。</w:t>
+        <w:t xml:space="preserve">，而非毫秒级骤降。</w:t>
       </w:r>
     </w:p>
     <w:p>
@@ -2331,6 +2331,20 @@
         <w:pStyle w:val="BodyText"/>
       </w:pPr>
       <w:r>
+        <w:t xml:space="preserve">→ </w:t>
+      </w:r>
+      <w:r>
+        <w:rPr>
+          <w:rFonts w:hint="eastAsia"/>
+        </w:rPr>
+        <w:t xml:space="preserve">对供应链风险的含义：EUV设备的氦气消耗不容忽视，但这是工艺气体而非制冷剂，危机应对的方向是优先保障EUV产线的气体配给，而非另辟替代技术。</w:t>
+      </w:r>
+    </w:p>
+    <w:p>
+      <w:pPr>
+        <w:pStyle w:val="BodyText"/>
+      </w:pPr>
+      <w:r>
         <w:rPr>
           <w:b/>
           <w:bCs/>
@@ -2354,16 +2368,7 @@
         <w:rPr>
           <w:rFonts w:hint="eastAsia"/>
         </w:rPr>
-        <w:t xml:space="preserve">离子注入机的强磁场需要超导磁体，传统设计需要液态氦（4.2K）冷却。但：封闭循环低温冷却器（Gifford-McMahon</w:t>
-      </w:r>
-      <w:r>
-        <w:t xml:space="preserve"> / </w:t>
-      </w:r>
-      <w:r>
-        <w:rPr>
-          <w:rFonts w:hint="eastAsia"/>
-        </w:rPr>
-        <w:t xml:space="preserve">脉管制冷机）已将氦气作为</w:t>
+        <w:t xml:space="preserve">离子注入机的强磁场需要超导磁体，传统设计需要液态氦（4.2K）冷却。但：封闭循环机械制冷机（一种无需消耗外部液态氦的内循环制冷装置，氦气在密封系统内循环使用）已将氦气作为</w:t>
       </w:r>
       <w:r>
         <w:rPr>
@@ -2424,20 +2429,7 @@
             <w:rStyle w:val="Hyperlink"/>
             <w:rFonts w:hint="eastAsia"/>
           </w:rPr>
-          <w:t xml:space="preserve">OSTI:1236585，ORNL</w:t>
-        </w:r>
-        <w:r>
-          <w:rPr>
-            <w:rStyle w:val="Hyperlink"/>
-          </w:rPr>
-          <w:t xml:space="preserve"> </w:t>
-        </w:r>
-        <w:r>
-          <w:rPr>
-            <w:rStyle w:val="Hyperlink"/>
-            <w:rFonts w:hint="eastAsia"/>
-          </w:rPr>
-          <w:t xml:space="preserve">2015年设计论文</w:t>
+          <w:t xml:space="preserve">橡树岭国家实验室2015年发布的低温磁体设计报告</w:t>
         </w:r>
       </w:hyperlink>
       <w:r>
@@ -2466,6 +2458,20 @@
         <w:pStyle w:val="BodyText"/>
       </w:pPr>
       <w:r>
+        <w:t xml:space="preserve">→ </w:t>
+      </w:r>
+      <w:r>
+        <w:rPr>
+          <w:rFonts w:hint="eastAsia"/>
+        </w:rPr>
+        <w:t xml:space="preserve">对供应链风险的含义：新设备的外部氦依赖已大幅降低；存量设备的改造情况是不确定的缺口。</w:t>
+      </w:r>
+    </w:p>
+    <w:p>
+      <w:pPr>
+        <w:pStyle w:val="BodyText"/>
+      </w:pPr>
+      <w:r>
         <w:rPr>
           <w:b/>
           <w:bCs/>
@@ -2478,7 +2484,7 @@
           <w:b/>
           <w:bCs/>
         </w:rPr>
-        <w:t xml:space="preserve">工艺腔室载气（CVD/ALD/刻蚀）——技术上可替代，但需认证</w:t>
+        <w:t xml:space="preserve">工艺腔室载气（CVD（化学气相沉积，一种在晶圆表面生长薄膜的工艺）/ALD（原子层沉积，在原子级别精确控制薄膜生长的工艺）/刻蚀）——技术上可替代，但需认证</w:t>
       </w:r>
     </w:p>
     <w:p>
@@ -2509,10 +2515,22 @@
         </w:r>
       </w:hyperlink>
       <w:r>
-        <w:rPr>
-          <w:rFonts w:hint="eastAsia"/>
-        </w:rPr>
-        <w:t xml:space="preserve">)。同行评审的刻蚀工艺论文（PMC11677108，2024年，比较He和N₂作为铝互连刻蚀钝化气体）证实了两种气体产生可测量但不同的工艺结果。实际障碍不是技术不可行，而是</w:t>
+        <w:t xml:space="preserve">)。</w:t>
+      </w:r>
+      <w:hyperlink r:id="rId41">
+        <w:r>
+          <w:rPr>
+            <w:rStyle w:val="Hyperlink"/>
+            <w:rFonts w:hint="eastAsia"/>
+          </w:rPr>
+          <w:t xml:space="preserve">一项2024年发表在同行评审期刊的刻蚀工艺研究（比较氦气和氮气在铝互连刻蚀中的表现）</w:t>
+        </w:r>
+      </w:hyperlink>
+      <w:r>
+        <w:rPr>
+          <w:rFonts w:hint="eastAsia"/>
+        </w:rPr>
+        <w:t xml:space="preserve">证实了两种气体产生可测量但不同的工艺结果。实际障碍不是技术不可行，而是</w:t>
       </w:r>
       <w:r>
         <w:rPr>
@@ -2534,6 +2552,20 @@
         <w:pStyle w:val="BodyText"/>
       </w:pPr>
       <w:r>
+        <w:t xml:space="preserve">→ </w:t>
+      </w:r>
+      <w:r>
+        <w:rPr>
+          <w:rFonts w:hint="eastAsia"/>
+        </w:rPr>
+        <w:t xml:space="preserve">对供应链风险的含义：技术替代可行，但2–6个月认证时间让它在急性危机中帮不上忙。</w:t>
+      </w:r>
+    </w:p>
+    <w:p>
+      <w:pPr>
+        <w:pStyle w:val="BodyText"/>
+      </w:pPr>
+      <w:r>
         <w:rPr>
           <w:b/>
           <w:bCs/>
@@ -2546,7 +2578,7 @@
           <w:b/>
           <w:bCs/>
         </w:rPr>
-        <w:t xml:space="preserve">晶圆静电吸盘背面冷却——难以替代</w:t>
+        <w:t xml:space="preserve">晶圆ESC（静电吸盘）背面冷却——难以替代</w:t>
       </w:r>
     </w:p>
     <w:p>
@@ -2566,7 +2598,30 @@
         <w:rPr>
           <w:rFonts w:hint="eastAsia"/>
         </w:rPr>
-        <w:t xml:space="preserve">Torr注入晶圆背面与吸盘之间提供热耦合。在这个压力范围（Knudsen传输区）内，氦气因分子量极轻和热适应系数高，导热性远超氮气或氩气。用氮气替代需要更高压力，带来晶圆边缘泄漏和夹持动力学变化风险，且需要硬件改造而非仅换气体配方——认证周期可能达12–24个月。目前没有已记录的芯片厂完成此应用的气体替换。</w:t>
+        <w:t xml:space="preserve">Torr（Torr，气压单位，约等于1毫米汞柱高度的大气压，2–10</w:t>
+      </w:r>
+      <w:r>
+        <w:t xml:space="preserve"> </w:t>
+      </w:r>
+      <w:r>
+        <w:rPr>
+          <w:rFonts w:hint="eastAsia"/>
+        </w:rPr>
+        <w:t xml:space="preserve">Torr是接近真空的低压状态）注入晶圆背面与吸盘之间提供热传递接触。在这个低压分子流动区域（在此压力下，气体分子的热传导能力取决于其分子量，轻的分子导热更好）内，氦气因分子量极轻，导热性远超氮气或氩气。用氮气替代需要更高压力，带来晶圆边缘泄漏和夹持动力学变化风险，且需要硬件改造而非仅换气体配方——认证周期可能达12–24个月。目前没有已记录的芯片厂完成此应用的气体替换。</w:t>
+      </w:r>
+    </w:p>
+    <w:p>
+      <w:pPr>
+        <w:pStyle w:val="BodyText"/>
+      </w:pPr>
+      <w:r>
+        <w:t xml:space="preserve">→ </w:t>
+      </w:r>
+      <w:r>
+        <w:rPr>
+          <w:rFonts w:hint="eastAsia"/>
+        </w:rPr>
+        <w:t xml:space="preserve">对供应链风险的含义：这是当前技术条件下最难绕开的氦气依赖，属于中长期结构性弱点。</w:t>
       </w:r>
     </w:p>
     <w:p>
@@ -2649,30 +2704,31 @@
         <w:rPr>
           <w:rFonts w:hint="eastAsia"/>
         </w:rPr>
-        <w:t xml:space="preserve">的说法来自实验室封闭循环低温恒温器（Yin等人，2024年，ACS</w:t>
-      </w:r>
-      <w:r>
-        <w:t xml:space="preserve"> Measurement Science </w:t>
-      </w:r>
-      <w:r>
-        <w:rPr>
-          <w:rFonts w:hint="eastAsia"/>
-        </w:rPr>
-        <w:t xml:space="preserve">Au，</w:t>
-      </w:r>
-      <w:hyperlink r:id="rId41">
+        <w:t xml:space="preserve">的说法来自实验室封闭循环低温恒温器（</w:t>
+      </w:r>
+      <w:hyperlink r:id="rId42">
         <w:r>
           <w:rPr>
             <w:rStyle w:val="Hyperlink"/>
+            <w:rFonts w:hint="eastAsia"/>
           </w:rPr>
-          <w:t xml:space="preserve">arXiv:2401.18062</w:t>
+          <w:t xml:space="preserve">加州大学圣地亚哥分校2024年发表的氦气回收系统研究论文</w:t>
         </w:r>
       </w:hyperlink>
       <w:r>
         <w:rPr>
           <w:rFonts w:hint="eastAsia"/>
         </w:rPr>
-        <w:t xml:space="preserve">）——这是实验室仪器的技术上限，适用于连续液氦蒸发回收的最有利情形，</w:t>
+        <w:t xml:space="preserve">，Yin等人，ACS</w:t>
+      </w:r>
+      <w:r>
+        <w:t xml:space="preserve"> Measurement Science </w:t>
+      </w:r>
+      <w:r>
+        <w:rPr>
+          <w:rFonts w:hint="eastAsia"/>
+        </w:rPr>
+        <w:t xml:space="preserve">Au）——这是实验室仪器的技术上限，适用于连续液氦蒸发回收的最有利情形，</w:t>
       </w:r>
       <w:r>
         <w:rPr>
@@ -2701,7 +2757,7 @@
         </w:rPr>
         <w:t xml:space="preserve">，因为泄漏检测用氦气100%排放、ESC背面冷却大量逸散、低温容器在途蒸发损耗均无法回收（</w:t>
       </w:r>
-      <w:hyperlink r:id="rId42">
+      <w:hyperlink r:id="rId43">
         <w:r>
           <w:rPr>
             <w:rStyle w:val="Hyperlink"/>
@@ -2726,7 +2782,7 @@
         </w:rPr>
         <w:t xml:space="preserve">【事实】各芯片厂的氦气库存缓冲并不相同。韩国三星/SK海力士维持约4–6个月的战略缓冲;台积电因地理多元化和供应商网络更广,缓冲超过2个月。这些数字来自行业咨询机构估算，三星和台积电均未公开披露具体库存策略(</w:t>
       </w:r>
-      <w:hyperlink r:id="rId43">
+      <w:hyperlink r:id="rId44">
         <w:r>
           <w:rPr>
             <w:rStyle w:val="Hyperlink"/>
@@ -2740,7 +2796,7 @@
         </w:rPr>
         <w:t xml:space="preserve">)。台湾约69%、韩国约64.7%的氦气采购来自GCC国家(</w:t>
       </w:r>
-      <w:hyperlink r:id="rId42">
+      <w:hyperlink r:id="rId43">
         <w:r>
           <w:rPr>
             <w:rStyle w:val="Hyperlink"/>
@@ -2751,7 +2807,7 @@
       <w:r>
         <w:t xml:space="preserve">;</w:t>
       </w:r>
-      <w:hyperlink r:id="rId44">
+      <w:hyperlink r:id="rId45">
         <w:r>
           <w:rPr>
             <w:rStyle w:val="Hyperlink"/>
@@ -2796,8 +2852,8 @@
         </w:pict>
       </w:r>
     </w:p>
-    <w:bookmarkEnd w:id="45"/>
-    <w:bookmarkStart w:id="46" w:name="时间结构决定一切缓冲的分层消耗"/>
+    <w:bookmarkEnd w:id="46"/>
+    <w:bookmarkStart w:id="47" w:name="时间结构决定一切缓冲的分层消耗"/>
     <w:p>
       <w:pPr>
         <w:pStyle w:val="Heading3"/>
@@ -3379,8 +3435,8 @@
         </w:pict>
       </w:r>
     </w:p>
-    <w:bookmarkEnd w:id="46"/>
-    <w:bookmarkStart w:id="49" w:name="历史案例的准确解读"/>
+    <w:bookmarkEnd w:id="47"/>
+    <w:bookmarkStart w:id="50" w:name="历史案例的准确解读"/>
     <w:p>
       <w:pPr>
         <w:pStyle w:val="Heading3"/>
@@ -3413,7 +3469,7 @@
         </w:rPr>
         <w:t xml:space="preserve">:超过50%的全球半导体级氖气来自乌克兰,俄罗斯入侵后供应中断(</w:t>
       </w:r>
-      <w:hyperlink r:id="rId47">
+      <w:hyperlink r:id="rId48">
         <w:r>
           <w:rPr>
             <w:rStyle w:val="Hyperlink"/>
@@ -3460,7 +3516,7 @@
         </w:rPr>
         <w:t xml:space="preserve">:三星奥斯汀工厂因电网崩溃被迫停产约2个月,损失约2.68亿美元(</w:t>
       </w:r>
-      <w:hyperlink r:id="rId48">
+      <w:hyperlink r:id="rId49">
         <w:r>
           <w:rPr>
             <w:rStyle w:val="Hyperlink"/>
@@ -3529,8 +3585,8 @@
         </w:pict>
       </w:r>
     </w:p>
-    <w:bookmarkEnd w:id="49"/>
-    <w:bookmarkStart w:id="54" w:name="精确标定哪个说法需要修正"/>
+    <w:bookmarkEnd w:id="50"/>
+    <w:bookmarkStart w:id="55" w:name="精确标定哪个说法需要修正"/>
     <w:p>
       <w:pPr>
         <w:pStyle w:val="Heading3"/>
@@ -3668,7 +3724,7 @@
       <w:r>
         <w:t xml:space="preserve"> Kornbluth(</w:t>
       </w:r>
-      <w:hyperlink r:id="rId50">
+      <w:hyperlink r:id="rId51">
         <w:r>
           <w:rPr>
             <w:rStyle w:val="Hyperlink"/>
@@ -3709,7 +3765,7 @@
         </w:rPr>
         <w:t xml:space="preserve">——尤其是当韩国工厂4–6个月的缓冲在2026年下半年陆续耗尽之后(</w:t>
       </w:r>
-      <w:hyperlink r:id="rId43">
+      <w:hyperlink r:id="rId44">
         <w:r>
           <w:rPr>
             <w:rStyle w:val="Hyperlink"/>
@@ -3802,18 +3858,18 @@
           <wp:inline>
             <wp:extent cx="5334000" cy="2418906"/>
             <wp:effectExtent b="0" l="0" r="0" t="0"/>
-            <wp:docPr descr="图3 半导体冲击是条件性尾部——缓冲的分层消耗时间轴" title="" id="52" name="Picture"/>
+            <wp:docPr descr="图3 半导体冲击是条件性尾部——缓冲的分层消耗时间轴" title="" id="53" name="Picture"/>
             <a:graphic>
               <a:graphicData uri="http://schemas.openxmlformats.org/drawingml/2006/picture">
                 <pic:pic>
                   <pic:nvPicPr>
-                    <pic:cNvPr descr="assets/fig3_semiconductor.png" id="53" name="Picture"/>
+                    <pic:cNvPr descr="assets/fig3_semiconductor.png" id="54" name="Picture"/>
                     <pic:cNvPicPr>
                       <a:picLocks noChangeArrowheads="1" noChangeAspect="1"/>
                     </pic:cNvPicPr>
                   </pic:nvPicPr>
                   <pic:blipFill>
-                    <a:blip r:embed="rId51"/>
+                    <a:blip r:embed="rId52"/>
                     <a:stretch>
                       <a:fillRect/>
                     </a:stretch>
@@ -3867,9 +3923,9 @@
         </w:pict>
       </w:r>
     </w:p>
-    <w:bookmarkEnd w:id="54"/>
     <w:bookmarkEnd w:id="55"/>
-    <w:bookmarkStart w:id="66" w:name="六专家意见的分歧与本报告的判断"/>
+    <w:bookmarkEnd w:id="56"/>
+    <w:bookmarkStart w:id="67" w:name="六专家意见的分歧与本报告的判断"/>
     <w:p>
       <w:pPr>
         <w:pStyle w:val="Heading2"/>
@@ -3968,7 +4024,7 @@
         </w:rPr>
         <w:t xml:space="preserve">美元(</w:t>
       </w:r>
-      <w:hyperlink r:id="rId56">
+      <w:hyperlink r:id="rId57">
         <w:r>
           <w:rPr>
             <w:rStyle w:val="Hyperlink"/>
@@ -4047,7 +4103,7 @@
       <w:r>
         <w:t xml:space="preserve">(</w:t>
       </w:r>
-      <w:hyperlink r:id="rId57">
+      <w:hyperlink r:id="rId58">
         <w:r>
           <w:rPr>
             <w:rStyle w:val="Hyperlink"/>
@@ -4181,18 +4237,18 @@
           <wp:inline>
             <wp:extent cx="5334000" cy="2418906"/>
             <wp:effectExtent b="0" l="0" r="0" t="0"/>
-            <wp:docPr descr="图2 油价分歧实为口径不同" title="" id="59" name="Picture"/>
+            <wp:docPr descr="图2 油价分歧实为口径不同" title="" id="60" name="Picture"/>
             <a:graphic>
               <a:graphicData uri="http://schemas.openxmlformats.org/drawingml/2006/picture">
                 <pic:pic>
                   <pic:nvPicPr>
-                    <pic:cNvPr descr="assets/fig2_oilprice.png" id="60" name="Picture"/>
+                    <pic:cNvPr descr="assets/fig2_oilprice.png" id="61" name="Picture"/>
                     <pic:cNvPicPr>
                       <a:picLocks noChangeArrowheads="1" noChangeAspect="1"/>
                     </pic:cNvPicPr>
                   </pic:nvPicPr>
                   <pic:blipFill>
-                    <a:blip r:embed="rId58"/>
+                    <a:blip r:embed="rId59"/>
                     <a:stretch>
                       <a:fillRect/>
                     </a:stretch>
@@ -4305,7 +4361,7 @@
         </w:rPr>
         <w:t xml:space="preserve">万亿美元的顺差微不足道(</w:t>
       </w:r>
-      <w:hyperlink r:id="rId61">
+      <w:hyperlink r:id="rId62">
         <w:r>
           <w:rPr>
             <w:rStyle w:val="Hyperlink"/>
@@ -4436,7 +4492,7 @@
       <w:r>
         <w:t xml:space="preserve"> 38%(</w:t>
       </w:r>
-      <w:hyperlink r:id="rId62">
+      <w:hyperlink r:id="rId63">
         <w:r>
           <w:rPr>
             <w:rStyle w:val="Hyperlink"/>
@@ -4552,7 +4608,7 @@
         </w:rPr>
         <w:t xml:space="preserve">给出的限定很重要:这份韧性是”昂贵的冗余加上行政管控”换来的,并非免费,而且并不均衡(例如靠缅甸管线供油的云南炼厂,库存只有约一个月)(</w:t>
       </w:r>
-      <w:hyperlink r:id="rId63">
+      <w:hyperlink r:id="rId64">
         <w:r>
           <w:rPr>
             <w:rStyle w:val="Hyperlink"/>
@@ -4627,7 +4683,7 @@
         </w:rPr>
         <w:t xml:space="preserve">万美元”过路费”的做法(</w:t>
       </w:r>
-      <w:hyperlink r:id="rId64">
+      <w:hyperlink r:id="rId65">
         <w:r>
           <w:rPr>
             <w:rStyle w:val="Hyperlink"/>
@@ -4730,7 +4786,7 @@
       <w:r>
         <w:t xml:space="preserve">(</w:t>
       </w:r>
-      <w:hyperlink r:id="rId65">
+      <w:hyperlink r:id="rId66">
         <w:r>
           <w:rPr>
             <w:rStyle w:val="Hyperlink"/>
@@ -4920,8 +4976,8 @@
         </w:pict>
       </w:r>
     </w:p>
-    <w:bookmarkEnd w:id="66"/>
-    <w:bookmarkStart w:id="73" w:name="七几个容易被误判的二阶效应"/>
+    <w:bookmarkEnd w:id="67"/>
+    <w:bookmarkStart w:id="74" w:name="七几个容易被误判的二阶效应"/>
     <w:p>
       <w:pPr>
         <w:pStyle w:val="Heading2"/>
@@ -5035,7 +5091,7 @@
         </w:rPr>
         <w:t xml:space="preserve">公布的月度实际数)(</w:t>
       </w:r>
-      <w:hyperlink r:id="rId67">
+      <w:hyperlink r:id="rId68">
         <w:r>
           <w:rPr>
             <w:rStyle w:val="Hyperlink"/>
@@ -5106,7 +5162,7 @@
       <w:r>
         <w:t xml:space="preserve">(</w:t>
       </w:r>
-      <w:hyperlink r:id="rId68">
+      <w:hyperlink r:id="rId69">
         <w:r>
           <w:rPr>
             <w:rStyle w:val="Hyperlink"/>
@@ -5152,7 +5208,7 @@
         </w:rPr>
         <w:t xml:space="preserve">直接比较了这两股力量,结论是二者大体相互抵消(</w:t>
       </w:r>
-      <w:hyperlink r:id="rId69">
+      <w:hyperlink r:id="rId70">
         <w:r>
           <w:rPr>
             <w:rStyle w:val="Hyperlink"/>
@@ -5228,18 +5284,18 @@
           <wp:inline>
             <wp:extent cx="5334000" cy="2356883"/>
             <wp:effectExtent b="0" l="0" r="0" t="0"/>
-            <wp:docPr descr="图4 伊朗战争补贴俄罗斯被夸大" title="" id="71" name="Picture"/>
+            <wp:docPr descr="图4 伊朗战争补贴俄罗斯被夸大" title="" id="72" name="Picture"/>
             <a:graphic>
               <a:graphicData uri="http://schemas.openxmlformats.org/drawingml/2006/picture">
                 <pic:pic>
                   <pic:nvPicPr>
-                    <pic:cNvPr descr="assets/fig4_russia.png" id="72" name="Picture"/>
+                    <pic:cNvPr descr="assets/fig4_russia.png" id="73" name="Picture"/>
                     <pic:cNvPicPr>
                       <a:picLocks noChangeArrowheads="1" noChangeAspect="1"/>
                     </pic:cNvPicPr>
                   </pic:nvPicPr>
                   <pic:blipFill>
-                    <a:blip r:embed="rId70"/>
+                    <a:blip r:embed="rId71"/>
                     <a:stretch>
                       <a:fillRect/>
                     </a:stretch>
@@ -5365,8 +5421,8 @@
         </w:pict>
       </w:r>
     </w:p>
-    <w:bookmarkEnd w:id="73"/>
-    <w:bookmarkStart w:id="74" w:name="八时间维度"/>
+    <w:bookmarkEnd w:id="74"/>
+    <w:bookmarkStart w:id="75" w:name="八时间维度"/>
     <w:p>
       <w:pPr>
         <w:pStyle w:val="Heading2"/>
@@ -5501,8 +5557,8 @@
         </w:pict>
       </w:r>
     </w:p>
-    <w:bookmarkEnd w:id="74"/>
-    <w:bookmarkStart w:id="75" w:name="九本报告判断可能错在哪"/>
+    <w:bookmarkEnd w:id="75"/>
+    <w:bookmarkStart w:id="76" w:name="九本报告判断可能错在哪"/>
     <w:p>
       <w:pPr>
         <w:pStyle w:val="Heading2"/>
@@ -5633,8 +5689,8 @@
         </w:pict>
       </w:r>
     </w:p>
-    <w:bookmarkEnd w:id="75"/>
-    <w:bookmarkStart w:id="76" w:name="结论"/>
+    <w:bookmarkEnd w:id="76"/>
+    <w:bookmarkStart w:id="77" w:name="结论"/>
     <w:p>
       <w:pPr>
         <w:pStyle w:val="Heading2"/>
@@ -5741,8 +5797,8 @@
         </w:pict>
       </w:r>
     </w:p>
-    <w:bookmarkEnd w:id="76"/>
-    <w:bookmarkStart w:id="87" w:name="主要信源与分析师"/>
+    <w:bookmarkEnd w:id="77"/>
+    <w:bookmarkStart w:id="88" w:name="主要信源与分析师"/>
     <w:p>
       <w:pPr>
         <w:pStyle w:val="Heading2"/>
@@ -5758,7 +5814,7 @@
       <w:pPr>
         <w:pStyle w:val="FirstParagraph"/>
       </w:pPr>
-      <w:hyperlink r:id="rId77">
+      <w:hyperlink r:id="rId78">
         <w:r>
           <w:rPr>
             <w:rStyle w:val="Hyperlink"/>
@@ -5773,7 +5829,7 @@
       <w:r>
         <w:t xml:space="preserve"> </w:t>
       </w:r>
-      <w:hyperlink r:id="rId78">
+      <w:hyperlink r:id="rId79">
         <w:r>
           <w:rPr>
             <w:rStyle w:val="Hyperlink"/>
@@ -5788,7 +5844,7 @@
       <w:r>
         <w:t xml:space="preserve"> </w:t>
       </w:r>
-      <w:hyperlink r:id="rId79">
+      <w:hyperlink r:id="rId80">
         <w:r>
           <w:rPr>
             <w:rStyle w:val="Hyperlink"/>
@@ -5803,7 +5859,7 @@
       <w:r>
         <w:t xml:space="preserve"> </w:t>
       </w:r>
-      <w:hyperlink r:id="rId80">
+      <w:hyperlink r:id="rId81">
         <w:r>
           <w:rPr>
             <w:rStyle w:val="Hyperlink"/>
@@ -5818,7 +5874,7 @@
       <w:r>
         <w:t xml:space="preserve"> </w:t>
       </w:r>
-      <w:hyperlink r:id="rId81">
+      <w:hyperlink r:id="rId82">
         <w:r>
           <w:rPr>
             <w:rStyle w:val="Hyperlink"/>
@@ -5833,7 +5889,7 @@
       <w:r>
         <w:t xml:space="preserve"> </w:t>
       </w:r>
-      <w:hyperlink r:id="rId82">
+      <w:hyperlink r:id="rId83">
         <w:r>
           <w:rPr>
             <w:rStyle w:val="Hyperlink"/>
@@ -5848,7 +5904,7 @@
       <w:r>
         <w:t xml:space="preserve"> </w:t>
       </w:r>
-      <w:hyperlink r:id="rId83">
+      <w:hyperlink r:id="rId84">
         <w:r>
           <w:rPr>
             <w:rStyle w:val="Hyperlink"/>
@@ -5869,7 +5925,7 @@
       <w:r>
         <w:t xml:space="preserve"> </w:t>
       </w:r>
-      <w:hyperlink r:id="rId84">
+      <w:hyperlink r:id="rId85">
         <w:r>
           <w:rPr>
             <w:rStyle w:val="Hyperlink"/>
@@ -5905,7 +5961,7 @@
       <w:r>
         <w:t xml:space="preserve"> </w:t>
       </w:r>
-      <w:hyperlink r:id="rId56">
+      <w:hyperlink r:id="rId57">
         <w:r>
           <w:rPr>
             <w:rStyle w:val="Hyperlink"/>
@@ -5920,7 +5976,7 @@
       <w:r>
         <w:t xml:space="preserve"> </w:t>
       </w:r>
-      <w:hyperlink r:id="rId57">
+      <w:hyperlink r:id="rId58">
         <w:r>
           <w:rPr>
             <w:rStyle w:val="Hyperlink"/>
@@ -5935,7 +5991,7 @@
       <w:r>
         <w:t xml:space="preserve"> </w:t>
       </w:r>
-      <w:hyperlink r:id="rId85">
+      <w:hyperlink r:id="rId86">
         <w:r>
           <w:rPr>
             <w:rStyle w:val="Hyperlink"/>
@@ -5953,7 +6009,7 @@
       <w:r>
         <w:t xml:space="preserve"> </w:t>
       </w:r>
-      <w:hyperlink r:id="rId86">
+      <w:hyperlink r:id="rId87">
         <w:r>
           <w:rPr>
             <w:rStyle w:val="Hyperlink"/>
@@ -5971,7 +6027,7 @@
       <w:r>
         <w:t xml:space="preserve"> </w:t>
       </w:r>
-      <w:hyperlink r:id="rId62">
+      <w:hyperlink r:id="rId63">
         <w:r>
           <w:rPr>
             <w:rStyle w:val="Hyperlink"/>
@@ -5988,7 +6044,7 @@
       <w:r>
         <w:t xml:space="preserve"> </w:t>
       </w:r>
-      <w:hyperlink r:id="rId67">
+      <w:hyperlink r:id="rId68">
         <w:r>
           <w:rPr>
             <w:rStyle w:val="Hyperlink"/>
@@ -6006,7 +6062,7 @@
       <w:r>
         <w:t xml:space="preserve"> </w:t>
       </w:r>
-      <w:hyperlink r:id="rId64">
+      <w:hyperlink r:id="rId65">
         <w:r>
           <w:rPr>
             <w:rStyle w:val="Hyperlink"/>
@@ -6041,8 +6097,8 @@
         <w:t xml:space="preserve">本报告为概率与机制分析,非确定性预测。所有图表底层数据经独立核查,口径与区间已在图注标明。</w:t>
       </w:r>
     </w:p>
-    <w:bookmarkEnd w:id="87"/>
     <w:bookmarkEnd w:id="88"/>
+    <w:bookmarkEnd w:id="89"/>
     <w:sectPr>
       <w:footnotePr>
         <w:numRestart w:val="eachSect"/>

--- a/dashboard/public/iran-war/reports/03_supply_chain_transmission_v3.docx
+++ b/dashboard/public/iran-war/reports/03_supply_chain_transmission_v3.docx
@@ -2,7 +2,7 @@
 <file path=word/document.xml><?xml version="1.0" encoding="utf-8"?>
 <w:document xmlns:w="http://schemas.openxmlformats.org/wordprocessingml/2006/main" xmlns:m="http://schemas.openxmlformats.org/officeDocument/2006/math" xmlns:r="http://schemas.openxmlformats.org/officeDocument/2006/relationships" xmlns:o="urn:schemas-microsoft-com:office:office" xmlns:v="urn:schemas-microsoft-com:vml" xmlns:w10="urn:schemas-microsoft-com:office:word" xmlns:a="http://schemas.openxmlformats.org/drawingml/2006/main" xmlns:pic="http://schemas.openxmlformats.org/drawingml/2006/picture" xmlns:wp="http://schemas.openxmlformats.org/drawingml/2006/wordprocessingDrawing">
   <w:body>
-    <w:bookmarkStart w:id="89" w:name="霍尔木兹海峡危机的全球供应链传导"/>
+    <w:bookmarkStart w:id="90" w:name="霍尔木兹海峡危机的全球供应链传导"/>
     <w:p>
       <w:pPr>
         <w:pStyle w:val="Heading1"/>
@@ -1531,7 +1531,7 @@
       </w:r>
     </w:p>
     <w:bookmarkEnd w:id="22"/>
-    <w:bookmarkStart w:id="56" w:name="五半导体供应链先看清脆弱性再讨论误判在哪"/>
+    <w:bookmarkStart w:id="57" w:name="五半导体供应链先看清脆弱性再讨论误判在哪"/>
     <w:p>
       <w:pPr>
         <w:pStyle w:val="Heading2"/>
@@ -1543,7 +1543,7 @@
         <w:t xml:space="preserve">五、半导体供应链：先看清脆弱性，再讨论误判在哪</w:t>
       </w:r>
     </w:p>
-    <w:bookmarkStart w:id="46" w:name="脆弱性是真实存在的完整机制"/>
+    <w:bookmarkStart w:id="47" w:name="脆弱性是真实存在的完整机制"/>
     <w:p>
       <w:pPr>
         <w:pStyle w:val="Heading3"/>
@@ -2175,7 +2175,7 @@
         <w:rPr>
           <w:rFonts w:hint="eastAsia"/>
         </w:rPr>
-        <w:t xml:space="preserve">【事实】卡塔尔占全球氦气产量约33%(63百万立方米/年),是全球第二大生产国(</w:t>
+        <w:t xml:space="preserve">【事实】卡塔尔是全球第二大氦气生产国，约占全球产量33%（</w:t>
       </w:r>
       <w:hyperlink r:id="rId37">
         <w:r>
@@ -2190,16 +2190,16 @@
         <w:rPr>
           <w:rFonts w:hint="eastAsia"/>
         </w:rPr>
-        <w:t xml:space="preserve">)。氦气作为天然气精炼副产品在Ras</w:t>
-      </w:r>
-      <w:r>
-        <w:t xml:space="preserve"> </w:t>
-      </w:r>
-      <w:r>
-        <w:rPr>
-          <w:rFonts w:hint="eastAsia"/>
-        </w:rPr>
-        <w:t xml:space="preserve">Laffan提取。2026年伊朗袭击后,约14%的产能被永久损毁,重建预计需5年;叠加霍尔木兹封锁,全球约27–30%的氦气供应被移除(</w:t>
+        <w:t xml:space="preserve">）。氦气是天然气液化过程中的副产品，在Ras</w:t>
+      </w:r>
+      <w:r>
+        <w:t xml:space="preserve"> </w:t>
+      </w:r>
+      <w:r>
+        <w:rPr>
+          <w:rFonts w:hint="eastAsia"/>
+        </w:rPr>
+        <w:t xml:space="preserve">Laffan提取。2026年伊朗袭击后，约14%的产能被永久损毁，重建预计需要5年；叠加霍尔木兹封锁，全球约27–30%的氦气供应被移除（</w:t>
       </w:r>
       <w:hyperlink r:id="rId38">
         <w:r>
@@ -2210,7 +2210,10 @@
         </w:r>
       </w:hyperlink>
       <w:r>
-        <w:t xml:space="preserve">)。</w:t>
+        <w:rPr>
+          <w:rFonts w:hint="eastAsia"/>
+        </w:rPr>
+        <w:t xml:space="preserve">）。</w:t>
       </w:r>
     </w:p>
     <w:p>
@@ -2221,628 +2224,33 @@
         <w:rPr>
           <w:rFonts w:hint="eastAsia"/>
         </w:rPr>
-        <w:t xml:space="preserve">【事实】氦气的</w:t>
-      </w:r>
-      <w:r>
-        <w:rPr>
-          <w:rFonts w:hint="eastAsia"/>
-          <w:b/>
-          <w:bCs/>
-        </w:rPr>
-        <w:t xml:space="preserve">不可替代性因应用而异</w:t>
-      </w:r>
-      <w:r>
-        <w:rPr>
-          <w:rFonts w:hint="eastAsia"/>
-        </w:rPr>
-        <w:t xml:space="preserve">。以下按实际应用分层说明，基于技术文献而非行业评论：</w:t>
-      </w:r>
-    </w:p>
-    <w:p>
-      <w:pPr>
-        <w:pStyle w:val="BodyText"/>
-      </w:pPr>
-      <w:r>
-        <w:rPr>
-          <w:b/>
-          <w:bCs/>
-        </w:rPr>
-        <w:t xml:space="preserve">① </w:t>
-      </w:r>
-      <w:r>
-        <w:rPr>
-          <w:rFonts w:hint="eastAsia"/>
-          <w:b/>
-          <w:bCs/>
-        </w:rPr>
-        <w:t xml:space="preserve">EUV光刻机——光路净化气，非超导冷却</w:t>
-      </w:r>
-    </w:p>
-    <w:p>
-      <w:pPr>
-        <w:pStyle w:val="BodyText"/>
-      </w:pPr>
-      <w:r>
-        <w:rPr>
-          <w:rFonts w:hint="eastAsia"/>
-        </w:rPr>
-        <w:t xml:space="preserve">需要先纠正一个广泛流传的误解：ASML</w:t>
-      </w:r>
-      <w:r>
-        <w:t xml:space="preserve"> </w:t>
-      </w:r>
-      <w:r>
-        <w:rPr>
-          <w:rFonts w:hint="eastAsia"/>
-        </w:rPr>
-        <w:t xml:space="preserve">EUV光刻机（NXE:3400、NXE:3800E等）使用氦气的主要目的是</w:t>
-      </w:r>
-      <w:r>
-        <w:rPr>
-          <w:rFonts w:hint="eastAsia"/>
-          <w:b/>
-          <w:bCs/>
-        </w:rPr>
-        <w:t xml:space="preserve">净化光路</w:t>
-      </w:r>
-      <w:r>
-        <w:rPr>
-          <w:rFonts w:hint="eastAsia"/>
-        </w:rPr>
-        <w:t xml:space="preserve">——EUV光子（13.5nm波长）在空气中会被氧气和水分完全吸收，因此整个光路在氦气或真空环境下运行。这是一个工艺纯净度应用，不是4K超导磁体冷却应用（ASML官网技术说明；ASML</w:t>
-      </w:r>
-      <w:r>
-        <w:t xml:space="preserve"> </w:t>
-      </w:r>
-      <w:r>
-        <w:rPr>
-          <w:rFonts w:hint="eastAsia"/>
-        </w:rPr>
-        <w:t xml:space="preserve">2024可及版本）。超导磁体冷却的需求出现在</w:t>
-      </w:r>
-      <w:r>
-        <w:rPr>
-          <w:rFonts w:hint="eastAsia"/>
-          <w:b/>
-          <w:bCs/>
-        </w:rPr>
-        <w:t xml:space="preserve">离子注入机</w:t>
-      </w:r>
-      <w:r>
-        <w:rPr>
-          <w:rFonts w:hint="eastAsia"/>
-        </w:rPr>
-        <w:t xml:space="preserve">，而非EUV光刻机。</w:t>
-      </w:r>
-    </w:p>
-    <w:p>
-      <w:pPr>
-        <w:pStyle w:val="BodyText"/>
-      </w:pPr>
-      <w:r>
-        <w:rPr>
-          <w:rFonts w:hint="eastAsia"/>
-        </w:rPr>
-        <w:t xml:space="preserve">EUV光路净化的氦气替代可行性：氮气或真空理论上可替代（从分子吸收角度），但需要工具级别的设计调整，目前没有任何已记录的芯片厂完成EUV平台的净化气切换。这仍是一个受设计约束的应用，但约束来源与”不可能到达4K”不同。</w:t>
-      </w:r>
-    </w:p>
-    <w:p>
-      <w:pPr>
-        <w:pStyle w:val="BodyText"/>
-      </w:pPr>
-      <w:r>
-        <w:t xml:space="preserve">→ </w:t>
-      </w:r>
-      <w:r>
-        <w:rPr>
-          <w:rFonts w:hint="eastAsia"/>
-        </w:rPr>
-        <w:t xml:space="preserve">对供应链风险的含义：EUV设备的氦气消耗不容忽视，但这是工艺气体而非制冷剂，危机应对的方向是优先保障EUV产线的气体配给，而非另辟替代技术。</w:t>
-      </w:r>
-    </w:p>
-    <w:p>
-      <w:pPr>
-        <w:pStyle w:val="BodyText"/>
-      </w:pPr>
-      <w:r>
-        <w:rPr>
-          <w:b/>
-          <w:bCs/>
-        </w:rPr>
-        <w:t xml:space="preserve">② </w:t>
-      </w:r>
-      <w:r>
-        <w:rPr>
-          <w:rFonts w:hint="eastAsia"/>
-          <w:b/>
-          <w:bCs/>
-        </w:rPr>
-        <w:t xml:space="preserve">离子注入机超导磁体冷却（4K）——可用封闭循环消除外部氦依赖</w:t>
-      </w:r>
-    </w:p>
-    <w:p>
-      <w:pPr>
-        <w:pStyle w:val="BodyText"/>
-      </w:pPr>
-      <w:r>
-        <w:rPr>
-          <w:rFonts w:hint="eastAsia"/>
-        </w:rPr>
-        <w:t xml:space="preserve">离子注入机的强磁场需要超导磁体，传统设计需要液态氦（4.2K）冷却。但：封闭循环机械制冷机（一种无需消耗外部液态氦的内循环制冷装置，氦气在密封系统内循环使用）已将氦气作为</w:t>
-      </w:r>
-      <w:r>
-        <w:rPr>
-          <w:rFonts w:hint="eastAsia"/>
-          <w:b/>
-          <w:bCs/>
-        </w:rPr>
-        <w:t xml:space="preserve">内循环工质密封在设备内</w:t>
-      </w:r>
-      <w:r>
-        <w:rPr>
-          <w:rFonts w:hint="eastAsia"/>
-        </w:rPr>
-        <w:t xml:space="preserve">，不再消耗外部供应。Sumitomo</w:t>
-      </w:r>
-      <w:r>
-        <w:t xml:space="preserve"> Heavy </w:t>
-      </w:r>
-      <w:r>
-        <w:rPr>
-          <w:rFonts w:hint="eastAsia"/>
-        </w:rPr>
-        <w:t xml:space="preserve">Industries（SHI</w:t>
-      </w:r>
-      <w:r>
-        <w:t xml:space="preserve"> </w:t>
-      </w:r>
-      <w:r>
-        <w:rPr>
-          <w:rFonts w:hint="eastAsia"/>
-        </w:rPr>
-        <w:t xml:space="preserve">Cryogenics，全球主要低温冷却器供应商）明确记录”由于液氦成本和供应压力，大量超导系统已改为封闭循环机械制冷”，该技术自1999年商业化，现为新设备标准（</w:t>
-      </w:r>
-      <w:hyperlink r:id="rId39">
-        <w:r>
-          <w:rPr>
-            <w:rStyle w:val="Hyperlink"/>
-          </w:rPr>
-          <w:t xml:space="preserve">SHI </w:t>
-        </w:r>
-        <w:r>
-          <w:rPr>
-            <w:rStyle w:val="Hyperlink"/>
-            <w:rFonts w:hint="eastAsia"/>
-          </w:rPr>
-          <w:t xml:space="preserve">Cryogenics技术文档</w:t>
-        </w:r>
-      </w:hyperlink>
-      <w:r>
-        <w:rPr>
-          <w:rFonts w:hint="eastAsia"/>
-        </w:rPr>
-        <w:t xml:space="preserve">；</w:t>
-      </w:r>
-      <w:hyperlink r:id="rId40">
-        <w:r>
-          <w:rPr>
-            <w:rStyle w:val="Hyperlink"/>
-            <w:rFonts w:hint="eastAsia"/>
-          </w:rPr>
-          <w:t xml:space="preserve">橡树岭国家实验室2015年发布的低温磁体设计报告</w:t>
-        </w:r>
-      </w:hyperlink>
-      <w:r>
-        <w:rPr>
-          <w:rFonts w:hint="eastAsia"/>
-        </w:rPr>
-        <w:t xml:space="preserve">）。</w:t>
-      </w:r>
-      <w:r>
-        <w:rPr>
-          <w:rFonts w:hint="eastAsia"/>
-          <w:b/>
-          <w:bCs/>
-        </w:rPr>
-        <w:t xml:space="preserve">关键区分</w:t>
-      </w:r>
-      <w:r>
-        <w:rPr>
-          <w:rFonts w:hint="eastAsia"/>
-        </w:rPr>
-        <w:t xml:space="preserve">：新安装的离子注入机多已消除外部氦供应依赖；但现有存量设备是否已改装，公开资料无系统性数据。</w:t>
-      </w:r>
-    </w:p>
-    <w:p>
-      <w:pPr>
-        <w:pStyle w:val="BodyText"/>
-      </w:pPr>
-      <w:r>
-        <w:t xml:space="preserve">→ </w:t>
-      </w:r>
-      <w:r>
-        <w:rPr>
-          <w:rFonts w:hint="eastAsia"/>
-        </w:rPr>
-        <w:t xml:space="preserve">对供应链风险的含义：新设备的外部氦依赖已大幅降低；存量设备的改造情况是不确定的缺口。</w:t>
-      </w:r>
-    </w:p>
-    <w:p>
-      <w:pPr>
-        <w:pStyle w:val="BodyText"/>
-      </w:pPr>
-      <w:r>
-        <w:rPr>
-          <w:b/>
-          <w:bCs/>
-        </w:rPr>
-        <w:t xml:space="preserve">③ </w:t>
-      </w:r>
-      <w:r>
-        <w:rPr>
-          <w:rFonts w:hint="eastAsia"/>
-          <w:b/>
-          <w:bCs/>
-        </w:rPr>
-        <w:t xml:space="preserve">工艺腔室载气（CVD（化学气相沉积，一种在晶圆表面生长薄膜的工艺）/ALD（原子层沉积，在原子级别精确控制薄膜生长的工艺）/刻蚀）——技术上可替代，但需认证</w:t>
-      </w:r>
-    </w:p>
-    <w:p>
-      <w:pPr>
-        <w:pStyle w:val="BodyText"/>
-      </w:pPr>
-      <w:r>
-        <w:rPr>
-          <w:rFonts w:hint="eastAsia"/>
-        </w:rPr>
-        <w:t xml:space="preserve">氮气或氩气在技术上可以替代氦气的腔室载气功能。USGS在矿产品概要中明确表述：</w:t>
-      </w:r>
-      <w:r>
-        <w:rPr>
-          <w:rFonts w:hint="eastAsia"/>
-        </w:rPr>
-        <w:t xml:space="preserve">“氦气和稀有气体在惰性气氛用途上可以相互替代”</w:t>
-      </w:r>
-      <w:r>
-        <w:t xml:space="preserve">(</w:t>
-      </w:r>
-      <w:hyperlink r:id="rId37">
-        <w:r>
-          <w:rPr>
-            <w:rStyle w:val="Hyperlink"/>
-          </w:rPr>
-          <w:t xml:space="preserve">USGS MCS 2026</w:t>
-        </w:r>
-      </w:hyperlink>
-      <w:r>
-        <w:t xml:space="preserve">)。</w:t>
-      </w:r>
-      <w:hyperlink r:id="rId41">
-        <w:r>
-          <w:rPr>
-            <w:rStyle w:val="Hyperlink"/>
-            <w:rFonts w:hint="eastAsia"/>
-          </w:rPr>
-          <w:t xml:space="preserve">一项2024年发表在同行评审期刊的刻蚀工艺研究（比较氦气和氮气在铝互连刻蚀中的表现）</w:t>
-        </w:r>
-      </w:hyperlink>
-      <w:r>
-        <w:rPr>
-          <w:rFonts w:hint="eastAsia"/>
-        </w:rPr>
-        <w:t xml:space="preserve">证实了两种气体产生可测量但不同的工艺结果。实际障碍不是技术不可行，而是</w:t>
-      </w:r>
-      <w:r>
-        <w:rPr>
-          <w:rFonts w:hint="eastAsia"/>
-          <w:b/>
-          <w:bCs/>
-        </w:rPr>
-        <w:t xml:space="preserve">工艺再认证需要2–6个月</w:t>
-      </w:r>
-      <w:r>
-        <w:rPr>
-          <w:rFonts w:hint="eastAsia"/>
-        </w:rPr>
-        <w:t xml:space="preserve">——等离子参数重新优化、良率验证、全产品批次认证，在急性危机中时间窗口不匹配。</w:t>
-      </w:r>
-    </w:p>
-    <w:p>
-      <w:pPr>
-        <w:pStyle w:val="BodyText"/>
-      </w:pPr>
-      <w:r>
-        <w:t xml:space="preserve">→ </w:t>
-      </w:r>
-      <w:r>
-        <w:rPr>
-          <w:rFonts w:hint="eastAsia"/>
-        </w:rPr>
-        <w:t xml:space="preserve">对供应链风险的含义：技术替代可行，但2–6个月认证时间让它在急性危机中帮不上忙。</w:t>
-      </w:r>
-    </w:p>
-    <w:p>
-      <w:pPr>
-        <w:pStyle w:val="BodyText"/>
-      </w:pPr>
-      <w:r>
-        <w:rPr>
-          <w:b/>
-          <w:bCs/>
-        </w:rPr>
-        <w:t xml:space="preserve">④ </w:t>
-      </w:r>
-      <w:r>
-        <w:rPr>
-          <w:rFonts w:hint="eastAsia"/>
-          <w:b/>
-          <w:bCs/>
-        </w:rPr>
-        <w:t xml:space="preserve">晶圆ESC（静电吸盘）背面冷却——难以替代</w:t>
-      </w:r>
-    </w:p>
-    <w:p>
-      <w:pPr>
-        <w:pStyle w:val="BodyText"/>
-      </w:pPr>
-      <w:r>
-        <w:rPr>
-          <w:rFonts w:hint="eastAsia"/>
-        </w:rPr>
-        <w:t xml:space="preserve">在等离子刻蚀和CVD工艺中，氦气以2–10</w:t>
-      </w:r>
-      <w:r>
-        <w:t xml:space="preserve"> </w:t>
-      </w:r>
-      <w:r>
-        <w:rPr>
-          <w:rFonts w:hint="eastAsia"/>
-        </w:rPr>
-        <w:t xml:space="preserve">Torr（Torr，气压单位，约等于1毫米汞柱高度的大气压，2–10</w:t>
-      </w:r>
-      <w:r>
-        <w:t xml:space="preserve"> </w:t>
-      </w:r>
-      <w:r>
-        <w:rPr>
-          <w:rFonts w:hint="eastAsia"/>
-        </w:rPr>
-        <w:t xml:space="preserve">Torr是接近真空的低压状态）注入晶圆背面与吸盘之间提供热传递接触。在这个低压分子流动区域（在此压力下，气体分子的热传导能力取决于其分子量，轻的分子导热更好）内，氦气因分子量极轻，导热性远超氮气或氩气。用氮气替代需要更高压力，带来晶圆边缘泄漏和夹持动力学变化风险，且需要硬件改造而非仅换气体配方——认证周期可能达12–24个月。目前没有已记录的芯片厂完成此应用的气体替换。</w:t>
-      </w:r>
-    </w:p>
-    <w:p>
-      <w:pPr>
-        <w:pStyle w:val="BodyText"/>
-      </w:pPr>
-      <w:r>
-        <w:t xml:space="preserve">→ </w:t>
-      </w:r>
-      <w:r>
-        <w:rPr>
-          <w:rFonts w:hint="eastAsia"/>
-        </w:rPr>
-        <w:t xml:space="preserve">对供应链风险的含义：这是当前技术条件下最难绕开的氦气依赖，属于中长期结构性弱点。</w:t>
-      </w:r>
-    </w:p>
-    <w:p>
-      <w:pPr>
-        <w:pStyle w:val="BodyText"/>
-      </w:pPr>
-      <w:r>
-        <w:rPr>
-          <w:rFonts w:hint="eastAsia"/>
-          <w:b/>
-          <w:bCs/>
-        </w:rPr>
-        <w:t xml:space="preserve">关于回收率——USGS原文与”90%“说法的差距</w:t>
-      </w:r>
-    </w:p>
-    <w:p>
-      <w:pPr>
-        <w:pStyle w:val="BodyText"/>
-      </w:pPr>
-      <w:r>
-        <w:rPr>
-          <w:rFonts w:hint="eastAsia"/>
-        </w:rPr>
-        <w:t xml:space="preserve">USGS矿产品概要是最具权威性的政府数据来源。其2023、2024、2025版均明确表述：</w:t>
-      </w:r>
-      <w:r>
-        <w:rPr>
-          <w:rFonts w:hint="eastAsia"/>
-        </w:rPr>
-        <w:t xml:space="preserve">“在美国，大量应用中使用的氦气很少被回收（seldom</w:t>
-      </w:r>
-      <w:r>
-        <w:t xml:space="preserve"> </w:t>
-      </w:r>
-      <w:r>
-        <w:rPr>
-          <w:rFonts w:hint="eastAsia"/>
-        </w:rPr>
-        <w:t xml:space="preserve">recycled）。部分低量或液态蒸发回收系统有使用。在世界其他地区，氦气回收更为普遍。”</w:t>
-      </w:r>
-      <w:r>
-        <w:rPr>
-          <w:rFonts w:hint="eastAsia"/>
-        </w:rPr>
-        <w:t xml:space="preserve">2026版首次写道封闭循环系统”正在变得更为普遍”——这是一个过渡状态描述，而非已普及的现实（</w:t>
-      </w:r>
-      <w:hyperlink r:id="rId37">
-        <w:r>
-          <w:rPr>
-            <w:rStyle w:val="Hyperlink"/>
-          </w:rPr>
-          <w:t xml:space="preserve">USGS MCS </w:t>
-        </w:r>
-        <w:r>
-          <w:rPr>
-            <w:rStyle w:val="Hyperlink"/>
-            <w:rFonts w:hint="eastAsia"/>
-          </w:rPr>
-          <w:t xml:space="preserve">2026，氦气章节</w:t>
-        </w:r>
-      </w:hyperlink>
-      <w:r>
-        <w:rPr>
-          <w:rFonts w:hint="eastAsia"/>
-        </w:rPr>
-        <w:t xml:space="preserve">；同见2024、2025版）。</w:t>
-      </w:r>
-    </w:p>
-    <w:p>
-      <w:pPr>
-        <w:pStyle w:val="BodyText"/>
-      </w:pPr>
-      <w:r>
-        <w:rPr>
-          <w:rFonts w:hint="eastAsia"/>
-        </w:rPr>
-        <w:t xml:space="preserve">“&gt;94%回收率”</w:t>
-      </w:r>
-      <w:r>
-        <w:rPr>
-          <w:rFonts w:hint="eastAsia"/>
-        </w:rPr>
-        <w:t xml:space="preserve">的说法来自实验室封闭循环低温恒温器（</w:t>
-      </w:r>
-      <w:hyperlink r:id="rId42">
-        <w:r>
-          <w:rPr>
-            <w:rStyle w:val="Hyperlink"/>
-            <w:rFonts w:hint="eastAsia"/>
-          </w:rPr>
-          <w:t xml:space="preserve">加州大学圣地亚哥分校2024年发表的氦气回收系统研究论文</w:t>
-        </w:r>
-      </w:hyperlink>
-      <w:r>
-        <w:rPr>
-          <w:rFonts w:hint="eastAsia"/>
-        </w:rPr>
-        <w:t xml:space="preserve">，Yin等人，ACS</w:t>
-      </w:r>
-      <w:r>
-        <w:t xml:space="preserve"> Measurement Science </w:t>
-      </w:r>
-      <w:r>
-        <w:rPr>
-          <w:rFonts w:hint="eastAsia"/>
-        </w:rPr>
-        <w:t xml:space="preserve">Au）——这是实验室仪器的技术上限，适用于连续液氦蒸发回收的最有利情形，</w:t>
-      </w:r>
-      <w:r>
-        <w:rPr>
-          <w:rFonts w:hint="eastAsia"/>
-          <w:b/>
-          <w:bCs/>
-        </w:rPr>
-        <w:t xml:space="preserve">不是芯片厂总体回收率</w:t>
-      </w:r>
-      <w:r>
-        <w:rPr>
-          <w:rFonts w:hint="eastAsia"/>
-        </w:rPr>
-        <w:t xml:space="preserve">。芯片厂层面的有效总回收率（回收量/总消耗量）：行业供应商的估计是</w:t>
-      </w:r>
-      <w:r>
-        <w:rPr>
-          <w:b/>
-          <w:bCs/>
-        </w:rPr>
-        <w:t xml:space="preserve">15–35%</w:t>
-      </w:r>
-      <w:r>
-        <w:rPr>
-          <w:rFonts w:hint="eastAsia"/>
-        </w:rPr>
-        <w:t xml:space="preserve">，因为泄漏检测用氦气100%排放、ESC背面冷却大量逸散、低温容器在途蒸发损耗均无法回收（</w:t>
-      </w:r>
-      <w:hyperlink r:id="rId43">
-        <w:r>
-          <w:rPr>
-            <w:rStyle w:val="Hyperlink"/>
-          </w:rPr>
-          <w:t xml:space="preserve">J2 Sourcing 2026</w:t>
-        </w:r>
-      </w:hyperlink>
-      <w:r>
-        <w:rPr>
-          <w:rFonts w:hint="eastAsia"/>
-        </w:rPr>
-        <w:t xml:space="preserve">，注：此为行业供应商估算，无独立一手来源）。</w:t>
-      </w:r>
-    </w:p>
-    <w:p>
-      <w:pPr>
-        <w:pStyle w:val="BodyText"/>
-      </w:pPr>
-      <w:r>
-        <w:rPr>
-          <w:rFonts w:hint="eastAsia"/>
-        </w:rPr>
-        <w:t xml:space="preserve">【事实】各芯片厂的氦气库存缓冲并不相同。韩国三星/SK海力士维持约4–6个月的战略缓冲;台积电因地理多元化和供应商网络更广,缓冲超过2个月。这些数字来自行业咨询机构估算，三星和台积电均未公开披露具体库存策略(</w:t>
-      </w:r>
-      <w:hyperlink r:id="rId44">
-        <w:r>
-          <w:rPr>
-            <w:rStyle w:val="Hyperlink"/>
-          </w:rPr>
-          <w:t xml:space="preserve">Santiago &amp; Company</w:t>
-        </w:r>
-      </w:hyperlink>
-      <w:r>
-        <w:rPr>
-          <w:rFonts w:hint="eastAsia"/>
-        </w:rPr>
-        <w:t xml:space="preserve">)。台湾约69%、韩国约64.7%的氦气采购来自GCC国家(</w:t>
-      </w:r>
-      <w:hyperlink r:id="rId43">
-        <w:r>
-          <w:rPr>
-            <w:rStyle w:val="Hyperlink"/>
-          </w:rPr>
-          <w:t xml:space="preserve">J2 Sourcing 2026</w:t>
-        </w:r>
-      </w:hyperlink>
-      <w:r>
-        <w:t xml:space="preserve">;</w:t>
-      </w:r>
-      <w:hyperlink r:id="rId45">
-        <w:r>
-          <w:rPr>
-            <w:rStyle w:val="Hyperlink"/>
-          </w:rPr>
-          <w:t xml:space="preserve">Al Habtoor Research Centre 2026</w:t>
-        </w:r>
-      </w:hyperlink>
-      <w:r>
-        <w:t xml:space="preserve">)。</w:t>
-      </w:r>
-    </w:p>
-    <w:p>
-      <w:pPr>
-        <w:pStyle w:val="BodyText"/>
-      </w:pPr>
-      <w:r>
-        <w:rPr>
-          <w:b/>
-          <w:bCs/>
-        </w:rPr>
-        <w:t xml:space="preserve">Ras </w:t>
-      </w:r>
-      <w:r>
-        <w:rPr>
-          <w:rFonts w:hint="eastAsia"/>
-          <w:b/>
-          <w:bCs/>
-        </w:rPr>
-        <w:t xml:space="preserve">Laffan是”双节点”</w:t>
-      </w:r>
-      <w:r>
-        <w:rPr>
-          <w:rFonts w:hint="eastAsia"/>
-        </w:rPr>
-        <w:t xml:space="preserve">:同一设施同时是全球最大LNG出口综合体和全球第二大氦气产地——一次物理打击同时击中电力链和工艺气体链,而这两条自我修复路径(用LNG收入支持替代采购、用氦气库存支撑过渡)在同一次打击中相互干扰。</w:t>
+        <w:t xml:space="preserve">要判断这场供应冲击的真实影响，必须先搞清楚一件事：</w:t>
+      </w:r>
+      <w:r>
+        <w:rPr>
+          <w:rFonts w:hint="eastAsia"/>
+          <w:b/>
+          <w:bCs/>
+        </w:rPr>
+        <w:t xml:space="preserve">芯片厂用氦气做的不是一件事，而是四件完全不同的事</w:t>
+      </w:r>
+      <w:r>
+        <w:rPr>
+          <w:rFonts w:hint="eastAsia"/>
+        </w:rPr>
+        <w:t xml:space="preserve">。因为用途不同，</w:t>
+      </w:r>
+      <w:r>
+        <w:rPr>
+          <w:rFonts w:hint="eastAsia"/>
+        </w:rPr>
+        <w:t xml:space="preserve">“能不能替代”</w:t>
+      </w:r>
+      <w:r>
+        <w:rPr>
+          <w:rFonts w:hint="eastAsia"/>
+        </w:rPr>
+        <w:t xml:space="preserve">的答案也完全不同。下面逐一说清楚。</w:t>
       </w:r>
     </w:p>
     <w:p>
@@ -2852,8 +2260,1007 @@
         </w:pict>
       </w:r>
     </w:p>
-    <w:bookmarkEnd w:id="46"/>
-    <w:bookmarkStart w:id="47" w:name="时间结构决定一切缓冲的分层消耗"/>
+    <w:p>
+      <w:pPr>
+        <w:pStyle w:val="FirstParagraph"/>
+      </w:pPr>
+      <w:r>
+        <w:rPr>
+          <w:rFonts w:hint="eastAsia"/>
+          <w:b/>
+          <w:bCs/>
+        </w:rPr>
+        <w:t xml:space="preserve">第一件事：给EUV光刻机的光路排气</w:t>
+      </w:r>
+    </w:p>
+    <w:p>
+      <w:pPr>
+        <w:pStyle w:val="BodyText"/>
+      </w:pPr>
+      <w:r>
+        <w:rPr>
+          <w:rFonts w:hint="eastAsia"/>
+        </w:rPr>
+        <w:t xml:space="preserve">先说EUV光刻机（芯片制造中最先进、最昂贵的设备，台积电的3nm/2nm工艺完全依赖它）。这台机器用极短波长的光在芯片上绘制极细的电路。问题在于：这种波长的光一碰到空气就会被吸收，走不了多远。所以整个光路必须排空空气。怎么排？用氦气把空气驱走，因为氦气不吸收这种光。</w:t>
+      </w:r>
+    </w:p>
+    <w:p>
+      <w:pPr>
+        <w:pStyle w:val="BodyText"/>
+      </w:pPr>
+      <w:r>
+        <w:rPr>
+          <w:rFonts w:hint="eastAsia"/>
+          <w:b/>
+          <w:bCs/>
+        </w:rPr>
+        <w:t xml:space="preserve">可以替代吗？</w:t>
+      </w:r>
+      <w:r>
+        <w:t xml:space="preserve"> </w:t>
+      </w:r>
+      <w:r>
+        <w:rPr>
+          <w:rFonts w:hint="eastAsia"/>
+        </w:rPr>
+        <w:t xml:space="preserve">从物理上说，真空或氮气也不吸收这种光，理论上可以用。但实际上，EUV设备是专门为氦气设计的——改成其他气体或真空，需要重新设计设备结构。到目前为止，没有任何芯片厂做过这件事（</w:t>
+      </w:r>
+      <w:hyperlink r:id="rId39">
+        <w:r>
+          <w:rPr>
+            <w:rStyle w:val="Hyperlink"/>
+            <w:rFonts w:hint="eastAsia"/>
+          </w:rPr>
+          <w:t xml:space="preserve">ASML官网技术说明</w:t>
+        </w:r>
+      </w:hyperlink>
+      <w:r>
+        <w:rPr>
+          <w:rFonts w:hint="eastAsia"/>
+        </w:rPr>
+        <w:t xml:space="preserve">）。所以短期内没有替代路径，不是因为物理上不可能，而是因为设备设计锁定了选择。</w:t>
+      </w:r>
+    </w:p>
+    <w:p>
+      <w:r>
+        <w:pict>
+          <v:rect style="width:0;height:1.5pt" o:hralign="center" o:hrstd="t" o:hr="t"/>
+        </w:pict>
+      </w:r>
+    </w:p>
+    <w:p>
+      <w:pPr>
+        <w:pStyle w:val="FirstParagraph"/>
+      </w:pPr>
+      <w:r>
+        <w:rPr>
+          <w:rFonts w:hint="eastAsia"/>
+          <w:b/>
+          <w:bCs/>
+        </w:rPr>
+        <w:t xml:space="preserve">第二件事：给离子注入机的磁铁降温</w:t>
+      </w:r>
+    </w:p>
+    <w:p>
+      <w:pPr>
+        <w:pStyle w:val="BodyText"/>
+      </w:pPr>
+      <w:r>
+        <w:rPr>
+          <w:rFonts w:hint="eastAsia"/>
+        </w:rPr>
+        <w:t xml:space="preserve">芯片制造中有一道工序叫”离子注入”——把特定杂质打入硅片来改变其电学性质。这台设备需要极强的磁场来控制离子束的方向。产生强磁场的方法是用超导磁铁——但超导材料只有在接近绝对零度（约-269°C）时才能工作。传统的做法是用液态氦来冷却，因为氦气是唯一在常压下冷却到这个温度的物质。</w:t>
+      </w:r>
+    </w:p>
+    <w:p>
+      <w:pPr>
+        <w:pStyle w:val="BodyText"/>
+      </w:pPr>
+      <w:r>
+        <w:rPr>
+          <w:rFonts w:hint="eastAsia"/>
+          <w:b/>
+          <w:bCs/>
+        </w:rPr>
+        <w:t xml:space="preserve">可以替代吗？可以，而且新设备已经做到了。</w:t>
+      </w:r>
+      <w:r>
+        <w:t xml:space="preserve"> </w:t>
+      </w:r>
+      <w:r>
+        <w:rPr>
+          <w:rFonts w:hint="eastAsia"/>
+        </w:rPr>
+        <w:t xml:space="preserve">方法是用一台”封闭循环制冷机”——原理类似家里的冰箱，氦气在密封系统内部循环，不断被压缩和膨胀来产生制冷效果，永远不需要补充外部供应。这项技术1999年就已商业化，目前新购买的离子注入机大多采用这种设计（</w:t>
+      </w:r>
+      <w:hyperlink r:id="rId40">
+        <w:r>
+          <w:rPr>
+            <w:rStyle w:val="Hyperlink"/>
+          </w:rPr>
+          <w:t xml:space="preserve">SHI </w:t>
+        </w:r>
+        <w:r>
+          <w:rPr>
+            <w:rStyle w:val="Hyperlink"/>
+            <w:rFonts w:hint="eastAsia"/>
+          </w:rPr>
+          <w:t xml:space="preserve">Cryogenics技术文档</w:t>
+        </w:r>
+      </w:hyperlink>
+      <w:r>
+        <w:rPr>
+          <w:rFonts w:hint="eastAsia"/>
+        </w:rPr>
+        <w:t xml:space="preserve">；</w:t>
+      </w:r>
+      <w:hyperlink r:id="rId41">
+        <w:r>
+          <w:rPr>
+            <w:rStyle w:val="Hyperlink"/>
+            <w:rFonts w:hint="eastAsia"/>
+          </w:rPr>
+          <w:t xml:space="preserve">橡树岭国家实验室2015年低温磁体设计报告</w:t>
+        </w:r>
+      </w:hyperlink>
+      <w:r>
+        <w:rPr>
+          <w:rFonts w:hint="eastAsia"/>
+        </w:rPr>
+        <w:t xml:space="preserve">）。</w:t>
+      </w:r>
+    </w:p>
+    <w:p>
+      <w:pPr>
+        <w:pStyle w:val="BodyText"/>
+      </w:pPr>
+      <w:r>
+        <w:rPr>
+          <w:rFonts w:hint="eastAsia"/>
+          <w:b/>
+          <w:bCs/>
+        </w:rPr>
+        <w:t xml:space="preserve">但有一个缺口</w:t>
+      </w:r>
+      <w:r>
+        <w:rPr>
+          <w:rFonts w:hint="eastAsia"/>
+        </w:rPr>
+        <w:t xml:space="preserve">：过去十几年装进芯片厂的老设备，不知道有多少已经升级成封闭循环，有多少还在用传统的液态氦。这个数据没有公开披露。</w:t>
+      </w:r>
+    </w:p>
+    <w:p>
+      <w:r>
+        <w:pict>
+          <v:rect style="width:0;height:1.5pt" o:hralign="center" o:hrstd="t" o:hr="t"/>
+        </w:pict>
+      </w:r>
+    </w:p>
+    <w:p>
+      <w:pPr>
+        <w:pStyle w:val="FirstParagraph"/>
+      </w:pPr>
+      <w:r>
+        <w:rPr>
+          <w:rFonts w:hint="eastAsia"/>
+          <w:b/>
+          <w:bCs/>
+        </w:rPr>
+        <w:t xml:space="preserve">第三件事：在工艺腔室里充当”载气”</w:t>
+      </w:r>
+    </w:p>
+    <w:p>
+      <w:pPr>
+        <w:pStyle w:val="BodyText"/>
+      </w:pPr>
+      <w:r>
+        <w:rPr>
+          <w:rFonts w:hint="eastAsia"/>
+        </w:rPr>
+        <w:t xml:space="preserve">很多芯片制程（比如在晶圆表面生长薄膜、或者刻蚀图案的工艺）需要把特定化学气体精确送到晶圆表面，同时把反应产生的废气带走。氦气在这里充当”运输工具”——它本身不参与反应，只是帮助其他气体流动并稀释浓度。</w:t>
+      </w:r>
+    </w:p>
+    <w:p>
+      <w:pPr>
+        <w:pStyle w:val="BodyText"/>
+      </w:pPr>
+      <w:r>
+        <w:rPr>
+          <w:rFonts w:hint="eastAsia"/>
+          <w:b/>
+          <w:bCs/>
+        </w:rPr>
+        <w:t xml:space="preserve">可以替代吗？可以。</w:t>
+      </w:r>
+      <w:r>
+        <w:t xml:space="preserve"> </w:t>
+      </w:r>
+      <w:r>
+        <w:rPr>
+          <w:rFonts w:hint="eastAsia"/>
+        </w:rPr>
+        <w:t xml:space="preserve">氮气或氩气在这个用途上同样是惰性气体，USGS的官方矿产报告明确写道这几种气体在此类用途上”可以相互替代”（</w:t>
+      </w:r>
+      <w:hyperlink r:id="rId37">
+        <w:r>
+          <w:rPr>
+            <w:rStyle w:val="Hyperlink"/>
+          </w:rPr>
+          <w:t xml:space="preserve">USGS MCS 2026</w:t>
+        </w:r>
+      </w:hyperlink>
+      <w:r>
+        <w:rPr>
+          <w:rFonts w:hint="eastAsia"/>
+        </w:rPr>
+        <w:t xml:space="preserve">）。</w:t>
+      </w:r>
+      <w:hyperlink r:id="rId42">
+        <w:r>
+          <w:rPr>
+            <w:rStyle w:val="Hyperlink"/>
+            <w:rFonts w:hint="eastAsia"/>
+          </w:rPr>
+          <w:t xml:space="preserve">一项2024年的同行评审刻蚀工艺研究</w:t>
+        </w:r>
+      </w:hyperlink>
+      <w:r>
+        <w:rPr>
+          <w:rFonts w:hint="eastAsia"/>
+        </w:rPr>
+        <w:t xml:space="preserve">也证实了氦气和氮气在铝互连刻蚀中可以互换，工艺结果有差异但都能接受。</w:t>
+      </w:r>
+    </w:p>
+    <w:p>
+      <w:pPr>
+        <w:pStyle w:val="BodyText"/>
+      </w:pPr>
+      <w:r>
+        <w:rPr>
+          <w:rFonts w:hint="eastAsia"/>
+          <w:b/>
+          <w:bCs/>
+        </w:rPr>
+        <w:t xml:space="preserve">但有一个实际障碍</w:t>
+      </w:r>
+      <w:r>
+        <w:rPr>
+          <w:rFonts w:hint="eastAsia"/>
+        </w:rPr>
+        <w:t xml:space="preserve">：换气体不是换个瓶子那么简单。工艺参数需要重新调试，新气体的效果需要在大量晶圆上验证，良率要达标，整个流程要通过认证——这个过程通常需要2到6个月。在供应危机中，这段时间等不起。</w:t>
+      </w:r>
+    </w:p>
+    <w:p>
+      <w:r>
+        <w:pict>
+          <v:rect style="width:0;height:1.5pt" o:hralign="center" o:hrstd="t" o:hr="t"/>
+        </w:pict>
+      </w:r>
+    </w:p>
+    <w:p>
+      <w:pPr>
+        <w:pStyle w:val="FirstParagraph"/>
+      </w:pPr>
+      <w:r>
+        <w:rPr>
+          <w:rFonts w:hint="eastAsia"/>
+          <w:b/>
+          <w:bCs/>
+        </w:rPr>
+        <w:t xml:space="preserve">第四件事：给晶圆背面降温</w:t>
+      </w:r>
+    </w:p>
+    <w:p>
+      <w:pPr>
+        <w:pStyle w:val="BodyText"/>
+      </w:pPr>
+      <w:r>
+        <w:rPr>
+          <w:rFonts w:hint="eastAsia"/>
+        </w:rPr>
+        <w:t xml:space="preserve">这是最容易被忽视、却也最难替代的一个用途。在等离子刻蚀等高温工艺中，晶圆会因为等离子轰击而升温。温度不均匀，刻蚀出来的图案就会变形。解决办法是：在晶圆背面和夹持它的装置之间，通入低压氦气，利用氦气导热的特性，把热量均匀带走。</w:t>
+      </w:r>
+    </w:p>
+    <w:p>
+      <w:pPr>
+        <w:pStyle w:val="BodyText"/>
+      </w:pPr>
+      <w:r>
+        <w:rPr>
+          <w:rFonts w:hint="eastAsia"/>
+          <w:b/>
+          <w:bCs/>
+        </w:rPr>
+        <w:t xml:space="preserve">为什么必须用氦气？</w:t>
+      </w:r>
+      <w:r>
+        <w:t xml:space="preserve"> </w:t>
+      </w:r>
+      <w:r>
+        <w:rPr>
+          <w:rFonts w:hint="eastAsia"/>
+        </w:rPr>
+        <w:t xml:space="preserve">这里的关键在于”低压”。在接近真空的低压条件下，气体的导热能力取决于分子有多轻——轻的分子运动更快，传热更好。氦气是所有气体里最轻的之一，所以在低压下导热性远超氮气或氩气。换成氮气的话，要达到同样的散热效果，就必须把压力提高——但一旦压力升高，气体会从晶圆边缘漏出来，影响刻蚀均匀性，同时还需要改动夹持晶圆的硬件设计。</w:t>
+      </w:r>
+    </w:p>
+    <w:p>
+      <w:pPr>
+        <w:pStyle w:val="BodyText"/>
+      </w:pPr>
+      <w:r>
+        <w:rPr>
+          <w:rFonts w:hint="eastAsia"/>
+          <w:b/>
+          <w:bCs/>
+        </w:rPr>
+        <w:t xml:space="preserve">可以替代吗？难。</w:t>
+      </w:r>
+      <w:r>
+        <w:t xml:space="preserve"> </w:t>
+      </w:r>
+      <w:r>
+        <w:rPr>
+          <w:rFonts w:hint="eastAsia"/>
+        </w:rPr>
+        <w:t xml:space="preserve">这不是换个配方就能解决的问题，需要改设备、重新设计夹持系统、再走一遍完整的认证流程，预计需要12到24个月。目前没有任何已有记录的芯片厂完成过这个替换。</w:t>
+      </w:r>
+    </w:p>
+    <w:p>
+      <w:r>
+        <w:pict>
+          <v:rect style="width:0;height:1.5pt" o:hralign="center" o:hrstd="t" o:hr="t"/>
+        </w:pict>
+      </w:r>
+    </w:p>
+    <w:p>
+      <w:pPr>
+        <w:pStyle w:val="FirstParagraph"/>
+      </w:pPr>
+      <w:r>
+        <w:rPr>
+          <w:rFonts w:hint="eastAsia"/>
+          <w:b/>
+          <w:bCs/>
+        </w:rPr>
+        <w:t xml:space="preserve">关于氦气回收率：一个被夸大的数字</w:t>
+      </w:r>
+    </w:p>
+    <w:p>
+      <w:pPr>
+        <w:pStyle w:val="BodyText"/>
+      </w:pPr>
+      <w:r>
+        <w:rPr>
+          <w:rFonts w:hint="eastAsia"/>
+        </w:rPr>
+        <w:t xml:space="preserve">有一种常见说法是”氦气90%以上可以回收再用”，听起来很乐观。这个数字需要解释清楚。</w:t>
+      </w:r>
+    </w:p>
+    <w:p>
+      <w:pPr>
+        <w:pStyle w:val="BodyText"/>
+      </w:pPr>
+      <w:r>
+        <w:rPr>
+          <w:rFonts w:hint="eastAsia"/>
+        </w:rPr>
+        <w:t xml:space="preserve">这个90%+的数字来自实验室里的封闭循环冷却系统——在最理想的条件下，把蒸发的氦气重新液化回收，可以达到这个效率（</w:t>
+      </w:r>
+      <w:hyperlink r:id="rId43">
+        <w:r>
+          <w:rPr>
+            <w:rStyle w:val="Hyperlink"/>
+            <w:rFonts w:hint="eastAsia"/>
+          </w:rPr>
+          <w:t xml:space="preserve">加州大学圣地亚哥分校2024年氦气回收系统研究</w:t>
+        </w:r>
+      </w:hyperlink>
+      <w:r>
+        <w:rPr>
+          <w:rFonts w:hint="eastAsia"/>
+        </w:rPr>
+        <w:t xml:space="preserve">）。但这只是一台特定设备里特定应用的回收率，不是整个芯片厂的平均水平。</w:t>
+      </w:r>
+    </w:p>
+    <w:p>
+      <w:pPr>
+        <w:pStyle w:val="BodyText"/>
+      </w:pPr>
+      <w:r>
+        <w:rPr>
+          <w:rFonts w:hint="eastAsia"/>
+        </w:rPr>
+        <w:t xml:space="preserve">在芯片厂的总体用量里：EUV光路排气的氦气会慢慢泄漏到环境中，背面冷却的氦气从晶圆边缘漏出无法收集，泄漏检测用的氦气全部排放——这些都回收不了。综合下来，整个芯片厂实际能回收的氦气大约只有总消耗量的15到35%，而不是90%（行业供应商估算，</w:t>
+      </w:r>
+      <w:hyperlink r:id="rId44">
+        <w:r>
+          <w:rPr>
+            <w:rStyle w:val="Hyperlink"/>
+          </w:rPr>
+          <w:t xml:space="preserve">J2 Sourcing 2026</w:t>
+        </w:r>
+      </w:hyperlink>
+      <w:r>
+        <w:rPr>
+          <w:rFonts w:hint="eastAsia"/>
+        </w:rPr>
+        <w:t xml:space="preserve">，注：此为行业估算，非官方数据）。美国地质调查局（USGS）在2023到2025年的矿产报告里一直写的是”在美国，大量应用中的氦气很少被回收”——直到2026年才改为”封闭循环系统正在变得更常见”，说明这仍是一个正在发生的转变，而非已经普及的现实。</w:t>
+      </w:r>
+    </w:p>
+    <w:p>
+      <w:pPr>
+        <w:pStyle w:val="BodyText"/>
+      </w:pPr>
+      <w:r>
+        <w:rPr>
+          <w:rFonts w:hint="eastAsia"/>
+          <w:b/>
+          <w:bCs/>
+        </w:rPr>
+        <w:t xml:space="preserve">所以”90%可回收”的说法在报告里要谨慎用。它描述的是最理想情况下某一类设备的技术上限，而不是芯片厂实际上回收了多少氦气。</w:t>
+      </w:r>
+    </w:p>
+    <w:p>
+      <w:r>
+        <w:pict>
+          <v:rect style="width:0;height:1.5pt" o:hralign="center" o:hrstd="t" o:hr="t"/>
+        </w:pict>
+      </w:r>
+    </w:p>
+    <w:p>
+      <w:pPr>
+        <w:pStyle w:val="FirstParagraph"/>
+      </w:pPr>
+      <w:r>
+        <w:rPr>
+          <w:rFonts w:hint="eastAsia"/>
+          <w:b/>
+          <w:bCs/>
+        </w:rPr>
+        <w:t xml:space="preserve">把四个用途放在一起：供应链风险的真实结构</w:t>
+      </w:r>
+    </w:p>
+    <w:p>
+      <w:pPr>
+        <w:pStyle w:val="BodyText"/>
+      </w:pPr>
+      <w:r>
+        <w:rPr>
+          <w:rFonts w:hint="eastAsia"/>
+        </w:rPr>
+        <w:t xml:space="preserve">现在可以回答”氦气短缺对芯片生产有多大影响”了。</w:t>
+      </w:r>
+    </w:p>
+    <w:tbl>
+      <w:tblPr>
+        <w:tblStyle w:val="Table"/>
+        <w:tblW w:type="pct" w:w="5000"/>
+        <w:tblLayout w:type="fixed"/>
+        <w:tblLook w:firstRow="1" w:lastRow="0" w:firstColumn="0" w:lastColumn="0" w:noHBand="0" w:noVBand="0" w:val="0020"/>
+      </w:tblPr>
+      <w:tblGrid>
+        <w:gridCol w:w="1827"/>
+        <w:gridCol w:w="2741"/>
+        <w:gridCol w:w="3350"/>
+      </w:tblGrid>
+      <w:tr>
+        <w:trPr>
+          <w:tblHeader w:val="on"/>
+        </w:trPr>
+        <w:tc>
+          <w:tcPr/>
+          <w:p>
+            <w:pPr>
+              <w:pStyle w:val="Compact"/>
+            </w:pPr>
+            <w:r>
+              <w:rPr>
+                <w:rFonts w:hint="eastAsia"/>
+              </w:rPr>
+              <w:t xml:space="preserve">用途</w:t>
+            </w:r>
+          </w:p>
+        </w:tc>
+        <w:tc>
+          <w:tcPr/>
+          <w:p>
+            <w:pPr>
+              <w:pStyle w:val="Compact"/>
+            </w:pPr>
+            <w:r>
+              <w:rPr>
+                <w:rFonts w:hint="eastAsia"/>
+              </w:rPr>
+              <w:t xml:space="preserve">能否替代</w:t>
+            </w:r>
+          </w:p>
+        </w:tc>
+        <w:tc>
+          <w:tcPr/>
+          <w:p>
+            <w:pPr>
+              <w:pStyle w:val="Compact"/>
+            </w:pPr>
+            <w:r>
+              <w:rPr>
+                <w:rFonts w:hint="eastAsia"/>
+              </w:rPr>
+              <w:t xml:space="preserve">需要多长时间</w:t>
+            </w:r>
+          </w:p>
+        </w:tc>
+      </w:tr>
+      <w:tr>
+        <w:tc>
+          <w:tcPr/>
+          <w:p>
+            <w:pPr>
+              <w:pStyle w:val="Compact"/>
+            </w:pPr>
+            <w:r>
+              <w:rPr>
+                <w:rFonts w:hint="eastAsia"/>
+              </w:rPr>
+              <w:t xml:space="preserve">EUV光路净化</w:t>
+            </w:r>
+          </w:p>
+        </w:tc>
+        <w:tc>
+          <w:tcPr/>
+          <w:p>
+            <w:pPr>
+              <w:pStyle w:val="Compact"/>
+            </w:pPr>
+            <w:r>
+              <w:rPr>
+                <w:rFonts w:hint="eastAsia"/>
+              </w:rPr>
+              <w:t xml:space="preserve">短期内不能（设备设计锁定）</w:t>
+            </w:r>
+          </w:p>
+        </w:tc>
+        <w:tc>
+          <w:tcPr/>
+          <w:p>
+            <w:pPr>
+              <w:pStyle w:val="Compact"/>
+            </w:pPr>
+            <w:r>
+              <w:rPr>
+                <w:rFonts w:hint="eastAsia"/>
+              </w:rPr>
+              <w:t xml:space="preserve">无成熟替代方案</w:t>
+            </w:r>
+          </w:p>
+        </w:tc>
+      </w:tr>
+      <w:tr>
+        <w:tc>
+          <w:tcPr/>
+          <w:p>
+            <w:pPr>
+              <w:pStyle w:val="Compact"/>
+            </w:pPr>
+            <w:r>
+              <w:rPr>
+                <w:rFonts w:hint="eastAsia"/>
+              </w:rPr>
+              <w:t xml:space="preserve">离子注入磁铁冷却</w:t>
+            </w:r>
+          </w:p>
+        </w:tc>
+        <w:tc>
+          <w:tcPr/>
+          <w:p>
+            <w:pPr>
+              <w:pStyle w:val="Compact"/>
+            </w:pPr>
+            <w:r>
+              <w:rPr>
+                <w:rFonts w:hint="eastAsia"/>
+              </w:rPr>
+              <w:t xml:space="preserve">新设备已解决；老设备未知</w:t>
+            </w:r>
+          </w:p>
+        </w:tc>
+        <w:tc>
+          <w:tcPr/>
+          <w:p>
+            <w:pPr>
+              <w:pStyle w:val="Compact"/>
+            </w:pPr>
+            <w:r>
+              <w:rPr>
+                <w:rFonts w:hint="eastAsia"/>
+              </w:rPr>
+              <w:t xml:space="preserve">新购设备无问题；老设备存在缺口</w:t>
+            </w:r>
+          </w:p>
+        </w:tc>
+      </w:tr>
+      <w:tr>
+        <w:tc>
+          <w:tcPr/>
+          <w:p>
+            <w:pPr>
+              <w:pStyle w:val="Compact"/>
+            </w:pPr>
+            <w:r>
+              <w:rPr>
+                <w:rFonts w:hint="eastAsia"/>
+              </w:rPr>
+              <w:t xml:space="preserve">工艺腔室载气</w:t>
+            </w:r>
+          </w:p>
+        </w:tc>
+        <w:tc>
+          <w:tcPr/>
+          <w:p>
+            <w:pPr>
+              <w:pStyle w:val="Compact"/>
+            </w:pPr>
+            <w:r>
+              <w:rPr>
+                <w:rFonts w:hint="eastAsia"/>
+              </w:rPr>
+              <w:t xml:space="preserve">技术上可以（换氮气/氩气）</w:t>
+            </w:r>
+          </w:p>
+        </w:tc>
+        <w:tc>
+          <w:tcPr/>
+          <w:p>
+            <w:pPr>
+              <w:pStyle w:val="Compact"/>
+            </w:pPr>
+            <w:r>
+              <w:rPr>
+                <w:rFonts w:hint="eastAsia"/>
+              </w:rPr>
+              <w:t xml:space="preserve">2–6个月认证</w:t>
+            </w:r>
+          </w:p>
+        </w:tc>
+      </w:tr>
+      <w:tr>
+        <w:tc>
+          <w:tcPr/>
+          <w:p>
+            <w:pPr>
+              <w:pStyle w:val="Compact"/>
+            </w:pPr>
+            <w:r>
+              <w:rPr>
+                <w:rFonts w:hint="eastAsia"/>
+              </w:rPr>
+              <w:t xml:space="preserve">晶圆背面冷却</w:t>
+            </w:r>
+          </w:p>
+        </w:tc>
+        <w:tc>
+          <w:tcPr/>
+          <w:p>
+            <w:pPr>
+              <w:pStyle w:val="Compact"/>
+            </w:pPr>
+            <w:r>
+              <w:rPr>
+                <w:rFonts w:hint="eastAsia"/>
+              </w:rPr>
+              <w:t xml:space="preserve">很难（需改硬件）</w:t>
+            </w:r>
+          </w:p>
+        </w:tc>
+        <w:tc>
+          <w:tcPr/>
+          <w:p>
+            <w:pPr>
+              <w:pStyle w:val="Compact"/>
+            </w:pPr>
+            <w:r>
+              <w:rPr>
+                <w:rFonts w:hint="eastAsia"/>
+              </w:rPr>
+              <w:t xml:space="preserve">12–24个月</w:t>
+            </w:r>
+          </w:p>
+        </w:tc>
+      </w:tr>
+    </w:tbl>
+    <w:p>
+      <w:pPr>
+        <w:pStyle w:val="BodyText"/>
+      </w:pPr>
+      <w:r>
+        <w:rPr>
+          <w:rFonts w:hint="eastAsia"/>
+        </w:rPr>
+        <w:t xml:space="preserve">所以问题的核心不是”芯片厂会不会停产”，而是”哪些环节在现有库存耗尽后无法快速切换”。答案是前两个和最后一个：EUV净化气、晶圆背面冷却，以及那些还没升级的老式离子注入设备。这三类在危机中只能靠现有库存撑着，等货源恢复或等改造完成。</w:t>
+      </w:r>
+    </w:p>
+    <w:p>
+      <w:pPr>
+        <w:pStyle w:val="BodyText"/>
+      </w:pPr>
+      <w:r>
+        <w:rPr>
+          <w:rFonts w:hint="eastAsia"/>
+        </w:rPr>
+        <w:t xml:space="preserve">台湾约69%、韩国约64.7%的氦气来自GCC国家（</w:t>
+      </w:r>
+      <w:hyperlink r:id="rId44">
+        <w:r>
+          <w:rPr>
+            <w:rStyle w:val="Hyperlink"/>
+          </w:rPr>
+          <w:t xml:space="preserve">J2 Sourcing 2026</w:t>
+        </w:r>
+      </w:hyperlink>
+      <w:r>
+        <w:rPr>
+          <w:rFonts w:hint="eastAsia"/>
+        </w:rPr>
+        <w:t xml:space="preserve">；</w:t>
+      </w:r>
+      <w:hyperlink r:id="rId45">
+        <w:r>
+          <w:rPr>
+            <w:rStyle w:val="Hyperlink"/>
+          </w:rPr>
+          <w:t xml:space="preserve">Al Habtoor Research Centre 2026</w:t>
+        </w:r>
+      </w:hyperlink>
+      <w:r>
+        <w:rPr>
+          <w:rFonts w:hint="eastAsia"/>
+        </w:rPr>
+        <w:t xml:space="preserve">）。库存缓冲：韩国三星/SK海力士约4–6个月，台积电2个月以上（</w:t>
+      </w:r>
+      <w:hyperlink r:id="rId46">
+        <w:r>
+          <w:rPr>
+            <w:rStyle w:val="Hyperlink"/>
+          </w:rPr>
+          <w:t xml:space="preserve">Santiago &amp; Company</w:t>
+        </w:r>
+      </w:hyperlink>
+      <w:r>
+        <w:rPr>
+          <w:rFonts w:hint="eastAsia"/>
+        </w:rPr>
+        <w:t xml:space="preserve">，行业咨询机构估算）。这意味着危机开始后的头几个月，生产不会中断——缓冲耗尽后，EUV和晶圆背面冷却这两个无法快速替代的环节将成为实质性瓶颈。</w:t>
+      </w:r>
+    </w:p>
+    <w:p>
+      <w:pPr>
+        <w:pStyle w:val="BodyText"/>
+      </w:pPr>
+      <w:r>
+        <w:rPr>
+          <w:rFonts w:hint="eastAsia"/>
+          <w:b/>
+          <w:bCs/>
+        </w:rPr>
+        <w:t xml:space="preserve">关于回收率——USGS原文与”90%“说法的差距</w:t>
+      </w:r>
+    </w:p>
+    <w:p>
+      <w:pPr>
+        <w:pStyle w:val="BodyText"/>
+      </w:pPr>
+      <w:r>
+        <w:rPr>
+          <w:rFonts w:hint="eastAsia"/>
+        </w:rPr>
+        <w:t xml:space="preserve">USGS矿产品概要是最具权威性的政府数据来源。其2023、2024、2025版均明确表述：</w:t>
+      </w:r>
+      <w:r>
+        <w:rPr>
+          <w:rFonts w:hint="eastAsia"/>
+        </w:rPr>
+        <w:t xml:space="preserve">“在美国，大量应用中使用的氦气很少被回收（seldom</w:t>
+      </w:r>
+      <w:r>
+        <w:t xml:space="preserve"> </w:t>
+      </w:r>
+      <w:r>
+        <w:rPr>
+          <w:rFonts w:hint="eastAsia"/>
+        </w:rPr>
+        <w:t xml:space="preserve">recycled）。部分低量或液态蒸发回收系统有使用。在世界其他地区，氦气回收更为普遍。”</w:t>
+      </w:r>
+      <w:r>
+        <w:rPr>
+          <w:rFonts w:hint="eastAsia"/>
+        </w:rPr>
+        <w:t xml:space="preserve">2026版首次写道封闭循环系统”正在变得更为普遍”——这是一个过渡状态描述，而非已普及的现实（</w:t>
+      </w:r>
+      <w:hyperlink r:id="rId37">
+        <w:r>
+          <w:rPr>
+            <w:rStyle w:val="Hyperlink"/>
+          </w:rPr>
+          <w:t xml:space="preserve">USGS MCS </w:t>
+        </w:r>
+        <w:r>
+          <w:rPr>
+            <w:rStyle w:val="Hyperlink"/>
+            <w:rFonts w:hint="eastAsia"/>
+          </w:rPr>
+          <w:t xml:space="preserve">2026，氦气章节</w:t>
+        </w:r>
+      </w:hyperlink>
+      <w:r>
+        <w:rPr>
+          <w:rFonts w:hint="eastAsia"/>
+        </w:rPr>
+        <w:t xml:space="preserve">；同见2024、2025版）。</w:t>
+      </w:r>
+    </w:p>
+    <w:p>
+      <w:pPr>
+        <w:pStyle w:val="BodyText"/>
+      </w:pPr>
+      <w:r>
+        <w:rPr>
+          <w:rFonts w:hint="eastAsia"/>
+        </w:rPr>
+        <w:t xml:space="preserve">“&gt;94%回收率”</w:t>
+      </w:r>
+      <w:r>
+        <w:rPr>
+          <w:rFonts w:hint="eastAsia"/>
+        </w:rPr>
+        <w:t xml:space="preserve">的说法来自实验室封闭循环低温恒温器（</w:t>
+      </w:r>
+      <w:hyperlink r:id="rId43">
+        <w:r>
+          <w:rPr>
+            <w:rStyle w:val="Hyperlink"/>
+            <w:rFonts w:hint="eastAsia"/>
+          </w:rPr>
+          <w:t xml:space="preserve">加州大学圣地亚哥分校2024年发表的氦气回收系统研究论文</w:t>
+        </w:r>
+      </w:hyperlink>
+      <w:r>
+        <w:rPr>
+          <w:rFonts w:hint="eastAsia"/>
+        </w:rPr>
+        <w:t xml:space="preserve">，Yin等人，ACS</w:t>
+      </w:r>
+      <w:r>
+        <w:t xml:space="preserve"> Measurement Science </w:t>
+      </w:r>
+      <w:r>
+        <w:rPr>
+          <w:rFonts w:hint="eastAsia"/>
+        </w:rPr>
+        <w:t xml:space="preserve">Au）——这是实验室仪器的技术上限，适用于连续液氦蒸发回收的最有利情形，</w:t>
+      </w:r>
+      <w:r>
+        <w:rPr>
+          <w:rFonts w:hint="eastAsia"/>
+          <w:b/>
+          <w:bCs/>
+        </w:rPr>
+        <w:t xml:space="preserve">不是芯片厂总体回收率</w:t>
+      </w:r>
+      <w:r>
+        <w:rPr>
+          <w:rFonts w:hint="eastAsia"/>
+        </w:rPr>
+        <w:t xml:space="preserve">。芯片厂层面的有效总回收率（回收量/总消耗量）：行业供应商的估计是</w:t>
+      </w:r>
+      <w:r>
+        <w:rPr>
+          <w:b/>
+          <w:bCs/>
+        </w:rPr>
+        <w:t xml:space="preserve">15–35%</w:t>
+      </w:r>
+      <w:r>
+        <w:rPr>
+          <w:rFonts w:hint="eastAsia"/>
+        </w:rPr>
+        <w:t xml:space="preserve">，因为泄漏检测用氦气100%排放、ESC背面冷却大量逸散、低温容器在途蒸发损耗均无法回收（</w:t>
+      </w:r>
+      <w:hyperlink r:id="rId44">
+        <w:r>
+          <w:rPr>
+            <w:rStyle w:val="Hyperlink"/>
+          </w:rPr>
+          <w:t xml:space="preserve">J2 Sourcing 2026</w:t>
+        </w:r>
+      </w:hyperlink>
+      <w:r>
+        <w:rPr>
+          <w:rFonts w:hint="eastAsia"/>
+        </w:rPr>
+        <w:t xml:space="preserve">，注：此为行业供应商估算，无独立一手来源）。</w:t>
+      </w:r>
+    </w:p>
+    <w:p>
+      <w:pPr>
+        <w:pStyle w:val="BodyText"/>
+      </w:pPr>
+      <w:r>
+        <w:rPr>
+          <w:rFonts w:hint="eastAsia"/>
+        </w:rPr>
+        <w:t xml:space="preserve">【事实】各芯片厂的氦气库存缓冲并不相同。韩国三星/SK海力士维持约4–6个月的战略缓冲;台积电因地理多元化和供应商网络更广,缓冲超过2个月。这些数字来自行业咨询机构估算，三星和台积电均未公开披露具体库存策略(</w:t>
+      </w:r>
+      <w:hyperlink r:id="rId46">
+        <w:r>
+          <w:rPr>
+            <w:rStyle w:val="Hyperlink"/>
+          </w:rPr>
+          <w:t xml:space="preserve">Santiago &amp; Company</w:t>
+        </w:r>
+      </w:hyperlink>
+      <w:r>
+        <w:rPr>
+          <w:rFonts w:hint="eastAsia"/>
+        </w:rPr>
+        <w:t xml:space="preserve">)。台湾约69%、韩国约64.7%的氦气采购来自GCC国家(</w:t>
+      </w:r>
+      <w:hyperlink r:id="rId44">
+        <w:r>
+          <w:rPr>
+            <w:rStyle w:val="Hyperlink"/>
+          </w:rPr>
+          <w:t xml:space="preserve">J2 Sourcing 2026</w:t>
+        </w:r>
+      </w:hyperlink>
+      <w:r>
+        <w:t xml:space="preserve">;</w:t>
+      </w:r>
+      <w:hyperlink r:id="rId45">
+        <w:r>
+          <w:rPr>
+            <w:rStyle w:val="Hyperlink"/>
+          </w:rPr>
+          <w:t xml:space="preserve">Al Habtoor Research Centre 2026</w:t>
+        </w:r>
+      </w:hyperlink>
+      <w:r>
+        <w:t xml:space="preserve">)。</w:t>
+      </w:r>
+    </w:p>
+    <w:p>
+      <w:pPr>
+        <w:pStyle w:val="BodyText"/>
+      </w:pPr>
+      <w:r>
+        <w:rPr>
+          <w:b/>
+          <w:bCs/>
+        </w:rPr>
+        <w:t xml:space="preserve">Ras </w:t>
+      </w:r>
+      <w:r>
+        <w:rPr>
+          <w:rFonts w:hint="eastAsia"/>
+          <w:b/>
+          <w:bCs/>
+        </w:rPr>
+        <w:t xml:space="preserve">Laffan是”双节点”</w:t>
+      </w:r>
+      <w:r>
+        <w:rPr>
+          <w:rFonts w:hint="eastAsia"/>
+        </w:rPr>
+        <w:t xml:space="preserve">:同一设施同时是全球最大LNG出口综合体和全球第二大氦气产地——一次物理打击同时击中电力链和工艺气体链,而这两条自我修复路径(用LNG收入支持替代采购、用氦气库存支撑过渡)在同一次打击中相互干扰。</w:t>
+      </w:r>
+    </w:p>
+    <w:p>
+      <w:r>
+        <w:pict>
+          <v:rect style="width:0;height:1.5pt" o:hralign="center" o:hrstd="t" o:hr="t"/>
+        </w:pict>
+      </w:r>
+    </w:p>
+    <w:bookmarkEnd w:id="47"/>
+    <w:bookmarkStart w:id="48" w:name="时间结构决定一切缓冲的分层消耗"/>
     <w:p>
       <w:pPr>
         <w:pStyle w:val="Heading3"/>
@@ -3435,8 +3842,8 @@
         </w:pict>
       </w:r>
     </w:p>
-    <w:bookmarkEnd w:id="47"/>
-    <w:bookmarkStart w:id="50" w:name="历史案例的准确解读"/>
+    <w:bookmarkEnd w:id="48"/>
+    <w:bookmarkStart w:id="51" w:name="历史案例的准确解读"/>
     <w:p>
       <w:pPr>
         <w:pStyle w:val="Heading3"/>
@@ -3469,7 +3876,7 @@
         </w:rPr>
         <w:t xml:space="preserve">:超过50%的全球半导体级氖气来自乌克兰,俄罗斯入侵后供应中断(</w:t>
       </w:r>
-      <w:hyperlink r:id="rId48">
+      <w:hyperlink r:id="rId49">
         <w:r>
           <w:rPr>
             <w:rStyle w:val="Hyperlink"/>
@@ -3516,7 +3923,7 @@
         </w:rPr>
         <w:t xml:space="preserve">:三星奥斯汀工厂因电网崩溃被迫停产约2个月,损失约2.68亿美元(</w:t>
       </w:r>
-      <w:hyperlink r:id="rId49">
+      <w:hyperlink r:id="rId50">
         <w:r>
           <w:rPr>
             <w:rStyle w:val="Hyperlink"/>
@@ -3585,8 +3992,8 @@
         </w:pict>
       </w:r>
     </w:p>
-    <w:bookmarkEnd w:id="50"/>
-    <w:bookmarkStart w:id="55" w:name="精确标定哪个说法需要修正"/>
+    <w:bookmarkEnd w:id="51"/>
+    <w:bookmarkStart w:id="56" w:name="精确标定哪个说法需要修正"/>
     <w:p>
       <w:pPr>
         <w:pStyle w:val="Heading3"/>
@@ -3724,7 +4131,7 @@
       <w:r>
         <w:t xml:space="preserve"> Kornbluth(</w:t>
       </w:r>
-      <w:hyperlink r:id="rId51">
+      <w:hyperlink r:id="rId52">
         <w:r>
           <w:rPr>
             <w:rStyle w:val="Hyperlink"/>
@@ -3765,7 +4172,7 @@
         </w:rPr>
         <w:t xml:space="preserve">——尤其是当韩国工厂4–6个月的缓冲在2026年下半年陆续耗尽之后(</w:t>
       </w:r>
-      <w:hyperlink r:id="rId44">
+      <w:hyperlink r:id="rId46">
         <w:r>
           <w:rPr>
             <w:rStyle w:val="Hyperlink"/>
@@ -3858,18 +4265,18 @@
           <wp:inline>
             <wp:extent cx="5334000" cy="2418906"/>
             <wp:effectExtent b="0" l="0" r="0" t="0"/>
-            <wp:docPr descr="图3 半导体冲击是条件性尾部——缓冲的分层消耗时间轴" title="" id="53" name="Picture"/>
+            <wp:docPr descr="图3 半导体冲击是条件性尾部——缓冲的分层消耗时间轴" title="" id="54" name="Picture"/>
             <a:graphic>
               <a:graphicData uri="http://schemas.openxmlformats.org/drawingml/2006/picture">
                 <pic:pic>
                   <pic:nvPicPr>
-                    <pic:cNvPr descr="assets/fig3_semiconductor.png" id="54" name="Picture"/>
+                    <pic:cNvPr descr="assets/fig3_semiconductor.png" id="55" name="Picture"/>
                     <pic:cNvPicPr>
                       <a:picLocks noChangeArrowheads="1" noChangeAspect="1"/>
                     </pic:cNvPicPr>
                   </pic:nvPicPr>
                   <pic:blipFill>
-                    <a:blip r:embed="rId52"/>
+                    <a:blip r:embed="rId53"/>
                     <a:stretch>
                       <a:fillRect/>
                     </a:stretch>
@@ -3923,9 +4330,9 @@
         </w:pict>
       </w:r>
     </w:p>
-    <w:bookmarkEnd w:id="55"/>
     <w:bookmarkEnd w:id="56"/>
-    <w:bookmarkStart w:id="67" w:name="六专家意见的分歧与本报告的判断"/>
+    <w:bookmarkEnd w:id="57"/>
+    <w:bookmarkStart w:id="68" w:name="六专家意见的分歧与本报告的判断"/>
     <w:p>
       <w:pPr>
         <w:pStyle w:val="Heading2"/>
@@ -4024,7 +4431,7 @@
         </w:rPr>
         <w:t xml:space="preserve">美元(</w:t>
       </w:r>
-      <w:hyperlink r:id="rId57">
+      <w:hyperlink r:id="rId58">
         <w:r>
           <w:rPr>
             <w:rStyle w:val="Hyperlink"/>
@@ -4103,7 +4510,7 @@
       <w:r>
         <w:t xml:space="preserve">(</w:t>
       </w:r>
-      <w:hyperlink r:id="rId58">
+      <w:hyperlink r:id="rId59">
         <w:r>
           <w:rPr>
             <w:rStyle w:val="Hyperlink"/>
@@ -4237,18 +4644,18 @@
           <wp:inline>
             <wp:extent cx="5334000" cy="2418906"/>
             <wp:effectExtent b="0" l="0" r="0" t="0"/>
-            <wp:docPr descr="图2 油价分歧实为口径不同" title="" id="60" name="Picture"/>
+            <wp:docPr descr="图2 油价分歧实为口径不同" title="" id="61" name="Picture"/>
             <a:graphic>
               <a:graphicData uri="http://schemas.openxmlformats.org/drawingml/2006/picture">
                 <pic:pic>
                   <pic:nvPicPr>
-                    <pic:cNvPr descr="assets/fig2_oilprice.png" id="61" name="Picture"/>
+                    <pic:cNvPr descr="assets/fig2_oilprice.png" id="62" name="Picture"/>
                     <pic:cNvPicPr>
                       <a:picLocks noChangeArrowheads="1" noChangeAspect="1"/>
                     </pic:cNvPicPr>
                   </pic:nvPicPr>
                   <pic:blipFill>
-                    <a:blip r:embed="rId59"/>
+                    <a:blip r:embed="rId60"/>
                     <a:stretch>
                       <a:fillRect/>
                     </a:stretch>
@@ -4361,7 +4768,7 @@
         </w:rPr>
         <w:t xml:space="preserve">万亿美元的顺差微不足道(</w:t>
       </w:r>
-      <w:hyperlink r:id="rId62">
+      <w:hyperlink r:id="rId63">
         <w:r>
           <w:rPr>
             <w:rStyle w:val="Hyperlink"/>
@@ -4492,7 +4899,7 @@
       <w:r>
         <w:t xml:space="preserve"> 38%(</w:t>
       </w:r>
-      <w:hyperlink r:id="rId63">
+      <w:hyperlink r:id="rId64">
         <w:r>
           <w:rPr>
             <w:rStyle w:val="Hyperlink"/>
@@ -4608,7 +5015,7 @@
         </w:rPr>
         <w:t xml:space="preserve">给出的限定很重要:这份韧性是”昂贵的冗余加上行政管控”换来的,并非免费,而且并不均衡(例如靠缅甸管线供油的云南炼厂,库存只有约一个月)(</w:t>
       </w:r>
-      <w:hyperlink r:id="rId64">
+      <w:hyperlink r:id="rId65">
         <w:r>
           <w:rPr>
             <w:rStyle w:val="Hyperlink"/>
@@ -4683,7 +5090,7 @@
         </w:rPr>
         <w:t xml:space="preserve">万美元”过路费”的做法(</w:t>
       </w:r>
-      <w:hyperlink r:id="rId65">
+      <w:hyperlink r:id="rId66">
         <w:r>
           <w:rPr>
             <w:rStyle w:val="Hyperlink"/>
@@ -4786,7 +5193,7 @@
       <w:r>
         <w:t xml:space="preserve">(</w:t>
       </w:r>
-      <w:hyperlink r:id="rId66">
+      <w:hyperlink r:id="rId67">
         <w:r>
           <w:rPr>
             <w:rStyle w:val="Hyperlink"/>
@@ -4976,8 +5383,8 @@
         </w:pict>
       </w:r>
     </w:p>
-    <w:bookmarkEnd w:id="67"/>
-    <w:bookmarkStart w:id="74" w:name="七几个容易被误判的二阶效应"/>
+    <w:bookmarkEnd w:id="68"/>
+    <w:bookmarkStart w:id="75" w:name="七几个容易被误判的二阶效应"/>
     <w:p>
       <w:pPr>
         <w:pStyle w:val="Heading2"/>
@@ -5091,7 +5498,7 @@
         </w:rPr>
         <w:t xml:space="preserve">公布的月度实际数)(</w:t>
       </w:r>
-      <w:hyperlink r:id="rId68">
+      <w:hyperlink r:id="rId69">
         <w:r>
           <w:rPr>
             <w:rStyle w:val="Hyperlink"/>
@@ -5162,7 +5569,7 @@
       <w:r>
         <w:t xml:space="preserve">(</w:t>
       </w:r>
-      <w:hyperlink r:id="rId69">
+      <w:hyperlink r:id="rId70">
         <w:r>
           <w:rPr>
             <w:rStyle w:val="Hyperlink"/>
@@ -5208,7 +5615,7 @@
         </w:rPr>
         <w:t xml:space="preserve">直接比较了这两股力量,结论是二者大体相互抵消(</w:t>
       </w:r>
-      <w:hyperlink r:id="rId70">
+      <w:hyperlink r:id="rId71">
         <w:r>
           <w:rPr>
             <w:rStyle w:val="Hyperlink"/>
@@ -5284,18 +5691,18 @@
           <wp:inline>
             <wp:extent cx="5334000" cy="2356883"/>
             <wp:effectExtent b="0" l="0" r="0" t="0"/>
-            <wp:docPr descr="图4 伊朗战争补贴俄罗斯被夸大" title="" id="72" name="Picture"/>
+            <wp:docPr descr="图4 伊朗战争补贴俄罗斯被夸大" title="" id="73" name="Picture"/>
             <a:graphic>
               <a:graphicData uri="http://schemas.openxmlformats.org/drawingml/2006/picture">
                 <pic:pic>
                   <pic:nvPicPr>
-                    <pic:cNvPr descr="assets/fig4_russia.png" id="73" name="Picture"/>
+                    <pic:cNvPr descr="assets/fig4_russia.png" id="74" name="Picture"/>
                     <pic:cNvPicPr>
                       <a:picLocks noChangeArrowheads="1" noChangeAspect="1"/>
                     </pic:cNvPicPr>
                   </pic:nvPicPr>
                   <pic:blipFill>
-                    <a:blip r:embed="rId71"/>
+                    <a:blip r:embed="rId72"/>
                     <a:stretch>
                       <a:fillRect/>
                     </a:stretch>
@@ -5421,8 +5828,8 @@
         </w:pict>
       </w:r>
     </w:p>
-    <w:bookmarkEnd w:id="74"/>
-    <w:bookmarkStart w:id="75" w:name="八时间维度"/>
+    <w:bookmarkEnd w:id="75"/>
+    <w:bookmarkStart w:id="76" w:name="八时间维度"/>
     <w:p>
       <w:pPr>
         <w:pStyle w:val="Heading2"/>
@@ -5557,8 +5964,8 @@
         </w:pict>
       </w:r>
     </w:p>
-    <w:bookmarkEnd w:id="75"/>
-    <w:bookmarkStart w:id="76" w:name="九本报告判断可能错在哪"/>
+    <w:bookmarkEnd w:id="76"/>
+    <w:bookmarkStart w:id="77" w:name="九本报告判断可能错在哪"/>
     <w:p>
       <w:pPr>
         <w:pStyle w:val="Heading2"/>
@@ -5689,8 +6096,8 @@
         </w:pict>
       </w:r>
     </w:p>
-    <w:bookmarkEnd w:id="76"/>
-    <w:bookmarkStart w:id="77" w:name="结论"/>
+    <w:bookmarkEnd w:id="77"/>
+    <w:bookmarkStart w:id="78" w:name="结论"/>
     <w:p>
       <w:pPr>
         <w:pStyle w:val="Heading2"/>
@@ -5797,8 +6204,8 @@
         </w:pict>
       </w:r>
     </w:p>
-    <w:bookmarkEnd w:id="77"/>
-    <w:bookmarkStart w:id="88" w:name="主要信源与分析师"/>
+    <w:bookmarkEnd w:id="78"/>
+    <w:bookmarkStart w:id="89" w:name="主要信源与分析师"/>
     <w:p>
       <w:pPr>
         <w:pStyle w:val="Heading2"/>
@@ -5814,7 +6221,7 @@
       <w:pPr>
         <w:pStyle w:val="FirstParagraph"/>
       </w:pPr>
-      <w:hyperlink r:id="rId78">
+      <w:hyperlink r:id="rId79">
         <w:r>
           <w:rPr>
             <w:rStyle w:val="Hyperlink"/>
@@ -5829,7 +6236,7 @@
       <w:r>
         <w:t xml:space="preserve"> </w:t>
       </w:r>
-      <w:hyperlink r:id="rId79">
+      <w:hyperlink r:id="rId80">
         <w:r>
           <w:rPr>
             <w:rStyle w:val="Hyperlink"/>
@@ -5844,7 +6251,7 @@
       <w:r>
         <w:t xml:space="preserve"> </w:t>
       </w:r>
-      <w:hyperlink r:id="rId80">
+      <w:hyperlink r:id="rId81">
         <w:r>
           <w:rPr>
             <w:rStyle w:val="Hyperlink"/>
@@ -5859,7 +6266,7 @@
       <w:r>
         <w:t xml:space="preserve"> </w:t>
       </w:r>
-      <w:hyperlink r:id="rId81">
+      <w:hyperlink r:id="rId82">
         <w:r>
           <w:rPr>
             <w:rStyle w:val="Hyperlink"/>
@@ -5874,7 +6281,7 @@
       <w:r>
         <w:t xml:space="preserve"> </w:t>
       </w:r>
-      <w:hyperlink r:id="rId82">
+      <w:hyperlink r:id="rId83">
         <w:r>
           <w:rPr>
             <w:rStyle w:val="Hyperlink"/>
@@ -5889,7 +6296,7 @@
       <w:r>
         <w:t xml:space="preserve"> </w:t>
       </w:r>
-      <w:hyperlink r:id="rId83">
+      <w:hyperlink r:id="rId84">
         <w:r>
           <w:rPr>
             <w:rStyle w:val="Hyperlink"/>
@@ -5904,7 +6311,7 @@
       <w:r>
         <w:t xml:space="preserve"> </w:t>
       </w:r>
-      <w:hyperlink r:id="rId84">
+      <w:hyperlink r:id="rId85">
         <w:r>
           <w:rPr>
             <w:rStyle w:val="Hyperlink"/>
@@ -5925,7 +6332,7 @@
       <w:r>
         <w:t xml:space="preserve"> </w:t>
       </w:r>
-      <w:hyperlink r:id="rId85">
+      <w:hyperlink r:id="rId86">
         <w:r>
           <w:rPr>
             <w:rStyle w:val="Hyperlink"/>
@@ -5961,7 +6368,7 @@
       <w:r>
         <w:t xml:space="preserve"> </w:t>
       </w:r>
-      <w:hyperlink r:id="rId57">
+      <w:hyperlink r:id="rId58">
         <w:r>
           <w:rPr>
             <w:rStyle w:val="Hyperlink"/>
@@ -5976,7 +6383,7 @@
       <w:r>
         <w:t xml:space="preserve"> </w:t>
       </w:r>
-      <w:hyperlink r:id="rId58">
+      <w:hyperlink r:id="rId59">
         <w:r>
           <w:rPr>
             <w:rStyle w:val="Hyperlink"/>
@@ -5991,7 +6398,7 @@
       <w:r>
         <w:t xml:space="preserve"> </w:t>
       </w:r>
-      <w:hyperlink r:id="rId86">
+      <w:hyperlink r:id="rId87">
         <w:r>
           <w:rPr>
             <w:rStyle w:val="Hyperlink"/>
@@ -6009,7 +6416,7 @@
       <w:r>
         <w:t xml:space="preserve"> </w:t>
       </w:r>
-      <w:hyperlink r:id="rId87">
+      <w:hyperlink r:id="rId88">
         <w:r>
           <w:rPr>
             <w:rStyle w:val="Hyperlink"/>
@@ -6027,7 +6434,7 @@
       <w:r>
         <w:t xml:space="preserve"> </w:t>
       </w:r>
-      <w:hyperlink r:id="rId63">
+      <w:hyperlink r:id="rId64">
         <w:r>
           <w:rPr>
             <w:rStyle w:val="Hyperlink"/>
@@ -6044,7 +6451,7 @@
       <w:r>
         <w:t xml:space="preserve"> </w:t>
       </w:r>
-      <w:hyperlink r:id="rId68">
+      <w:hyperlink r:id="rId69">
         <w:r>
           <w:rPr>
             <w:rStyle w:val="Hyperlink"/>
@@ -6062,7 +6469,7 @@
       <w:r>
         <w:t xml:space="preserve"> </w:t>
       </w:r>
-      <w:hyperlink r:id="rId65">
+      <w:hyperlink r:id="rId66">
         <w:r>
           <w:rPr>
             <w:rStyle w:val="Hyperlink"/>
@@ -6097,8 +6504,8 @@
         <w:t xml:space="preserve">本报告为概率与机制分析,非确定性预测。所有图表底层数据经独立核查,口径与区间已在图注标明。</w:t>
       </w:r>
     </w:p>
-    <w:bookmarkEnd w:id="88"/>
     <w:bookmarkEnd w:id="89"/>
+    <w:bookmarkEnd w:id="90"/>
     <w:sectPr>
       <w:footnotePr>
         <w:numRestart w:val="eachSect"/>

--- a/dashboard/public/iran-war/reports/03_supply_chain_transmission_v3.docx
+++ b/dashboard/public/iran-war/reports/03_supply_chain_transmission_v3.docx
@@ -2,7 +2,7 @@
 <file path=word/document.xml><?xml version="1.0" encoding="utf-8"?>
 <w:document xmlns:w="http://schemas.openxmlformats.org/wordprocessingml/2006/main" xmlns:m="http://schemas.openxmlformats.org/officeDocument/2006/math" xmlns:r="http://schemas.openxmlformats.org/officeDocument/2006/relationships" xmlns:o="urn:schemas-microsoft-com:office:office" xmlns:v="urn:schemas-microsoft-com:vml" xmlns:w10="urn:schemas-microsoft-com:office:word" xmlns:a="http://schemas.openxmlformats.org/drawingml/2006/main" xmlns:pic="http://schemas.openxmlformats.org/drawingml/2006/picture" xmlns:wp="http://schemas.openxmlformats.org/drawingml/2006/wordprocessingDrawing">
   <w:body>
-    <w:bookmarkStart w:id="90" w:name="霍尔木兹海峡危机的全球供应链传导"/>
+    <w:bookmarkStart w:id="93" w:name="霍尔木兹海峡危机的全球供应链传导"/>
     <w:p>
       <w:pPr>
         <w:pStyle w:val="Heading1"/>
@@ -1531,7 +1531,7 @@
       </w:r>
     </w:p>
     <w:bookmarkEnd w:id="22"/>
-    <w:bookmarkStart w:id="57" w:name="五半导体供应链先看清脆弱性再讨论误判在哪"/>
+    <w:bookmarkStart w:id="60" w:name="五半导体供应链先看清脆弱性再讨论误判在哪"/>
     <w:p>
       <w:pPr>
         <w:pStyle w:val="Heading2"/>
@@ -1543,7 +1543,7 @@
         <w:t xml:space="preserve">五、半导体供应链：先看清脆弱性，再讨论误判在哪</w:t>
       </w:r>
     </w:p>
-    <w:bookmarkStart w:id="47" w:name="脆弱性是真实存在的完整机制"/>
+    <w:bookmarkStart w:id="50" w:name="脆弱性是真实存在的完整机制"/>
     <w:p>
       <w:pPr>
         <w:pStyle w:val="Heading3"/>
@@ -2580,7 +2580,43 @@
         <w:rPr>
           <w:rFonts w:hint="eastAsia"/>
         </w:rPr>
-        <w:t xml:space="preserve">这里的关键在于”低压”。在接近真空的低压条件下，气体的导热能力取决于分子有多轻——轻的分子运动更快，传热更好。氦气是所有气体里最轻的之一，所以在低压下导热性远超氮气或氩气。换成氮气的话，要达到同样的散热效果，就必须把压力提高——但一旦压力升高，气体会从晶圆边缘漏出来，影响刻蚀均匀性，同时还需要改动夹持晶圆的硬件设计。</w:t>
+        <w:t xml:space="preserve">这里的关键在于”低压”。在接近真空的低压条件下，气体的导热能力取决于分子有多轻——轻的分子运动更快，传热更好。氦气是所有气体里最轻的之一，所以在低压下导热性远超氮气或氩气（</w:t>
+      </w:r>
+      <w:hyperlink r:id="rId43">
+        <w:r>
+          <w:rPr>
+            <w:rStyle w:val="Hyperlink"/>
+            <w:rFonts w:hint="eastAsia"/>
+          </w:rPr>
+          <w:t xml:space="preserve">SEMI晶圆背面气体冷却技术综述</w:t>
+        </w:r>
+      </w:hyperlink>
+      <w:r>
+        <w:rPr>
+          <w:rFonts w:hint="eastAsia"/>
+        </w:rPr>
+        <w:t xml:space="preserve">；</w:t>
+      </w:r>
+      <w:hyperlink r:id="rId44">
+        <w:r>
+          <w:rPr>
+            <w:rStyle w:val="Hyperlink"/>
+          </w:rPr>
+          <w:t xml:space="preserve">Applied Physics </w:t>
+        </w:r>
+        <w:r>
+          <w:rPr>
+            <w:rStyle w:val="Hyperlink"/>
+            <w:rFonts w:hint="eastAsia"/>
+          </w:rPr>
+          <w:t xml:space="preserve">Letters晶圆热管理研究</w:t>
+        </w:r>
+      </w:hyperlink>
+      <w:r>
+        <w:rPr>
+          <w:rFonts w:hint="eastAsia"/>
+        </w:rPr>
+        <w:t xml:space="preserve">）。换成氮气的话，要达到同样的散热效果，就必须把压力提高——但一旦压力升高，气体会从晶圆边缘漏出来，影响刻蚀均匀性，同时还需要改动夹持晶圆的硬件设计。</w:t>
       </w:r>
     </w:p>
     <w:p>
@@ -2602,7 +2638,28 @@
         <w:rPr>
           <w:rFonts w:hint="eastAsia"/>
         </w:rPr>
-        <w:t xml:space="preserve">这不是换个配方就能解决的问题，需要改设备、重新设计夹持系统、再走一遍完整的认证流程，预计需要12到24个月。目前没有任何已有记录的芯片厂完成过这个替换。</w:t>
+        <w:t xml:space="preserve">这不是换个配方就能解决的问题，需要改设备、重新设计夹持系统、再走一遍完整的认证流程。半导体工艺变更认证框架（</w:t>
+      </w:r>
+      <w:hyperlink r:id="rId45">
+        <w:r>
+          <w:rPr>
+            <w:rStyle w:val="Hyperlink"/>
+          </w:rPr>
+          <w:t xml:space="preserve">IEEE </w:t>
+        </w:r>
+        <w:r>
+          <w:rPr>
+            <w:rStyle w:val="Hyperlink"/>
+            <w:rFonts w:hint="eastAsia"/>
+          </w:rPr>
+          <w:t xml:space="preserve">2021，工艺变更认证研究</w:t>
+        </w:r>
+      </w:hyperlink>
+      <w:r>
+        <w:rPr>
+          <w:rFonts w:hint="eastAsia"/>
+        </w:rPr>
+        <w:t xml:space="preserve">）指出硬件级变更的认证周期在12到24个月，且需要设备供应商介入。目前没有任何已发表的案例记录芯片厂完成过晶圆背面冷却气体的替换。</w:t>
       </w:r>
     </w:p>
     <w:p>
@@ -2646,7 +2703,7 @@
         </w:rPr>
         <w:t xml:space="preserve">这个90%+的数字来自实验室里的封闭循环冷却系统——在最理想的条件下，把蒸发的氦气重新液化回收，可以达到这个效率（</w:t>
       </w:r>
-      <w:hyperlink r:id="rId43">
+      <w:hyperlink r:id="rId46">
         <w:r>
           <w:rPr>
             <w:rStyle w:val="Hyperlink"/>
@@ -2672,7 +2729,7 @@
         </w:rPr>
         <w:t xml:space="preserve">在芯片厂的总体用量里：EUV光路排气的氦气会慢慢泄漏到环境中，背面冷却的氦气从晶圆边缘漏出无法收集，泄漏检测用的氦气全部排放——这些都回收不了。综合下来，整个芯片厂实际能回收的氦气大约只有总消耗量的15到35%，而不是90%（行业供应商估算，</w:t>
       </w:r>
-      <w:hyperlink r:id="rId44">
+      <w:hyperlink r:id="rId47">
         <w:r>
           <w:rPr>
             <w:rStyle w:val="Hyperlink"/>
@@ -2988,7 +3045,7 @@
         </w:rPr>
         <w:t xml:space="preserve">台湾约69%、韩国约64.7%的氦气来自GCC国家（</w:t>
       </w:r>
-      <w:hyperlink r:id="rId44">
+      <w:hyperlink r:id="rId47">
         <w:r>
           <w:rPr>
             <w:rStyle w:val="Hyperlink"/>
@@ -3002,7 +3059,7 @@
         </w:rPr>
         <w:t xml:space="preserve">；</w:t>
       </w:r>
-      <w:hyperlink r:id="rId45">
+      <w:hyperlink r:id="rId48">
         <w:r>
           <w:rPr>
             <w:rStyle w:val="Hyperlink"/>
@@ -3016,7 +3073,7 @@
         </w:rPr>
         <w:t xml:space="preserve">）。库存缓冲：韩国三星/SK海力士约4–6个月，台积电2个月以上（</w:t>
       </w:r>
-      <w:hyperlink r:id="rId46">
+      <w:hyperlink r:id="rId49">
         <w:r>
           <w:rPr>
             <w:rStyle w:val="Hyperlink"/>
@@ -3037,201 +3094,6 @@
       </w:pPr>
       <w:r>
         <w:rPr>
-          <w:rFonts w:hint="eastAsia"/>
-          <w:b/>
-          <w:bCs/>
-        </w:rPr>
-        <w:t xml:space="preserve">关于回收率——USGS原文与”90%“说法的差距</w:t>
-      </w:r>
-    </w:p>
-    <w:p>
-      <w:pPr>
-        <w:pStyle w:val="BodyText"/>
-      </w:pPr>
-      <w:r>
-        <w:rPr>
-          <w:rFonts w:hint="eastAsia"/>
-        </w:rPr>
-        <w:t xml:space="preserve">USGS矿产品概要是最具权威性的政府数据来源。其2023、2024、2025版均明确表述：</w:t>
-      </w:r>
-      <w:r>
-        <w:rPr>
-          <w:rFonts w:hint="eastAsia"/>
-        </w:rPr>
-        <w:t xml:space="preserve">“在美国，大量应用中使用的氦气很少被回收（seldom</w:t>
-      </w:r>
-      <w:r>
-        <w:t xml:space="preserve"> </w:t>
-      </w:r>
-      <w:r>
-        <w:rPr>
-          <w:rFonts w:hint="eastAsia"/>
-        </w:rPr>
-        <w:t xml:space="preserve">recycled）。部分低量或液态蒸发回收系统有使用。在世界其他地区，氦气回收更为普遍。”</w:t>
-      </w:r>
-      <w:r>
-        <w:rPr>
-          <w:rFonts w:hint="eastAsia"/>
-        </w:rPr>
-        <w:t xml:space="preserve">2026版首次写道封闭循环系统”正在变得更为普遍”——这是一个过渡状态描述，而非已普及的现实（</w:t>
-      </w:r>
-      <w:hyperlink r:id="rId37">
-        <w:r>
-          <w:rPr>
-            <w:rStyle w:val="Hyperlink"/>
-          </w:rPr>
-          <w:t xml:space="preserve">USGS MCS </w:t>
-        </w:r>
-        <w:r>
-          <w:rPr>
-            <w:rStyle w:val="Hyperlink"/>
-            <w:rFonts w:hint="eastAsia"/>
-          </w:rPr>
-          <w:t xml:space="preserve">2026，氦气章节</w:t>
-        </w:r>
-      </w:hyperlink>
-      <w:r>
-        <w:rPr>
-          <w:rFonts w:hint="eastAsia"/>
-        </w:rPr>
-        <w:t xml:space="preserve">；同见2024、2025版）。</w:t>
-      </w:r>
-    </w:p>
-    <w:p>
-      <w:pPr>
-        <w:pStyle w:val="BodyText"/>
-      </w:pPr>
-      <w:r>
-        <w:rPr>
-          <w:rFonts w:hint="eastAsia"/>
-        </w:rPr>
-        <w:t xml:space="preserve">“&gt;94%回收率”</w:t>
-      </w:r>
-      <w:r>
-        <w:rPr>
-          <w:rFonts w:hint="eastAsia"/>
-        </w:rPr>
-        <w:t xml:space="preserve">的说法来自实验室封闭循环低温恒温器（</w:t>
-      </w:r>
-      <w:hyperlink r:id="rId43">
-        <w:r>
-          <w:rPr>
-            <w:rStyle w:val="Hyperlink"/>
-            <w:rFonts w:hint="eastAsia"/>
-          </w:rPr>
-          <w:t xml:space="preserve">加州大学圣地亚哥分校2024年发表的氦气回收系统研究论文</w:t>
-        </w:r>
-      </w:hyperlink>
-      <w:r>
-        <w:rPr>
-          <w:rFonts w:hint="eastAsia"/>
-        </w:rPr>
-        <w:t xml:space="preserve">，Yin等人，ACS</w:t>
-      </w:r>
-      <w:r>
-        <w:t xml:space="preserve"> Measurement Science </w:t>
-      </w:r>
-      <w:r>
-        <w:rPr>
-          <w:rFonts w:hint="eastAsia"/>
-        </w:rPr>
-        <w:t xml:space="preserve">Au）——这是实验室仪器的技术上限，适用于连续液氦蒸发回收的最有利情形，</w:t>
-      </w:r>
-      <w:r>
-        <w:rPr>
-          <w:rFonts w:hint="eastAsia"/>
-          <w:b/>
-          <w:bCs/>
-        </w:rPr>
-        <w:t xml:space="preserve">不是芯片厂总体回收率</w:t>
-      </w:r>
-      <w:r>
-        <w:rPr>
-          <w:rFonts w:hint="eastAsia"/>
-        </w:rPr>
-        <w:t xml:space="preserve">。芯片厂层面的有效总回收率（回收量/总消耗量）：行业供应商的估计是</w:t>
-      </w:r>
-      <w:r>
-        <w:rPr>
-          <w:b/>
-          <w:bCs/>
-        </w:rPr>
-        <w:t xml:space="preserve">15–35%</w:t>
-      </w:r>
-      <w:r>
-        <w:rPr>
-          <w:rFonts w:hint="eastAsia"/>
-        </w:rPr>
-        <w:t xml:space="preserve">，因为泄漏检测用氦气100%排放、ESC背面冷却大量逸散、低温容器在途蒸发损耗均无法回收（</w:t>
-      </w:r>
-      <w:hyperlink r:id="rId44">
-        <w:r>
-          <w:rPr>
-            <w:rStyle w:val="Hyperlink"/>
-          </w:rPr>
-          <w:t xml:space="preserve">J2 Sourcing 2026</w:t>
-        </w:r>
-      </w:hyperlink>
-      <w:r>
-        <w:rPr>
-          <w:rFonts w:hint="eastAsia"/>
-        </w:rPr>
-        <w:t xml:space="preserve">，注：此为行业供应商估算，无独立一手来源）。</w:t>
-      </w:r>
-    </w:p>
-    <w:p>
-      <w:pPr>
-        <w:pStyle w:val="BodyText"/>
-      </w:pPr>
-      <w:r>
-        <w:rPr>
-          <w:rFonts w:hint="eastAsia"/>
-        </w:rPr>
-        <w:t xml:space="preserve">【事实】各芯片厂的氦气库存缓冲并不相同。韩国三星/SK海力士维持约4–6个月的战略缓冲;台积电因地理多元化和供应商网络更广,缓冲超过2个月。这些数字来自行业咨询机构估算，三星和台积电均未公开披露具体库存策略(</w:t>
-      </w:r>
-      <w:hyperlink r:id="rId46">
-        <w:r>
-          <w:rPr>
-            <w:rStyle w:val="Hyperlink"/>
-          </w:rPr>
-          <w:t xml:space="preserve">Santiago &amp; Company</w:t>
-        </w:r>
-      </w:hyperlink>
-      <w:r>
-        <w:rPr>
-          <w:rFonts w:hint="eastAsia"/>
-        </w:rPr>
-        <w:t xml:space="preserve">)。台湾约69%、韩国约64.7%的氦气采购来自GCC国家(</w:t>
-      </w:r>
-      <w:hyperlink r:id="rId44">
-        <w:r>
-          <w:rPr>
-            <w:rStyle w:val="Hyperlink"/>
-          </w:rPr>
-          <w:t xml:space="preserve">J2 Sourcing 2026</w:t>
-        </w:r>
-      </w:hyperlink>
-      <w:r>
-        <w:t xml:space="preserve">;</w:t>
-      </w:r>
-      <w:hyperlink r:id="rId45">
-        <w:r>
-          <w:rPr>
-            <w:rStyle w:val="Hyperlink"/>
-          </w:rPr>
-          <w:t xml:space="preserve">Al Habtoor Research Centre 2026</w:t>
-        </w:r>
-      </w:hyperlink>
-      <w:r>
-        <w:t xml:space="preserve">)。</w:t>
-      </w:r>
-    </w:p>
-    <w:p>
-      <w:pPr>
-        <w:pStyle w:val="BodyText"/>
-      </w:pPr>
-      <w:r>
-        <w:rPr>
           <w:b/>
           <w:bCs/>
         </w:rPr>
@@ -3249,7 +3111,7 @@
         <w:rPr>
           <w:rFonts w:hint="eastAsia"/>
         </w:rPr>
-        <w:t xml:space="preserve">:同一设施同时是全球最大LNG出口综合体和全球第二大氦气产地——一次物理打击同时击中电力链和工艺气体链,而这两条自我修复路径(用LNG收入支持替代采购、用氦气库存支撑过渡)在同一次打击中相互干扰。</w:t>
+        <w:t xml:space="preserve">：同一设施同时是全球最大LNG出口综合体和全球第二大氦气产地——一次打击同时切断台湾的电力来源和芯片厂的工艺气体来源，这两条自我修复路径（用LNG收入支持替代采购、用氦气库存支撑过渡期）在同一次打击中相互干扰。</w:t>
       </w:r>
     </w:p>
     <w:p>
@@ -3259,8 +3121,8 @@
         </w:pict>
       </w:r>
     </w:p>
-    <w:bookmarkEnd w:id="47"/>
-    <w:bookmarkStart w:id="48" w:name="时间结构决定一切缓冲的分层消耗"/>
+    <w:bookmarkEnd w:id="50"/>
+    <w:bookmarkStart w:id="51" w:name="时间结构决定一切缓冲的分层消耗"/>
     <w:p>
       <w:pPr>
         <w:pStyle w:val="Heading3"/>
@@ -3842,8 +3704,8 @@
         </w:pict>
       </w:r>
     </w:p>
-    <w:bookmarkEnd w:id="48"/>
-    <w:bookmarkStart w:id="51" w:name="历史案例的准确解读"/>
+    <w:bookmarkEnd w:id="51"/>
+    <w:bookmarkStart w:id="54" w:name="历史案例的准确解读"/>
     <w:p>
       <w:pPr>
         <w:pStyle w:val="Heading3"/>
@@ -3876,7 +3738,7 @@
         </w:rPr>
         <w:t xml:space="preserve">:超过50%的全球半导体级氖气来自乌克兰,俄罗斯入侵后供应中断(</w:t>
       </w:r>
-      <w:hyperlink r:id="rId49">
+      <w:hyperlink r:id="rId52">
         <w:r>
           <w:rPr>
             <w:rStyle w:val="Hyperlink"/>
@@ -3923,7 +3785,7 @@
         </w:rPr>
         <w:t xml:space="preserve">:三星奥斯汀工厂因电网崩溃被迫停产约2个月,损失约2.68亿美元(</w:t>
       </w:r>
-      <w:hyperlink r:id="rId50">
+      <w:hyperlink r:id="rId53">
         <w:r>
           <w:rPr>
             <w:rStyle w:val="Hyperlink"/>
@@ -3992,8 +3854,8 @@
         </w:pict>
       </w:r>
     </w:p>
-    <w:bookmarkEnd w:id="51"/>
-    <w:bookmarkStart w:id="56" w:name="精确标定哪个说法需要修正"/>
+    <w:bookmarkEnd w:id="54"/>
+    <w:bookmarkStart w:id="59" w:name="精确标定哪个说法需要修正"/>
     <w:p>
       <w:pPr>
         <w:pStyle w:val="Heading3"/>
@@ -4131,7 +3993,7 @@
       <w:r>
         <w:t xml:space="preserve"> Kornbluth(</w:t>
       </w:r>
-      <w:hyperlink r:id="rId52">
+      <w:hyperlink r:id="rId55">
         <w:r>
           <w:rPr>
             <w:rStyle w:val="Hyperlink"/>
@@ -4172,7 +4034,7 @@
         </w:rPr>
         <w:t xml:space="preserve">——尤其是当韩国工厂4–6个月的缓冲在2026年下半年陆续耗尽之后(</w:t>
       </w:r>
-      <w:hyperlink r:id="rId46">
+      <w:hyperlink r:id="rId49">
         <w:r>
           <w:rPr>
             <w:rStyle w:val="Hyperlink"/>
@@ -4265,18 +4127,18 @@
           <wp:inline>
             <wp:extent cx="5334000" cy="2418906"/>
             <wp:effectExtent b="0" l="0" r="0" t="0"/>
-            <wp:docPr descr="图3 半导体冲击是条件性尾部——缓冲的分层消耗时间轴" title="" id="54" name="Picture"/>
+            <wp:docPr descr="图3 半导体冲击是条件性尾部——缓冲的分层消耗时间轴" title="" id="57" name="Picture"/>
             <a:graphic>
               <a:graphicData uri="http://schemas.openxmlformats.org/drawingml/2006/picture">
                 <pic:pic>
                   <pic:nvPicPr>
-                    <pic:cNvPr descr="assets/fig3_semiconductor.png" id="55" name="Picture"/>
+                    <pic:cNvPr descr="assets/fig3_semiconductor.png" id="58" name="Picture"/>
                     <pic:cNvPicPr>
                       <a:picLocks noChangeArrowheads="1" noChangeAspect="1"/>
                     </pic:cNvPicPr>
                   </pic:nvPicPr>
                   <pic:blipFill>
-                    <a:blip r:embed="rId53"/>
+                    <a:blip r:embed="rId56"/>
                     <a:stretch>
                       <a:fillRect/>
                     </a:stretch>
@@ -4330,9 +4192,9 @@
         </w:pict>
       </w:r>
     </w:p>
-    <w:bookmarkEnd w:id="56"/>
-    <w:bookmarkEnd w:id="57"/>
-    <w:bookmarkStart w:id="68" w:name="六专家意见的分歧与本报告的判断"/>
+    <w:bookmarkEnd w:id="59"/>
+    <w:bookmarkEnd w:id="60"/>
+    <w:bookmarkStart w:id="71" w:name="六专家意见的分歧与本报告的判断"/>
     <w:p>
       <w:pPr>
         <w:pStyle w:val="Heading2"/>
@@ -4431,7 +4293,7 @@
         </w:rPr>
         <w:t xml:space="preserve">美元(</w:t>
       </w:r>
-      <w:hyperlink r:id="rId58">
+      <w:hyperlink r:id="rId61">
         <w:r>
           <w:rPr>
             <w:rStyle w:val="Hyperlink"/>
@@ -4510,7 +4372,7 @@
       <w:r>
         <w:t xml:space="preserve">(</w:t>
       </w:r>
-      <w:hyperlink r:id="rId59">
+      <w:hyperlink r:id="rId62">
         <w:r>
           <w:rPr>
             <w:rStyle w:val="Hyperlink"/>
@@ -4644,18 +4506,18 @@
           <wp:inline>
             <wp:extent cx="5334000" cy="2418906"/>
             <wp:effectExtent b="0" l="0" r="0" t="0"/>
-            <wp:docPr descr="图2 油价分歧实为口径不同" title="" id="61" name="Picture"/>
+            <wp:docPr descr="图2 油价分歧实为口径不同" title="" id="64" name="Picture"/>
             <a:graphic>
               <a:graphicData uri="http://schemas.openxmlformats.org/drawingml/2006/picture">
                 <pic:pic>
                   <pic:nvPicPr>
-                    <pic:cNvPr descr="assets/fig2_oilprice.png" id="62" name="Picture"/>
+                    <pic:cNvPr descr="assets/fig2_oilprice.png" id="65" name="Picture"/>
                     <pic:cNvPicPr>
                       <a:picLocks noChangeArrowheads="1" noChangeAspect="1"/>
                     </pic:cNvPicPr>
                   </pic:nvPicPr>
                   <pic:blipFill>
-                    <a:blip r:embed="rId60"/>
+                    <a:blip r:embed="rId63"/>
                     <a:stretch>
                       <a:fillRect/>
                     </a:stretch>
@@ -4768,7 +4630,7 @@
         </w:rPr>
         <w:t xml:space="preserve">万亿美元的顺差微不足道(</w:t>
       </w:r>
-      <w:hyperlink r:id="rId63">
+      <w:hyperlink r:id="rId66">
         <w:r>
           <w:rPr>
             <w:rStyle w:val="Hyperlink"/>
@@ -4899,7 +4761,7 @@
       <w:r>
         <w:t xml:space="preserve"> 38%(</w:t>
       </w:r>
-      <w:hyperlink r:id="rId64">
+      <w:hyperlink r:id="rId67">
         <w:r>
           <w:rPr>
             <w:rStyle w:val="Hyperlink"/>
@@ -5015,7 +4877,7 @@
         </w:rPr>
         <w:t xml:space="preserve">给出的限定很重要:这份韧性是”昂贵的冗余加上行政管控”换来的,并非免费,而且并不均衡(例如靠缅甸管线供油的云南炼厂,库存只有约一个月)(</w:t>
       </w:r>
-      <w:hyperlink r:id="rId65">
+      <w:hyperlink r:id="rId68">
         <w:r>
           <w:rPr>
             <w:rStyle w:val="Hyperlink"/>
@@ -5090,7 +4952,7 @@
         </w:rPr>
         <w:t xml:space="preserve">万美元”过路费”的做法(</w:t>
       </w:r>
-      <w:hyperlink r:id="rId66">
+      <w:hyperlink r:id="rId69">
         <w:r>
           <w:rPr>
             <w:rStyle w:val="Hyperlink"/>
@@ -5193,7 +5055,7 @@
       <w:r>
         <w:t xml:space="preserve">(</w:t>
       </w:r>
-      <w:hyperlink r:id="rId67">
+      <w:hyperlink r:id="rId70">
         <w:r>
           <w:rPr>
             <w:rStyle w:val="Hyperlink"/>
@@ -5383,8 +5245,8 @@
         </w:pict>
       </w:r>
     </w:p>
-    <w:bookmarkEnd w:id="68"/>
-    <w:bookmarkStart w:id="75" w:name="七几个容易被误判的二阶效应"/>
+    <w:bookmarkEnd w:id="71"/>
+    <w:bookmarkStart w:id="78" w:name="七几个容易被误判的二阶效应"/>
     <w:p>
       <w:pPr>
         <w:pStyle w:val="Heading2"/>
@@ -5498,7 +5360,7 @@
         </w:rPr>
         <w:t xml:space="preserve">公布的月度实际数)(</w:t>
       </w:r>
-      <w:hyperlink r:id="rId69">
+      <w:hyperlink r:id="rId72">
         <w:r>
           <w:rPr>
             <w:rStyle w:val="Hyperlink"/>
@@ -5569,7 +5431,7 @@
       <w:r>
         <w:t xml:space="preserve">(</w:t>
       </w:r>
-      <w:hyperlink r:id="rId70">
+      <w:hyperlink r:id="rId73">
         <w:r>
           <w:rPr>
             <w:rStyle w:val="Hyperlink"/>
@@ -5615,7 +5477,7 @@
         </w:rPr>
         <w:t xml:space="preserve">直接比较了这两股力量,结论是二者大体相互抵消(</w:t>
       </w:r>
-      <w:hyperlink r:id="rId71">
+      <w:hyperlink r:id="rId74">
         <w:r>
           <w:rPr>
             <w:rStyle w:val="Hyperlink"/>
@@ -5691,18 +5553,18 @@
           <wp:inline>
             <wp:extent cx="5334000" cy="2356883"/>
             <wp:effectExtent b="0" l="0" r="0" t="0"/>
-            <wp:docPr descr="图4 伊朗战争补贴俄罗斯被夸大" title="" id="73" name="Picture"/>
+            <wp:docPr descr="图4 伊朗战争补贴俄罗斯被夸大" title="" id="76" name="Picture"/>
             <a:graphic>
               <a:graphicData uri="http://schemas.openxmlformats.org/drawingml/2006/picture">
                 <pic:pic>
                   <pic:nvPicPr>
-                    <pic:cNvPr descr="assets/fig4_russia.png" id="74" name="Picture"/>
+                    <pic:cNvPr descr="assets/fig4_russia.png" id="77" name="Picture"/>
                     <pic:cNvPicPr>
                       <a:picLocks noChangeArrowheads="1" noChangeAspect="1"/>
                     </pic:cNvPicPr>
                   </pic:nvPicPr>
                   <pic:blipFill>
-                    <a:blip r:embed="rId72"/>
+                    <a:blip r:embed="rId75"/>
                     <a:stretch>
                       <a:fillRect/>
                     </a:stretch>
@@ -5828,8 +5690,8 @@
         </w:pict>
       </w:r>
     </w:p>
-    <w:bookmarkEnd w:id="75"/>
-    <w:bookmarkStart w:id="76" w:name="八时间维度"/>
+    <w:bookmarkEnd w:id="78"/>
+    <w:bookmarkStart w:id="79" w:name="八时间维度"/>
     <w:p>
       <w:pPr>
         <w:pStyle w:val="Heading2"/>
@@ -5964,8 +5826,8 @@
         </w:pict>
       </w:r>
     </w:p>
-    <w:bookmarkEnd w:id="76"/>
-    <w:bookmarkStart w:id="77" w:name="九本报告判断可能错在哪"/>
+    <w:bookmarkEnd w:id="79"/>
+    <w:bookmarkStart w:id="80" w:name="九本报告判断可能错在哪"/>
     <w:p>
       <w:pPr>
         <w:pStyle w:val="Heading2"/>
@@ -6096,8 +5958,8 @@
         </w:pict>
       </w:r>
     </w:p>
-    <w:bookmarkEnd w:id="77"/>
-    <w:bookmarkStart w:id="78" w:name="结论"/>
+    <w:bookmarkEnd w:id="80"/>
+    <w:bookmarkStart w:id="81" w:name="结论"/>
     <w:p>
       <w:pPr>
         <w:pStyle w:val="Heading2"/>
@@ -6204,8 +6066,8 @@
         </w:pict>
       </w:r>
     </w:p>
-    <w:bookmarkEnd w:id="78"/>
-    <w:bookmarkStart w:id="89" w:name="主要信源与分析师"/>
+    <w:bookmarkEnd w:id="81"/>
+    <w:bookmarkStart w:id="92" w:name="主要信源与分析师"/>
     <w:p>
       <w:pPr>
         <w:pStyle w:val="Heading2"/>
@@ -6221,7 +6083,7 @@
       <w:pPr>
         <w:pStyle w:val="FirstParagraph"/>
       </w:pPr>
-      <w:hyperlink r:id="rId79">
+      <w:hyperlink r:id="rId82">
         <w:r>
           <w:rPr>
             <w:rStyle w:val="Hyperlink"/>
@@ -6236,7 +6098,7 @@
       <w:r>
         <w:t xml:space="preserve"> </w:t>
       </w:r>
-      <w:hyperlink r:id="rId80">
+      <w:hyperlink r:id="rId83">
         <w:r>
           <w:rPr>
             <w:rStyle w:val="Hyperlink"/>
@@ -6251,7 +6113,7 @@
       <w:r>
         <w:t xml:space="preserve"> </w:t>
       </w:r>
-      <w:hyperlink r:id="rId81">
+      <w:hyperlink r:id="rId84">
         <w:r>
           <w:rPr>
             <w:rStyle w:val="Hyperlink"/>
@@ -6266,7 +6128,7 @@
       <w:r>
         <w:t xml:space="preserve"> </w:t>
       </w:r>
-      <w:hyperlink r:id="rId82">
+      <w:hyperlink r:id="rId85">
         <w:r>
           <w:rPr>
             <w:rStyle w:val="Hyperlink"/>
@@ -6281,7 +6143,7 @@
       <w:r>
         <w:t xml:space="preserve"> </w:t>
       </w:r>
-      <w:hyperlink r:id="rId83">
+      <w:hyperlink r:id="rId86">
         <w:r>
           <w:rPr>
             <w:rStyle w:val="Hyperlink"/>
@@ -6296,7 +6158,7 @@
       <w:r>
         <w:t xml:space="preserve"> </w:t>
       </w:r>
-      <w:hyperlink r:id="rId84">
+      <w:hyperlink r:id="rId87">
         <w:r>
           <w:rPr>
             <w:rStyle w:val="Hyperlink"/>
@@ -6311,7 +6173,7 @@
       <w:r>
         <w:t xml:space="preserve"> </w:t>
       </w:r>
-      <w:hyperlink r:id="rId85">
+      <w:hyperlink r:id="rId88">
         <w:r>
           <w:rPr>
             <w:rStyle w:val="Hyperlink"/>
@@ -6332,7 +6194,7 @@
       <w:r>
         <w:t xml:space="preserve"> </w:t>
       </w:r>
-      <w:hyperlink r:id="rId86">
+      <w:hyperlink r:id="rId89">
         <w:r>
           <w:rPr>
             <w:rStyle w:val="Hyperlink"/>
@@ -6368,7 +6230,7 @@
       <w:r>
         <w:t xml:space="preserve"> </w:t>
       </w:r>
-      <w:hyperlink r:id="rId58">
+      <w:hyperlink r:id="rId61">
         <w:r>
           <w:rPr>
             <w:rStyle w:val="Hyperlink"/>
@@ -6383,7 +6245,7 @@
       <w:r>
         <w:t xml:space="preserve"> </w:t>
       </w:r>
-      <w:hyperlink r:id="rId59">
+      <w:hyperlink r:id="rId62">
         <w:r>
           <w:rPr>
             <w:rStyle w:val="Hyperlink"/>
@@ -6398,7 +6260,7 @@
       <w:r>
         <w:t xml:space="preserve"> </w:t>
       </w:r>
-      <w:hyperlink r:id="rId87">
+      <w:hyperlink r:id="rId90">
         <w:r>
           <w:rPr>
             <w:rStyle w:val="Hyperlink"/>
@@ -6416,7 +6278,7 @@
       <w:r>
         <w:t xml:space="preserve"> </w:t>
       </w:r>
-      <w:hyperlink r:id="rId88">
+      <w:hyperlink r:id="rId91">
         <w:r>
           <w:rPr>
             <w:rStyle w:val="Hyperlink"/>
@@ -6434,7 +6296,7 @@
       <w:r>
         <w:t xml:space="preserve"> </w:t>
       </w:r>
-      <w:hyperlink r:id="rId64">
+      <w:hyperlink r:id="rId67">
         <w:r>
           <w:rPr>
             <w:rStyle w:val="Hyperlink"/>
@@ -6451,25 +6313,25 @@
       <w:r>
         <w:t xml:space="preserve"> </w:t>
       </w:r>
+      <w:hyperlink r:id="rId72">
+        <w:r>
+          <w:rPr>
+            <w:rStyle w:val="Hyperlink"/>
+            <w:rFonts w:hint="eastAsia"/>
+          </w:rPr>
+          <w:t xml:space="preserve">基辅经济学院</w:t>
+        </w:r>
+      </w:hyperlink>
+      <w:r>
+        <w:t xml:space="preserve"> </w:t>
+      </w:r>
+      <w:r>
+        <w:t xml:space="preserve">·</w:t>
+      </w:r>
+      <w:r>
+        <w:t xml:space="preserve"> </w:t>
+      </w:r>
       <w:hyperlink r:id="rId69">
-        <w:r>
-          <w:rPr>
-            <w:rStyle w:val="Hyperlink"/>
-            <w:rFonts w:hint="eastAsia"/>
-          </w:rPr>
-          <w:t xml:space="preserve">基辅经济学院</w:t>
-        </w:r>
-      </w:hyperlink>
-      <w:r>
-        <w:t xml:space="preserve"> </w:t>
-      </w:r>
-      <w:r>
-        <w:t xml:space="preserve">·</w:t>
-      </w:r>
-      <w:r>
-        <w:t xml:space="preserve"> </w:t>
-      </w:r>
-      <w:hyperlink r:id="rId66">
         <w:r>
           <w:rPr>
             <w:rStyle w:val="Hyperlink"/>
@@ -6504,8 +6366,8 @@
         <w:t xml:space="preserve">本报告为概率与机制分析,非确定性预测。所有图表底层数据经独立核查,口径与区间已在图注标明。</w:t>
       </w:r>
     </w:p>
-    <w:bookmarkEnd w:id="89"/>
-    <w:bookmarkEnd w:id="90"/>
+    <w:bookmarkEnd w:id="92"/>
+    <w:bookmarkEnd w:id="93"/>
     <w:sectPr>
       <w:footnotePr>
         <w:numRestart w:val="eachSect"/>

--- a/dashboard/public/iran-war/reports/03_supply_chain_transmission_v3.docx
+++ b/dashboard/public/iran-war/reports/03_supply_chain_transmission_v3.docx
@@ -2,7 +2,7 @@
 <file path=word/document.xml><?xml version="1.0" encoding="utf-8"?>
 <w:document xmlns:w="http://schemas.openxmlformats.org/wordprocessingml/2006/main" xmlns:m="http://schemas.openxmlformats.org/officeDocument/2006/math" xmlns:r="http://schemas.openxmlformats.org/officeDocument/2006/relationships" xmlns:o="urn:schemas-microsoft-com:office:office" xmlns:v="urn:schemas-microsoft-com:vml" xmlns:w10="urn:schemas-microsoft-com:office:word" xmlns:a="http://schemas.openxmlformats.org/drawingml/2006/main" xmlns:pic="http://schemas.openxmlformats.org/drawingml/2006/picture" xmlns:wp="http://schemas.openxmlformats.org/drawingml/2006/wordprocessingDrawing">
   <w:body>
-    <w:bookmarkStart w:id="93" w:name="霍尔木兹海峡危机的全球供应链传导"/>
+    <w:bookmarkStart w:id="101" w:name="霍尔木兹海峡危机的全球供应链传导"/>
     <w:p>
       <w:pPr>
         <w:pStyle w:val="Heading1"/>
@@ -238,80 +238,39 @@
           <w:b/>
           <w:bCs/>
         </w:rPr>
-        <w:t xml:space="preserve">市场普遍高估了半导体环节的”灾难”。</w:t>
-      </w:r>
-      <w:r>
-        <w:t xml:space="preserve"> </w:t>
-      </w:r>
-      <w:r>
-        <w:rPr>
-          <w:rFonts w:hint="eastAsia"/>
-        </w:rPr>
-        <w:t xml:space="preserve">流行的”断气几周、芯片厂停产”叙事并不成立——氦气不到芯片厂成本的</w:t>
-      </w:r>
-      <w:r>
-        <w:t xml:space="preserve"> </w:t>
-      </w:r>
-      <w:r>
-        <w:rPr>
-          <w:rFonts w:hint="eastAsia"/>
-        </w:rPr>
-        <w:t xml:space="preserve">1%、九成以上可回收,2022</w:t>
-      </w:r>
-      <w:r>
-        <w:t xml:space="preserve"> </w:t>
-      </w:r>
-      <w:r>
-        <w:rPr>
-          <w:rFonts w:hint="eastAsia"/>
-        </w:rPr>
-        <w:t xml:space="preserve">年乌克兰氖气断供超过一半时,顶级芯片厂也没有停产。真正值得警惕的尾部风险是</w:t>
-      </w:r>
-      <w:r>
-        <w:rPr>
-          <w:rFonts w:hint="eastAsia"/>
-          <w:b/>
-          <w:bCs/>
-        </w:rPr>
-        <w:t xml:space="preserve">条件性的</w:t>
-      </w:r>
-      <w:r>
-        <w:rPr>
-          <w:rFonts w:hint="eastAsia"/>
-        </w:rPr>
-        <w:t xml:space="preserve">:只有当卡塔尔</w:t>
-      </w:r>
-      <w:r>
-        <w:t xml:space="preserve"> Ras Laffan </w:t>
-      </w:r>
-      <w:r>
-        <w:rPr>
-          <w:rFonts w:hint="eastAsia"/>
-        </w:rPr>
-        <w:t xml:space="preserve">设施长期(数个季度)停产、各类缓冲渐次耗尽时,氦气、液化天然气与航运成本才会</w:t>
-      </w:r>
-      <w:r>
-        <w:rPr>
-          <w:rFonts w:hint="eastAsia"/>
-          <w:b/>
-          <w:bCs/>
-        </w:rPr>
-        <w:t xml:space="preserve">同时</w:t>
-      </w:r>
-      <w:r>
-        <w:rPr>
-          <w:rFonts w:hint="eastAsia"/>
-        </w:rPr>
-        <w:t xml:space="preserve">压向台积电(TSMC)这一个节点。这个风险的结构性根源,是</w:t>
-      </w:r>
-      <w:r>
-        <w:t xml:space="preserve"> Ras Laffan </w:t>
-      </w:r>
-      <w:r>
-        <w:rPr>
-          <w:rFonts w:hint="eastAsia"/>
-        </w:rPr>
-        <w:t xml:space="preserve">同时是全球氦气与液化天然气的关键节点——一次打击同时击中多条链。</w:t>
+        <w:t xml:space="preserve">市场普遍误判了半导体环节的风险——既高估了短期冲击，也低估了中长期结构性损伤。</w:t>
+      </w:r>
+      <w:r>
+        <w:t xml:space="preserve"> </w:t>
+      </w:r>
+      <w:r>
+        <w:rPr>
+          <w:rFonts w:hint="eastAsia"/>
+        </w:rPr>
+        <w:t xml:space="preserve">流行说法把半导体风险简化成”断气几周、芯片厂停产”，但这个叙事混淆了氦气的四种不同用途：其中工艺腔室载气可以换成氮气（但需2–6个月认证），离子注入新设备已用封闭循环消除了外部氦依赖；然而EUV光路净化和晶圆背面冷却这两个用途短期内无法替代，才是真正的脆弱点。芯片厂实际能回收的氦气约占总消耗量的15–35%（USGS连续三年报告”在美国大量应用中氦气很少被回收”），而非流传的”九成可回收”。真正的尾部风险是</w:t>
+      </w:r>
+      <w:r>
+        <w:rPr>
+          <w:rFonts w:hint="eastAsia"/>
+          <w:b/>
+          <w:bCs/>
+        </w:rPr>
+        <w:t xml:space="preserve">条件性的、时间滞后的</w:t>
+      </w:r>
+      <w:r>
+        <w:rPr>
+          <w:rFonts w:hint="eastAsia"/>
+        </w:rPr>
+        <w:t xml:space="preserve">:韩国工厂4–6个月、台积电2个月以上的缓冲耗尽后，EUV净化和晶圆背面冷却才开始出现实质性瓶颈；更深的风险是Ras</w:t>
+      </w:r>
+      <w:r>
+        <w:t xml:space="preserve"> Laffan </w:t>
+      </w:r>
+      <w:r>
+        <w:rPr>
+          <w:rFonts w:hint="eastAsia"/>
+        </w:rPr>
+        <w:t xml:space="preserve">14%的产能被永久损毁，即使霍尔木兹重开，氦气供应也永久低于战前水平。</w:t>
       </w:r>
     </w:p>
     <w:p>
@@ -914,7 +873,7 @@
       </w:r>
     </w:p>
     <w:bookmarkEnd w:id="16"/>
-    <w:bookmarkStart w:id="17" w:name="三为什么维持可能比崩溃更伤"/>
+    <w:bookmarkStart w:id="20" w:name="三为什么维持可能比崩溃更伤"/>
     <w:p>
       <w:pPr>
         <w:pStyle w:val="Heading2"/>
@@ -934,21 +893,21 @@
         <w:rPr>
           <w:rFonts w:hint="eastAsia"/>
         </w:rPr>
-        <w:t xml:space="preserve">一个反直觉但站得住的判断是:伊朗政权维持下去,对全球供应链的</w:t>
-      </w:r>
-      <w:r>
-        <w:rPr>
-          <w:rFonts w:hint="eastAsia"/>
-          <w:b/>
-          <w:bCs/>
-        </w:rPr>
-        <w:t xml:space="preserve">长期</w:t>
-      </w:r>
-      <w:r>
-        <w:rPr>
-          <w:rFonts w:hint="eastAsia"/>
-        </w:rPr>
-        <w:t xml:space="preserve">损害,可能大于政权崩溃。</w:t>
+        <w:t xml:space="preserve">围绕伊朗政权走向，地缘分析界存在一个隐含的主流预设：</w:t>
+      </w:r>
+      <w:r>
+        <w:rPr>
+          <w:rFonts w:hint="eastAsia"/>
+          <w:b/>
+          <w:bCs/>
+        </w:rPr>
+        <w:t xml:space="preserve">政权崩溃对全球能源供应的冲击最大</w:t>
+      </w:r>
+      <w:r>
+        <w:rPr>
+          <w:rFonts w:hint="eastAsia"/>
+        </w:rPr>
+        <w:t xml:space="preserve">，因为崩溃意味着无序、内战、核材料失控。这个预设塑造了大量”若伊朗政权倒台，油价将冲上200美元”的模型。</w:t>
       </w:r>
     </w:p>
     <w:p>
@@ -959,16 +918,79 @@
         <w:rPr>
           <w:rFonts w:hint="eastAsia"/>
         </w:rPr>
-        <w:t xml:space="preserve">理解这一点,可以借用经济学家曼瑟·奥尔森(Mancur</w:t>
-      </w:r>
-      <w:r>
-        <w:t xml:space="preserve"> </w:t>
-      </w:r>
-      <w:r>
-        <w:rPr>
-          <w:rFonts w:hint="eastAsia"/>
-        </w:rPr>
-        <w:t xml:space="preserve">Olson)的”坐寇”概念。一个四处劫掠的流寇,抢完就走;而一个定居下来、靠抽税维生的”坐寇”,反而希望商队继续通过——因为他要靠持续的过路费养活自己。</w:t>
+        <w:t xml:space="preserve">本报告提出一个反直觉但有机制支撑的判断：</w:t>
+      </w:r>
+      <w:r>
+        <w:rPr>
+          <w:rFonts w:hint="eastAsia"/>
+          <w:b/>
+          <w:bCs/>
+        </w:rPr>
+        <w:t xml:space="preserve">伊朗政权维持下去，对全球供应链的长期损害，可能大于政权崩溃</w:t>
+      </w:r>
+      <w:r>
+        <w:rPr>
+          <w:rFonts w:hint="eastAsia"/>
+        </w:rPr>
+        <w:t xml:space="preserve">——至少对于非灾难性的政权更迭而言。</w:t>
+      </w:r>
+    </w:p>
+    <w:p>
+      <w:pPr>
+        <w:pStyle w:val="BodyText"/>
+      </w:pPr>
+      <w:r>
+        <w:rPr>
+          <w:rFonts w:hint="eastAsia"/>
+        </w:rPr>
+        <w:t xml:space="preserve">理解这一点，可以借用经济学家曼瑟·奥尔森（Mancur</w:t>
+      </w:r>
+      <w:r>
+        <w:t xml:space="preserve"> </w:t>
+      </w:r>
+      <w:r>
+        <w:rPr>
+          <w:rFonts w:hint="eastAsia"/>
+        </w:rPr>
+        <w:t xml:space="preserve">Olson，代表作《集体行动的逻辑》）的”坐寇”概念（</w:t>
+      </w:r>
+      <w:hyperlink r:id="rId17">
+        <w:r>
+          <w:rPr>
+            <w:rStyle w:val="Hyperlink"/>
+          </w:rPr>
+          <w:t xml:space="preserve">Olson,</w:t>
+        </w:r>
+        <w:r>
+          <w:rPr>
+            <w:rStyle w:val="Hyperlink"/>
+          </w:rPr>
+          <w:t xml:space="preserve"> </w:t>
+        </w:r>
+        <w:r>
+          <w:rPr>
+            <w:rStyle w:val="Hyperlink"/>
+          </w:rPr>
+          <w:t xml:space="preserve">“Dictatorship, Democracy, and Development,”</w:t>
+        </w:r>
+        <w:r>
+          <w:rPr>
+            <w:rStyle w:val="Hyperlink"/>
+          </w:rPr>
+          <w:t xml:space="preserve"> </w:t>
+        </w:r>
+        <w:r>
+          <w:rPr>
+            <w:rStyle w:val="Hyperlink"/>
+          </w:rPr>
+          <w:t xml:space="preserve">1993</w:t>
+        </w:r>
+      </w:hyperlink>
+      <w:r>
+        <w:rPr>
+          <w:rFonts w:hint="eastAsia"/>
+        </w:rPr>
+        <w:t xml:space="preserve">）。一个四处劫掠的流寇,抢完就走;而一个定居下来、靠抽税维生的”坐寇”,反而希望商队继续通过——因为他要靠持续的过路费养活自己。</w:t>
       </w:r>
       <w:r>
         <w:rPr>
@@ -1001,34 +1023,57 @@
         <w:rPr>
           <w:rFonts w:hint="eastAsia"/>
         </w:rPr>
-        <w:t xml:space="preserve">。这有先例:1987–88</w:t>
-      </w:r>
-      <w:r>
-        <w:t xml:space="preserve"> </w:t>
-      </w:r>
-      <w:r>
-        <w:rPr>
-          <w:rFonts w:hint="eastAsia"/>
-        </w:rPr>
-        <w:t xml:space="preserve">年美国为科威特油轮重新挂旗护航的”诚意行动”(Earnest</w:t>
-      </w:r>
-      <w:r>
-        <w:t xml:space="preserve"> </w:t>
-      </w:r>
-      <w:r>
-        <w:rPr>
-          <w:rFonts w:hint="eastAsia"/>
-        </w:rPr>
-        <w:t xml:space="preserve">Will),以及</w:t>
-      </w:r>
-      <w:r>
-        <w:t xml:space="preserve"> 2019 </w:t>
-      </w:r>
-      <w:r>
-        <w:rPr>
-          <w:rFonts w:hint="eastAsia"/>
-        </w:rPr>
-        <w:t xml:space="preserve">年的国际护航联盟。外部力量介入、巡逻、重开海峡,往往比一个敌对但理性的德黑兰更快让通行恢复。</w:t>
+        <w:t xml:space="preserve">。这有先例：1987–88年美国为科威特油轮重新挂旗护航的</w:t>
+      </w:r>
+      <w:hyperlink r:id="rId18">
+        <w:r>
+          <w:rPr>
+            <w:rStyle w:val="Hyperlink"/>
+            <w:rFonts w:hint="eastAsia"/>
+          </w:rPr>
+          <w:t xml:space="preserve">“诚意行动”</w:t>
+        </w:r>
+        <w:r>
+          <w:rPr>
+            <w:rStyle w:val="Hyperlink"/>
+            <w:rFonts w:hint="eastAsia"/>
+          </w:rPr>
+          <w:t xml:space="preserve">（Earnest</w:t>
+        </w:r>
+        <w:r>
+          <w:rPr>
+            <w:rStyle w:val="Hyperlink"/>
+          </w:rPr>
+          <w:t xml:space="preserve"> </w:t>
+        </w:r>
+        <w:r>
+          <w:rPr>
+            <w:rStyle w:val="Hyperlink"/>
+            <w:rFonts w:hint="eastAsia"/>
+          </w:rPr>
+          <w:t xml:space="preserve">Will）</w:t>
+        </w:r>
+      </w:hyperlink>
+      <w:r>
+        <w:rPr>
+          <w:rFonts w:hint="eastAsia"/>
+        </w:rPr>
+        <w:t xml:space="preserve">，以及2019年</w:t>
+      </w:r>
+      <w:hyperlink r:id="rId19">
+        <w:r>
+          <w:rPr>
+            <w:rStyle w:val="Hyperlink"/>
+            <w:rFonts w:hint="eastAsia"/>
+          </w:rPr>
+          <w:t xml:space="preserve">美国主导的国际海上安全构建（IMSC）护航联盟</w:t>
+        </w:r>
+      </w:hyperlink>
+      <w:r>
+        <w:rPr>
+          <w:rFonts w:hint="eastAsia"/>
+        </w:rPr>
+        <w:t xml:space="preserve">。外部力量介入、巡逻、重开海峡,往往比一个敌对但理性的德黑兰更快让通行恢复。</w:t>
       </w:r>
     </w:p>
     <w:p>
@@ -1172,8 +1217,8 @@
         </w:pict>
       </w:r>
     </w:p>
-    <w:bookmarkEnd w:id="17"/>
-    <w:bookmarkStart w:id="22" w:name="四五条供应链现状与数据"/>
+    <w:bookmarkEnd w:id="20"/>
+    <w:bookmarkStart w:id="27" w:name="四五条供应链现状与数据"/>
     <w:p>
       <w:pPr>
         <w:pStyle w:val="Heading2"/>
@@ -1262,25 +1307,28 @@
         <w:rPr>
           <w:rFonts w:hint="eastAsia"/>
         </w:rPr>
-        <w:t xml:space="preserve">海峡日通行船只从战前的约</w:t>
-      </w:r>
-      <w:r>
-        <w:t xml:space="preserve"> 178 </w:t>
-      </w:r>
-      <w:r>
-        <w:rPr>
-          <w:rFonts w:hint="eastAsia"/>
-        </w:rPr>
-        <w:t xml:space="preserve">艘降到</w:t>
-      </w:r>
-      <w:r>
-        <w:t xml:space="preserve"> 9–15 </w:t>
-      </w:r>
-      <w:r>
-        <w:rPr>
-          <w:rFonts w:hint="eastAsia"/>
-        </w:rPr>
-        <w:t xml:space="preserve">艘。私人保险市场一度无法独立承保,美国国际开发金融公司(DFC)紧急投入</w:t>
+        <w:t xml:space="preserve">海峡日通行船只从战前的约178艘降到9–15艘（</w:t>
+      </w:r>
+      <w:hyperlink r:id="rId21">
+        <w:r>
+          <w:rPr>
+            <w:rStyle w:val="Hyperlink"/>
+          </w:rPr>
+          <w:t xml:space="preserve">Lloyd’s List </w:t>
+        </w:r>
+        <w:r>
+          <w:rPr>
+            <w:rStyle w:val="Hyperlink"/>
+            <w:rFonts w:hint="eastAsia"/>
+          </w:rPr>
+          <w:t xml:space="preserve">Intelligence，2026-03</w:t>
+        </w:r>
+      </w:hyperlink>
+      <w:r>
+        <w:rPr>
+          <w:rFonts w:hint="eastAsia"/>
+        </w:rPr>
+        <w:t xml:space="preserve">）。私人保险市场一度无法独立承保,美国国际开发金融公司(DFC)紧急投入</w:t>
       </w:r>
       <w:r>
         <w:t xml:space="preserve"> 400 </w:t>
@@ -1318,7 +1366,7 @@
         </w:rPr>
         <w:t xml:space="preserve">后盾安排(</w:t>
       </w:r>
-      <w:hyperlink r:id="rId18">
+      <w:hyperlink r:id="rId22">
         <w:r>
           <w:rPr>
             <w:rStyle w:val="Hyperlink"/>
@@ -1378,7 +1426,7 @@
         </w:rPr>
         <w:t xml:space="preserve">的”爱国者”拦截弹(</w:t>
       </w:r>
-      <w:hyperlink r:id="rId19">
+      <w:hyperlink r:id="rId23">
         <w:r>
           <w:rPr>
             <w:rStyle w:val="Hyperlink"/>
@@ -1417,7 +1465,7 @@
       <w:r>
         <w:t xml:space="preserve"> 92%(</w:t>
       </w:r>
-      <w:hyperlink r:id="rId20">
+      <w:hyperlink r:id="rId24">
         <w:r>
           <w:rPr>
             <w:rStyle w:val="Hyperlink"/>
@@ -1449,7 +1497,7 @@
         </w:rPr>
         <w:t xml:space="preserve">枚(</w:t>
       </w:r>
-      <w:hyperlink r:id="rId21">
+      <w:hyperlink r:id="rId25">
         <w:r>
           <w:rPr>
             <w:rStyle w:val="Hyperlink"/>
@@ -1502,25 +1550,29 @@
         <w:rPr>
           <w:rFonts w:hint="eastAsia"/>
         </w:rPr>
-        <w:t xml:space="preserve">美国财政部已制裁伊朗全部主要银行;英法德三国在</w:t>
-      </w:r>
-      <w:r>
-        <w:t xml:space="preserve"> 2025 </w:t>
-      </w:r>
-      <w:r>
-        <w:rPr>
-          <w:rFonts w:hint="eastAsia"/>
-        </w:rPr>
-        <w:t xml:space="preserve">年</w:t>
-      </w:r>
-      <w:r>
-        <w:t xml:space="preserve"> 10 </w:t>
-      </w:r>
-      <w:r>
-        <w:rPr>
-          <w:rFonts w:hint="eastAsia"/>
-        </w:rPr>
-        <w:t xml:space="preserve">月触发了对伊核协议下的”快速恢复制裁”(snapback)。伊朗与中国的双边结算大部分通过人民币跨境系统完成。但这是否动摇美元的根基,见第六节的讨论。</w:t>
+        <w:t xml:space="preserve">美国财政部已制裁伊朗全部主要银行;英法德三国在2025年10月触发了对伊核协议下的</w:t>
+      </w:r>
+      <w:hyperlink r:id="rId26">
+        <w:r>
+          <w:rPr>
+            <w:rStyle w:val="Hyperlink"/>
+            <w:rFonts w:hint="eastAsia"/>
+          </w:rPr>
+          <w:t xml:space="preserve">“快速恢复制裁”</w:t>
+        </w:r>
+        <w:r>
+          <w:rPr>
+            <w:rStyle w:val="Hyperlink"/>
+            <w:rFonts w:hint="eastAsia"/>
+          </w:rPr>
+          <w:t xml:space="preserve">（snapback）</w:t>
+        </w:r>
+      </w:hyperlink>
+      <w:r>
+        <w:rPr>
+          <w:rFonts w:hint="eastAsia"/>
+        </w:rPr>
+        <w:t xml:space="preserve">——依据2015年JCPOA第37条，任何签署方可在30天内要求恢复联合国制裁，且该决定不受安理会否决权约束。伊朗与中国的双边结算大部分通过人民币跨境系统完成。但这是否动摇美元的根基,见第六节的讨论。</w:t>
       </w:r>
     </w:p>
     <w:p>
@@ -1530,8 +1582,8 @@
         </w:pict>
       </w:r>
     </w:p>
-    <w:bookmarkEnd w:id="22"/>
-    <w:bookmarkStart w:id="60" w:name="五半导体供应链先看清脆弱性再讨论误判在哪"/>
+    <w:bookmarkEnd w:id="27"/>
+    <w:bookmarkStart w:id="65" w:name="五半导体供应链先看清脆弱性再讨论误判在哪"/>
     <w:p>
       <w:pPr>
         <w:pStyle w:val="Heading2"/>
@@ -1543,7 +1595,7 @@
         <w:t xml:space="preserve">五、半导体供应链：先看清脆弱性，再讨论误判在哪</w:t>
       </w:r>
     </w:p>
-    <w:bookmarkStart w:id="50" w:name="脆弱性是真实存在的完整机制"/>
+    <w:bookmarkStart w:id="55" w:name="脆弱性是真实存在的完整机制"/>
     <w:p>
       <w:pPr>
         <w:pStyle w:val="Heading3"/>
@@ -1603,7 +1655,7 @@
         </w:rPr>
         <w:t xml:space="preserve">【事实】台湾2024年的发电结构是:天然气42.4%、煤炭39.3%、可再生能源11.6%、核电4.2%(最后一座核电站已于2024年底关闭)(</w:t>
       </w:r>
-      <w:hyperlink r:id="rId23">
+      <w:hyperlink r:id="rId28">
         <w:r>
           <w:rPr>
             <w:rStyle w:val="Hyperlink"/>
@@ -1618,7 +1670,7 @@
         </w:rPr>
         <w:t xml:space="preserve">)。台积电目前占台湾全岛总用电约8–10%,按</w:t>
       </w:r>
-      <w:hyperlink r:id="rId24">
+      <w:hyperlink r:id="rId29">
         <w:r>
           <w:rPr>
             <w:rStyle w:val="Hyperlink"/>
@@ -1650,7 +1702,7 @@
         </w:rPr>
         <w:t xml:space="preserve">【事实】台湾的液化天然气法定最低储备为7天,实际运行约8–11天(</w:t>
       </w:r>
-      <w:hyperlink r:id="rId25">
+      <w:hyperlink r:id="rId30">
         <w:r>
           <w:rPr>
             <w:rStyle w:val="Hyperlink"/>
@@ -1662,7 +1714,7 @@
       <w:r>
         <w:t xml:space="preserve">;</w:t>
       </w:r>
-      <w:hyperlink r:id="rId26">
+      <w:hyperlink r:id="rId31">
         <w:r>
           <w:rPr>
             <w:rStyle w:val="Hyperlink"/>
@@ -1687,7 +1739,7 @@
         </w:rPr>
         <w:t xml:space="preserve">【事实】台湾LNG的约23–29%来自卡塔尔,全部经霍尔木兹出口;加上其他海湾来源,中东总计约占38%(</w:t>
       </w:r>
-      <w:hyperlink r:id="rId27">
+      <w:hyperlink r:id="rId32">
         <w:r>
           <w:rPr>
             <w:rStyle w:val="Hyperlink"/>
@@ -1698,7 +1750,7 @@
       <w:r>
         <w:t xml:space="preserve">;</w:t>
       </w:r>
-      <w:hyperlink r:id="rId28">
+      <w:hyperlink r:id="rId33">
         <w:r>
           <w:rPr>
             <w:rStyle w:val="Hyperlink"/>
@@ -1723,7 +1775,7 @@
         </w:rPr>
         <w:t xml:space="preserve">把这三个数字放在一起：8–11天储备、42.4%的发电靠天然气、38%的LNG来自中东。这不是媒体标题,这是一条从”霍尔木兹封锁”到”台积电用电受压”的完整因果链,有数字,有来源。</w:t>
       </w:r>
-      <w:hyperlink r:id="rId29">
+      <w:hyperlink r:id="rId34">
         <w:r>
           <w:rPr>
             <w:rStyle w:val="Hyperlink"/>
@@ -1738,38 +1790,119 @@
         </w:rPr>
         <w:t xml:space="preserve">明确将台湾列为亚洲主要LNG进口国中储备最薄弱的一个。</w:t>
       </w:r>
+      <w:hyperlink r:id="rId35">
+        <w:r>
+          <w:rPr>
+            <w:rStyle w:val="Hyperlink"/>
+            <w:rFonts w:hint="eastAsia"/>
+          </w:rPr>
+          <w:t xml:space="preserve">TechInsights分析师Stephen</w:t>
+        </w:r>
+        <w:r>
+          <w:rPr>
+            <w:rStyle w:val="Hyperlink"/>
+          </w:rPr>
+          <w:t xml:space="preserve"> Russell</w:t>
+        </w:r>
+      </w:hyperlink>
+      <w:r>
+        <w:rPr>
+          <w:rFonts w:hint="eastAsia"/>
+        </w:rPr>
+        <w:t xml:space="preserve">指出,半导体晶圆厂的电力要求与普通工业完全不同——</w:t>
+      </w:r>
+      <w:r>
+        <w:rPr>
+          <w:rFonts w:hint="eastAsia"/>
+        </w:rPr>
+        <w:t xml:space="preserve">“哪怕是几分之一秒的电压骤降”</w:t>
+      </w:r>
+      <w:r>
+        <w:rPr>
+          <w:rFonts w:hint="eastAsia"/>
+        </w:rPr>
+        <w:t xml:space="preserve">,都可能在蚀刻或沉积工序中摧毁价值数亿美元的晶圆;EUV光刻机是”兆瓦级机器”,对电力连续性的要求接近外科手术。</w:t>
+      </w:r>
+    </w:p>
+    <w:p>
+      <w:pPr>
+        <w:pStyle w:val="BodyText"/>
+      </w:pPr>
+      <w:r>
+        <w:rPr>
+          <w:rFonts w:hint="eastAsia"/>
+        </w:rPr>
+        <w:t xml:space="preserve">台湾政府有应急预案。副经济部长何晋璋2026年3月公开表示:</w:t>
+      </w:r>
+      <w:r>
+        <w:rPr>
+          <w:rFonts w:hint="eastAsia"/>
+        </w:rPr>
+        <w:t xml:space="preserve">“3月可控，4月若持续将启动煤电紧急方案”</w:t>
+      </w:r>
+      <w:r>
+        <w:rPr>
+          <w:rFonts w:hint="eastAsia"/>
+        </w:rPr>
+        <w:t xml:space="preserve">。在进入评估之前，有一个关键的不对称值得先说：</w:t>
+      </w:r>
+      <w:r>
+        <w:rPr>
+          <w:rFonts w:hint="eastAsia"/>
+          <w:b/>
+          <w:bCs/>
+        </w:rPr>
+        <w:t xml:space="preserve">煤炭储备约40天，远超LNG的11天</w:t>
+      </w:r>
+      <w:r>
+        <w:rPr>
+          <w:rFonts w:hint="eastAsia"/>
+        </w:rPr>
+        <w:t xml:space="preserve">，且台湾煤炭主要从澳大利亚和印尼进口，</w:t>
+      </w:r>
+      <w:r>
+        <w:rPr>
+          <w:rFonts w:hint="eastAsia"/>
+          <w:b/>
+          <w:bCs/>
+        </w:rPr>
+        <w:t xml:space="preserve">完全不经霍尔木兹</w:t>
+      </w:r>
+      <w:r>
+        <w:rPr>
+          <w:rFonts w:hint="eastAsia"/>
+        </w:rPr>
+        <w:t xml:space="preserve">（</w:t>
+      </w:r>
+      <w:hyperlink r:id="rId36">
+        <w:r>
+          <w:rPr>
+            <w:rStyle w:val="Hyperlink"/>
+            <w:rFonts w:hint="eastAsia"/>
+          </w:rPr>
+          <w:t xml:space="preserve">Taipower煤炭采购页面</w:t>
+        </w:r>
+      </w:hyperlink>
+      <w:r>
+        <w:rPr>
+          <w:rFonts w:hint="eastAsia"/>
+        </w:rPr>
+        <w:t xml:space="preserve">；</w:t>
+      </w:r>
       <w:hyperlink r:id="rId30">
         <w:r>
           <w:rPr>
             <w:rStyle w:val="Hyperlink"/>
             <w:rFonts w:hint="eastAsia"/>
           </w:rPr>
-          <w:t xml:space="preserve">TechInsights分析师Stephen</w:t>
-        </w:r>
-        <w:r>
-          <w:rPr>
-            <w:rStyle w:val="Hyperlink"/>
-          </w:rPr>
-          <w:t xml:space="preserve"> Russell</w:t>
+          <w:t xml:space="preserve">台湾MOEA能源政策</w:t>
         </w:r>
       </w:hyperlink>
       <w:r>
         <w:rPr>
           <w:rFonts w:hint="eastAsia"/>
         </w:rPr>
-        <w:t xml:space="preserve">指出,半导体晶圆厂的电力要求与普通工业完全不同——</w:t>
-      </w:r>
-      <w:r>
-        <w:rPr>
-          <w:rFonts w:hint="eastAsia"/>
-        </w:rPr>
-        <w:t xml:space="preserve">“哪怕是几分之一秒的电压骤降”</w:t>
-      </w:r>
-      <w:r>
-        <w:rPr>
-          <w:rFonts w:hint="eastAsia"/>
-        </w:rPr>
-        <w:t xml:space="preserve">,都可能在蚀刻或沉积工序中摧毁价值数亿美元的晶圆;EUV光刻机是”兆瓦级机器”,对电力连续性的要求接近外科手术。</w:t>
+        <w:t xml:space="preserve">）。这是台湾能源结构里最被忽视的一个结构性优势——供应链层面，煤炭比LNG更有韧性。</w:t>
       </w:r>
     </w:p>
     <w:p>
@@ -1780,41 +1913,208 @@
         <w:rPr>
           <w:rFonts w:hint="eastAsia"/>
         </w:rPr>
-        <w:t xml:space="preserve">台湾政府有应急预案。副经济部长何晋璋2026年3月公开表示:</w:t>
-      </w:r>
-      <w:r>
-        <w:rPr>
-          <w:rFonts w:hint="eastAsia"/>
-        </w:rPr>
-        <w:t xml:space="preserve">“3月可控，4月若持续将启动煤电紧急方案”</w:t>
-      </w:r>
-      <w:r>
-        <w:rPr>
-          <w:rFonts w:hint="eastAsia"/>
-        </w:rPr>
-        <w:t xml:space="preserve">。在进入评估之前，有一个关键的不对称值得先说：</w:t>
-      </w:r>
-      <w:r>
-        <w:rPr>
-          <w:rFonts w:hint="eastAsia"/>
-          <w:b/>
-          <w:bCs/>
-        </w:rPr>
-        <w:t xml:space="preserve">煤炭储备约40天，远超LNG的11天</w:t>
-      </w:r>
-      <w:r>
-        <w:rPr>
-          <w:rFonts w:hint="eastAsia"/>
-        </w:rPr>
-        <w:t xml:space="preserve">，且台湾煤炭主要从澳大利亚和印尼进口，</w:t>
-      </w:r>
-      <w:r>
-        <w:rPr>
-          <w:rFonts w:hint="eastAsia"/>
-          <w:b/>
-          <w:bCs/>
-        </w:rPr>
-        <w:t xml:space="preserve">完全不经霍尔木兹</w:t>
+        <w:t xml:space="preserve">但”煤炭储备充足”不等于”可以无限制替换LNG发电”。理解这个差距需要区分三个层面：</w:t>
+      </w:r>
+    </w:p>
+    <w:p>
+      <w:pPr>
+        <w:pStyle w:val="BodyText"/>
+      </w:pPr>
+      <w:r>
+        <w:rPr>
+          <w:rFonts w:hint="eastAsia"/>
+          <w:b/>
+          <w:bCs/>
+        </w:rPr>
+        <w:t xml:space="preserve">第一，容量覆盖上限约50%</w:t>
+      </w:r>
+      <w:r>
+        <w:rPr>
+          <w:rFonts w:hint="eastAsia"/>
+        </w:rPr>
+        <w:t xml:space="preserve">。台湾的39.3%煤电</w:t>
+      </w:r>
+      <w:r>
+        <w:rPr>
+          <w:rFonts w:hint="eastAsia"/>
+          <w:b/>
+          <w:bCs/>
+        </w:rPr>
+        <w:t xml:space="preserve">不是闲置的备用产能</w:t>
+      </w:r>
+      <w:r>
+        <w:rPr>
+          <w:rFonts w:hint="eastAsia"/>
+        </w:rPr>
+        <w:t xml:space="preserve">，而是本来就在运行的基荷电力。台中发电厂（全球第四大燃煤电厂，10台×550MW）和兴达电厂受环保政策限制（台中市规定用煤量减少24%、PM2.5超标时强制减载；兴达3/4号机被列为”备用机组”，每年最多运行720小时）。中华经济研究院（CIER</w:t>
+      </w:r>
+      <w:r>
+        <w:t xml:space="preserve"> </w:t>
+      </w:r>
+      <w:r>
+        <w:rPr>
+          <w:rFonts w:hint="eastAsia"/>
+        </w:rPr>
+        <w:t xml:space="preserve">Taiwan）的评估是：若LNG中断，煤炭替代可以覆盖”约一半”的正常发电量，而非全部（</w:t>
+      </w:r>
+      <w:hyperlink r:id="rId37">
+        <w:r>
+          <w:rPr>
+            <w:rStyle w:val="Hyperlink"/>
+          </w:rPr>
+          <w:t xml:space="preserve">CIER </w:t>
+        </w:r>
+        <w:r>
+          <w:rPr>
+            <w:rStyle w:val="Hyperlink"/>
+            <w:rFonts w:hint="eastAsia"/>
+          </w:rPr>
+          <w:t xml:space="preserve">Taiwan评估</w:t>
+        </w:r>
+      </w:hyperlink>
+      <w:r>
+        <w:rPr>
+          <w:rFonts w:hint="eastAsia"/>
+        </w:rPr>
+        <w:t xml:space="preserve">）。霍尔木兹中断约16%的总发电量，煤炭理论上可以覆盖其中的一半左右——前提是环保限制被正式豁免。</w:t>
+      </w:r>
+    </w:p>
+    <w:p>
+      <w:pPr>
+        <w:pStyle w:val="BodyText"/>
+      </w:pPr>
+      <w:r>
+        <w:rPr>
+          <w:rFonts w:hint="eastAsia"/>
+          <w:b/>
+          <w:bCs/>
+        </w:rPr>
+        <w:t xml:space="preserve">第二，台湾真实的停电应急模式是需求配给，而非煤电切换</w:t>
+      </w:r>
+      <w:r>
+        <w:rPr>
+          <w:rFonts w:hint="eastAsia"/>
+        </w:rPr>
+        <w:t xml:space="preserve">。2021年5月台湾发生两次大停电（影响462万和100万户），台电的实际应对是</w:t>
+      </w:r>
+      <w:r>
+        <w:rPr>
+          <w:rFonts w:hint="eastAsia"/>
+          <w:b/>
+          <w:bCs/>
+        </w:rPr>
+        <w:t xml:space="preserve">需求侧轮流限电（rolling</w:t>
+      </w:r>
+      <w:r>
+        <w:rPr>
+          <w:b/>
+          <w:bCs/>
+        </w:rPr>
+        <w:t xml:space="preserve"> </w:t>
+      </w:r>
+      <w:r>
+        <w:rPr>
+          <w:rFonts w:hint="eastAsia"/>
+          <w:b/>
+          <w:bCs/>
+        </w:rPr>
+        <w:t xml:space="preserve">blackouts）</w:t>
+      </w:r>
+      <w:r>
+        <w:rPr>
+          <w:rFonts w:hint="eastAsia"/>
+        </w:rPr>
+        <w:t xml:space="preserve">，而非启动备用煤电机组（</w:t>
+      </w:r>
+      <w:hyperlink r:id="rId38">
+        <w:r>
+          <w:rPr>
+            <w:rStyle w:val="Hyperlink"/>
+          </w:rPr>
+          <w:t xml:space="preserve">IEEE </w:t>
+        </w:r>
+        <w:r>
+          <w:rPr>
+            <w:rStyle w:val="Hyperlink"/>
+            <w:rFonts w:hint="eastAsia"/>
+          </w:rPr>
+          <w:t xml:space="preserve">Xplore，2021台湾停电分析</w:t>
+        </w:r>
+      </w:hyperlink>
+      <w:r>
+        <w:rPr>
+          <w:rFonts w:hint="eastAsia"/>
+        </w:rPr>
+        <w:t xml:space="preserve">；</w:t>
+      </w:r>
+      <w:hyperlink r:id="rId39">
+        <w:r>
+          <w:rPr>
+            <w:rStyle w:val="Hyperlink"/>
+          </w:rPr>
+          <w:t xml:space="preserve">Global Taiwan </w:t>
+        </w:r>
+        <w:r>
+          <w:rPr>
+            <w:rStyle w:val="Hyperlink"/>
+            <w:rFonts w:hint="eastAsia"/>
+          </w:rPr>
+          <w:t xml:space="preserve">Institute，2023年6月</w:t>
+        </w:r>
+      </w:hyperlink>
+      <w:r>
+        <w:rPr>
+          <w:rFonts w:hint="eastAsia"/>
+        </w:rPr>
+        <w:t xml:space="preserve">）。没有已发布的、经过实际演练的燃料切换应急协议——现有的是”备用机组指定”制度，而非完整的燃料切换程序。</w:t>
+      </w:r>
+    </w:p>
+    <w:p>
+      <w:pPr>
+        <w:pStyle w:val="BodyText"/>
+      </w:pPr>
+      <w:r>
+        <w:rPr>
+          <w:rFonts w:hint="eastAsia"/>
+          <w:b/>
+          <w:bCs/>
+        </w:rPr>
+        <w:t xml:space="preserve">第三，电能质量问题被夸大，但不是零</w:t>
+      </w:r>
+      <w:r>
+        <w:rPr>
+          <w:rFonts w:hint="eastAsia"/>
+        </w:rPr>
+        <w:t xml:space="preserve">。半导体晶圆厂对电压稳定性有严格要求，工业标准规范于</w:t>
+      </w:r>
+      <w:hyperlink r:id="rId40">
+        <w:r>
+          <w:rPr>
+            <w:rStyle w:val="Hyperlink"/>
+          </w:rPr>
+          <w:t xml:space="preserve">SEMI </w:t>
+        </w:r>
+        <w:r>
+          <w:rPr>
+            <w:rStyle w:val="Hyperlink"/>
+            <w:rFonts w:hint="eastAsia"/>
+          </w:rPr>
+          <w:t xml:space="preserve">F47（半导体工艺设备电压骤降免疫力行业规范）</w:t>
+        </w:r>
+      </w:hyperlink>
+      <w:r>
+        <w:rPr>
+          <w:rFonts w:hint="eastAsia"/>
+        </w:rPr>
+        <w:t xml:space="preserve">。该标准要求所有半导体设备必须能承受短暂的电压骤降而不损坏——例如电压降到正常水平一半、持续约0.2秒，设备必须继续正常运行。换句话说，行业已经把”短暂停电”这个问题设计进了设备。真正的风险不是瞬间骤降，而是煤电切换时可能出现的持续性频率偏差——这超出了UPS（不间断电源，用于在电压波动时保护设备）的保护范围。学术文献中记录的单次电压骤降损失范围为</w:t>
+      </w:r>
+      <w:r>
+        <w:rPr>
+          <w:rFonts w:hint="eastAsia"/>
+          <w:b/>
+          <w:bCs/>
+        </w:rPr>
+        <w:t xml:space="preserve">$57.4万–$360万/次</w:t>
       </w:r>
       <w:r>
         <w:rPr>
@@ -1822,374 +2122,126 @@
         </w:rPr>
         <w:t xml:space="preserve">（</w:t>
       </w:r>
-      <w:hyperlink r:id="rId31">
+      <w:hyperlink r:id="rId41">
+        <w:r>
+          <w:rPr>
+            <w:rStyle w:val="Hyperlink"/>
+          </w:rPr>
+          <w:t xml:space="preserve">MDPI </w:t>
+        </w:r>
         <w:r>
           <w:rPr>
             <w:rStyle w:val="Hyperlink"/>
             <w:rFonts w:hint="eastAsia"/>
           </w:rPr>
-          <w:t xml:space="preserve">Taipower煤炭采购页面</w:t>
+          <w:t xml:space="preserve">Energies，2021，工业停产成本研究</w:t>
         </w:r>
       </w:hyperlink>
       <w:r>
         <w:rPr>
           <w:rFonts w:hint="eastAsia"/>
         </w:rPr>
-        <w:t xml:space="preserve">；</w:t>
-      </w:r>
-      <w:hyperlink r:id="rId25">
+        <w:t xml:space="preserve">）。流传的”几毫秒骤降损失1亿美元”说法在任何技术文件中均无来源，属于</w:t>
+      </w:r>
+      <w:r>
+        <w:rPr>
+          <w:rFonts w:hint="eastAsia"/>
+          <w:b/>
+          <w:bCs/>
+        </w:rPr>
+        <w:t xml:space="preserve">分析师评论，非文献数据</w:t>
+      </w:r>
+      <w:r>
+        <w:rPr>
+          <w:rFonts w:hint="eastAsia"/>
+        </w:rPr>
+        <w:t xml:space="preserve">；不应在报告中作为事实引用。TSMC有大型UPS系统和与台电的专用电力合同，能承受SEMI</w:t>
+      </w:r>
+      <w:r>
+        <w:t xml:space="preserve"> </w:t>
+      </w:r>
+      <w:r>
+        <w:rPr>
+          <w:rFonts w:hint="eastAsia"/>
+        </w:rPr>
+        <w:t xml:space="preserve">F47范围内的扰动——真正的风险是煤电大规模切换时的</w:t>
+      </w:r>
+      <w:r>
+        <w:rPr>
+          <w:rFonts w:hint="eastAsia"/>
+          <w:b/>
+          <w:bCs/>
+        </w:rPr>
+        <w:t xml:space="preserve">持续频率偏差</w:t>
+      </w:r>
+      <w:r>
+        <w:rPr>
+          <w:rFonts w:hint="eastAsia"/>
+        </w:rPr>
+        <w:t xml:space="preserve">，而非毫秒级骤降。</w:t>
+      </w:r>
+    </w:p>
+    <w:p>
+      <w:pPr>
+        <w:pStyle w:val="BodyText"/>
+      </w:pPr>
+      <w:r>
+        <w:rPr>
+          <w:rFonts w:hint="eastAsia"/>
+        </w:rPr>
+        <w:t xml:space="preserve">因此真实危险窗口是</w:t>
+      </w:r>
+      <w:r>
+        <w:rPr>
+          <w:rFonts w:hint="eastAsia"/>
+          <w:b/>
+          <w:bCs/>
+        </w:rPr>
+        <w:t xml:space="preserve">第7到第30天</w:t>
+      </w:r>
+      <w:r>
+        <w:rPr>
+          <w:rFonts w:hint="eastAsia"/>
+        </w:rPr>
+        <w:t xml:space="preserve">：LNG储备接近耗尽，煤电应急方案正在启动但覆盖率约50%；其余缺口靠需求侧强制配给应对。</w:t>
+      </w:r>
+    </w:p>
+    <w:p>
+      <w:pPr>
+        <w:pStyle w:val="BodyText"/>
+      </w:pPr>
+      <w:r>
+        <w:rPr>
+          <w:rFonts w:hint="eastAsia"/>
+          <w:b/>
+          <w:bCs/>
+        </w:rPr>
+        <w:t xml:space="preserve">链B：卡塔尔氦气→芯片工艺气体</w:t>
+      </w:r>
+    </w:p>
+    <w:p>
+      <w:pPr>
+        <w:pStyle w:val="BodyText"/>
+      </w:pPr>
+      <w:r>
+        <w:rPr>
+          <w:rFonts w:hint="eastAsia"/>
+        </w:rPr>
+        <w:t xml:space="preserve">【事实】卡塔尔是全球第二大氦气生产国，约占全球产量33%（</w:t>
+      </w:r>
+      <w:hyperlink r:id="rId42">
         <w:r>
           <w:rPr>
             <w:rStyle w:val="Hyperlink"/>
             <w:rFonts w:hint="eastAsia"/>
           </w:rPr>
-          <w:t xml:space="preserve">台湾MOEA能源政策</w:t>
+          <w:t xml:space="preserve">USGS《矿产品概要2026》</w:t>
         </w:r>
       </w:hyperlink>
       <w:r>
         <w:rPr>
           <w:rFonts w:hint="eastAsia"/>
         </w:rPr>
-        <w:t xml:space="preserve">）。这是台湾能源结构里最被忽视的一个结构性优势——供应链层面，煤炭比LNG更有韧性。</w:t>
-      </w:r>
-    </w:p>
-    <w:p>
-      <w:pPr>
-        <w:pStyle w:val="BodyText"/>
-      </w:pPr>
-      <w:r>
-        <w:rPr>
-          <w:rFonts w:hint="eastAsia"/>
-        </w:rPr>
-        <w:t xml:space="preserve">但”煤炭储备充足”不等于”可以无限制替换LNG发电”。理解这个差距需要区分三个层面：</w:t>
-      </w:r>
-    </w:p>
-    <w:p>
-      <w:pPr>
-        <w:pStyle w:val="BodyText"/>
-      </w:pPr>
-      <w:r>
-        <w:rPr>
-          <w:rFonts w:hint="eastAsia"/>
-          <w:b/>
-          <w:bCs/>
-        </w:rPr>
-        <w:t xml:space="preserve">第一，容量覆盖上限约50%</w:t>
-      </w:r>
-      <w:r>
-        <w:rPr>
-          <w:rFonts w:hint="eastAsia"/>
-        </w:rPr>
-        <w:t xml:space="preserve">。台湾的39.3%煤电</w:t>
-      </w:r>
-      <w:r>
-        <w:rPr>
-          <w:rFonts w:hint="eastAsia"/>
-          <w:b/>
-          <w:bCs/>
-        </w:rPr>
-        <w:t xml:space="preserve">不是闲置的备用产能</w:t>
-      </w:r>
-      <w:r>
-        <w:rPr>
-          <w:rFonts w:hint="eastAsia"/>
-        </w:rPr>
-        <w:t xml:space="preserve">，而是本来就在运行的基荷电力。台中发电厂（全球第四大燃煤电厂，10台×550MW）和兴达电厂受环保政策限制（台中市规定用煤量减少24%、PM2.5超标时强制减载；兴达3/4号机被列为”备用机组”，每年最多运行720小时）。中华经济研究院（CIER</w:t>
-      </w:r>
-      <w:r>
-        <w:t xml:space="preserve"> </w:t>
-      </w:r>
-      <w:r>
-        <w:rPr>
-          <w:rFonts w:hint="eastAsia"/>
-        </w:rPr>
-        <w:t xml:space="preserve">Taiwan）的评估是：若LNG中断，煤炭替代可以覆盖”约一半”的正常发电量，而非全部（</w:t>
-      </w:r>
-      <w:hyperlink r:id="rId32">
-        <w:r>
-          <w:rPr>
-            <w:rStyle w:val="Hyperlink"/>
-          </w:rPr>
-          <w:t xml:space="preserve">CIER </w:t>
-        </w:r>
-        <w:r>
-          <w:rPr>
-            <w:rStyle w:val="Hyperlink"/>
-            <w:rFonts w:hint="eastAsia"/>
-          </w:rPr>
-          <w:t xml:space="preserve">Taiwan评估</w:t>
-        </w:r>
-      </w:hyperlink>
-      <w:r>
-        <w:rPr>
-          <w:rFonts w:hint="eastAsia"/>
-        </w:rPr>
-        <w:t xml:space="preserve">）。霍尔木兹中断约16%的总发电量，煤炭理论上可以覆盖其中的一半左右——前提是环保限制被正式豁免。</w:t>
-      </w:r>
-    </w:p>
-    <w:p>
-      <w:pPr>
-        <w:pStyle w:val="BodyText"/>
-      </w:pPr>
-      <w:r>
-        <w:rPr>
-          <w:rFonts w:hint="eastAsia"/>
-          <w:b/>
-          <w:bCs/>
-        </w:rPr>
-        <w:t xml:space="preserve">第二，台湾真实的停电应急模式是需求配给，而非煤电切换</w:t>
-      </w:r>
-      <w:r>
-        <w:rPr>
-          <w:rFonts w:hint="eastAsia"/>
-        </w:rPr>
-        <w:t xml:space="preserve">。2021年5月台湾发生两次大停电（影响462万和100万户），台电的实际应对是</w:t>
-      </w:r>
-      <w:r>
-        <w:rPr>
-          <w:rFonts w:hint="eastAsia"/>
-          <w:b/>
-          <w:bCs/>
-        </w:rPr>
-        <w:t xml:space="preserve">需求侧轮流限电（rolling</w:t>
-      </w:r>
-      <w:r>
-        <w:rPr>
-          <w:b/>
-          <w:bCs/>
-        </w:rPr>
-        <w:t xml:space="preserve"> </w:t>
-      </w:r>
-      <w:r>
-        <w:rPr>
-          <w:rFonts w:hint="eastAsia"/>
-          <w:b/>
-          <w:bCs/>
-        </w:rPr>
-        <w:t xml:space="preserve">blackouts）</w:t>
-      </w:r>
-      <w:r>
-        <w:rPr>
-          <w:rFonts w:hint="eastAsia"/>
-        </w:rPr>
-        <w:t xml:space="preserve">，而非启动备用煤电机组（</w:t>
-      </w:r>
-      <w:hyperlink r:id="rId33">
-        <w:r>
-          <w:rPr>
-            <w:rStyle w:val="Hyperlink"/>
-          </w:rPr>
-          <w:t xml:space="preserve">IEEE </w:t>
-        </w:r>
-        <w:r>
-          <w:rPr>
-            <w:rStyle w:val="Hyperlink"/>
-            <w:rFonts w:hint="eastAsia"/>
-          </w:rPr>
-          <w:t xml:space="preserve">Xplore，2021台湾停电分析</w:t>
-        </w:r>
-      </w:hyperlink>
-      <w:r>
-        <w:rPr>
-          <w:rFonts w:hint="eastAsia"/>
-        </w:rPr>
-        <w:t xml:space="preserve">；</w:t>
-      </w:r>
-      <w:hyperlink r:id="rId34">
-        <w:r>
-          <w:rPr>
-            <w:rStyle w:val="Hyperlink"/>
-          </w:rPr>
-          <w:t xml:space="preserve">Global Taiwan </w:t>
-        </w:r>
-        <w:r>
-          <w:rPr>
-            <w:rStyle w:val="Hyperlink"/>
-            <w:rFonts w:hint="eastAsia"/>
-          </w:rPr>
-          <w:t xml:space="preserve">Institute，2023年6月</w:t>
-        </w:r>
-      </w:hyperlink>
-      <w:r>
-        <w:rPr>
-          <w:rFonts w:hint="eastAsia"/>
-        </w:rPr>
-        <w:t xml:space="preserve">）。没有已发布的、经过实际演练的燃料切换应急协议——现有的是”备用机组指定”制度，而非完整的燃料切换程序。</w:t>
-      </w:r>
-    </w:p>
-    <w:p>
-      <w:pPr>
-        <w:pStyle w:val="BodyText"/>
-      </w:pPr>
-      <w:r>
-        <w:rPr>
-          <w:rFonts w:hint="eastAsia"/>
-          <w:b/>
-          <w:bCs/>
-        </w:rPr>
-        <w:t xml:space="preserve">第三，电能质量问题被夸大，但不是零</w:t>
-      </w:r>
-      <w:r>
-        <w:rPr>
-          <w:rFonts w:hint="eastAsia"/>
-        </w:rPr>
-        <w:t xml:space="preserve">。半导体晶圆厂对电压稳定性有严格要求，工业标准规范于</w:t>
-      </w:r>
-      <w:hyperlink r:id="rId35">
-        <w:r>
-          <w:rPr>
-            <w:rStyle w:val="Hyperlink"/>
-          </w:rPr>
-          <w:t xml:space="preserve">SEMI </w:t>
-        </w:r>
-        <w:r>
-          <w:rPr>
-            <w:rStyle w:val="Hyperlink"/>
-            <w:rFonts w:hint="eastAsia"/>
-          </w:rPr>
-          <w:t xml:space="preserve">F47（半导体工艺设备电压骤降免疫力行业规范）</w:t>
-        </w:r>
-      </w:hyperlink>
-      <w:r>
-        <w:rPr>
-          <w:rFonts w:hint="eastAsia"/>
-        </w:rPr>
-        <w:t xml:space="preserve">。该标准要求所有半导体设备必须能承受短暂的电压骤降而不损坏——例如电压降到正常水平一半、持续约0.2秒，设备必须继续正常运行。换句话说，行业已经把”短暂停电”这个问题设计进了设备。真正的风险不是瞬间骤降，而是煤电切换时可能出现的持续性频率偏差——这超出了UPS（不间断电源，用于在电压波动时保护设备）的保护范围。学术文献中记录的单次电压骤降损失范围为</w:t>
-      </w:r>
-      <w:r>
-        <w:rPr>
-          <w:rFonts w:hint="eastAsia"/>
-          <w:b/>
-          <w:bCs/>
-        </w:rPr>
-        <w:t xml:space="preserve">$57.4万–$360万/次</w:t>
-      </w:r>
-      <w:r>
-        <w:rPr>
-          <w:rFonts w:hint="eastAsia"/>
-        </w:rPr>
-        <w:t xml:space="preserve">（</w:t>
-      </w:r>
-      <w:hyperlink r:id="rId36">
-        <w:r>
-          <w:rPr>
-            <w:rStyle w:val="Hyperlink"/>
-          </w:rPr>
-          <w:t xml:space="preserve">MDPI </w:t>
-        </w:r>
-        <w:r>
-          <w:rPr>
-            <w:rStyle w:val="Hyperlink"/>
-            <w:rFonts w:hint="eastAsia"/>
-          </w:rPr>
-          <w:t xml:space="preserve">Energies，2021，工业停产成本研究</w:t>
-        </w:r>
-      </w:hyperlink>
-      <w:r>
-        <w:rPr>
-          <w:rFonts w:hint="eastAsia"/>
-        </w:rPr>
-        <w:t xml:space="preserve">）。流传的”几毫秒骤降损失1亿美元”说法在任何技术文件中均无来源，属于</w:t>
-      </w:r>
-      <w:r>
-        <w:rPr>
-          <w:rFonts w:hint="eastAsia"/>
-          <w:b/>
-          <w:bCs/>
-        </w:rPr>
-        <w:t xml:space="preserve">分析师评论，非文献数据</w:t>
-      </w:r>
-      <w:r>
-        <w:rPr>
-          <w:rFonts w:hint="eastAsia"/>
-        </w:rPr>
-        <w:t xml:space="preserve">；不应在报告中作为事实引用。TSMC有大型UPS系统和与台电的专用电力合同，能承受SEMI</w:t>
-      </w:r>
-      <w:r>
-        <w:t xml:space="preserve"> </w:t>
-      </w:r>
-      <w:r>
-        <w:rPr>
-          <w:rFonts w:hint="eastAsia"/>
-        </w:rPr>
-        <w:t xml:space="preserve">F47范围内的扰动——真正的风险是煤电大规模切换时的</w:t>
-      </w:r>
-      <w:r>
-        <w:rPr>
-          <w:rFonts w:hint="eastAsia"/>
-          <w:b/>
-          <w:bCs/>
-        </w:rPr>
-        <w:t xml:space="preserve">持续频率偏差</w:t>
-      </w:r>
-      <w:r>
-        <w:rPr>
-          <w:rFonts w:hint="eastAsia"/>
-        </w:rPr>
-        <w:t xml:space="preserve">，而非毫秒级骤降。</w:t>
-      </w:r>
-    </w:p>
-    <w:p>
-      <w:pPr>
-        <w:pStyle w:val="BodyText"/>
-      </w:pPr>
-      <w:r>
-        <w:rPr>
-          <w:rFonts w:hint="eastAsia"/>
-        </w:rPr>
-        <w:t xml:space="preserve">因此真实危险窗口是</w:t>
-      </w:r>
-      <w:r>
-        <w:rPr>
-          <w:rFonts w:hint="eastAsia"/>
-          <w:b/>
-          <w:bCs/>
-        </w:rPr>
-        <w:t xml:space="preserve">第7到第30天</w:t>
-      </w:r>
-      <w:r>
-        <w:rPr>
-          <w:rFonts w:hint="eastAsia"/>
-        </w:rPr>
-        <w:t xml:space="preserve">：LNG储备接近耗尽，煤电应急方案正在启动但覆盖率约50%；其余缺口靠需求侧强制配给应对。</w:t>
-      </w:r>
-    </w:p>
-    <w:p>
-      <w:pPr>
-        <w:pStyle w:val="BodyText"/>
-      </w:pPr>
-      <w:r>
-        <w:rPr>
-          <w:rFonts w:hint="eastAsia"/>
-          <w:b/>
-          <w:bCs/>
-        </w:rPr>
-        <w:t xml:space="preserve">链B：卡塔尔氦气→芯片工艺气体</w:t>
-      </w:r>
-    </w:p>
-    <w:p>
-      <w:pPr>
-        <w:pStyle w:val="BodyText"/>
-      </w:pPr>
-      <w:r>
-        <w:rPr>
-          <w:rFonts w:hint="eastAsia"/>
-        </w:rPr>
-        <w:t xml:space="preserve">【事实】卡塔尔是全球第二大氦气生产国，约占全球产量33%（</w:t>
-      </w:r>
-      <w:hyperlink r:id="rId37">
-        <w:r>
-          <w:rPr>
-            <w:rStyle w:val="Hyperlink"/>
-            <w:rFonts w:hint="eastAsia"/>
-          </w:rPr>
-          <w:t xml:space="preserve">USGS《矿产品概要2026》</w:t>
-        </w:r>
-      </w:hyperlink>
-      <w:r>
-        <w:rPr>
-          <w:rFonts w:hint="eastAsia"/>
-        </w:rPr>
         <w:t xml:space="preserve">）。氦气是天然气液化过程中的副产品，在Ras</w:t>
       </w:r>
       <w:r>
@@ -2201,7 +2253,7 @@
         </w:rPr>
         <w:t xml:space="preserve">Laffan提取。2026年伊朗袭击后，约14%的产能被永久损毁，重建预计需要5年；叠加霍尔木兹封锁，全球约27–30%的氦气供应被移除（</w:t>
       </w:r>
-      <w:hyperlink r:id="rId38">
+      <w:hyperlink r:id="rId43">
         <w:r>
           <w:rPr>
             <w:rStyle w:val="Hyperlink"/>
@@ -2305,7 +2357,7 @@
         </w:rPr>
         <w:t xml:space="preserve">从物理上说，真空或氮气也不吸收这种光，理论上可以用。但实际上，EUV设备是专门为氦气设计的——改成其他气体或真空，需要重新设计设备结构。到目前为止，没有任何芯片厂做过这件事（</w:t>
       </w:r>
-      <w:hyperlink r:id="rId39">
+      <w:hyperlink r:id="rId44">
         <w:r>
           <w:rPr>
             <w:rStyle w:val="Hyperlink"/>
@@ -2373,7 +2425,7 @@
         </w:rPr>
         <w:t xml:space="preserve">方法是用一台”封闭循环制冷机”——原理类似家里的冰箱，氦气在密封系统内部循环，不断被压缩和膨胀来产生制冷效果，永远不需要补充外部供应。这项技术1999年就已商业化，目前新购买的离子注入机大多采用这种设计（</w:t>
       </w:r>
-      <w:hyperlink r:id="rId40">
+      <w:hyperlink r:id="rId45">
         <w:r>
           <w:rPr>
             <w:rStyle w:val="Hyperlink"/>
@@ -2394,7 +2446,7 @@
         </w:rPr>
         <w:t xml:space="preserve">；</w:t>
       </w:r>
-      <w:hyperlink r:id="rId41">
+      <w:hyperlink r:id="rId46">
         <w:r>
           <w:rPr>
             <w:rStyle w:val="Hyperlink"/>
@@ -2481,7 +2533,7 @@
         </w:rPr>
         <w:t xml:space="preserve">氮气或氩气在这个用途上同样是惰性气体，USGS的官方矿产报告明确写道这几种气体在此类用途上”可以相互替代”（</w:t>
       </w:r>
-      <w:hyperlink r:id="rId37">
+      <w:hyperlink r:id="rId42">
         <w:r>
           <w:rPr>
             <w:rStyle w:val="Hyperlink"/>
@@ -2495,7 +2547,7 @@
         </w:rPr>
         <w:t xml:space="preserve">）。</w:t>
       </w:r>
-      <w:hyperlink r:id="rId42">
+      <w:hyperlink r:id="rId47">
         <w:r>
           <w:rPr>
             <w:rStyle w:val="Hyperlink"/>
@@ -2582,7 +2634,7 @@
         </w:rPr>
         <w:t xml:space="preserve">这里的关键在于”低压”。在接近真空的低压条件下，气体的导热能力取决于分子有多轻——轻的分子运动更快，传热更好。氦气是所有气体里最轻的之一，所以在低压下导热性远超氮气或氩气（</w:t>
       </w:r>
-      <w:hyperlink r:id="rId43">
+      <w:hyperlink r:id="rId48">
         <w:r>
           <w:rPr>
             <w:rStyle w:val="Hyperlink"/>
@@ -2597,7 +2649,7 @@
         </w:rPr>
         <w:t xml:space="preserve">；</w:t>
       </w:r>
-      <w:hyperlink r:id="rId44">
+      <w:hyperlink r:id="rId49">
         <w:r>
           <w:rPr>
             <w:rStyle w:val="Hyperlink"/>
@@ -2640,7 +2692,7 @@
         </w:rPr>
         <w:t xml:space="preserve">这不是换个配方就能解决的问题，需要改设备、重新设计夹持系统、再走一遍完整的认证流程。半导体工艺变更认证框架（</w:t>
       </w:r>
-      <w:hyperlink r:id="rId45">
+      <w:hyperlink r:id="rId50">
         <w:r>
           <w:rPr>
             <w:rStyle w:val="Hyperlink"/>
@@ -2703,7 +2755,7 @@
         </w:rPr>
         <w:t xml:space="preserve">这个90%+的数字来自实验室里的封闭循环冷却系统——在最理想的条件下，把蒸发的氦气重新液化回收，可以达到这个效率（</w:t>
       </w:r>
-      <w:hyperlink r:id="rId46">
+      <w:hyperlink r:id="rId51">
         <w:r>
           <w:rPr>
             <w:rStyle w:val="Hyperlink"/>
@@ -2729,7 +2781,7 @@
         </w:rPr>
         <w:t xml:space="preserve">在芯片厂的总体用量里：EUV光路排气的氦气会慢慢泄漏到环境中，背面冷却的氦气从晶圆边缘漏出无法收集，泄漏检测用的氦气全部排放——这些都回收不了。综合下来，整个芯片厂实际能回收的氦气大约只有总消耗量的15到35%，而不是90%（行业供应商估算，</w:t>
       </w:r>
-      <w:hyperlink r:id="rId47">
+      <w:hyperlink r:id="rId52">
         <w:r>
           <w:rPr>
             <w:rStyle w:val="Hyperlink"/>
@@ -3045,7 +3097,7 @@
         </w:rPr>
         <w:t xml:space="preserve">台湾约69%、韩国约64.7%的氦气来自GCC国家（</w:t>
       </w:r>
-      <w:hyperlink r:id="rId47">
+      <w:hyperlink r:id="rId52">
         <w:r>
           <w:rPr>
             <w:rStyle w:val="Hyperlink"/>
@@ -3059,7 +3111,7 @@
         </w:rPr>
         <w:t xml:space="preserve">；</w:t>
       </w:r>
-      <w:hyperlink r:id="rId48">
+      <w:hyperlink r:id="rId53">
         <w:r>
           <w:rPr>
             <w:rStyle w:val="Hyperlink"/>
@@ -3073,7 +3125,7 @@
         </w:rPr>
         <w:t xml:space="preserve">）。库存缓冲：韩国三星/SK海力士约4–6个月，台积电2个月以上（</w:t>
       </w:r>
-      <w:hyperlink r:id="rId49">
+      <w:hyperlink r:id="rId54">
         <w:r>
           <w:rPr>
             <w:rStyle w:val="Hyperlink"/>
@@ -3121,8 +3173,8 @@
         </w:pict>
       </w:r>
     </w:p>
-    <w:bookmarkEnd w:id="50"/>
-    <w:bookmarkStart w:id="51" w:name="时间结构决定一切缓冲的分层消耗"/>
+    <w:bookmarkEnd w:id="55"/>
+    <w:bookmarkStart w:id="56" w:name="时间结构决定一切缓冲的分层消耗"/>
     <w:p>
       <w:pPr>
         <w:pStyle w:val="Heading3"/>
@@ -3704,8 +3756,8 @@
         </w:pict>
       </w:r>
     </w:p>
-    <w:bookmarkEnd w:id="51"/>
-    <w:bookmarkStart w:id="54" w:name="历史案例的准确解读"/>
+    <w:bookmarkEnd w:id="56"/>
+    <w:bookmarkStart w:id="59" w:name="历史案例的准确解读"/>
     <w:p>
       <w:pPr>
         <w:pStyle w:val="Heading3"/>
@@ -3738,7 +3790,7 @@
         </w:rPr>
         <w:t xml:space="preserve">:超过50%的全球半导体级氖气来自乌克兰,俄罗斯入侵后供应中断(</w:t>
       </w:r>
-      <w:hyperlink r:id="rId52">
+      <w:hyperlink r:id="rId57">
         <w:r>
           <w:rPr>
             <w:rStyle w:val="Hyperlink"/>
@@ -3785,7 +3837,7 @@
         </w:rPr>
         <w:t xml:space="preserve">:三星奥斯汀工厂因电网崩溃被迫停产约2个月,损失约2.68亿美元(</w:t>
       </w:r>
-      <w:hyperlink r:id="rId53">
+      <w:hyperlink r:id="rId58">
         <w:r>
           <w:rPr>
             <w:rStyle w:val="Hyperlink"/>
@@ -3854,8 +3906,8 @@
         </w:pict>
       </w:r>
     </w:p>
-    <w:bookmarkEnd w:id="54"/>
-    <w:bookmarkStart w:id="59" w:name="精确标定哪个说法需要修正"/>
+    <w:bookmarkEnd w:id="59"/>
+    <w:bookmarkStart w:id="64" w:name="精确标定哪个说法需要修正"/>
     <w:p>
       <w:pPr>
         <w:pStyle w:val="Heading3"/>
@@ -3993,7 +4045,7 @@
       <w:r>
         <w:t xml:space="preserve"> Kornbluth(</w:t>
       </w:r>
-      <w:hyperlink r:id="rId55">
+      <w:hyperlink r:id="rId60">
         <w:r>
           <w:rPr>
             <w:rStyle w:val="Hyperlink"/>
@@ -4034,7 +4086,7 @@
         </w:rPr>
         <w:t xml:space="preserve">——尤其是当韩国工厂4–6个月的缓冲在2026年下半年陆续耗尽之后(</w:t>
       </w:r>
-      <w:hyperlink r:id="rId49">
+      <w:hyperlink r:id="rId54">
         <w:r>
           <w:rPr>
             <w:rStyle w:val="Hyperlink"/>
@@ -4127,18 +4179,18 @@
           <wp:inline>
             <wp:extent cx="5334000" cy="2418906"/>
             <wp:effectExtent b="0" l="0" r="0" t="0"/>
-            <wp:docPr descr="图3 半导体冲击是条件性尾部——缓冲的分层消耗时间轴" title="" id="57" name="Picture"/>
+            <wp:docPr descr="图3 半导体冲击是条件性尾部——缓冲的分层消耗时间轴" title="" id="62" name="Picture"/>
             <a:graphic>
               <a:graphicData uri="http://schemas.openxmlformats.org/drawingml/2006/picture">
                 <pic:pic>
                   <pic:nvPicPr>
-                    <pic:cNvPr descr="assets/fig3_semiconductor.png" id="58" name="Picture"/>
+                    <pic:cNvPr descr="assets/fig3_semiconductor.png" id="63" name="Picture"/>
                     <pic:cNvPicPr>
                       <a:picLocks noChangeArrowheads="1" noChangeAspect="1"/>
                     </pic:cNvPicPr>
                   </pic:nvPicPr>
                   <pic:blipFill>
-                    <a:blip r:embed="rId56"/>
+                    <a:blip r:embed="rId61"/>
                     <a:stretch>
                       <a:fillRect/>
                     </a:stretch>
@@ -4192,9 +4244,9 @@
         </w:pict>
       </w:r>
     </w:p>
-    <w:bookmarkEnd w:id="59"/>
-    <w:bookmarkEnd w:id="60"/>
-    <w:bookmarkStart w:id="71" w:name="六专家意见的分歧与本报告的判断"/>
+    <w:bookmarkEnd w:id="64"/>
+    <w:bookmarkEnd w:id="65"/>
+    <w:bookmarkStart w:id="77" w:name="六专家意见的分歧与本报告的判断"/>
     <w:p>
       <w:pPr>
         <w:pStyle w:val="Heading2"/>
@@ -4293,7 +4345,7 @@
         </w:rPr>
         <w:t xml:space="preserve">美元(</w:t>
       </w:r>
-      <w:hyperlink r:id="rId61">
+      <w:hyperlink r:id="rId66">
         <w:r>
           <w:rPr>
             <w:rStyle w:val="Hyperlink"/>
@@ -4372,7 +4424,7 @@
       <w:r>
         <w:t xml:space="preserve">(</w:t>
       </w:r>
-      <w:hyperlink r:id="rId62">
+      <w:hyperlink r:id="rId67">
         <w:r>
           <w:rPr>
             <w:rStyle w:val="Hyperlink"/>
@@ -4506,18 +4558,18 @@
           <wp:inline>
             <wp:extent cx="5334000" cy="2418906"/>
             <wp:effectExtent b="0" l="0" r="0" t="0"/>
-            <wp:docPr descr="图2 油价分歧实为口径不同" title="" id="64" name="Picture"/>
+            <wp:docPr descr="图2 油价分歧实为口径不同" title="" id="69" name="Picture"/>
             <a:graphic>
               <a:graphicData uri="http://schemas.openxmlformats.org/drawingml/2006/picture">
                 <pic:pic>
                   <pic:nvPicPr>
-                    <pic:cNvPr descr="assets/fig2_oilprice.png" id="65" name="Picture"/>
+                    <pic:cNvPr descr="assets/fig2_oilprice.png" id="70" name="Picture"/>
                     <pic:cNvPicPr>
                       <a:picLocks noChangeArrowheads="1" noChangeAspect="1"/>
                     </pic:cNvPicPr>
                   </pic:nvPicPr>
                   <pic:blipFill>
-                    <a:blip r:embed="rId63"/>
+                    <a:blip r:embed="rId68"/>
                     <a:stretch>
                       <a:fillRect/>
                     </a:stretch>
@@ -4630,612 +4682,530 @@
         </w:rPr>
         <w:t xml:space="preserve">万亿美元的顺差微不足道(</w:t>
       </w:r>
+      <w:hyperlink r:id="rId71">
+        <w:r>
+          <w:rPr>
+            <w:rStyle w:val="Hyperlink"/>
+          </w:rPr>
+          <w:t xml:space="preserve">CFR,Setser</w:t>
+        </w:r>
+      </w:hyperlink>
+      <w:r>
+        <w:rPr>
+          <w:rFonts w:hint="eastAsia"/>
+        </w:rPr>
+        <w:t xml:space="preserve">)。美元的根基是亚洲制造业顺差经由中国国有银行和离岸美元市场的循环,而不是石油用什么货币计价。本报告采纳这一判断:伊朗与中国的人民币结算,是一次成功的制裁规避,也在全球南方边缘侵蚀着美元份额,但它把成本压在了中国央行的资产负债表上,触不到美元的核心。沙特出现财政赤字这一事实,本身就是最有力的佐证——</w:t>
+      </w:r>
+      <w:r>
+        <w:rPr>
+          <w:rFonts w:hint="eastAsia"/>
+        </w:rPr>
+        <w:t xml:space="preserve">“石油美元”</w:t>
+      </w:r>
+      <w:r>
+        <w:rPr>
+          <w:rFonts w:hint="eastAsia"/>
+        </w:rPr>
+        <w:t xml:space="preserve">的所谓锚定国,如今是美元的净消费者。</w:t>
+      </w:r>
+    </w:p>
+    <w:p>
+      <w:pPr>
+        <w:pStyle w:val="BodyText"/>
+      </w:pPr>
+      <w:r>
+        <w:rPr>
+          <w:rFonts w:hint="eastAsia"/>
+          <w:b/>
+          <w:bCs/>
+        </w:rPr>
+        <w:t xml:space="preserve">中国是最脆弱还是最有韧性的买家?</w:t>
+      </w:r>
+      <w:r>
+        <w:t xml:space="preserve"> </w:t>
+      </w:r>
+      <w:r>
+        <w:rPr>
+          <w:rFonts w:hint="eastAsia"/>
+        </w:rPr>
+        <w:t xml:space="preserve">答案是:两者同时成立,因为这是两个不同维度的事实。从流量看,中国是暴露最大的——约</w:t>
+      </w:r>
+      <w:r>
+        <w:t xml:space="preserve"> 45–50% </w:t>
+      </w:r>
+      <w:r>
+        <w:rPr>
+          <w:rFonts w:hint="eastAsia"/>
+        </w:rPr>
+        <w:t xml:space="preserve">的石油进口经过海峡。但从缓冲看,中国是韧性最强的,而这份韧性来自多年刻意的布局:</w:t>
+      </w:r>
+      <w:r>
+        <w:t xml:space="preserve"> </w:t>
+      </w:r>
+      <w:r>
+        <w:t xml:space="preserve">- </w:t>
+      </w:r>
+      <w:r>
+        <w:rPr>
+          <w:rFonts w:hint="eastAsia"/>
+        </w:rPr>
+        <w:t xml:space="preserve">绕开所有海上咽喉的</w:t>
+      </w:r>
+      <w:r>
+        <w:rPr>
+          <w:rFonts w:hint="eastAsia"/>
+          <w:b/>
+          <w:bCs/>
+        </w:rPr>
+        <w:t xml:space="preserve">陆上管线</w:t>
+      </w:r>
+      <w:r>
+        <w:rPr>
+          <w:rFonts w:hint="eastAsia"/>
+        </w:rPr>
+        <w:t xml:space="preserve">——俄罗斯的</w:t>
+      </w:r>
+      <w:r>
+        <w:t xml:space="preserve"> ESPO </w:t>
+      </w:r>
+      <w:r>
+        <w:rPr>
+          <w:rFonts w:hint="eastAsia"/>
+        </w:rPr>
+        <w:t xml:space="preserve">管道(中国第一大供应来源,约占进口</w:t>
+      </w:r>
+      <w:r>
+        <w:t xml:space="preserve"> </w:t>
+      </w:r>
+      <w:r>
+        <w:rPr>
+          <w:rFonts w:hint="eastAsia"/>
+        </w:rPr>
+        <w:t xml:space="preserve">20%、超过</w:t>
+      </w:r>
+      <w:r>
+        <w:t xml:space="preserve"> 2 </w:t>
+      </w:r>
+      <w:r>
+        <w:rPr>
+          <w:rFonts w:hint="eastAsia"/>
+        </w:rPr>
+        <w:t xml:space="preserve">百万桶/天)、哈萨克斯坦和缅甸的管线,合计约</w:t>
+      </w:r>
+      <w:r>
+        <w:t xml:space="preserve"> 1.5 </w:t>
+      </w:r>
+      <w:r>
+        <w:rPr>
+          <w:rFonts w:hint="eastAsia"/>
+        </w:rPr>
+        <w:t xml:space="preserve">百万桶/天,2025</w:t>
+      </w:r>
+      <w:r>
+        <w:t xml:space="preserve"> </w:t>
+      </w:r>
+      <w:r>
+        <w:rPr>
+          <w:rFonts w:hint="eastAsia"/>
+        </w:rPr>
+        <w:t xml:space="preserve">年在岸管线占比已达</w:t>
+      </w:r>
+      <w:r>
+        <w:t xml:space="preserve"> 38%(</w:t>
+      </w:r>
+      <w:hyperlink r:id="rId72">
+        <w:r>
+          <w:rPr>
+            <w:rStyle w:val="Hyperlink"/>
+          </w:rPr>
+          <w:t xml:space="preserve">Vortexa</w:t>
+        </w:r>
+      </w:hyperlink>
+      <w:r>
+        <w:t xml:space="preserve">);</w:t>
+      </w:r>
+      <w:r>
+        <w:t xml:space="preserve"> </w:t>
+      </w:r>
+      <w:r>
+        <w:t xml:space="preserve">- </w:t>
+      </w:r>
+      <w:r>
+        <w:rPr>
+          <w:rFonts w:hint="eastAsia"/>
+        </w:rPr>
+        <w:t xml:space="preserve">约</w:t>
+      </w:r>
+      <w:r>
+        <w:t xml:space="preserve"> 13.9 </w:t>
+      </w:r>
+      <w:r>
+        <w:rPr>
+          <w:rFonts w:hint="eastAsia"/>
+        </w:rPr>
+        <w:t xml:space="preserve">亿桶的</w:t>
+      </w:r>
+      <w:r>
+        <w:rPr>
+          <w:rFonts w:hint="eastAsia"/>
+          <w:b/>
+          <w:bCs/>
+        </w:rPr>
+        <w:t xml:space="preserve">战略石油储备</w:t>
+      </w:r>
+      <w:r>
+        <w:rPr>
+          <w:rFonts w:hint="eastAsia"/>
+        </w:rPr>
+        <w:t xml:space="preserve">,约相当于</w:t>
+      </w:r>
+      <w:r>
+        <w:t xml:space="preserve"> 120 </w:t>
+      </w:r>
+      <w:r>
+        <w:rPr>
+          <w:rFonts w:hint="eastAsia"/>
+        </w:rPr>
+        <w:t xml:space="preserve">天的净进口,且其中很大一部分是用打了折扣的受制裁原油(伊朗、俄罗斯、委内瑞拉)便宜囤起来的;</w:t>
+      </w:r>
+      <w:r>
+        <w:t xml:space="preserve"> </w:t>
+      </w:r>
+      <w:r>
+        <w:t xml:space="preserve">- </w:t>
+      </w:r>
+      <w:r>
+        <w:rPr>
+          <w:rFonts w:hint="eastAsia"/>
+        </w:rPr>
+        <w:t xml:space="preserve">以</w:t>
+      </w:r>
+      <w:r>
+        <w:rPr>
+          <w:rFonts w:hint="eastAsia"/>
+          <w:b/>
+          <w:bCs/>
+        </w:rPr>
+        <w:t xml:space="preserve">煤炭为主的电网</w:t>
+      </w:r>
+      <w:r>
+        <w:rPr>
+          <w:rFonts w:hint="eastAsia"/>
+        </w:rPr>
+        <w:t xml:space="preserve">——这意味着油气中断打击的是交通,而非电力,这是中国韧性的结构性底座;</w:t>
+      </w:r>
+      <w:r>
+        <w:t xml:space="preserve"> </w:t>
+      </w:r>
+      <w:r>
+        <w:t xml:space="preserve">- </w:t>
+      </w:r>
+      <w:r>
+        <w:rPr>
+          <w:rFonts w:hint="eastAsia"/>
+        </w:rPr>
+        <w:t xml:space="preserve">作为绝望的受制裁伊朗的边际买家,中国还握有压价的议价权。</w:t>
+      </w:r>
+    </w:p>
+    <w:p>
+      <w:pPr>
+        <w:pStyle w:val="BodyText"/>
+      </w:pPr>
+      <w:r>
+        <w:t xml:space="preserve">OIES </w:t>
+      </w:r>
+      <w:r>
+        <w:rPr>
+          <w:rFonts w:hint="eastAsia"/>
+        </w:rPr>
+        <w:t xml:space="preserve">的中国能源专家</w:t>
+      </w:r>
+      <w:r>
+        <w:t xml:space="preserve"> Michal Meidan </w:t>
+      </w:r>
+      <w:r>
+        <w:rPr>
+          <w:rFonts w:hint="eastAsia"/>
+        </w:rPr>
+        <w:t xml:space="preserve">给出的限定很重要:这份韧性是”昂贵的冗余加上行政管控”换来的,并非免费,而且并不均衡(例如靠缅甸管线供油的云南炼厂,库存只有约一个月)(</w:t>
+      </w:r>
+      <w:hyperlink r:id="rId73">
+        <w:r>
+          <w:rPr>
+            <w:rStyle w:val="Hyperlink"/>
+          </w:rPr>
+          <w:t xml:space="preserve">OIES,Meidan,2026-03</w:t>
+        </w:r>
+      </w:hyperlink>
+      <w:r>
+        <w:rPr>
+          <w:rFonts w:hint="eastAsia"/>
+        </w:rPr>
+        <w:t xml:space="preserve">)。综合判断:</w:t>
+      </w:r>
+      <w:r>
+        <w:rPr>
+          <w:rFonts w:hint="eastAsia"/>
+          <w:b/>
+          <w:bCs/>
+        </w:rPr>
+        <w:t xml:space="preserve">中国是大进口国中对冲最充分的,而不是最脆弱的;真正结构上更糟的是日本(约</w:t>
+      </w:r>
+      <w:r>
+        <w:rPr>
+          <w:b/>
+          <w:bCs/>
+        </w:rPr>
+        <w:t xml:space="preserve"> 90–95% </w:t>
+      </w:r>
+      <w:r>
+        <w:rPr>
+          <w:rFonts w:hint="eastAsia"/>
+          <w:b/>
+          <w:bCs/>
+        </w:rPr>
+        <w:t xml:space="preserve">的原油经海峡)和韩国(约</w:t>
+      </w:r>
+      <w:r>
+        <w:rPr>
+          <w:b/>
+          <w:bCs/>
+        </w:rPr>
+        <w:t xml:space="preserve"> 70%)。</w:t>
+      </w:r>
+    </w:p>
+    <w:p>
+      <w:pPr>
+        <w:pStyle w:val="BodyText"/>
+      </w:pPr>
+      <w:r>
+        <w:rPr>
+          <w:rFonts w:hint="eastAsia"/>
+          <w:b/>
+          <w:bCs/>
+        </w:rPr>
+        <w:t xml:space="preserve">海峡收费是一门可持续的生意吗?</w:t>
+      </w:r>
+      <w:r>
+        <w:t xml:space="preserve"> </w:t>
+      </w:r>
+      <w:r>
+        <w:rPr>
+          <w:rFonts w:hint="eastAsia"/>
+        </w:rPr>
+        <w:t xml:space="preserve">大西洋理事会的报告记录了伊朗对每艘船收取约</w:t>
+      </w:r>
+      <w:r>
+        <w:t xml:space="preserve"> 200 </w:t>
+      </w:r>
+      <w:r>
+        <w:rPr>
+          <w:rFonts w:hint="eastAsia"/>
+        </w:rPr>
+        <w:t xml:space="preserve">万美元”过路费”的做法(</w:t>
+      </w:r>
+      <w:hyperlink r:id="rId74">
+        <w:r>
+          <w:rPr>
+            <w:rStyle w:val="Hyperlink"/>
+          </w:rPr>
+          <w:t xml:space="preserve">Atlantic Council《Tehran’s Toll Booth》</w:t>
+        </w:r>
+      </w:hyperlink>
+      <w:r>
+        <w:rPr>
+          <w:rFonts w:hint="eastAsia"/>
+        </w:rPr>
+        <w:t xml:space="preserve">)。但把这笔费用乘以战前的通行量,得出每年数百亿美元的收入,是一个站不住的推算——因为危机本身已经把通行量压到每天约</w:t>
+      </w:r>
+      <w:r>
+        <w:t xml:space="preserve"> 10 </w:t>
+      </w:r>
+      <w:r>
+        <w:rPr>
+          <w:rFonts w:hint="eastAsia"/>
+        </w:rPr>
+        <w:t xml:space="preserve">艘,而不是上百艘。这里有一个自我限制的逻辑:</w:t>
+      </w:r>
+      <w:r>
+        <w:rPr>
+          <w:rFonts w:hint="eastAsia"/>
+          <w:b/>
+          <w:bCs/>
+        </w:rPr>
+        <w:t xml:space="preserve">收费高到足以当武器,就会压垮产生收入的流量。</w:t>
+      </w:r>
+      <w:r>
+        <w:t xml:space="preserve"> </w:t>
+      </w:r>
+      <w:r>
+        <w:rPr>
+          <w:rFonts w:hint="eastAsia"/>
+        </w:rPr>
+        <w:t xml:space="preserve">作为间歇性的胁迫手段,收费是可持续的;作为石油出口收入的财政替代,它不可持续。</w:t>
+      </w:r>
+    </w:p>
+    <w:p>
+      <w:pPr>
+        <w:pStyle w:val="BodyText"/>
+      </w:pPr>
+      <w:r>
+        <w:rPr>
+          <w:rFonts w:hint="eastAsia"/>
+          <w:b/>
+          <w:bCs/>
+        </w:rPr>
+        <w:t xml:space="preserve">保险是一件武器吗?</w:t>
+      </w:r>
+      <w:r>
+        <w:t xml:space="preserve"> </w:t>
+      </w:r>
+      <w:r>
+        <w:rPr>
+          <w:rFonts w:hint="eastAsia"/>
+        </w:rPr>
+        <w:t xml:space="preserve">有观点认为,伊朗无需真正关闭海峡,只要注入足够的不确定性使保险无法定价,</w:t>
+      </w:r>
+      <w:r>
+        <w:rPr>
+          <w:rFonts w:hint="eastAsia"/>
+        </w:rPr>
+        <w:t xml:space="preserve">“无法投保”</w:t>
+      </w:r>
+      <w:r>
+        <w:rPr>
+          <w:rFonts w:hint="eastAsia"/>
+        </w:rPr>
+        <w:t xml:space="preserve">本身就成了事实上的封锁。但劳合社市场协会(LMA)在开战后一周的调查给出了相反的证据:88%</w:t>
+      </w:r>
+      <w:r>
+        <w:t xml:space="preserve"> </w:t>
+      </w:r>
+      <w:r>
+        <w:rPr>
+          <w:rFonts w:hint="eastAsia"/>
+        </w:rPr>
+        <w:t xml:space="preserve">的战争险承保人维持了承保意愿,船东互保(P&amp;I)责任险不可撤销且仍在伦敦再保。LMA</w:t>
+      </w:r>
+      <w:r>
+        <w:t xml:space="preserve"> </w:t>
+      </w:r>
+      <w:r>
+        <w:rPr>
+          <w:rFonts w:hint="eastAsia"/>
+        </w:rPr>
+        <w:t xml:space="preserve">的结论是——</w:t>
+      </w:r>
+      <w:r>
+        <w:rPr>
+          <w:rFonts w:hint="eastAsia"/>
+          <w:b/>
+          <w:bCs/>
+        </w:rPr>
+        <w:t xml:space="preserve">驱使船只减少通行的是船员安全顾虑,而非保险买不到</w:t>
+      </w:r>
+      <w:r>
+        <w:t xml:space="preserve">(</w:t>
+      </w:r>
+      <w:hyperlink r:id="rId75">
+        <w:r>
+          <w:rPr>
+            <w:rStyle w:val="Hyperlink"/>
+          </w:rPr>
+          <w:t xml:space="preserve">LMA</w:t>
+        </w:r>
+      </w:hyperlink>
+      <w:r>
+        <w:rPr>
+          <w:rFonts w:hint="eastAsia"/>
+        </w:rPr>
+        <w:t xml:space="preserve">)。据此,保险更应被理解为一条</w:t>
+      </w:r>
+      <w:r>
+        <w:rPr>
+          <w:rFonts w:hint="eastAsia"/>
+          <w:b/>
+          <w:bCs/>
+        </w:rPr>
+        <w:t xml:space="preserve">传导介质</w:t>
+      </w:r>
+      <w:r>
+        <w:rPr>
+          <w:rFonts w:hint="eastAsia"/>
+        </w:rPr>
+        <w:t xml:space="preserve">:真正的武器是对船只本身的威胁,保险费率飙升只是这一威胁的症状。</w:t>
+      </w:r>
+    </w:p>
+    <w:p>
+      <w:pPr>
+        <w:pStyle w:val="BodyText"/>
+      </w:pPr>
+      <w:r>
+        <w:rPr>
+          <w:rFonts w:hint="eastAsia"/>
+          <w:b/>
+          <w:bCs/>
+        </w:rPr>
+        <w:t xml:space="preserve">哪些环节能替代,哪些不能?</w:t>
+      </w:r>
+      <w:r>
+        <w:t xml:space="preserve"> </w:t>
+      </w:r>
+      <w:r>
+        <w:rPr>
+          <w:rFonts w:hint="eastAsia"/>
+        </w:rPr>
+        <w:t xml:space="preserve">这个问题在第五节已经分品类逐一说清楚。核心结论是：替代能力因用途而异，不是”能”或”不能”的二元答案——关键变量是</w:t>
+      </w:r>
+      <w:r>
+        <w:rPr>
+          <w:rFonts w:hint="eastAsia"/>
+          <w:b/>
+          <w:bCs/>
+        </w:rPr>
+        <w:t xml:space="preserve">时间</w:t>
+      </w:r>
+      <w:r>
+        <w:rPr>
+          <w:rFonts w:hint="eastAsia"/>
+        </w:rPr>
+        <w:t xml:space="preserve">：台湾的煤电应急方案覆盖约50%的LNG发电缺口（而非全部），且需要2–4周启动；氦气的四种用途中，工艺腔室载气可以替换但认证需2–6个月，EUV净化和晶圆背面冷却短期内无替代路径。化肥是一个特殊情况：全球名义产能（约2.4亿吨，</w:t>
+      </w:r>
+      <w:hyperlink r:id="rId76">
+        <w:r>
+          <w:rPr>
+            <w:rStyle w:val="Hyperlink"/>
+            <w:rFonts w:hint="eastAsia"/>
+          </w:rPr>
+          <w:t xml:space="preserve">IFA国际化肥协会</w:t>
+        </w:r>
+      </w:hyperlink>
+      <w:r>
+        <w:rPr>
+          <w:rFonts w:hint="eastAsia"/>
+        </w:rPr>
+        <w:t xml:space="preserve">）高于需求（约1.85亿吨），存在理论替代余量，但可调用产能被中国出口禁令锁住，供应端弹性实际很有限（</w:t>
+      </w:r>
       <w:hyperlink r:id="rId66">
         <w:r>
           <w:rPr>
             <w:rStyle w:val="Hyperlink"/>
-          </w:rPr>
-          <w:t xml:space="preserve">CFR,Setser</w:t>
+            <w:rFonts w:hint="eastAsia"/>
+          </w:rPr>
+          <w:t xml:space="preserve">世界银行CMO</w:t>
+        </w:r>
+        <w:r>
+          <w:rPr>
+            <w:rStyle w:val="Hyperlink"/>
+          </w:rPr>
+          <w:t xml:space="preserve"> 2026-04-28</w:t>
         </w:r>
       </w:hyperlink>
       <w:r>
         <w:rPr>
           <w:rFonts w:hint="eastAsia"/>
         </w:rPr>
-        <w:t xml:space="preserve">)。美元的根基是亚洲制造业顺差经由中国国有银行和离岸美元市场的循环,而不是石油用什么货币计价。本报告采纳这一判断:伊朗与中国的人民币结算,是一次成功的制裁规避,也在全球南方边缘侵蚀着美元份额,但它把成本压在了中国央行的资产负债表上,触不到美元的核心。沙特出现财政赤字这一事实,本身就是最有力的佐证——</w:t>
-      </w:r>
-      <w:r>
-        <w:rPr>
-          <w:rFonts w:hint="eastAsia"/>
-        </w:rPr>
-        <w:t xml:space="preserve">“石油美元”</w:t>
-      </w:r>
-      <w:r>
-        <w:rPr>
-          <w:rFonts w:hint="eastAsia"/>
-        </w:rPr>
-        <w:t xml:space="preserve">的所谓锚定国,如今是美元的净消费者。</w:t>
-      </w:r>
-    </w:p>
-    <w:p>
-      <w:pPr>
-        <w:pStyle w:val="BodyText"/>
-      </w:pPr>
-      <w:r>
-        <w:rPr>
-          <w:rFonts w:hint="eastAsia"/>
-          <w:b/>
-          <w:bCs/>
-        </w:rPr>
-        <w:t xml:space="preserve">中国是最脆弱还是最有韧性的买家?</w:t>
-      </w:r>
-      <w:r>
-        <w:t xml:space="preserve"> </w:t>
-      </w:r>
-      <w:r>
-        <w:rPr>
-          <w:rFonts w:hint="eastAsia"/>
-        </w:rPr>
-        <w:t xml:space="preserve">答案是:两者同时成立,因为这是两个不同维度的事实。从流量看,中国是暴露最大的——约</w:t>
-      </w:r>
-      <w:r>
-        <w:t xml:space="preserve"> 45–50% </w:t>
-      </w:r>
-      <w:r>
-        <w:rPr>
-          <w:rFonts w:hint="eastAsia"/>
-        </w:rPr>
-        <w:t xml:space="preserve">的石油进口经过海峡。但从缓冲看,中国是韧性最强的,而这份韧性来自多年刻意的布局:</w:t>
-      </w:r>
-      <w:r>
-        <w:t xml:space="preserve"> </w:t>
-      </w:r>
-      <w:r>
-        <w:t xml:space="preserve">- </w:t>
-      </w:r>
-      <w:r>
-        <w:rPr>
-          <w:rFonts w:hint="eastAsia"/>
-        </w:rPr>
-        <w:t xml:space="preserve">绕开所有海上咽喉的</w:t>
-      </w:r>
-      <w:r>
-        <w:rPr>
-          <w:rFonts w:hint="eastAsia"/>
-          <w:b/>
-          <w:bCs/>
-        </w:rPr>
-        <w:t xml:space="preserve">陆上管线</w:t>
-      </w:r>
-      <w:r>
-        <w:rPr>
-          <w:rFonts w:hint="eastAsia"/>
-        </w:rPr>
-        <w:t xml:space="preserve">——俄罗斯的</w:t>
-      </w:r>
-      <w:r>
-        <w:t xml:space="preserve"> ESPO </w:t>
-      </w:r>
-      <w:r>
-        <w:rPr>
-          <w:rFonts w:hint="eastAsia"/>
-        </w:rPr>
-        <w:t xml:space="preserve">管道(中国第一大供应来源,约占进口</w:t>
-      </w:r>
-      <w:r>
-        <w:t xml:space="preserve"> </w:t>
-      </w:r>
-      <w:r>
-        <w:rPr>
-          <w:rFonts w:hint="eastAsia"/>
-        </w:rPr>
-        <w:t xml:space="preserve">20%、超过</w:t>
-      </w:r>
-      <w:r>
-        <w:t xml:space="preserve"> 2 </w:t>
-      </w:r>
-      <w:r>
-        <w:rPr>
-          <w:rFonts w:hint="eastAsia"/>
-        </w:rPr>
-        <w:t xml:space="preserve">百万桶/天)、哈萨克斯坦和缅甸的管线,合计约</w:t>
-      </w:r>
-      <w:r>
-        <w:t xml:space="preserve"> 1.5 </w:t>
-      </w:r>
-      <w:r>
-        <w:rPr>
-          <w:rFonts w:hint="eastAsia"/>
-        </w:rPr>
-        <w:t xml:space="preserve">百万桶/天,2025</w:t>
-      </w:r>
-      <w:r>
-        <w:t xml:space="preserve"> </w:t>
-      </w:r>
-      <w:r>
-        <w:rPr>
-          <w:rFonts w:hint="eastAsia"/>
-        </w:rPr>
-        <w:t xml:space="preserve">年在岸管线占比已达</w:t>
-      </w:r>
-      <w:r>
-        <w:t xml:space="preserve"> 38%(</w:t>
-      </w:r>
-      <w:hyperlink r:id="rId67">
-        <w:r>
-          <w:rPr>
-            <w:rStyle w:val="Hyperlink"/>
-          </w:rPr>
-          <w:t xml:space="preserve">Vortexa</w:t>
-        </w:r>
-      </w:hyperlink>
-      <w:r>
-        <w:t xml:space="preserve">);</w:t>
-      </w:r>
-      <w:r>
-        <w:t xml:space="preserve"> </w:t>
-      </w:r>
-      <w:r>
-        <w:t xml:space="preserve">- </w:t>
-      </w:r>
-      <w:r>
-        <w:rPr>
-          <w:rFonts w:hint="eastAsia"/>
-        </w:rPr>
-        <w:t xml:space="preserve">约</w:t>
-      </w:r>
-      <w:r>
-        <w:t xml:space="preserve"> 13.9 </w:t>
-      </w:r>
-      <w:r>
-        <w:rPr>
-          <w:rFonts w:hint="eastAsia"/>
-        </w:rPr>
-        <w:t xml:space="preserve">亿桶的</w:t>
-      </w:r>
-      <w:r>
-        <w:rPr>
-          <w:rFonts w:hint="eastAsia"/>
-          <w:b/>
-          <w:bCs/>
-        </w:rPr>
-        <w:t xml:space="preserve">战略石油储备</w:t>
-      </w:r>
-      <w:r>
-        <w:rPr>
-          <w:rFonts w:hint="eastAsia"/>
-        </w:rPr>
-        <w:t xml:space="preserve">,约相当于</w:t>
-      </w:r>
-      <w:r>
-        <w:t xml:space="preserve"> 120 </w:t>
-      </w:r>
-      <w:r>
-        <w:rPr>
-          <w:rFonts w:hint="eastAsia"/>
-        </w:rPr>
-        <w:t xml:space="preserve">天的净进口,且其中很大一部分是用打了折扣的受制裁原油(伊朗、俄罗斯、委内瑞拉)便宜囤起来的;</w:t>
-      </w:r>
-      <w:r>
-        <w:t xml:space="preserve"> </w:t>
-      </w:r>
-      <w:r>
-        <w:t xml:space="preserve">- </w:t>
-      </w:r>
-      <w:r>
-        <w:rPr>
-          <w:rFonts w:hint="eastAsia"/>
-        </w:rPr>
-        <w:t xml:space="preserve">以</w:t>
-      </w:r>
-      <w:r>
-        <w:rPr>
-          <w:rFonts w:hint="eastAsia"/>
-          <w:b/>
-          <w:bCs/>
-        </w:rPr>
-        <w:t xml:space="preserve">煤炭为主的电网</w:t>
-      </w:r>
-      <w:r>
-        <w:rPr>
-          <w:rFonts w:hint="eastAsia"/>
-        </w:rPr>
-        <w:t xml:space="preserve">——这意味着油气中断打击的是交通,而非电力,这是中国韧性的结构性底座;</w:t>
-      </w:r>
-      <w:r>
-        <w:t xml:space="preserve"> </w:t>
-      </w:r>
-      <w:r>
-        <w:t xml:space="preserve">- </w:t>
-      </w:r>
-      <w:r>
-        <w:rPr>
-          <w:rFonts w:hint="eastAsia"/>
-        </w:rPr>
-        <w:t xml:space="preserve">作为绝望的受制裁伊朗的边际买家,中国还握有压价的议价权。</w:t>
-      </w:r>
-    </w:p>
-    <w:p>
-      <w:pPr>
-        <w:pStyle w:val="BodyText"/>
-      </w:pPr>
-      <w:r>
-        <w:t xml:space="preserve">OIES </w:t>
-      </w:r>
-      <w:r>
-        <w:rPr>
-          <w:rFonts w:hint="eastAsia"/>
-        </w:rPr>
-        <w:t xml:space="preserve">的中国能源专家</w:t>
-      </w:r>
-      <w:r>
-        <w:t xml:space="preserve"> Michal Meidan </w:t>
-      </w:r>
-      <w:r>
-        <w:rPr>
-          <w:rFonts w:hint="eastAsia"/>
-        </w:rPr>
-        <w:t xml:space="preserve">给出的限定很重要:这份韧性是”昂贵的冗余加上行政管控”换来的,并非免费,而且并不均衡(例如靠缅甸管线供油的云南炼厂,库存只有约一个月)(</w:t>
-      </w:r>
-      <w:hyperlink r:id="rId68">
-        <w:r>
-          <w:rPr>
-            <w:rStyle w:val="Hyperlink"/>
-          </w:rPr>
-          <w:t xml:space="preserve">OIES,Meidan,2026-03</w:t>
-        </w:r>
-      </w:hyperlink>
-      <w:r>
-        <w:rPr>
-          <w:rFonts w:hint="eastAsia"/>
-        </w:rPr>
-        <w:t xml:space="preserve">)。综合判断:</w:t>
-      </w:r>
-      <w:r>
-        <w:rPr>
-          <w:rFonts w:hint="eastAsia"/>
-          <w:b/>
-          <w:bCs/>
-        </w:rPr>
-        <w:t xml:space="preserve">中国是大进口国中对冲最充分的,而不是最脆弱的;真正结构上更糟的是日本(约</w:t>
-      </w:r>
-      <w:r>
-        <w:rPr>
-          <w:b/>
-          <w:bCs/>
-        </w:rPr>
-        <w:t xml:space="preserve"> 90–95% </w:t>
-      </w:r>
-      <w:r>
-        <w:rPr>
-          <w:rFonts w:hint="eastAsia"/>
-          <w:b/>
-          <w:bCs/>
-        </w:rPr>
-        <w:t xml:space="preserve">的原油经海峡)和韩国(约</w:t>
-      </w:r>
-      <w:r>
-        <w:rPr>
-          <w:b/>
-          <w:bCs/>
-        </w:rPr>
-        <w:t xml:space="preserve"> 70%)。</w:t>
-      </w:r>
-    </w:p>
-    <w:p>
-      <w:pPr>
-        <w:pStyle w:val="BodyText"/>
-      </w:pPr>
-      <w:r>
-        <w:rPr>
-          <w:rFonts w:hint="eastAsia"/>
-          <w:b/>
-          <w:bCs/>
-        </w:rPr>
-        <w:t xml:space="preserve">海峡收费是一门可持续的生意吗?</w:t>
-      </w:r>
-      <w:r>
-        <w:t xml:space="preserve"> </w:t>
-      </w:r>
-      <w:r>
-        <w:rPr>
-          <w:rFonts w:hint="eastAsia"/>
-        </w:rPr>
-        <w:t xml:space="preserve">大西洋理事会的报告记录了伊朗对每艘船收取约</w:t>
-      </w:r>
-      <w:r>
-        <w:t xml:space="preserve"> 200 </w:t>
-      </w:r>
-      <w:r>
-        <w:rPr>
-          <w:rFonts w:hint="eastAsia"/>
-        </w:rPr>
-        <w:t xml:space="preserve">万美元”过路费”的做法(</w:t>
-      </w:r>
-      <w:hyperlink r:id="rId69">
-        <w:r>
-          <w:rPr>
-            <w:rStyle w:val="Hyperlink"/>
-          </w:rPr>
-          <w:t xml:space="preserve">Atlantic Council《Tehran’s Toll Booth》</w:t>
-        </w:r>
-      </w:hyperlink>
-      <w:r>
-        <w:rPr>
-          <w:rFonts w:hint="eastAsia"/>
-        </w:rPr>
-        <w:t xml:space="preserve">)。但把这笔费用乘以战前的通行量,得出每年数百亿美元的收入,是一个站不住的推算——因为危机本身已经把通行量压到每天约</w:t>
-      </w:r>
-      <w:r>
-        <w:t xml:space="preserve"> 10 </w:t>
-      </w:r>
-      <w:r>
-        <w:rPr>
-          <w:rFonts w:hint="eastAsia"/>
-        </w:rPr>
-        <w:t xml:space="preserve">艘,而不是上百艘。这里有一个自我限制的逻辑:</w:t>
-      </w:r>
-      <w:r>
-        <w:rPr>
-          <w:rFonts w:hint="eastAsia"/>
-          <w:b/>
-          <w:bCs/>
-        </w:rPr>
-        <w:t xml:space="preserve">收费高到足以当武器,就会压垮产生收入的流量。</w:t>
-      </w:r>
-      <w:r>
-        <w:t xml:space="preserve"> </w:t>
-      </w:r>
-      <w:r>
-        <w:rPr>
-          <w:rFonts w:hint="eastAsia"/>
-        </w:rPr>
-        <w:t xml:space="preserve">作为间歇性的胁迫手段,收费是可持续的;作为石油出口收入的财政替代,它不可持续。</w:t>
-      </w:r>
-    </w:p>
-    <w:p>
-      <w:pPr>
-        <w:pStyle w:val="BodyText"/>
-      </w:pPr>
-      <w:r>
-        <w:rPr>
-          <w:rFonts w:hint="eastAsia"/>
-          <w:b/>
-          <w:bCs/>
-        </w:rPr>
-        <w:t xml:space="preserve">保险是一件武器吗?</w:t>
-      </w:r>
-      <w:r>
-        <w:t xml:space="preserve"> </w:t>
-      </w:r>
-      <w:r>
-        <w:rPr>
-          <w:rFonts w:hint="eastAsia"/>
-        </w:rPr>
-        <w:t xml:space="preserve">有观点认为,伊朗无需真正关闭海峡,只要注入足够的不确定性使保险无法定价,</w:t>
-      </w:r>
-      <w:r>
-        <w:rPr>
-          <w:rFonts w:hint="eastAsia"/>
-        </w:rPr>
-        <w:t xml:space="preserve">“无法投保”</w:t>
-      </w:r>
-      <w:r>
-        <w:rPr>
-          <w:rFonts w:hint="eastAsia"/>
-        </w:rPr>
-        <w:t xml:space="preserve">本身就成了事实上的封锁。但劳合社市场协会(LMA)在开战后一周的调查给出了相反的证据:88%</w:t>
-      </w:r>
-      <w:r>
-        <w:t xml:space="preserve"> </w:t>
-      </w:r>
-      <w:r>
-        <w:rPr>
-          <w:rFonts w:hint="eastAsia"/>
-        </w:rPr>
-        <w:t xml:space="preserve">的战争险承保人维持了承保意愿,船东互保(P&amp;I)责任险不可撤销且仍在伦敦再保。LMA</w:t>
-      </w:r>
-      <w:r>
-        <w:t xml:space="preserve"> </w:t>
-      </w:r>
-      <w:r>
-        <w:rPr>
-          <w:rFonts w:hint="eastAsia"/>
-        </w:rPr>
-        <w:t xml:space="preserve">的结论是——</w:t>
-      </w:r>
-      <w:r>
-        <w:rPr>
-          <w:rFonts w:hint="eastAsia"/>
-          <w:b/>
-          <w:bCs/>
-        </w:rPr>
-        <w:t xml:space="preserve">驱使船只减少通行的是船员安全顾虑,而非保险买不到</w:t>
-      </w:r>
-      <w:r>
-        <w:t xml:space="preserve">(</w:t>
-      </w:r>
-      <w:hyperlink r:id="rId70">
-        <w:r>
-          <w:rPr>
-            <w:rStyle w:val="Hyperlink"/>
-          </w:rPr>
-          <w:t xml:space="preserve">LMA</w:t>
-        </w:r>
-      </w:hyperlink>
-      <w:r>
-        <w:rPr>
-          <w:rFonts w:hint="eastAsia"/>
-        </w:rPr>
-        <w:t xml:space="preserve">)。据此,保险更应被理解为一条</w:t>
-      </w:r>
-      <w:r>
-        <w:rPr>
-          <w:rFonts w:hint="eastAsia"/>
-          <w:b/>
-          <w:bCs/>
-        </w:rPr>
-        <w:t xml:space="preserve">传导介质</w:t>
-      </w:r>
-      <w:r>
-        <w:rPr>
-          <w:rFonts w:hint="eastAsia"/>
-        </w:rPr>
-        <w:t xml:space="preserve">:真正的武器是对船只本身的威胁,保险费率飙升只是这一威胁的症状。</w:t>
-      </w:r>
-    </w:p>
-    <w:p>
-      <w:pPr>
-        <w:pStyle w:val="BodyText"/>
-      </w:pPr>
-      <w:r>
-        <w:rPr>
-          <w:rFonts w:hint="eastAsia"/>
-          <w:b/>
-          <w:bCs/>
-        </w:rPr>
-        <w:t xml:space="preserve">哪些环节能替代,哪些不能?</w:t>
-      </w:r>
-      <w:r>
-        <w:t xml:space="preserve"> </w:t>
-      </w:r>
-      <w:r>
-        <w:rPr>
-          <w:rFonts w:hint="eastAsia"/>
-        </w:rPr>
-        <w:t xml:space="preserve">大致分三档:</w:t>
-      </w:r>
-      <w:r>
-        <w:t xml:space="preserve"> </w:t>
-      </w:r>
-      <w:r>
-        <w:t xml:space="preserve">-</w:t>
-      </w:r>
-      <w:r>
-        <w:t xml:space="preserve"> </w:t>
-      </w:r>
-      <w:r>
-        <w:rPr>
-          <w:rFonts w:hint="eastAsia"/>
-          <w:b/>
-          <w:bCs/>
-        </w:rPr>
-        <w:t xml:space="preserve">无法替代</w:t>
-      </w:r>
-      <w:r>
-        <w:rPr>
-          <w:rFonts w:hint="eastAsia"/>
-        </w:rPr>
-        <w:t xml:space="preserve">:氦气,以及非发电用途的液化天然气分子本身——它们没有替代来源,也没有绕开海峡的航路(但如第五节所述,无法替代不等于无法回收、配给和优先分配)。</w:t>
-      </w:r>
-      <w:r>
-        <w:t xml:space="preserve"> </w:t>
-      </w:r>
-      <w:r>
-        <w:t xml:space="preserve">-</w:t>
-      </w:r>
-      <w:r>
-        <w:t xml:space="preserve"> </w:t>
-      </w:r>
-      <w:r>
-        <w:rPr>
-          <w:rFonts w:hint="eastAsia"/>
-          <w:b/>
-          <w:bCs/>
-        </w:rPr>
-        <w:t xml:space="preserve">可以替代但很慢</w:t>
-      </w:r>
-      <w:r>
-        <w:rPr>
-          <w:rFonts w:hint="eastAsia"/>
-        </w:rPr>
-        <w:t xml:space="preserve">:用于</w:t>
-      </w:r>
-      <w:r>
-        <w:rPr>
-          <w:rFonts w:hint="eastAsia"/>
-          <w:b/>
-          <w:bCs/>
-        </w:rPr>
-        <w:t xml:space="preserve">发电</w:t>
-      </w:r>
-      <w:r>
-        <w:rPr>
-          <w:rFonts w:hint="eastAsia"/>
-        </w:rPr>
-        <w:t xml:space="preserve">的液化天然气可以改烧煤——韩国已取消燃煤电厂</w:t>
-      </w:r>
-      <w:r>
-        <w:t xml:space="preserve"> 80% </w:t>
-      </w:r>
-      <w:r>
-        <w:rPr>
-          <w:rFonts w:hint="eastAsia"/>
-        </w:rPr>
-        <w:t xml:space="preserve">利用率上限、日本提高了燃煤发电率、台湾恢复采购燃煤电力。但这是”慢”的替代:需要解除管制、重启封存产能、承受排放代价。这里有一个必须守住的区分:</w:t>
-      </w:r>
-      <w:r>
-        <w:rPr>
-          <w:rFonts w:hint="eastAsia"/>
-          <w:b/>
-          <w:bCs/>
-        </w:rPr>
-        <w:t xml:space="preserve">“发电可以改烧煤”</w:t>
-      </w:r>
-      <w:r>
-        <w:rPr>
-          <w:rFonts w:hint="eastAsia"/>
-          <w:b/>
-          <w:bCs/>
-        </w:rPr>
-        <w:t xml:space="preserve">绝不等于”液化天然气中断可控”</w:t>
-      </w:r>
-      <w:r>
-        <w:rPr>
-          <w:rFonts w:hint="eastAsia"/>
-        </w:rPr>
-        <w:t xml:space="preserve">——它对发电可控,对石化原料、半导体工艺气和氦气则完全不可能。</w:t>
-      </w:r>
-      <w:r>
-        <w:t xml:space="preserve"> </w:t>
-      </w:r>
-      <w:r>
-        <w:t xml:space="preserve">-</w:t>
-      </w:r>
-      <w:r>
-        <w:t xml:space="preserve"> </w:t>
-      </w:r>
-      <w:r>
-        <w:rPr>
-          <w:rFonts w:hint="eastAsia"/>
-          <w:b/>
-          <w:bCs/>
-        </w:rPr>
-        <w:t xml:space="preserve">名义上可替代,但被政策锁住</w:t>
-      </w:r>
-      <w:r>
-        <w:rPr>
-          <w:rFonts w:hint="eastAsia"/>
-        </w:rPr>
-        <w:t xml:space="preserve">:化肥。全球名义产能(2.4</w:t>
-      </w:r>
-      <w:r>
-        <w:t xml:space="preserve"> </w:t>
-      </w:r>
-      <w:r>
-        <w:rPr>
-          <w:rFonts w:hint="eastAsia"/>
-        </w:rPr>
-        <w:t xml:space="preserve">亿吨)高于需求(1.85</w:t>
-      </w:r>
-      <w:r>
-        <w:t xml:space="preserve"> </w:t>
-      </w:r>
-      <w:r>
-        <w:rPr>
-          <w:rFonts w:hint="eastAsia"/>
-        </w:rPr>
-        <w:t xml:space="preserve">亿吨),但可调用的余量被中国的出口禁令锁住了。</w:t>
+        <w:t xml:space="preserve">）。</w:t>
       </w:r>
     </w:p>
     <w:p>
@@ -5245,8 +5215,8 @@
         </w:pict>
       </w:r>
     </w:p>
-    <w:bookmarkEnd w:id="71"/>
-    <w:bookmarkStart w:id="78" w:name="七几个容易被误判的二阶效应"/>
+    <w:bookmarkEnd w:id="77"/>
+    <w:bookmarkStart w:id="86" w:name="七几个容易被误判的二阶效应"/>
     <w:p>
       <w:pPr>
         <w:pStyle w:val="Heading2"/>
@@ -5360,7 +5330,7 @@
         </w:rPr>
         <w:t xml:space="preserve">公布的月度实际数)(</w:t>
       </w:r>
-      <w:hyperlink r:id="rId72">
+      <w:hyperlink r:id="rId78">
         <w:r>
           <w:rPr>
             <w:rStyle w:val="Hyperlink"/>
@@ -5431,7 +5401,7 @@
       <w:r>
         <w:t xml:space="preserve">(</w:t>
       </w:r>
-      <w:hyperlink r:id="rId73">
+      <w:hyperlink r:id="rId79">
         <w:r>
           <w:rPr>
             <w:rStyle w:val="Hyperlink"/>
@@ -5477,7 +5447,7 @@
         </w:rPr>
         <w:t xml:space="preserve">直接比较了这两股力量,结论是二者大体相互抵消(</w:t>
       </w:r>
-      <w:hyperlink r:id="rId74">
+      <w:hyperlink r:id="rId80">
         <w:r>
           <w:rPr>
             <w:rStyle w:val="Hyperlink"/>
@@ -5553,18 +5523,18 @@
           <wp:inline>
             <wp:extent cx="5334000" cy="2356883"/>
             <wp:effectExtent b="0" l="0" r="0" t="0"/>
-            <wp:docPr descr="图4 伊朗战争补贴俄罗斯被夸大" title="" id="76" name="Picture"/>
+            <wp:docPr descr="图4 伊朗战争补贴俄罗斯被夸大" title="" id="82" name="Picture"/>
             <a:graphic>
               <a:graphicData uri="http://schemas.openxmlformats.org/drawingml/2006/picture">
                 <pic:pic>
                   <pic:nvPicPr>
-                    <pic:cNvPr descr="assets/fig4_russia.png" id="77" name="Picture"/>
+                    <pic:cNvPr descr="assets/fig4_russia.png" id="83" name="Picture"/>
                     <pic:cNvPicPr>
                       <a:picLocks noChangeArrowheads="1" noChangeAspect="1"/>
                     </pic:cNvPicPr>
                   </pic:nvPicPr>
                   <pic:blipFill>
-                    <a:blip r:embed="rId75"/>
+                    <a:blip r:embed="rId81"/>
                     <a:stretch>
                       <a:fillRect/>
                     </a:stretch>
@@ -5644,43 +5614,52 @@
         <w:rPr>
           <w:rFonts w:hint="eastAsia"/>
         </w:rPr>
-        <w:t xml:space="preserve">。到</w:t>
-      </w:r>
-      <w:r>
-        <w:t xml:space="preserve"> 2026 </w:t>
-      </w:r>
-      <w:r>
-        <w:rPr>
-          <w:rFonts w:hint="eastAsia"/>
-        </w:rPr>
-        <w:t xml:space="preserve">年</w:t>
-      </w:r>
-      <w:r>
-        <w:t xml:space="preserve"> 5 </w:t>
-      </w:r>
-      <w:r>
-        <w:rPr>
-          <w:rFonts w:hint="eastAsia"/>
-        </w:rPr>
-        <w:t xml:space="preserve">月,约</w:t>
-      </w:r>
-      <w:r>
-        <w:t xml:space="preserve"> 60–70% </w:t>
-      </w:r>
-      <w:r>
-        <w:rPr>
-          <w:rFonts w:hint="eastAsia"/>
-        </w:rPr>
-        <w:t xml:space="preserve">的亚欧航运已改走好望角,地中海航运公司(MSC)、达飞(CMA</w:t>
-      </w:r>
-      <w:r>
-        <w:t xml:space="preserve"> </w:t>
-      </w:r>
-      <w:r>
-        <w:rPr>
-          <w:rFonts w:hint="eastAsia"/>
-        </w:rPr>
-        <w:t xml:space="preserve">CGM)等主要航运公司已把好望角作为常态化的网络设计,而非应急方案。这一点很重要:两年来世界经济在红海大幅改道的情况下照常运转,这恰恰是反对”灾难论”极端情景的直接证据——市场对部分咽喉关闭的适应能力,比悲观预期要强。</w:t>
+        <w:t xml:space="preserve">。到2026年5月，约60–70%的亚欧航运已改走好望角（</w:t>
+      </w:r>
+      <w:hyperlink r:id="rId84">
+        <w:r>
+          <w:rPr>
+            <w:rStyle w:val="Hyperlink"/>
+            <w:rFonts w:hint="eastAsia"/>
+          </w:rPr>
+          <w:t xml:space="preserve">UNCTAD红海航运影响追踪，2026-05</w:t>
+        </w:r>
+      </w:hyperlink>
+      <w:r>
+        <w:rPr>
+          <w:rFonts w:hint="eastAsia"/>
+        </w:rPr>
+        <w:t xml:space="preserve">；</w:t>
+      </w:r>
+      <w:hyperlink r:id="rId85">
+        <w:r>
+          <w:rPr>
+            <w:rStyle w:val="Hyperlink"/>
+          </w:rPr>
+          <w:t xml:space="preserve">Lloyd’s </w:t>
+        </w:r>
+        <w:r>
+          <w:rPr>
+            <w:rStyle w:val="Hyperlink"/>
+            <w:rFonts w:hint="eastAsia"/>
+          </w:rPr>
+          <w:t xml:space="preserve">List，2026-04</w:t>
+        </w:r>
+      </w:hyperlink>
+      <w:r>
+        <w:rPr>
+          <w:rFonts w:hint="eastAsia"/>
+        </w:rPr>
+        <w:t xml:space="preserve">），地中海航运公司（MSC）、达飞（CMA</w:t>
+      </w:r>
+      <w:r>
+        <w:t xml:space="preserve"> </w:t>
+      </w:r>
+      <w:r>
+        <w:rPr>
+          <w:rFonts w:hint="eastAsia"/>
+        </w:rPr>
+        <w:t xml:space="preserve">CGM）等主要航运公司已把好望角作为常态化的网络设计，而非应急方案。这一点很重要:两年来世界经济在红海大幅改道的情况下照常运转,这恰恰是反对”灾难论”极端情景的直接证据——市场对部分咽喉关闭的适应能力,比悲观预期要强。</w:t>
       </w:r>
     </w:p>
     <w:p>
@@ -5690,8 +5669,8 @@
         </w:pict>
       </w:r>
     </w:p>
-    <w:bookmarkEnd w:id="78"/>
-    <w:bookmarkStart w:id="79" w:name="八时间维度"/>
+    <w:bookmarkEnd w:id="86"/>
+    <w:bookmarkStart w:id="87" w:name="八时间维度"/>
     <w:p>
       <w:pPr>
         <w:pStyle w:val="Heading2"/>
@@ -5826,8 +5805,8 @@
         </w:pict>
       </w:r>
     </w:p>
-    <w:bookmarkEnd w:id="79"/>
-    <w:bookmarkStart w:id="80" w:name="九本报告判断可能错在哪"/>
+    <w:bookmarkEnd w:id="87"/>
+    <w:bookmarkStart w:id="88" w:name="九本报告判断可能错在哪"/>
     <w:p>
       <w:pPr>
         <w:pStyle w:val="Heading2"/>
@@ -5958,8 +5937,8 @@
         </w:pict>
       </w:r>
     </w:p>
-    <w:bookmarkEnd w:id="80"/>
-    <w:bookmarkStart w:id="81" w:name="结论"/>
+    <w:bookmarkEnd w:id="88"/>
+    <w:bookmarkStart w:id="89" w:name="结论"/>
     <w:p>
       <w:pPr>
         <w:pStyle w:val="Heading2"/>
@@ -6066,8 +6045,8 @@
         </w:pict>
       </w:r>
     </w:p>
-    <w:bookmarkEnd w:id="81"/>
-    <w:bookmarkStart w:id="92" w:name="主要信源与分析师"/>
+    <w:bookmarkEnd w:id="89"/>
+    <w:bookmarkStart w:id="100" w:name="主要信源与分析师"/>
     <w:p>
       <w:pPr>
         <w:pStyle w:val="Heading2"/>
@@ -6083,7 +6062,7 @@
       <w:pPr>
         <w:pStyle w:val="FirstParagraph"/>
       </w:pPr>
-      <w:hyperlink r:id="rId82">
+      <w:hyperlink r:id="rId90">
         <w:r>
           <w:rPr>
             <w:rStyle w:val="Hyperlink"/>
@@ -6098,7 +6077,7 @@
       <w:r>
         <w:t xml:space="preserve"> </w:t>
       </w:r>
-      <w:hyperlink r:id="rId83">
+      <w:hyperlink r:id="rId91">
         <w:r>
           <w:rPr>
             <w:rStyle w:val="Hyperlink"/>
@@ -6113,7 +6092,7 @@
       <w:r>
         <w:t xml:space="preserve"> </w:t>
       </w:r>
-      <w:hyperlink r:id="rId84">
+      <w:hyperlink r:id="rId92">
         <w:r>
           <w:rPr>
             <w:rStyle w:val="Hyperlink"/>
@@ -6128,7 +6107,7 @@
       <w:r>
         <w:t xml:space="preserve"> </w:t>
       </w:r>
-      <w:hyperlink r:id="rId85">
+      <w:hyperlink r:id="rId93">
         <w:r>
           <w:rPr>
             <w:rStyle w:val="Hyperlink"/>
@@ -6143,7 +6122,7 @@
       <w:r>
         <w:t xml:space="preserve"> </w:t>
       </w:r>
-      <w:hyperlink r:id="rId86">
+      <w:hyperlink r:id="rId94">
         <w:r>
           <w:rPr>
             <w:rStyle w:val="Hyperlink"/>
@@ -6158,7 +6137,7 @@
       <w:r>
         <w:t xml:space="preserve"> </w:t>
       </w:r>
-      <w:hyperlink r:id="rId87">
+      <w:hyperlink r:id="rId95">
         <w:r>
           <w:rPr>
             <w:rStyle w:val="Hyperlink"/>
@@ -6173,7 +6152,7 @@
       <w:r>
         <w:t xml:space="preserve"> </w:t>
       </w:r>
-      <w:hyperlink r:id="rId88">
+      <w:hyperlink r:id="rId96">
         <w:r>
           <w:rPr>
             <w:rStyle w:val="Hyperlink"/>
@@ -6194,7 +6173,7 @@
       <w:r>
         <w:t xml:space="preserve"> </w:t>
       </w:r>
-      <w:hyperlink r:id="rId89">
+      <w:hyperlink r:id="rId97">
         <w:r>
           <w:rPr>
             <w:rStyle w:val="Hyperlink"/>
@@ -6209,7 +6188,7 @@
       <w:r>
         <w:t xml:space="preserve"> </w:t>
       </w:r>
-      <w:hyperlink r:id="rId37">
+      <w:hyperlink r:id="rId42">
         <w:r>
           <w:rPr>
             <w:rStyle w:val="Hyperlink"/>
@@ -6230,7 +6209,7 @@
       <w:r>
         <w:t xml:space="preserve"> </w:t>
       </w:r>
-      <w:hyperlink r:id="rId61">
+      <w:hyperlink r:id="rId66">
         <w:r>
           <w:rPr>
             <w:rStyle w:val="Hyperlink"/>
@@ -6245,7 +6224,7 @@
       <w:r>
         <w:t xml:space="preserve"> </w:t>
       </w:r>
-      <w:hyperlink r:id="rId62">
+      <w:hyperlink r:id="rId67">
         <w:r>
           <w:rPr>
             <w:rStyle w:val="Hyperlink"/>
@@ -6260,7 +6239,7 @@
       <w:r>
         <w:t xml:space="preserve"> </w:t>
       </w:r>
-      <w:hyperlink r:id="rId90">
+      <w:hyperlink r:id="rId98">
         <w:r>
           <w:rPr>
             <w:rStyle w:val="Hyperlink"/>
@@ -6278,7 +6257,7 @@
       <w:r>
         <w:t xml:space="preserve"> </w:t>
       </w:r>
-      <w:hyperlink r:id="rId91">
+      <w:hyperlink r:id="rId99">
         <w:r>
           <w:rPr>
             <w:rStyle w:val="Hyperlink"/>
@@ -6296,7 +6275,7 @@
       <w:r>
         <w:t xml:space="preserve"> </w:t>
       </w:r>
-      <w:hyperlink r:id="rId67">
+      <w:hyperlink r:id="rId72">
         <w:r>
           <w:rPr>
             <w:rStyle w:val="Hyperlink"/>
@@ -6313,7 +6292,7 @@
       <w:r>
         <w:t xml:space="preserve"> </w:t>
       </w:r>
-      <w:hyperlink r:id="rId72">
+      <w:hyperlink r:id="rId78">
         <w:r>
           <w:rPr>
             <w:rStyle w:val="Hyperlink"/>
@@ -6331,7 +6310,7 @@
       <w:r>
         <w:t xml:space="preserve"> </w:t>
       </w:r>
-      <w:hyperlink r:id="rId69">
+      <w:hyperlink r:id="rId74">
         <w:r>
           <w:rPr>
             <w:rStyle w:val="Hyperlink"/>
@@ -6366,8 +6345,8 @@
         <w:t xml:space="preserve">本报告为概率与机制分析,非确定性预测。所有图表底层数据经独立核查,口径与区间已在图注标明。</w:t>
       </w:r>
     </w:p>
-    <w:bookmarkEnd w:id="92"/>
-    <w:bookmarkEnd w:id="93"/>
+    <w:bookmarkEnd w:id="100"/>
+    <w:bookmarkEnd w:id="101"/>
     <w:sectPr>
       <w:footnotePr>
         <w:numRestart w:val="eachSect"/>
